--- a/tutorial/Tutorial.docx
+++ b/tutorial/Tutorial.docx
@@ -109,6 +109,21 @@
     </w:p>
     <w:p>
       <w:pPr>
+        <w:spacing w:after="1200"/>
+      </w:pPr>
+    </w:p>
+    <w:p>
+      <w:pPr>
+        <w:spacing w:after="1200"/>
+      </w:pPr>
+    </w:p>
+    <w:p>
+      <w:pPr>
+        <w:spacing w:after="1200"/>
+      </w:pPr>
+    </w:p>
+    <w:p>
+      <w:pPr>
         <w:spacing w:after="60"/>
         <w:jc w:val="center"/>
       </w:pPr>
@@ -140,15 +155,7 @@
           <w:sz w:val="20"/>
           <w:szCs w:val="20"/>
         </w:rPr>
-        <w:t>March</w:t>
-      </w:r>
-      <w:r>
-        <w:rPr>
-          <w:color w:val="5D6D7E"/>
-          <w:sz w:val="20"/>
-          <w:szCs w:val="20"/>
-        </w:rPr>
-        <w:t xml:space="preserve"> 2026</w:t>
+        <w:t>March 2026</w:t>
       </w:r>
     </w:p>
     <w:p>
@@ -180,11 +187,6 @@
     </w:p>
     <w:p>
       <w:pPr>
-        <w:spacing w:after="60"/>
-      </w:pPr>
-    </w:p>
-    <w:p>
-      <w:pPr>
         <w:pStyle w:val="Heading2"/>
       </w:pPr>
       <w:r>
@@ -195,11 +197,6 @@
         <w:t>at a Glance</w:t>
       </w:r>
       <w:proofErr w:type="gramEnd"/>
-    </w:p>
-    <w:p>
-      <w:pPr>
-        <w:spacing w:after="40"/>
-      </w:pPr>
     </w:p>
     <w:tbl>
       <w:tblPr>
@@ -219,20 +216,14 @@
         <w:tblLook w:val="04A0" w:firstRow="1" w:lastRow="0" w:firstColumn="1" w:lastColumn="0" w:noHBand="0" w:noVBand="1"/>
       </w:tblPr>
       <w:tblGrid>
-        <w:gridCol w:w="3240"/>
-        <w:gridCol w:w="3240"/>
-        <w:gridCol w:w="3240"/>
+        <w:gridCol w:w="2834"/>
+        <w:gridCol w:w="2410"/>
+        <w:gridCol w:w="4476"/>
       </w:tblGrid>
       <w:tr>
-        <w:tblPrEx>
-          <w:tblCellMar>
-            <w:top w:w="0" w:type="dxa"/>
-            <w:bottom w:w="0" w:type="dxa"/>
-          </w:tblCellMar>
-        </w:tblPrEx>
-        <w:tc>
-          <w:tcPr>
-            <w:tcW w:w="3240" w:type="dxa"/>
+        <w:tc>
+          <w:tcPr>
+            <w:tcW w:w="2834" w:type="dxa"/>
             <w:tcBorders>
               <w:top w:val="single" w:sz="1" w:space="0" w:color="D5D8DC"/>
               <w:left w:val="single" w:sz="1" w:space="0" w:color="D5D8DC"/>
@@ -262,7 +253,7 @@
         </w:tc>
         <w:tc>
           <w:tcPr>
-            <w:tcW w:w="3240" w:type="dxa"/>
+            <w:tcW w:w="2410" w:type="dxa"/>
             <w:tcBorders>
               <w:top w:val="single" w:sz="1" w:space="0" w:color="D5D8DC"/>
               <w:left w:val="single" w:sz="1" w:space="0" w:color="D5D8DC"/>
@@ -292,7 +283,7 @@
         </w:tc>
         <w:tc>
           <w:tcPr>
-            <w:tcW w:w="3240" w:type="dxa"/>
+            <w:tcW w:w="4476" w:type="dxa"/>
             <w:tcBorders>
               <w:top w:val="single" w:sz="1" w:space="0" w:color="D5D8DC"/>
               <w:left w:val="single" w:sz="1" w:space="0" w:color="D5D8DC"/>
@@ -322,15 +313,12 @@
         </w:tc>
       </w:tr>
       <w:tr>
-        <w:tblPrEx>
-          <w:tblCellMar>
-            <w:top w:w="0" w:type="dxa"/>
-            <w:bottom w:w="0" w:type="dxa"/>
-          </w:tblCellMar>
-        </w:tblPrEx>
-        <w:tc>
-          <w:tcPr>
-            <w:tcW w:w="3240" w:type="dxa"/>
+        <w:trPr>
+          <w:trHeight w:val="227"/>
+        </w:trPr>
+        <w:tc>
+          <w:tcPr>
+            <w:tcW w:w="2834" w:type="dxa"/>
             <w:tcBorders>
               <w:top w:val="single" w:sz="1" w:space="0" w:color="D5D8DC"/>
               <w:left w:val="single" w:sz="1" w:space="0" w:color="D5D8DC"/>
@@ -344,10 +332,19 @@
               <w:bottom w:w="60" w:type="dxa"/>
               <w:right w:w="100" w:type="dxa"/>
             </w:tcMar>
-          </w:tcPr>
-          <w:p>
-            <w:r>
-              <w:rPr>
+            <w:vAlign w:val="center"/>
+          </w:tcPr>
+          <w:p>
+            <w:pPr>
+              <w:rPr>
+                <w:b/>
+                <w:bCs/>
+              </w:rPr>
+            </w:pPr>
+            <w:r>
+              <w:rPr>
+                <w:b/>
+                <w:bCs/>
                 <w:sz w:val="19"/>
                 <w:szCs w:val="19"/>
               </w:rPr>
@@ -357,7 +354,7 @@
         </w:tc>
         <w:tc>
           <w:tcPr>
-            <w:tcW w:w="3240" w:type="dxa"/>
+            <w:tcW w:w="2410" w:type="dxa"/>
             <w:tcBorders>
               <w:top w:val="single" w:sz="1" w:space="0" w:color="D5D8DC"/>
               <w:left w:val="single" w:sz="1" w:space="0" w:color="D5D8DC"/>
@@ -371,6 +368,7 @@
               <w:bottom w:w="60" w:type="dxa"/>
               <w:right w:w="100" w:type="dxa"/>
             </w:tcMar>
+            <w:vAlign w:val="center"/>
           </w:tcPr>
           <w:p>
             <w:r>
@@ -384,7 +382,7 @@
         </w:tc>
         <w:tc>
           <w:tcPr>
-            <w:tcW w:w="3240" w:type="dxa"/>
+            <w:tcW w:w="4476" w:type="dxa"/>
             <w:tcBorders>
               <w:top w:val="single" w:sz="1" w:space="0" w:color="D5D8DC"/>
               <w:left w:val="single" w:sz="1" w:space="0" w:color="D5D8DC"/>
@@ -398,6 +396,7 @@
               <w:bottom w:w="60" w:type="dxa"/>
               <w:right w:w="100" w:type="dxa"/>
             </w:tcMar>
+            <w:vAlign w:val="center"/>
           </w:tcPr>
           <w:p>
             <w:r>
@@ -411,15 +410,12 @@
         </w:tc>
       </w:tr>
       <w:tr>
-        <w:tblPrEx>
-          <w:tblCellMar>
-            <w:top w:w="0" w:type="dxa"/>
-            <w:bottom w:w="0" w:type="dxa"/>
-          </w:tblCellMar>
-        </w:tblPrEx>
-        <w:tc>
-          <w:tcPr>
-            <w:tcW w:w="3240" w:type="dxa"/>
+        <w:trPr>
+          <w:trHeight w:val="227"/>
+        </w:trPr>
+        <w:tc>
+          <w:tcPr>
+            <w:tcW w:w="2834" w:type="dxa"/>
             <w:tcBorders>
               <w:top w:val="single" w:sz="1" w:space="0" w:color="D5D8DC"/>
               <w:left w:val="single" w:sz="1" w:space="0" w:color="D5D8DC"/>
@@ -433,10 +429,19 @@
               <w:bottom w:w="60" w:type="dxa"/>
               <w:right w:w="100" w:type="dxa"/>
             </w:tcMar>
-          </w:tcPr>
-          <w:p>
-            <w:r>
-              <w:rPr>
+            <w:vAlign w:val="center"/>
+          </w:tcPr>
+          <w:p>
+            <w:pPr>
+              <w:rPr>
+                <w:b/>
+                <w:bCs/>
+              </w:rPr>
+            </w:pPr>
+            <w:r>
+              <w:rPr>
+                <w:b/>
+                <w:bCs/>
                 <w:sz w:val="19"/>
                 <w:szCs w:val="19"/>
               </w:rPr>
@@ -446,7 +451,7 @@
         </w:tc>
         <w:tc>
           <w:tcPr>
-            <w:tcW w:w="3240" w:type="dxa"/>
+            <w:tcW w:w="2410" w:type="dxa"/>
             <w:tcBorders>
               <w:top w:val="single" w:sz="1" w:space="0" w:color="D5D8DC"/>
               <w:left w:val="single" w:sz="1" w:space="0" w:color="D5D8DC"/>
@@ -460,6 +465,7 @@
               <w:bottom w:w="60" w:type="dxa"/>
               <w:right w:w="100" w:type="dxa"/>
             </w:tcMar>
+            <w:vAlign w:val="center"/>
           </w:tcPr>
           <w:p>
             <w:r>
@@ -473,7 +479,7 @@
         </w:tc>
         <w:tc>
           <w:tcPr>
-            <w:tcW w:w="3240" w:type="dxa"/>
+            <w:tcW w:w="4476" w:type="dxa"/>
             <w:tcBorders>
               <w:top w:val="single" w:sz="1" w:space="0" w:color="D5D8DC"/>
               <w:left w:val="single" w:sz="1" w:space="0" w:color="D5D8DC"/>
@@ -487,6 +493,7 @@
               <w:bottom w:w="60" w:type="dxa"/>
               <w:right w:w="100" w:type="dxa"/>
             </w:tcMar>
+            <w:vAlign w:val="center"/>
           </w:tcPr>
           <w:p>
             <w:r>
@@ -500,15 +507,12 @@
         </w:tc>
       </w:tr>
       <w:tr>
-        <w:tblPrEx>
-          <w:tblCellMar>
-            <w:top w:w="0" w:type="dxa"/>
-            <w:bottom w:w="0" w:type="dxa"/>
-          </w:tblCellMar>
-        </w:tblPrEx>
-        <w:tc>
-          <w:tcPr>
-            <w:tcW w:w="3240" w:type="dxa"/>
+        <w:trPr>
+          <w:trHeight w:val="227"/>
+        </w:trPr>
+        <w:tc>
+          <w:tcPr>
+            <w:tcW w:w="2834" w:type="dxa"/>
             <w:tcBorders>
               <w:top w:val="single" w:sz="1" w:space="0" w:color="D5D8DC"/>
               <w:left w:val="single" w:sz="1" w:space="0" w:color="D5D8DC"/>
@@ -522,10 +526,19 @@
               <w:bottom w:w="60" w:type="dxa"/>
               <w:right w:w="100" w:type="dxa"/>
             </w:tcMar>
-          </w:tcPr>
-          <w:p>
-            <w:r>
-              <w:rPr>
+            <w:vAlign w:val="center"/>
+          </w:tcPr>
+          <w:p>
+            <w:pPr>
+              <w:rPr>
+                <w:b/>
+                <w:bCs/>
+              </w:rPr>
+            </w:pPr>
+            <w:r>
+              <w:rPr>
+                <w:b/>
+                <w:bCs/>
                 <w:sz w:val="19"/>
                 <w:szCs w:val="19"/>
               </w:rPr>
@@ -535,7 +548,7 @@
         </w:tc>
         <w:tc>
           <w:tcPr>
-            <w:tcW w:w="3240" w:type="dxa"/>
+            <w:tcW w:w="2410" w:type="dxa"/>
             <w:tcBorders>
               <w:top w:val="single" w:sz="1" w:space="0" w:color="D5D8DC"/>
               <w:left w:val="single" w:sz="1" w:space="0" w:color="D5D8DC"/>
@@ -549,6 +562,7 @@
               <w:bottom w:w="60" w:type="dxa"/>
               <w:right w:w="100" w:type="dxa"/>
             </w:tcMar>
+            <w:vAlign w:val="center"/>
           </w:tcPr>
           <w:p>
             <w:r>
@@ -562,7 +576,7 @@
         </w:tc>
         <w:tc>
           <w:tcPr>
-            <w:tcW w:w="3240" w:type="dxa"/>
+            <w:tcW w:w="4476" w:type="dxa"/>
             <w:tcBorders>
               <w:top w:val="single" w:sz="1" w:space="0" w:color="D5D8DC"/>
               <w:left w:val="single" w:sz="1" w:space="0" w:color="D5D8DC"/>
@@ -576,6 +590,7 @@
               <w:bottom w:w="60" w:type="dxa"/>
               <w:right w:w="100" w:type="dxa"/>
             </w:tcMar>
+            <w:vAlign w:val="center"/>
           </w:tcPr>
           <w:p>
             <w:r>
@@ -589,15 +604,12 @@
         </w:tc>
       </w:tr>
       <w:tr>
-        <w:tblPrEx>
-          <w:tblCellMar>
-            <w:top w:w="0" w:type="dxa"/>
-            <w:bottom w:w="0" w:type="dxa"/>
-          </w:tblCellMar>
-        </w:tblPrEx>
-        <w:tc>
-          <w:tcPr>
-            <w:tcW w:w="3240" w:type="dxa"/>
+        <w:trPr>
+          <w:trHeight w:val="227"/>
+        </w:trPr>
+        <w:tc>
+          <w:tcPr>
+            <w:tcW w:w="2834" w:type="dxa"/>
             <w:tcBorders>
               <w:top w:val="single" w:sz="1" w:space="0" w:color="D5D8DC"/>
               <w:left w:val="single" w:sz="1" w:space="0" w:color="D5D8DC"/>
@@ -611,10 +623,19 @@
               <w:bottom w:w="60" w:type="dxa"/>
               <w:right w:w="100" w:type="dxa"/>
             </w:tcMar>
-          </w:tcPr>
-          <w:p>
-            <w:r>
-              <w:rPr>
+            <w:vAlign w:val="center"/>
+          </w:tcPr>
+          <w:p>
+            <w:pPr>
+              <w:rPr>
+                <w:b/>
+                <w:bCs/>
+              </w:rPr>
+            </w:pPr>
+            <w:r>
+              <w:rPr>
+                <w:b/>
+                <w:bCs/>
                 <w:sz w:val="19"/>
                 <w:szCs w:val="19"/>
               </w:rPr>
@@ -624,7 +645,7 @@
         </w:tc>
         <w:tc>
           <w:tcPr>
-            <w:tcW w:w="3240" w:type="dxa"/>
+            <w:tcW w:w="2410" w:type="dxa"/>
             <w:tcBorders>
               <w:top w:val="single" w:sz="1" w:space="0" w:color="D5D8DC"/>
               <w:left w:val="single" w:sz="1" w:space="0" w:color="D5D8DC"/>
@@ -638,6 +659,7 @@
               <w:bottom w:w="60" w:type="dxa"/>
               <w:right w:w="100" w:type="dxa"/>
             </w:tcMar>
+            <w:vAlign w:val="center"/>
           </w:tcPr>
           <w:p>
             <w:r>
@@ -651,7 +673,7 @@
         </w:tc>
         <w:tc>
           <w:tcPr>
-            <w:tcW w:w="3240" w:type="dxa"/>
+            <w:tcW w:w="4476" w:type="dxa"/>
             <w:tcBorders>
               <w:top w:val="single" w:sz="1" w:space="0" w:color="D5D8DC"/>
               <w:left w:val="single" w:sz="1" w:space="0" w:color="D5D8DC"/>
@@ -665,6 +687,7 @@
               <w:bottom w:w="60" w:type="dxa"/>
               <w:right w:w="100" w:type="dxa"/>
             </w:tcMar>
+            <w:vAlign w:val="center"/>
           </w:tcPr>
           <w:p>
             <w:r>
@@ -678,15 +701,12 @@
         </w:tc>
       </w:tr>
       <w:tr>
-        <w:tblPrEx>
-          <w:tblCellMar>
-            <w:top w:w="0" w:type="dxa"/>
-            <w:bottom w:w="0" w:type="dxa"/>
-          </w:tblCellMar>
-        </w:tblPrEx>
-        <w:tc>
-          <w:tcPr>
-            <w:tcW w:w="3240" w:type="dxa"/>
+        <w:trPr>
+          <w:trHeight w:val="227"/>
+        </w:trPr>
+        <w:tc>
+          <w:tcPr>
+            <w:tcW w:w="2834" w:type="dxa"/>
             <w:tcBorders>
               <w:top w:val="single" w:sz="1" w:space="0" w:color="D5D8DC"/>
               <w:left w:val="single" w:sz="1" w:space="0" w:color="D5D8DC"/>
@@ -700,10 +720,19 @@
               <w:bottom w:w="60" w:type="dxa"/>
               <w:right w:w="100" w:type="dxa"/>
             </w:tcMar>
-          </w:tcPr>
-          <w:p>
-            <w:r>
-              <w:rPr>
+            <w:vAlign w:val="center"/>
+          </w:tcPr>
+          <w:p>
+            <w:pPr>
+              <w:rPr>
+                <w:b/>
+                <w:bCs/>
+              </w:rPr>
+            </w:pPr>
+            <w:r>
+              <w:rPr>
+                <w:b/>
+                <w:bCs/>
                 <w:sz w:val="19"/>
                 <w:szCs w:val="19"/>
               </w:rPr>
@@ -713,7 +742,7 @@
         </w:tc>
         <w:tc>
           <w:tcPr>
-            <w:tcW w:w="3240" w:type="dxa"/>
+            <w:tcW w:w="2410" w:type="dxa"/>
             <w:tcBorders>
               <w:top w:val="single" w:sz="1" w:space="0" w:color="D5D8DC"/>
               <w:left w:val="single" w:sz="1" w:space="0" w:color="D5D8DC"/>
@@ -727,6 +756,7 @@
               <w:bottom w:w="60" w:type="dxa"/>
               <w:right w:w="100" w:type="dxa"/>
             </w:tcMar>
+            <w:vAlign w:val="center"/>
           </w:tcPr>
           <w:p>
             <w:r>
@@ -740,7 +770,7 @@
         </w:tc>
         <w:tc>
           <w:tcPr>
-            <w:tcW w:w="3240" w:type="dxa"/>
+            <w:tcW w:w="4476" w:type="dxa"/>
             <w:tcBorders>
               <w:top w:val="single" w:sz="1" w:space="0" w:color="D5D8DC"/>
               <w:left w:val="single" w:sz="1" w:space="0" w:color="D5D8DC"/>
@@ -754,6 +784,7 @@
               <w:bottom w:w="60" w:type="dxa"/>
               <w:right w:w="100" w:type="dxa"/>
             </w:tcMar>
+            <w:vAlign w:val="center"/>
           </w:tcPr>
           <w:p>
             <w:r>
@@ -767,15 +798,12 @@
         </w:tc>
       </w:tr>
       <w:tr>
-        <w:tblPrEx>
-          <w:tblCellMar>
-            <w:top w:w="0" w:type="dxa"/>
-            <w:bottom w:w="0" w:type="dxa"/>
-          </w:tblCellMar>
-        </w:tblPrEx>
-        <w:tc>
-          <w:tcPr>
-            <w:tcW w:w="3240" w:type="dxa"/>
+        <w:trPr>
+          <w:trHeight w:val="227"/>
+        </w:trPr>
+        <w:tc>
+          <w:tcPr>
+            <w:tcW w:w="2834" w:type="dxa"/>
             <w:tcBorders>
               <w:top w:val="single" w:sz="1" w:space="0" w:color="D5D8DC"/>
               <w:left w:val="single" w:sz="1" w:space="0" w:color="D5D8DC"/>
@@ -789,10 +817,19 @@
               <w:bottom w:w="60" w:type="dxa"/>
               <w:right w:w="100" w:type="dxa"/>
             </w:tcMar>
-          </w:tcPr>
-          <w:p>
-            <w:r>
-              <w:rPr>
+            <w:vAlign w:val="center"/>
+          </w:tcPr>
+          <w:p>
+            <w:pPr>
+              <w:rPr>
+                <w:b/>
+                <w:bCs/>
+              </w:rPr>
+            </w:pPr>
+            <w:r>
+              <w:rPr>
+                <w:b/>
+                <w:bCs/>
                 <w:sz w:val="19"/>
                 <w:szCs w:val="19"/>
               </w:rPr>
@@ -802,7 +839,7 @@
         </w:tc>
         <w:tc>
           <w:tcPr>
-            <w:tcW w:w="3240" w:type="dxa"/>
+            <w:tcW w:w="2410" w:type="dxa"/>
             <w:tcBorders>
               <w:top w:val="single" w:sz="1" w:space="0" w:color="D5D8DC"/>
               <w:left w:val="single" w:sz="1" w:space="0" w:color="D5D8DC"/>
@@ -816,6 +853,7 @@
               <w:bottom w:w="60" w:type="dxa"/>
               <w:right w:w="100" w:type="dxa"/>
             </w:tcMar>
+            <w:vAlign w:val="center"/>
           </w:tcPr>
           <w:p>
             <w:r>
@@ -829,7 +867,7 @@
         </w:tc>
         <w:tc>
           <w:tcPr>
-            <w:tcW w:w="3240" w:type="dxa"/>
+            <w:tcW w:w="4476" w:type="dxa"/>
             <w:tcBorders>
               <w:top w:val="single" w:sz="1" w:space="0" w:color="D5D8DC"/>
               <w:left w:val="single" w:sz="1" w:space="0" w:color="D5D8DC"/>
@@ -843,6 +881,7 @@
               <w:bottom w:w="60" w:type="dxa"/>
               <w:right w:w="100" w:type="dxa"/>
             </w:tcMar>
+            <w:vAlign w:val="center"/>
           </w:tcPr>
           <w:p>
             <w:r>
@@ -856,15 +895,12 @@
         </w:tc>
       </w:tr>
       <w:tr>
-        <w:tblPrEx>
-          <w:tblCellMar>
-            <w:top w:w="0" w:type="dxa"/>
-            <w:bottom w:w="0" w:type="dxa"/>
-          </w:tblCellMar>
-        </w:tblPrEx>
-        <w:tc>
-          <w:tcPr>
-            <w:tcW w:w="3240" w:type="dxa"/>
+        <w:trPr>
+          <w:trHeight w:val="227"/>
+        </w:trPr>
+        <w:tc>
+          <w:tcPr>
+            <w:tcW w:w="2834" w:type="dxa"/>
             <w:tcBorders>
               <w:top w:val="single" w:sz="1" w:space="0" w:color="D5D8DC"/>
               <w:left w:val="single" w:sz="1" w:space="0" w:color="D5D8DC"/>
@@ -878,10 +914,19 @@
               <w:bottom w:w="60" w:type="dxa"/>
               <w:right w:w="100" w:type="dxa"/>
             </w:tcMar>
-          </w:tcPr>
-          <w:p>
-            <w:r>
-              <w:rPr>
+            <w:vAlign w:val="center"/>
+          </w:tcPr>
+          <w:p>
+            <w:pPr>
+              <w:rPr>
+                <w:b/>
+                <w:bCs/>
+              </w:rPr>
+            </w:pPr>
+            <w:r>
+              <w:rPr>
+                <w:b/>
+                <w:bCs/>
                 <w:sz w:val="19"/>
                 <w:szCs w:val="19"/>
               </w:rPr>
@@ -891,7 +936,7 @@
         </w:tc>
         <w:tc>
           <w:tcPr>
-            <w:tcW w:w="3240" w:type="dxa"/>
+            <w:tcW w:w="2410" w:type="dxa"/>
             <w:tcBorders>
               <w:top w:val="single" w:sz="1" w:space="0" w:color="D5D8DC"/>
               <w:left w:val="single" w:sz="1" w:space="0" w:color="D5D8DC"/>
@@ -905,6 +950,7 @@
               <w:bottom w:w="60" w:type="dxa"/>
               <w:right w:w="100" w:type="dxa"/>
             </w:tcMar>
+            <w:vAlign w:val="center"/>
           </w:tcPr>
           <w:p>
             <w:r>
@@ -918,7 +964,7 @@
         </w:tc>
         <w:tc>
           <w:tcPr>
-            <w:tcW w:w="3240" w:type="dxa"/>
+            <w:tcW w:w="4476" w:type="dxa"/>
             <w:tcBorders>
               <w:top w:val="single" w:sz="1" w:space="0" w:color="D5D8DC"/>
               <w:left w:val="single" w:sz="1" w:space="0" w:color="D5D8DC"/>
@@ -932,6 +978,7 @@
               <w:bottom w:w="60" w:type="dxa"/>
               <w:right w:w="100" w:type="dxa"/>
             </w:tcMar>
+            <w:vAlign w:val="center"/>
           </w:tcPr>
           <w:p>
             <w:r>
@@ -945,15 +992,12 @@
         </w:tc>
       </w:tr>
       <w:tr>
-        <w:tblPrEx>
-          <w:tblCellMar>
-            <w:top w:w="0" w:type="dxa"/>
-            <w:bottom w:w="0" w:type="dxa"/>
-          </w:tblCellMar>
-        </w:tblPrEx>
-        <w:tc>
-          <w:tcPr>
-            <w:tcW w:w="3240" w:type="dxa"/>
+        <w:trPr>
+          <w:trHeight w:val="227"/>
+        </w:trPr>
+        <w:tc>
+          <w:tcPr>
+            <w:tcW w:w="2834" w:type="dxa"/>
             <w:tcBorders>
               <w:top w:val="single" w:sz="1" w:space="0" w:color="D5D8DC"/>
               <w:left w:val="single" w:sz="1" w:space="0" w:color="D5D8DC"/>
@@ -967,10 +1011,19 @@
               <w:bottom w:w="60" w:type="dxa"/>
               <w:right w:w="100" w:type="dxa"/>
             </w:tcMar>
-          </w:tcPr>
-          <w:p>
-            <w:r>
-              <w:rPr>
+            <w:vAlign w:val="center"/>
+          </w:tcPr>
+          <w:p>
+            <w:pPr>
+              <w:rPr>
+                <w:b/>
+                <w:bCs/>
+              </w:rPr>
+            </w:pPr>
+            <w:r>
+              <w:rPr>
+                <w:b/>
+                <w:bCs/>
                 <w:sz w:val="19"/>
                 <w:szCs w:val="19"/>
               </w:rPr>
@@ -980,7 +1033,7 @@
         </w:tc>
         <w:tc>
           <w:tcPr>
-            <w:tcW w:w="3240" w:type="dxa"/>
+            <w:tcW w:w="2410" w:type="dxa"/>
             <w:tcBorders>
               <w:top w:val="single" w:sz="1" w:space="0" w:color="D5D8DC"/>
               <w:left w:val="single" w:sz="1" w:space="0" w:color="D5D8DC"/>
@@ -994,6 +1047,7 @@
               <w:bottom w:w="60" w:type="dxa"/>
               <w:right w:w="100" w:type="dxa"/>
             </w:tcMar>
+            <w:vAlign w:val="center"/>
           </w:tcPr>
           <w:p>
             <w:r>
@@ -1007,7 +1061,7 @@
         </w:tc>
         <w:tc>
           <w:tcPr>
-            <w:tcW w:w="3240" w:type="dxa"/>
+            <w:tcW w:w="4476" w:type="dxa"/>
             <w:tcBorders>
               <w:top w:val="single" w:sz="1" w:space="0" w:color="D5D8DC"/>
               <w:left w:val="single" w:sz="1" w:space="0" w:color="D5D8DC"/>
@@ -1021,6 +1075,7 @@
               <w:bottom w:w="60" w:type="dxa"/>
               <w:right w:w="100" w:type="dxa"/>
             </w:tcMar>
+            <w:vAlign w:val="center"/>
           </w:tcPr>
           <w:p>
             <w:r>
@@ -1041,9 +1096,62 @@
     </w:p>
     <w:p>
       <w:pPr>
+        <w:spacing w:after="80"/>
+        <w:jc w:val="center"/>
+      </w:pPr>
+      <w:r>
+        <w:rPr>
+          <w:noProof/>
+        </w:rPr>
+        <w:drawing>
+          <wp:inline distT="0" distB="0" distL="0" distR="0" wp14:anchorId="11D6D6EB" wp14:editId="41F51CF5">
+            <wp:extent cx="5808134" cy="3755571"/>
+            <wp:effectExtent l="0" t="0" r="2540" b="0"/>
+            <wp:docPr id="839495969" name="Picture 1"/>
+            <wp:cNvGraphicFramePr>
+              <a:graphicFrameLocks xmlns:a="http://schemas.openxmlformats.org/drawingml/2006/main" noChangeAspect="1"/>
+            </wp:cNvGraphicFramePr>
+            <a:graphic xmlns:a="http://schemas.openxmlformats.org/drawingml/2006/main">
+              <a:graphicData uri="http://schemas.openxmlformats.org/drawingml/2006/picture">
+                <pic:pic xmlns:pic="http://schemas.openxmlformats.org/drawingml/2006/picture">
+                  <pic:nvPicPr>
+                    <pic:cNvPr id="839495969" name="Picture 839495969"/>
+                    <pic:cNvPicPr/>
+                  </pic:nvPicPr>
+                  <pic:blipFill>
+                    <a:blip r:embed="rId7" cstate="print">
+                      <a:extLst>
+                        <a:ext uri="{28A0092B-C50C-407E-A947-70E740481C1C}">
+                          <a14:useLocalDpi xmlns:a14="http://schemas.microsoft.com/office/drawing/2010/main" val="0"/>
+                        </a:ext>
+                      </a:extLst>
+                    </a:blip>
+                    <a:stretch>
+                      <a:fillRect/>
+                    </a:stretch>
+                  </pic:blipFill>
+                  <pic:spPr>
+                    <a:xfrm>
+                      <a:off x="0" y="0"/>
+                      <a:ext cx="5864034" cy="3791716"/>
+                    </a:xfrm>
+                    <a:prstGeom prst="rect">
+                      <a:avLst/>
+                    </a:prstGeom>
+                  </pic:spPr>
+                </pic:pic>
+              </a:graphicData>
+            </a:graphic>
+          </wp:inline>
+        </w:drawing>
+      </w:r>
+    </w:p>
+    <w:p>
+      <w:pPr>
         <w:pStyle w:val="Heading2"/>
       </w:pPr>
       <w:r>
+        <w:lastRenderedPageBreak/>
         <w:t>1.2 Why Phases?</w:t>
       </w:r>
     </w:p>
@@ -1081,12 +1189,6 @@
         <w:gridCol w:w="9720"/>
       </w:tblGrid>
       <w:tr>
-        <w:tblPrEx>
-          <w:tblCellMar>
-            <w:top w:w="0" w:type="dxa"/>
-            <w:bottom w:w="0" w:type="dxa"/>
-          </w:tblCellMar>
-        </w:tblPrEx>
         <w:tc>
           <w:tcPr>
             <w:tcW w:w="9720" w:type="dxa"/>
@@ -1178,23 +1280,43 @@
               </w:rPr>
               <w:t>) persists tasks</w:t>
             </w:r>
-          </w:p>
-          <w:p>
-            <w:pPr>
-              <w:spacing w:after="40"/>
-            </w:pPr>
-            <w:r>
-              <w:rPr>
-                <w:sz w:val="19"/>
-                <w:szCs w:val="19"/>
-              </w:rPr>
-              <w:t>across sessions and supports dependencies. You don’t need external tools, Ralph</w:t>
-            </w:r>
-          </w:p>
-          <w:p>
-            <w:pPr>
-              <w:spacing w:after="40"/>
-            </w:pPr>
+            <w:r>
+              <w:rPr>
+                <w:sz w:val="19"/>
+                <w:szCs w:val="19"/>
+              </w:rPr>
+              <w:t xml:space="preserve"> </w:t>
+            </w:r>
+            <w:r>
+              <w:rPr>
+                <w:sz w:val="19"/>
+                <w:szCs w:val="19"/>
+              </w:rPr>
+              <w:t xml:space="preserve">across sessions and supports dependencies. </w:t>
+            </w:r>
+            <w:r>
+              <w:rPr>
+                <w:b/>
+                <w:bCs/>
+                <w:sz w:val="19"/>
+                <w:szCs w:val="19"/>
+              </w:rPr>
+              <w:t>You don’t need external tools</w:t>
+            </w:r>
+            <w:r>
+              <w:rPr>
+                <w:sz w:val="19"/>
+                <w:szCs w:val="19"/>
+              </w:rPr>
+              <w:t>, Ralph</w:t>
+            </w:r>
+            <w:r>
+              <w:rPr>
+                <w:sz w:val="19"/>
+                <w:szCs w:val="19"/>
+              </w:rPr>
+              <w:t xml:space="preserve"> </w:t>
+            </w:r>
             <w:r>
               <w:rPr>
                 <w:sz w:val="19"/>
@@ -1251,11 +1373,9 @@
       <w:r>
         <w:t xml:space="preserve">Claude Code installed and authenticated (run </w:t>
       </w:r>
-      <w:proofErr w:type="spellStart"/>
-      <w:r>
-        <w:t>claude</w:t>
-      </w:r>
-      <w:proofErr w:type="spellEnd"/>
+      <w:r>
+        <w:t>Claude</w:t>
+      </w:r>
       <w:r>
         <w:t xml:space="preserve"> in your terminal)</w:t>
       </w:r>
@@ -1304,7 +1424,10 @@
         <w:spacing w:after="60"/>
       </w:pPr>
       <w:r>
-        <w:t>Node.js 18+ (for our sample project)</w:t>
+        <w:t>Node.js 18+ (for our sample project</w:t>
+      </w:r>
+      <w:r>
+        <w:t>)</w:t>
       </w:r>
     </w:p>
     <w:p>
@@ -1319,11 +1442,6 @@
       <w:r>
         <w:t>2.1 Initial Setup</w:t>
       </w:r>
-    </w:p>
-    <w:p>
-      <w:pPr>
-        <w:spacing w:after="40"/>
-      </w:pPr>
     </w:p>
     <w:tbl>
       <w:tblPr>
@@ -1346,12 +1464,6 @@
         <w:gridCol w:w="9720"/>
       </w:tblGrid>
       <w:tr>
-        <w:tblPrEx>
-          <w:tblCellMar>
-            <w:top w:w="0" w:type="dxa"/>
-            <w:bottom w:w="0" w:type="dxa"/>
-          </w:tblCellMar>
-        </w:tblPrEx>
         <w:tc>
           <w:tcPr>
             <w:tcW w:w="9720" w:type="dxa"/>
@@ -1385,7 +1497,38 @@
           <w:p>
             <w:pPr>
               <w:spacing w:after="40"/>
-            </w:pPr>
+              <w:rPr>
+                <w:rFonts w:ascii="Consolas" w:eastAsia="Consolas" w:hAnsi="Consolas" w:cs="Consolas"/>
+                <w:sz w:val="18"/>
+                <w:szCs w:val="18"/>
+              </w:rPr>
+            </w:pPr>
+            <w:r>
+              <w:rPr>
+                <w:rFonts w:ascii="Consolas" w:eastAsia="Consolas" w:hAnsi="Consolas" w:cs="Consolas"/>
+                <w:sz w:val="18"/>
+                <w:szCs w:val="18"/>
+              </w:rPr>
+              <w:t>git clone https://github.com/tzamtzis/claude-code-task-workflow-tutorial.git</w:t>
+            </w:r>
+          </w:p>
+          <w:p>
+            <w:pPr>
+              <w:spacing w:after="40"/>
+              <w:rPr>
+                <w:rFonts w:ascii="Consolas" w:eastAsia="Consolas" w:hAnsi="Consolas" w:cs="Consolas"/>
+                <w:sz w:val="18"/>
+                <w:szCs w:val="18"/>
+              </w:rPr>
+            </w:pPr>
+            <w:r>
+              <w:rPr>
+                <w:rFonts w:ascii="Consolas" w:eastAsia="Consolas" w:hAnsi="Consolas" w:cs="Consolas"/>
+                <w:sz w:val="18"/>
+                <w:szCs w:val="18"/>
+              </w:rPr>
+              <w:t xml:space="preserve">cd </w:t>
+            </w:r>
             <w:proofErr w:type="spellStart"/>
             <w:r>
               <w:rPr>
@@ -1393,7 +1536,7 @@
                 <w:sz w:val="18"/>
                 <w:szCs w:val="18"/>
               </w:rPr>
-              <w:t>gh</w:t>
+              <w:t>claude</w:t>
             </w:r>
             <w:proofErr w:type="spellEnd"/>
             <w:r>
@@ -1402,56 +1545,7 @@
                 <w:sz w:val="18"/>
                 <w:szCs w:val="18"/>
               </w:rPr>
-              <w:t xml:space="preserve"> repo create </w:t>
-            </w:r>
-            <w:proofErr w:type="spellStart"/>
-            <w:r>
-              <w:rPr>
-                <w:rFonts w:ascii="Consolas" w:eastAsia="Consolas" w:hAnsi="Consolas" w:cs="Consolas"/>
-                <w:sz w:val="18"/>
-                <w:szCs w:val="18"/>
-              </w:rPr>
-              <w:t>url</w:t>
-            </w:r>
-            <w:proofErr w:type="spellEnd"/>
-            <w:r>
-              <w:rPr>
-                <w:rFonts w:ascii="Consolas" w:eastAsia="Consolas" w:hAnsi="Consolas" w:cs="Consolas"/>
-                <w:sz w:val="18"/>
-                <w:szCs w:val="18"/>
-              </w:rPr>
-              <w:t>-shortener --public --clone</w:t>
-            </w:r>
-          </w:p>
-          <w:p>
-            <w:pPr>
-              <w:spacing w:after="40"/>
-            </w:pPr>
-            <w:r>
-              <w:rPr>
-                <w:rFonts w:ascii="Consolas" w:eastAsia="Consolas" w:hAnsi="Consolas" w:cs="Consolas"/>
-                <w:sz w:val="18"/>
-                <w:szCs w:val="18"/>
-              </w:rPr>
-              <w:t xml:space="preserve">cd </w:t>
-            </w:r>
-            <w:proofErr w:type="spellStart"/>
-            <w:r>
-              <w:rPr>
-                <w:rFonts w:ascii="Consolas" w:eastAsia="Consolas" w:hAnsi="Consolas" w:cs="Consolas"/>
-                <w:sz w:val="18"/>
-                <w:szCs w:val="18"/>
-              </w:rPr>
-              <w:t>url</w:t>
-            </w:r>
-            <w:proofErr w:type="spellEnd"/>
-            <w:r>
-              <w:rPr>
-                <w:rFonts w:ascii="Consolas" w:eastAsia="Consolas" w:hAnsi="Consolas" w:cs="Consolas"/>
-                <w:sz w:val="18"/>
-                <w:szCs w:val="18"/>
-              </w:rPr>
-              <w:t>-shortener</w:t>
+              <w:t>-code-task-workflow-tutorial</w:t>
             </w:r>
           </w:p>
           <w:p>
@@ -1609,12 +1703,6 @@
         <w:gridCol w:w="9720"/>
       </w:tblGrid>
       <w:tr>
-        <w:tblPrEx>
-          <w:tblCellMar>
-            <w:top w:w="0" w:type="dxa"/>
-            <w:bottom w:w="0" w:type="dxa"/>
-          </w:tblCellMar>
-        </w:tblPrEx>
         <w:tc>
           <w:tcPr>
             <w:tcW w:w="9720" w:type="dxa"/>
@@ -1649,6 +1737,11 @@
           </w:p>
           <w:p>
             <w:pPr>
+              <w:pStyle w:val="ListParagraph"/>
+              <w:numPr>
+                <w:ilvl w:val="0"/>
+                <w:numId w:val="4"/>
+              </w:numPr>
               <w:spacing w:after="40"/>
             </w:pPr>
             <w:r>
@@ -1658,37 +1751,115 @@
               </w:rPr>
               <w:t xml:space="preserve">The BRD captures </w:t>
             </w:r>
-            <w:proofErr w:type="gramStart"/>
-            <w:r>
-              <w:rPr>
-                <w:sz w:val="19"/>
-                <w:szCs w:val="19"/>
-              </w:rPr>
-              <w:t>the what</w:t>
-            </w:r>
-            <w:proofErr w:type="gramEnd"/>
-            <w:r>
-              <w:rPr>
-                <w:sz w:val="19"/>
-                <w:szCs w:val="19"/>
-              </w:rPr>
-              <w:t xml:space="preserve"> and why (business goals, user needs, constraints).</w:t>
-            </w:r>
-          </w:p>
-          <w:p>
-            <w:pPr>
-              <w:spacing w:after="40"/>
-            </w:pPr>
-            <w:r>
-              <w:rPr>
-                <w:sz w:val="19"/>
-                <w:szCs w:val="19"/>
-              </w:rPr>
-              <w:t>The spec captures the how (phases, endpoints, data models, deliverables).</w:t>
-            </w:r>
-          </w:p>
-          <w:p>
-            <w:pPr>
+            <w:r>
+              <w:rPr>
+                <w:sz w:val="19"/>
+                <w:szCs w:val="19"/>
+              </w:rPr>
+              <w:t>the “</w:t>
+            </w:r>
+            <w:r>
+              <w:rPr>
+                <w:sz w:val="19"/>
+                <w:szCs w:val="19"/>
+              </w:rPr>
+              <w:t>what</w:t>
+            </w:r>
+            <w:r>
+              <w:rPr>
+                <w:sz w:val="19"/>
+                <w:szCs w:val="19"/>
+              </w:rPr>
+              <w:t>”</w:t>
+            </w:r>
+            <w:r>
+              <w:rPr>
+                <w:sz w:val="19"/>
+                <w:szCs w:val="19"/>
+              </w:rPr>
+              <w:t xml:space="preserve"> and </w:t>
+            </w:r>
+            <w:r>
+              <w:rPr>
+                <w:sz w:val="19"/>
+                <w:szCs w:val="19"/>
+              </w:rPr>
+              <w:t>“</w:t>
+            </w:r>
+            <w:r>
+              <w:rPr>
+                <w:sz w:val="19"/>
+                <w:szCs w:val="19"/>
+              </w:rPr>
+              <w:t>why</w:t>
+            </w:r>
+            <w:r>
+              <w:rPr>
+                <w:sz w:val="19"/>
+                <w:szCs w:val="19"/>
+              </w:rPr>
+              <w:t>”</w:t>
+            </w:r>
+            <w:r>
+              <w:rPr>
+                <w:sz w:val="19"/>
+                <w:szCs w:val="19"/>
+              </w:rPr>
+              <w:t xml:space="preserve"> (business goals, user needs, constraints).</w:t>
+            </w:r>
+          </w:p>
+          <w:p>
+            <w:pPr>
+              <w:pStyle w:val="ListParagraph"/>
+              <w:numPr>
+                <w:ilvl w:val="0"/>
+                <w:numId w:val="4"/>
+              </w:numPr>
+              <w:spacing w:after="40"/>
+            </w:pPr>
+            <w:r>
+              <w:rPr>
+                <w:sz w:val="19"/>
+                <w:szCs w:val="19"/>
+              </w:rPr>
+              <w:t xml:space="preserve">The spec captures the </w:t>
+            </w:r>
+            <w:r>
+              <w:rPr>
+                <w:sz w:val="19"/>
+                <w:szCs w:val="19"/>
+              </w:rPr>
+              <w:t>“</w:t>
+            </w:r>
+            <w:r>
+              <w:rPr>
+                <w:sz w:val="19"/>
+                <w:szCs w:val="19"/>
+              </w:rPr>
+              <w:t>how</w:t>
+            </w:r>
+            <w:r>
+              <w:rPr>
+                <w:sz w:val="19"/>
+                <w:szCs w:val="19"/>
+              </w:rPr>
+              <w:t>”</w:t>
+            </w:r>
+            <w:r>
+              <w:rPr>
+                <w:sz w:val="19"/>
+                <w:szCs w:val="19"/>
+              </w:rPr>
+              <w:t xml:space="preserve"> (phases, endpoints, data models, deliverables).</w:t>
+            </w:r>
+          </w:p>
+          <w:p>
+            <w:pPr>
+              <w:pStyle w:val="ListParagraph"/>
+              <w:numPr>
+                <w:ilvl w:val="0"/>
+                <w:numId w:val="4"/>
+              </w:numPr>
               <w:spacing w:after="40"/>
             </w:pPr>
             <w:r>
@@ -1698,11 +1869,13 @@
               </w:rPr>
               <w:t>You own the BRD. Claude Code generates the spec from it. This means you</w:t>
             </w:r>
-          </w:p>
-          <w:p>
-            <w:pPr>
-              <w:spacing w:after="40"/>
-            </w:pPr>
+            <w:r>
+              <w:rPr>
+                <w:sz w:val="19"/>
+                <w:szCs w:val="19"/>
+              </w:rPr>
+              <w:t xml:space="preserve"> </w:t>
+            </w:r>
             <w:r>
               <w:rPr>
                 <w:sz w:val="19"/>
@@ -1710,11 +1883,13 @@
               </w:rPr>
               <w:t>can focus on requirements without worrying about implementation details,</w:t>
             </w:r>
-          </w:p>
-          <w:p>
-            <w:pPr>
-              <w:spacing w:after="40"/>
-            </w:pPr>
+            <w:r>
+              <w:rPr>
+                <w:sz w:val="19"/>
+                <w:szCs w:val="19"/>
+              </w:rPr>
+              <w:t xml:space="preserve"> </w:t>
+            </w:r>
             <w:r>
               <w:rPr>
                 <w:sz w:val="19"/>
@@ -1733,9 +1908,24 @@
     </w:p>
     <w:p>
       <w:pPr>
+        <w:rPr>
+          <w:b/>
+          <w:bCs/>
+          <w:color w:val="2E86C1"/>
+          <w:sz w:val="26"/>
+          <w:szCs w:val="26"/>
+        </w:rPr>
+      </w:pPr>
+      <w:r>
+        <w:br w:type="page"/>
+      </w:r>
+    </w:p>
+    <w:p>
+      <w:pPr>
         <w:pStyle w:val="Heading2"/>
       </w:pPr>
       <w:r>
+        <w:lastRenderedPageBreak/>
         <w:t>3.1 Sample BRD: URL Shortener</w:t>
       </w:r>
     </w:p>
@@ -1744,7 +1934,19 @@
         <w:spacing w:after="120"/>
       </w:pPr>
       <w:r>
-        <w:t xml:space="preserve">Below is the BRD we’ll use for this tutorial. Save it as brd.md in your project root. </w:t>
+        <w:t xml:space="preserve">Below is the BRD we’ll use for this tutorial. </w:t>
+      </w:r>
+      <w:r>
+        <w:t>It is already available with the file name BRD</w:t>
+      </w:r>
+      <w:r>
+        <w:t xml:space="preserve">.md </w:t>
+      </w:r>
+      <w:r>
+        <w:t>under the folder “docs”</w:t>
+      </w:r>
+      <w:r>
+        <w:t xml:space="preserve">. </w:t>
       </w:r>
       <w:proofErr w:type="gramStart"/>
       <w:r>
@@ -1754,11 +1956,6 @@
       <w:r>
         <w:t xml:space="preserve"> describes business goals and user stories, not implementation details.</w:t>
       </w:r>
-    </w:p>
-    <w:p>
-      <w:pPr>
-        <w:spacing w:after="40"/>
-      </w:pPr>
     </w:p>
     <w:tbl>
       <w:tblPr>
@@ -1781,12 +1978,6 @@
         <w:gridCol w:w="9720"/>
       </w:tblGrid>
       <w:tr>
-        <w:tblPrEx>
-          <w:tblCellMar>
-            <w:top w:w="0" w:type="dxa"/>
-            <w:bottom w:w="0" w:type="dxa"/>
-          </w:tblCellMar>
-        </w:tblPrEx>
         <w:tc>
           <w:tcPr>
             <w:tcW w:w="9720" w:type="dxa"/>
@@ -1840,7 +2031,6 @@
                 <w:sz w:val="18"/>
                 <w:szCs w:val="18"/>
               </w:rPr>
-              <w:lastRenderedPageBreak/>
               <w:t>## Business Goal</w:t>
             </w:r>
           </w:p>
@@ -1856,11 +2046,14 @@
               </w:rPr>
               <w:t>We need an internal URL shortener so the marketing team can create</w:t>
             </w:r>
-          </w:p>
-          <w:p>
-            <w:pPr>
-              <w:spacing w:after="40"/>
-            </w:pPr>
+            <w:r>
+              <w:rPr>
+                <w:rFonts w:ascii="Consolas" w:eastAsia="Consolas" w:hAnsi="Consolas" w:cs="Consolas"/>
+                <w:sz w:val="18"/>
+                <w:szCs w:val="18"/>
+              </w:rPr>
+              <w:t xml:space="preserve"> </w:t>
+            </w:r>
             <w:r>
               <w:rPr>
                 <w:rFonts w:ascii="Consolas" w:eastAsia="Consolas" w:hAnsi="Consolas" w:cs="Consolas"/>
@@ -2093,11 +2286,6 @@
     </w:tbl>
     <w:p>
       <w:pPr>
-        <w:spacing w:after="60"/>
-      </w:pPr>
-    </w:p>
-    <w:p>
-      <w:pPr>
         <w:pStyle w:val="Heading2"/>
       </w:pPr>
       <w:r>
@@ -2119,11 +2307,9 @@
       <w:r>
         <w:t xml:space="preserve"> as part of the spec.</w:t>
       </w:r>
-    </w:p>
-    <w:p>
-      <w:pPr>
-        <w:spacing w:after="40"/>
-      </w:pPr>
+      <w:r>
+        <w:t xml:space="preserve"> The following content is already available under the “docs” folder with the name Architecture.md.</w:t>
+      </w:r>
     </w:p>
     <w:tbl>
       <w:tblPr>
@@ -2146,12 +2332,6 @@
         <w:gridCol w:w="9720"/>
       </w:tblGrid>
       <w:tr>
-        <w:tblPrEx>
-          <w:tblCellMar>
-            <w:top w:w="0" w:type="dxa"/>
-            <w:bottom w:w="0" w:type="dxa"/>
-          </w:tblCellMar>
-        </w:tblPrEx>
         <w:tc>
           <w:tcPr>
             <w:tcW w:w="9720" w:type="dxa"/>
@@ -2438,6 +2618,7 @@
         <w:pStyle w:val="Heading2"/>
       </w:pPr>
       <w:r>
+        <w:lastRenderedPageBreak/>
         <w:t xml:space="preserve">3.3 Generate </w:t>
       </w:r>
       <w:proofErr w:type="gramStart"/>
@@ -2454,13 +2635,26 @@
         <w:spacing w:after="120"/>
       </w:pPr>
       <w:r>
-        <w:t>Now let Claude Code turn your BRD (and architecture doc) into a structured spec. Enter plan mode (</w:t>
-      </w:r>
-      <w:proofErr w:type="spellStart"/>
-      <w:r>
-        <w:t>Shift+Tab</w:t>
-      </w:r>
-      <w:proofErr w:type="spellEnd"/>
+        <w:t>Now let Claude Code turn your BRD (and architecture doc) into a structured spec</w:t>
+      </w:r>
+      <w:r>
+        <w:t>ification</w:t>
+      </w:r>
+      <w:r>
+        <w:t>. Enter plan mode (Shift</w:t>
+      </w:r>
+      <w:r>
+        <w:t xml:space="preserve"> </w:t>
+      </w:r>
+      <w:r>
+        <w:t>+</w:t>
+      </w:r>
+      <w:r>
+        <w:t xml:space="preserve"> </w:t>
+      </w:r>
+      <w:r>
+        <w:t>Tab</w:t>
+      </w:r>
       <w:proofErr w:type="gramStart"/>
       <w:r>
         <w:t>)</w:t>
@@ -2469,11 +2663,6 @@
       <w:r>
         <w:t xml:space="preserve"> so Claude reads the documents without modifying anything, then use this prompt:</w:t>
       </w:r>
-    </w:p>
-    <w:p>
-      <w:pPr>
-        <w:spacing w:after="40"/>
-      </w:pPr>
     </w:p>
     <w:tbl>
       <w:tblPr>
@@ -2496,12 +2685,6 @@
         <w:gridCol w:w="9720"/>
       </w:tblGrid>
       <w:tr>
-        <w:tblPrEx>
-          <w:tblCellMar>
-            <w:top w:w="0" w:type="dxa"/>
-            <w:bottom w:w="0" w:type="dxa"/>
-          </w:tblCellMar>
-        </w:tblPrEx>
         <w:tc>
           <w:tcPr>
             <w:tcW w:w="9720" w:type="dxa"/>
@@ -2749,11 +2932,6 @@
       <w:r>
         <w:t>Claude Code will generate a spec.md that looks like this (based on our sample BRD):</w:t>
       </w:r>
-    </w:p>
-    <w:p>
-      <w:pPr>
-        <w:spacing w:after="40"/>
-      </w:pPr>
     </w:p>
     <w:tbl>
       <w:tblPr>
@@ -2776,12 +2954,6 @@
         <w:gridCol w:w="9720"/>
       </w:tblGrid>
       <w:tr>
-        <w:tblPrEx>
-          <w:tblCellMar>
-            <w:top w:w="0" w:type="dxa"/>
-            <w:bottom w:w="0" w:type="dxa"/>
-          </w:tblCellMar>
-        </w:tblPrEx>
         <w:tc>
           <w:tcPr>
             <w:tcW w:w="9720" w:type="dxa"/>
@@ -3478,6 +3650,7 @@
                 <w:sz w:val="18"/>
                 <w:szCs w:val="18"/>
               </w:rPr>
+              <w:lastRenderedPageBreak/>
               <w:t>## Phase 3: Analytics &amp; Polish (branch: phase-3/analytics)</w:t>
             </w:r>
           </w:p>
@@ -3504,7 +3677,6 @@
                 <w:sz w:val="18"/>
                 <w:szCs w:val="18"/>
               </w:rPr>
-              <w:lastRenderedPageBreak/>
               <w:t>- Track referrer, user-agent, and timestamp per click</w:t>
             </w:r>
           </w:p>
@@ -3655,7 +3827,17 @@
         <w:spacing w:after="120"/>
       </w:pPr>
       <w:r>
-        <w:t>This is your first review checkpoint. Read spec.md carefully and verify:</w:t>
+        <w:t xml:space="preserve">This is your </w:t>
+      </w:r>
+      <w:r>
+        <w:rPr>
+          <w:b/>
+          <w:bCs/>
+        </w:rPr>
+        <w:t>first review checkpoint</w:t>
+      </w:r>
+      <w:r>
+        <w:t>. Read spec.md carefully and verify:</w:t>
       </w:r>
     </w:p>
     <w:p>
@@ -3699,7 +3881,13 @@
         <w:spacing w:after="60"/>
       </w:pPr>
       <w:r>
-        <w:t>Are the deliverables concrete enough for you to test?</w:t>
+        <w:t>Are the deliverables</w:t>
+      </w:r>
+      <w:r>
+        <w:t xml:space="preserve"> of each phase</w:t>
+      </w:r>
+      <w:r>
+        <w:t xml:space="preserve"> concrete enough for you to test?</w:t>
       </w:r>
     </w:p>
     <w:p>
@@ -3754,12 +3942,6 @@
         <w:gridCol w:w="9720"/>
       </w:tblGrid>
       <w:tr>
-        <w:tblPrEx>
-          <w:tblCellMar>
-            <w:top w:w="0" w:type="dxa"/>
-            <w:bottom w:w="0" w:type="dxa"/>
-          </w:tblCellMar>
-        </w:tblPrEx>
         <w:tc>
           <w:tcPr>
             <w:tcW w:w="9720" w:type="dxa"/>
@@ -3794,6 +3976,11 @@
           </w:p>
           <w:p>
             <w:pPr>
+              <w:pStyle w:val="ListParagraph"/>
+              <w:numPr>
+                <w:ilvl w:val="0"/>
+                <w:numId w:val="9"/>
+              </w:numPr>
               <w:spacing w:after="40"/>
             </w:pPr>
             <w:r>
@@ -3806,6 +3993,11 @@
           </w:p>
           <w:p>
             <w:pPr>
+              <w:pStyle w:val="ListParagraph"/>
+              <w:numPr>
+                <w:ilvl w:val="0"/>
+                <w:numId w:val="9"/>
+              </w:numPr>
               <w:spacing w:after="40"/>
             </w:pPr>
             <w:r>
@@ -3815,11 +4007,13 @@
               </w:rPr>
               <w:t>The deliverable describes what you will test before giving the go-ahead</w:t>
             </w:r>
-          </w:p>
-          <w:p>
-            <w:pPr>
-              <w:spacing w:after="40"/>
-            </w:pPr>
+            <w:r>
+              <w:rPr>
+                <w:sz w:val="19"/>
+                <w:szCs w:val="19"/>
+              </w:rPr>
+              <w:t xml:space="preserve"> </w:t>
+            </w:r>
             <w:r>
               <w:rPr>
                 <w:sz w:val="19"/>
@@ -3838,9 +4032,24 @@
     </w:p>
     <w:p>
       <w:pPr>
+        <w:rPr>
+          <w:b/>
+          <w:bCs/>
+          <w:color w:val="1A5276"/>
+          <w:sz w:val="32"/>
+          <w:szCs w:val="32"/>
+        </w:rPr>
+      </w:pPr>
+      <w:r>
+        <w:br w:type="page"/>
+      </w:r>
+    </w:p>
+    <w:p>
+      <w:pPr>
         <w:pStyle w:val="Heading1"/>
       </w:pPr>
       <w:r>
+        <w:lastRenderedPageBreak/>
         <w:t>4. Step 2: Generate the Task List (Plan Review)</w:t>
       </w:r>
     </w:p>
@@ -3849,13 +4058,18 @@
         <w:spacing w:after="120"/>
       </w:pPr>
       <w:r>
-        <w:t>With your approved spec in place, the next step is to ask Claude Code to break it down into a detailed task list. This task list serves a dual purpose: it is both the implementation plan for Claude Code and your plan review document. By reviewing it before execution begins, you confirm that the approach is correct and complete.</w:t>
-      </w:r>
-    </w:p>
-    <w:p>
-      <w:pPr>
-        <w:spacing w:after="60"/>
-      </w:pPr>
+        <w:t xml:space="preserve">With your approved spec in place, the next step is to ask Claude Code to </w:t>
+      </w:r>
+      <w:r>
+        <w:rPr>
+          <w:b/>
+          <w:bCs/>
+        </w:rPr>
+        <w:t>break it down into a detailed task list</w:t>
+      </w:r>
+      <w:r>
+        <w:t>. This task list serves a dual purpose: it is both the implementation plan for Claude Code and your plan review document. By reviewing it before execution begins, you confirm that the approach is correct and complete.</w:t>
+      </w:r>
     </w:p>
     <w:p>
       <w:pPr>
@@ -3867,37 +4081,34 @@
     </w:p>
     <w:p>
       <w:pPr>
-        <w:spacing w:after="40"/>
-      </w:pPr>
-    </w:p>
-    <w:p>
-      <w:pPr>
         <w:spacing w:after="120"/>
       </w:pPr>
       <w:r>
-        <w:t>Stay in plan mode (</w:t>
-      </w:r>
-      <w:proofErr w:type="spellStart"/>
-      <w:r>
-        <w:t>Shift+Tab</w:t>
-      </w:r>
-      <w:proofErr w:type="spellEnd"/>
-      <w:r>
-        <w:t xml:space="preserve">) and use this prompt. Note that we reference both the BRD and the </w:t>
+        <w:t>Stay in plan mode (Shift</w:t>
+      </w:r>
+      <w:r>
+        <w:t xml:space="preserve"> </w:t>
+      </w:r>
+      <w:r>
+        <w:t>+</w:t>
+      </w:r>
+      <w:r>
+        <w:t xml:space="preserve"> </w:t>
+      </w:r>
+      <w:r>
+        <w:t>Tab) and use this prompt. Note that we reference both the BRD and the spec</w:t>
+      </w:r>
+      <w:r>
+        <w:t xml:space="preserve"> </w:t>
       </w:r>
       <w:proofErr w:type="gramStart"/>
       <w:r>
-        <w:t>spec</w:t>
+        <w:t>documents</w:t>
       </w:r>
       <w:proofErr w:type="gramEnd"/>
       <w:r>
         <w:t xml:space="preserve"> so Claude Code has full context:</w:t>
       </w:r>
-    </w:p>
-    <w:p>
-      <w:pPr>
-        <w:spacing w:after="40"/>
-      </w:pPr>
     </w:p>
     <w:tbl>
       <w:tblPr>
@@ -3920,12 +4131,6 @@
         <w:gridCol w:w="9720"/>
       </w:tblGrid>
       <w:tr>
-        <w:tblPrEx>
-          <w:tblCellMar>
-            <w:top w:w="0" w:type="dxa"/>
-            <w:bottom w:w="0" w:type="dxa"/>
-          </w:tblCellMar>
-        </w:tblPrEx>
         <w:tc>
           <w:tcPr>
             <w:tcW w:w="9720" w:type="dxa"/>
@@ -4059,7 +4264,6 @@
                 <w:sz w:val="18"/>
                 <w:szCs w:val="18"/>
               </w:rPr>
-              <w:lastRenderedPageBreak/>
               <w:t xml:space="preserve">  - Acceptance criteria (how to verify the task is done)</w:t>
             </w:r>
           </w:p>
@@ -4190,13 +4394,8 @@
         <w:spacing w:after="120"/>
       </w:pPr>
       <w:r>
-        <w:t>Claude Code will analyze the spec and produce a tasks.md file. Below is what you should expect for Phase 1 (abbreviated). The full file will contain all three phases.</w:t>
-      </w:r>
-    </w:p>
-    <w:p>
-      <w:pPr>
-        <w:spacing w:after="40"/>
-      </w:pPr>
+        <w:t>Claude Code will analyze the spec and produce a tasks.md file. Below is what you should expect for Phase 1 (abbreviated). The full file will contain all phases.</w:t>
+      </w:r>
     </w:p>
     <w:tbl>
       <w:tblPr>
@@ -4219,12 +4418,6 @@
         <w:gridCol w:w="9720"/>
       </w:tblGrid>
       <w:tr>
-        <w:tblPrEx>
-          <w:tblCellMar>
-            <w:top w:w="0" w:type="dxa"/>
-            <w:bottom w:w="0" w:type="dxa"/>
-          </w:tblCellMar>
-        </w:tblPrEx>
         <w:tc>
           <w:tcPr>
             <w:tcW w:w="9720" w:type="dxa"/>
@@ -4857,6 +5050,7 @@
                 <w:sz w:val="18"/>
                 <w:szCs w:val="18"/>
               </w:rPr>
+              <w:lastRenderedPageBreak/>
               <w:t xml:space="preserve">  Acceptance: Unit tests pass for all four DB functions.</w:t>
             </w:r>
           </w:p>
@@ -5375,7 +5569,6 @@
                 <w:sz w:val="18"/>
                 <w:szCs w:val="18"/>
               </w:rPr>
-              <w:lastRenderedPageBreak/>
               <w:t xml:space="preserve">  Description: Return stats object </w:t>
             </w:r>
             <w:proofErr w:type="gramStart"/>
@@ -5660,7 +5853,17 @@
         <w:spacing w:after="120"/>
       </w:pPr>
       <w:r>
-        <w:t>This is the most important checkpoint in the entire workflow. The task list is your implementation plan — reviewing it now is equivalent to a plan review meeting. No code gets written until you approve this list. Verify:</w:t>
+        <w:t xml:space="preserve">This is the </w:t>
+      </w:r>
+      <w:r>
+        <w:rPr>
+          <w:b/>
+          <w:bCs/>
+        </w:rPr>
+        <w:t>most important checkpoint</w:t>
+      </w:r>
+      <w:r>
+        <w:t xml:space="preserve"> in the entire workflow. The task list is your implementation plan — reviewing it now is equivalent to a plan review meeting. No code gets written until you approve this list. Verify:</w:t>
       </w:r>
     </w:p>
     <w:p>
@@ -5767,12 +5970,6 @@
         <w:gridCol w:w="9720"/>
       </w:tblGrid>
       <w:tr>
-        <w:tblPrEx>
-          <w:tblCellMar>
-            <w:top w:w="0" w:type="dxa"/>
-            <w:bottom w:w="0" w:type="dxa"/>
-          </w:tblCellMar>
-        </w:tblPrEx>
         <w:tc>
           <w:tcPr>
             <w:tcW w:w="9720" w:type="dxa"/>
@@ -5814,40 +6011,65 @@
                 <w:sz w:val="19"/>
                 <w:szCs w:val="19"/>
               </w:rPr>
-              <w:t xml:space="preserve">You can (and should!) edit tasks.md directly. Add missing tasks, </w:t>
-            </w:r>
-            <w:proofErr w:type="gramStart"/>
-            <w:r>
-              <w:rPr>
-                <w:sz w:val="19"/>
-                <w:szCs w:val="19"/>
-              </w:rPr>
-              <w:t>reword</w:t>
-            </w:r>
-            <w:proofErr w:type="gramEnd"/>
-          </w:p>
-          <w:p>
-            <w:pPr>
-              <w:spacing w:after="40"/>
-            </w:pPr>
-            <w:r>
-              <w:rPr>
-                <w:sz w:val="19"/>
-                <w:szCs w:val="19"/>
-              </w:rPr>
-              <w:t>acceptance criteria, adjust dependencies. This is your blueprint — Claude Code</w:t>
-            </w:r>
-          </w:p>
-          <w:p>
-            <w:pPr>
-              <w:spacing w:after="40"/>
-            </w:pPr>
-            <w:r>
-              <w:rPr>
-                <w:sz w:val="19"/>
-                <w:szCs w:val="19"/>
-              </w:rPr>
-              <w:t>will follow it precisely, so invest time here to save time later.</w:t>
+              <w:t>You can (and should!) edit tasks.md directly. Add missing tasks, reword</w:t>
+            </w:r>
+            <w:r>
+              <w:rPr>
+                <w:sz w:val="19"/>
+                <w:szCs w:val="19"/>
+              </w:rPr>
+              <w:t xml:space="preserve"> </w:t>
+            </w:r>
+            <w:r>
+              <w:rPr>
+                <w:sz w:val="19"/>
+                <w:szCs w:val="19"/>
+              </w:rPr>
+              <w:t>acceptance criteria, adjust</w:t>
+            </w:r>
+            <w:r>
+              <w:rPr>
+                <w:sz w:val="19"/>
+                <w:szCs w:val="19"/>
+              </w:rPr>
+              <w:t xml:space="preserve"> </w:t>
+            </w:r>
+            <w:r>
+              <w:rPr>
+                <w:sz w:val="19"/>
+                <w:szCs w:val="19"/>
+              </w:rPr>
+              <w:t>dependencies. This is your blueprint — Claude Code</w:t>
+            </w:r>
+            <w:r>
+              <w:rPr>
+                <w:sz w:val="19"/>
+                <w:szCs w:val="19"/>
+              </w:rPr>
+              <w:t xml:space="preserve"> </w:t>
+            </w:r>
+            <w:r>
+              <w:rPr>
+                <w:sz w:val="19"/>
+                <w:szCs w:val="19"/>
+              </w:rPr>
+              <w:t xml:space="preserve">will follow it precisely, so </w:t>
+            </w:r>
+            <w:r>
+              <w:rPr>
+                <w:b/>
+                <w:bCs/>
+                <w:sz w:val="19"/>
+                <w:szCs w:val="19"/>
+              </w:rPr>
+              <w:t>invest time here</w:t>
+            </w:r>
+            <w:r>
+              <w:rPr>
+                <w:sz w:val="19"/>
+                <w:szCs w:val="19"/>
+              </w:rPr>
+              <w:t xml:space="preserve"> to save time later.</w:t>
             </w:r>
           </w:p>
         </w:tc>
@@ -5860,9 +6082,24 @@
     </w:p>
     <w:p>
       <w:pPr>
+        <w:rPr>
+          <w:b/>
+          <w:bCs/>
+          <w:color w:val="1A5276"/>
+          <w:sz w:val="32"/>
+          <w:szCs w:val="32"/>
+        </w:rPr>
+      </w:pPr>
+      <w:r>
+        <w:br w:type="page"/>
+      </w:r>
+    </w:p>
+    <w:p>
+      <w:pPr>
         <w:pStyle w:val="Heading1"/>
       </w:pPr>
       <w:r>
+        <w:lastRenderedPageBreak/>
         <w:t>5. Step 3: Execute Phase by Phase</w:t>
       </w:r>
     </w:p>
@@ -5892,21 +6129,20 @@
         <w:spacing w:after="120"/>
       </w:pPr>
       <w:r>
-        <w:t>Switch to edit mode (</w:t>
-      </w:r>
-      <w:proofErr w:type="spellStart"/>
-      <w:r>
-        <w:t>Shift+Tab</w:t>
-      </w:r>
-      <w:proofErr w:type="spellEnd"/>
-      <w:r>
-        <w:t xml:space="preserve"> until you see “Edit”) and use this prompt:</w:t>
-      </w:r>
-    </w:p>
-    <w:p>
-      <w:pPr>
-        <w:spacing w:after="40"/>
-      </w:pPr>
+        <w:t>Switch to edit mode (Shift</w:t>
+      </w:r>
+      <w:r>
+        <w:t xml:space="preserve"> </w:t>
+      </w:r>
+      <w:r>
+        <w:t>+</w:t>
+      </w:r>
+      <w:r>
+        <w:t xml:space="preserve"> </w:t>
+      </w:r>
+      <w:r>
+        <w:t>Tab until you see “Edit”) and use this prompt:</w:t>
+      </w:r>
     </w:p>
     <w:tbl>
       <w:tblPr>
@@ -5929,12 +6165,6 @@
         <w:gridCol w:w="9720"/>
       </w:tblGrid>
       <w:tr>
-        <w:tblPrEx>
-          <w:tblCellMar>
-            <w:top w:w="0" w:type="dxa"/>
-            <w:bottom w:w="0" w:type="dxa"/>
-          </w:tblCellMar>
-        </w:tblPrEx>
         <w:tc>
           <w:tcPr>
             <w:tcW w:w="9720" w:type="dxa"/>
@@ -6109,7 +6339,6 @@
                 <w:sz w:val="18"/>
                 <w:szCs w:val="18"/>
               </w:rPr>
-              <w:lastRenderedPageBreak/>
               <w:t>3. Work through each task in order:</w:t>
             </w:r>
           </w:p>
@@ -6263,11 +6492,6 @@
       <w:r>
         <w:t xml:space="preserve"> to toggle) updating in real time:</w:t>
       </w:r>
-    </w:p>
-    <w:p>
-      <w:pPr>
-        <w:spacing w:after="40"/>
-      </w:pPr>
     </w:p>
     <w:tbl>
       <w:tblPr>
@@ -6290,12 +6514,6 @@
         <w:gridCol w:w="9720"/>
       </w:tblGrid>
       <w:tr>
-        <w:tblPrEx>
-          <w:tblCellMar>
-            <w:top w:w="0" w:type="dxa"/>
-            <w:bottom w:w="0" w:type="dxa"/>
-          </w:tblCellMar>
-        </w:tblPrEx>
         <w:tc>
           <w:tcPr>
             <w:tcW w:w="9720" w:type="dxa"/>
@@ -6586,12 +6804,6 @@
         <w:gridCol w:w="9720"/>
       </w:tblGrid>
       <w:tr>
-        <w:tblPrEx>
-          <w:tblCellMar>
-            <w:top w:w="0" w:type="dxa"/>
-            <w:bottom w:w="0" w:type="dxa"/>
-          </w:tblCellMar>
-        </w:tblPrEx>
         <w:tc>
           <w:tcPr>
             <w:tcW w:w="9720" w:type="dxa"/>
@@ -6626,6 +6838,11 @@
           </w:p>
           <w:p>
             <w:pPr>
+              <w:pStyle w:val="ListParagraph"/>
+              <w:numPr>
+                <w:ilvl w:val="0"/>
+                <w:numId w:val="5"/>
+              </w:numPr>
               <w:spacing w:after="40"/>
             </w:pPr>
             <w:r>
@@ -6638,6 +6855,11 @@
           </w:p>
           <w:p>
             <w:pPr>
+              <w:pStyle w:val="ListParagraph"/>
+              <w:numPr>
+                <w:ilvl w:val="0"/>
+                <w:numId w:val="5"/>
+              </w:numPr>
               <w:spacing w:after="40"/>
             </w:pPr>
             <w:r>
@@ -6650,6 +6872,11 @@
           </w:p>
           <w:p>
             <w:pPr>
+              <w:pStyle w:val="ListParagraph"/>
+              <w:numPr>
+                <w:ilvl w:val="0"/>
+                <w:numId w:val="5"/>
+              </w:numPr>
               <w:spacing w:after="40"/>
             </w:pPr>
             <w:r>
@@ -6670,9 +6897,24 @@
     </w:p>
     <w:p>
       <w:pPr>
+        <w:rPr>
+          <w:b/>
+          <w:bCs/>
+          <w:color w:val="2E86C1"/>
+          <w:sz w:val="26"/>
+          <w:szCs w:val="26"/>
+        </w:rPr>
+      </w:pPr>
+      <w:r>
+        <w:br w:type="page"/>
+      </w:r>
+    </w:p>
+    <w:p>
+      <w:pPr>
         <w:pStyle w:val="Heading2"/>
       </w:pPr>
       <w:r>
+        <w:lastRenderedPageBreak/>
         <w:t>5.3 Create the PR</w:t>
       </w:r>
     </w:p>
@@ -6681,13 +6923,14 @@
         <w:spacing w:after="120"/>
       </w:pPr>
       <w:r>
-        <w:t>Once all Phase 1 tasks are completed, ask Claude Code to create the PR:</w:t>
-      </w:r>
-    </w:p>
-    <w:p>
-      <w:pPr>
-        <w:spacing w:after="40"/>
-      </w:pPr>
+        <w:t xml:space="preserve">Once all Phase 1 tasks are completed, ask Claude Code to create </w:t>
+      </w:r>
+      <w:r>
+        <w:t xml:space="preserve">and review </w:t>
+      </w:r>
+      <w:r>
+        <w:t>the PR:</w:t>
+      </w:r>
     </w:p>
     <w:tbl>
       <w:tblPr>
@@ -6710,12 +6953,6 @@
         <w:gridCol w:w="9720"/>
       </w:tblGrid>
       <w:tr>
-        <w:tblPrEx>
-          <w:tblCellMar>
-            <w:top w:w="0" w:type="dxa"/>
-            <w:bottom w:w="0" w:type="dxa"/>
-          </w:tblCellMar>
-        </w:tblPrEx>
         <w:tc>
           <w:tcPr>
             <w:tcW w:w="9720" w:type="dxa"/>
@@ -6780,50 +7017,88 @@
           <w:p>
             <w:pPr>
               <w:spacing w:after="40"/>
-            </w:pPr>
-            <w:r>
-              <w:rPr>
-                <w:rFonts w:ascii="Consolas" w:eastAsia="Consolas" w:hAnsi="Consolas" w:cs="Consolas"/>
-                <w:sz w:val="18"/>
-                <w:szCs w:val="18"/>
-              </w:rPr>
-              <w:t>2. Create a GitHub PR targeting main with:</w:t>
-            </w:r>
-          </w:p>
-          <w:p>
-            <w:pPr>
-              <w:spacing w:after="40"/>
-            </w:pPr>
-            <w:r>
-              <w:rPr>
-                <w:rFonts w:ascii="Consolas" w:eastAsia="Consolas" w:hAnsi="Consolas" w:cs="Consolas"/>
-                <w:sz w:val="18"/>
-                <w:szCs w:val="18"/>
-              </w:rPr>
-              <w:t xml:space="preserve">   - Title: "Phase 1: Core API"</w:t>
-            </w:r>
-          </w:p>
-          <w:p>
-            <w:pPr>
-              <w:spacing w:after="40"/>
-            </w:pPr>
-            <w:r>
-              <w:rPr>
-                <w:rFonts w:ascii="Consolas" w:eastAsia="Consolas" w:hAnsi="Consolas" w:cs="Consolas"/>
-                <w:sz w:val="18"/>
-                <w:szCs w:val="18"/>
-              </w:rPr>
-              <w:t xml:space="preserve">   - Body: List all completed tasks with their acceptance results</w:t>
-            </w:r>
-          </w:p>
-          <w:p>
-            <w:r>
-              <w:rPr>
-                <w:rFonts w:ascii="Consolas" w:eastAsia="Consolas" w:hAnsi="Consolas" w:cs="Consolas"/>
-                <w:sz w:val="18"/>
-                <w:szCs w:val="18"/>
-              </w:rPr>
-              <w:t xml:space="preserve">   - Label: phase-1</w:t>
+              <w:rPr>
+                <w:rFonts w:ascii="Consolas" w:eastAsia="Consolas" w:hAnsi="Consolas" w:cs="Consolas"/>
+                <w:sz w:val="18"/>
+                <w:szCs w:val="18"/>
+              </w:rPr>
+            </w:pPr>
+            <w:r>
+              <w:rPr>
+                <w:rFonts w:ascii="Consolas" w:eastAsia="Consolas" w:hAnsi="Consolas" w:cs="Consolas"/>
+                <w:sz w:val="18"/>
+                <w:szCs w:val="18"/>
+              </w:rPr>
+              <w:t>2. Create</w:t>
+            </w:r>
+            <w:r>
+              <w:rPr>
+                <w:rFonts w:ascii="Consolas" w:eastAsia="Consolas" w:hAnsi="Consolas" w:cs="Consolas"/>
+                <w:sz w:val="18"/>
+                <w:szCs w:val="18"/>
+              </w:rPr>
+              <w:t xml:space="preserve"> </w:t>
+            </w:r>
+            <w:r>
+              <w:rPr>
+                <w:rFonts w:ascii="Consolas" w:eastAsia="Consolas" w:hAnsi="Consolas" w:cs="Consolas"/>
+                <w:sz w:val="18"/>
+                <w:szCs w:val="18"/>
+              </w:rPr>
+              <w:t xml:space="preserve">a GitHub PR targeting </w:t>
+            </w:r>
+            <w:r>
+              <w:rPr>
+                <w:rFonts w:ascii="Consolas" w:eastAsia="Consolas" w:hAnsi="Consolas" w:cs="Consolas"/>
+                <w:sz w:val="18"/>
+                <w:szCs w:val="18"/>
+              </w:rPr>
+              <w:t>the “</w:t>
+            </w:r>
+            <w:r>
+              <w:rPr>
+                <w:rFonts w:ascii="Consolas" w:eastAsia="Consolas" w:hAnsi="Consolas" w:cs="Consolas"/>
+                <w:sz w:val="18"/>
+                <w:szCs w:val="18"/>
+              </w:rPr>
+              <w:t>main</w:t>
+            </w:r>
+            <w:r>
+              <w:rPr>
+                <w:rFonts w:ascii="Consolas" w:eastAsia="Consolas" w:hAnsi="Consolas" w:cs="Consolas"/>
+                <w:sz w:val="18"/>
+                <w:szCs w:val="18"/>
+              </w:rPr>
+              <w:t>” branch</w:t>
+            </w:r>
+          </w:p>
+          <w:p>
+            <w:pPr>
+              <w:spacing w:after="40"/>
+            </w:pPr>
+            <w:r>
+              <w:rPr>
+                <w:rFonts w:ascii="Consolas" w:eastAsia="Consolas" w:hAnsi="Consolas" w:cs="Consolas"/>
+                <w:sz w:val="18"/>
+                <w:szCs w:val="18"/>
+              </w:rPr>
+              <w:t>3</w:t>
+            </w:r>
+            <w:r>
+              <w:rPr>
+                <w:rFonts w:ascii="Consolas" w:eastAsia="Consolas" w:hAnsi="Consolas" w:cs="Consolas"/>
+                <w:sz w:val="18"/>
+                <w:szCs w:val="18"/>
+              </w:rPr>
+              <w:t>.</w:t>
+            </w:r>
+            <w:r>
+              <w:rPr>
+                <w:rFonts w:ascii="Consolas" w:eastAsia="Consolas" w:hAnsi="Consolas" w:cs="Consolas"/>
+                <w:sz w:val="18"/>
+                <w:szCs w:val="18"/>
+              </w:rPr>
+              <w:t xml:space="preserve"> Review the PR changes and suggest improvements/fixes</w:t>
             </w:r>
           </w:p>
         </w:tc>
@@ -6836,24 +7111,9 @@
     </w:p>
     <w:p>
       <w:pPr>
-        <w:rPr>
-          <w:b/>
-          <w:bCs/>
-          <w:color w:val="2E86C1"/>
-          <w:sz w:val="26"/>
-          <w:szCs w:val="26"/>
-        </w:rPr>
-      </w:pPr>
-      <w:r>
-        <w:br w:type="page"/>
-      </w:r>
-    </w:p>
-    <w:p>
-      <w:pPr>
         <w:pStyle w:val="Heading2"/>
       </w:pPr>
       <w:r>
-        <w:lastRenderedPageBreak/>
         <w:t>5.4 Test the Prototype</w:t>
       </w:r>
     </w:p>
@@ -6872,11 +7132,6 @@
       <w:r>
         <w:t>:</w:t>
       </w:r>
-    </w:p>
-    <w:p>
-      <w:pPr>
-        <w:spacing w:after="40"/>
-      </w:pPr>
     </w:p>
     <w:tbl>
       <w:tblPr>
@@ -6899,12 +7154,6 @@
         <w:gridCol w:w="9720"/>
       </w:tblGrid>
       <w:tr>
-        <w:tblPrEx>
-          <w:tblCellMar>
-            <w:top w:w="0" w:type="dxa"/>
-            <w:bottom w:w="0" w:type="dxa"/>
-          </w:tblCellMar>
-        </w:tblPrEx>
         <w:tc>
           <w:tcPr>
             <w:tcW w:w="9720" w:type="dxa"/>
@@ -7220,9 +7469,24 @@
     </w:p>
     <w:p>
       <w:pPr>
+        <w:rPr>
+          <w:b/>
+          <w:bCs/>
+          <w:color w:val="1A5276"/>
+          <w:sz w:val="32"/>
+          <w:szCs w:val="32"/>
+        </w:rPr>
+      </w:pPr>
+      <w:r>
+        <w:br w:type="page"/>
+      </w:r>
+    </w:p>
+    <w:p>
+      <w:pPr>
         <w:pStyle w:val="Heading1"/>
       </w:pPr>
       <w:r>
+        <w:lastRenderedPageBreak/>
         <w:t>6. Step 4: Repeat for Each Phase</w:t>
       </w:r>
     </w:p>
@@ -7233,11 +7497,6 @@
       <w:r>
         <w:t>After merging Phase 1, start a new Claude Code session (or /clear the current one) for a fresh context window, then repeat the same pattern:</w:t>
       </w:r>
-    </w:p>
-    <w:p>
-      <w:pPr>
-        <w:spacing w:after="40"/>
-      </w:pPr>
     </w:p>
     <w:tbl>
       <w:tblPr>
@@ -7260,12 +7519,6 @@
         <w:gridCol w:w="9720"/>
       </w:tblGrid>
       <w:tr>
-        <w:tblPrEx>
-          <w:tblCellMar>
-            <w:top w:w="0" w:type="dxa"/>
-            <w:bottom w:w="0" w:type="dxa"/>
-          </w:tblCellMar>
-        </w:tblPrEx>
         <w:tc>
           <w:tcPr>
             <w:tcW w:w="9720" w:type="dxa"/>
@@ -7527,31 +7780,11 @@
     </w:p>
     <w:p>
       <w:pPr>
-        <w:rPr>
-          <w:b/>
-          <w:bCs/>
-          <w:color w:val="2E86C1"/>
-          <w:sz w:val="26"/>
-          <w:szCs w:val="26"/>
-        </w:rPr>
-      </w:pPr>
-      <w:r>
-        <w:br w:type="page"/>
-      </w:r>
-    </w:p>
-    <w:p>
-      <w:pPr>
         <w:pStyle w:val="Heading2"/>
       </w:pPr>
       <w:r>
-        <w:lastRenderedPageBreak/>
         <w:t>6.1 The Full Phase Lifecycle</w:t>
       </w:r>
-    </w:p>
-    <w:p>
-      <w:pPr>
-        <w:spacing w:after="40"/>
-      </w:pPr>
     </w:p>
     <w:tbl>
       <w:tblPr>
@@ -7572,16 +7805,10 @@
       </w:tblPr>
       <w:tblGrid>
         <w:gridCol w:w="3240"/>
-        <w:gridCol w:w="3240"/>
-        <w:gridCol w:w="3240"/>
+        <w:gridCol w:w="2004"/>
+        <w:gridCol w:w="4476"/>
       </w:tblGrid>
       <w:tr>
-        <w:tblPrEx>
-          <w:tblCellMar>
-            <w:top w:w="0" w:type="dxa"/>
-            <w:bottom w:w="0" w:type="dxa"/>
-          </w:tblCellMar>
-        </w:tblPrEx>
         <w:tc>
           <w:tcPr>
             <w:tcW w:w="3240" w:type="dxa"/>
@@ -7598,6 +7825,7 @@
               <w:bottom w:w="60" w:type="dxa"/>
               <w:right w:w="100" w:type="dxa"/>
             </w:tcMar>
+            <w:vAlign w:val="center"/>
           </w:tcPr>
           <w:p>
             <w:r>
@@ -7614,7 +7842,7 @@
         </w:tc>
         <w:tc>
           <w:tcPr>
-            <w:tcW w:w="3240" w:type="dxa"/>
+            <w:tcW w:w="2004" w:type="dxa"/>
             <w:tcBorders>
               <w:top w:val="single" w:sz="1" w:space="0" w:color="D5D8DC"/>
               <w:left w:val="single" w:sz="1" w:space="0" w:color="D5D8DC"/>
@@ -7628,6 +7856,7 @@
               <w:bottom w:w="60" w:type="dxa"/>
               <w:right w:w="100" w:type="dxa"/>
             </w:tcMar>
+            <w:vAlign w:val="center"/>
           </w:tcPr>
           <w:p>
             <w:r>
@@ -7644,7 +7873,7 @@
         </w:tc>
         <w:tc>
           <w:tcPr>
-            <w:tcW w:w="3240" w:type="dxa"/>
+            <w:tcW w:w="4476" w:type="dxa"/>
             <w:tcBorders>
               <w:top w:val="single" w:sz="1" w:space="0" w:color="D5D8DC"/>
               <w:left w:val="single" w:sz="1" w:space="0" w:color="D5D8DC"/>
@@ -7658,6 +7887,7 @@
               <w:bottom w:w="60" w:type="dxa"/>
               <w:right w:w="100" w:type="dxa"/>
             </w:tcMar>
+            <w:vAlign w:val="center"/>
           </w:tcPr>
           <w:p>
             <w:r>
@@ -7674,12 +7904,9 @@
         </w:tc>
       </w:tr>
       <w:tr>
-        <w:tblPrEx>
-          <w:tblCellMar>
-            <w:top w:w="0" w:type="dxa"/>
-            <w:bottom w:w="0" w:type="dxa"/>
-          </w:tblCellMar>
-        </w:tblPrEx>
+        <w:trPr>
+          <w:trHeight w:val="283"/>
+        </w:trPr>
         <w:tc>
           <w:tcPr>
             <w:tcW w:w="3240" w:type="dxa"/>
@@ -7696,10 +7923,19 @@
               <w:bottom w:w="60" w:type="dxa"/>
               <w:right w:w="100" w:type="dxa"/>
             </w:tcMar>
-          </w:tcPr>
-          <w:p>
-            <w:r>
-              <w:rPr>
+            <w:vAlign w:val="center"/>
+          </w:tcPr>
+          <w:p>
+            <w:pPr>
+              <w:rPr>
+                <w:b/>
+                <w:bCs/>
+              </w:rPr>
+            </w:pPr>
+            <w:r>
+              <w:rPr>
+                <w:b/>
+                <w:bCs/>
                 <w:sz w:val="19"/>
                 <w:szCs w:val="19"/>
               </w:rPr>
@@ -7709,7 +7945,7 @@
         </w:tc>
         <w:tc>
           <w:tcPr>
-            <w:tcW w:w="3240" w:type="dxa"/>
+            <w:tcW w:w="2004" w:type="dxa"/>
             <w:tcBorders>
               <w:top w:val="single" w:sz="1" w:space="0" w:color="D5D8DC"/>
               <w:left w:val="single" w:sz="1" w:space="0" w:color="D5D8DC"/>
@@ -7723,6 +7959,7 @@
               <w:bottom w:w="60" w:type="dxa"/>
               <w:right w:w="100" w:type="dxa"/>
             </w:tcMar>
+            <w:vAlign w:val="center"/>
           </w:tcPr>
           <w:p>
             <w:r>
@@ -7736,7 +7973,7 @@
         </w:tc>
         <w:tc>
           <w:tcPr>
-            <w:tcW w:w="3240" w:type="dxa"/>
+            <w:tcW w:w="4476" w:type="dxa"/>
             <w:tcBorders>
               <w:top w:val="single" w:sz="1" w:space="0" w:color="D5D8DC"/>
               <w:left w:val="single" w:sz="1" w:space="0" w:color="D5D8DC"/>
@@ -7750,6 +7987,7 @@
               <w:bottom w:w="60" w:type="dxa"/>
               <w:right w:w="100" w:type="dxa"/>
             </w:tcMar>
+            <w:vAlign w:val="center"/>
           </w:tcPr>
           <w:p>
             <w:r>
@@ -7779,12 +8017,9 @@
         </w:tc>
       </w:tr>
       <w:tr>
-        <w:tblPrEx>
-          <w:tblCellMar>
-            <w:top w:w="0" w:type="dxa"/>
-            <w:bottom w:w="0" w:type="dxa"/>
-          </w:tblCellMar>
-        </w:tblPrEx>
+        <w:trPr>
+          <w:trHeight w:val="283"/>
+        </w:trPr>
         <w:tc>
           <w:tcPr>
             <w:tcW w:w="3240" w:type="dxa"/>
@@ -7801,10 +8036,19 @@
               <w:bottom w:w="60" w:type="dxa"/>
               <w:right w:w="100" w:type="dxa"/>
             </w:tcMar>
-          </w:tcPr>
-          <w:p>
-            <w:r>
-              <w:rPr>
+            <w:vAlign w:val="center"/>
+          </w:tcPr>
+          <w:p>
+            <w:pPr>
+              <w:rPr>
+                <w:b/>
+                <w:bCs/>
+              </w:rPr>
+            </w:pPr>
+            <w:r>
+              <w:rPr>
+                <w:b/>
+                <w:bCs/>
                 <w:sz w:val="19"/>
                 <w:szCs w:val="19"/>
               </w:rPr>
@@ -7814,7 +8058,7 @@
         </w:tc>
         <w:tc>
           <w:tcPr>
-            <w:tcW w:w="3240" w:type="dxa"/>
+            <w:tcW w:w="2004" w:type="dxa"/>
             <w:tcBorders>
               <w:top w:val="single" w:sz="1" w:space="0" w:color="D5D8DC"/>
               <w:left w:val="single" w:sz="1" w:space="0" w:color="D5D8DC"/>
@@ -7828,6 +8072,7 @@
               <w:bottom w:w="60" w:type="dxa"/>
               <w:right w:w="100" w:type="dxa"/>
             </w:tcMar>
+            <w:vAlign w:val="center"/>
           </w:tcPr>
           <w:p>
             <w:r>
@@ -7841,7 +8086,7 @@
         </w:tc>
         <w:tc>
           <w:tcPr>
-            <w:tcW w:w="3240" w:type="dxa"/>
+            <w:tcW w:w="4476" w:type="dxa"/>
             <w:tcBorders>
               <w:top w:val="single" w:sz="1" w:space="0" w:color="D5D8DC"/>
               <w:left w:val="single" w:sz="1" w:space="0" w:color="D5D8DC"/>
@@ -7855,6 +8100,7 @@
               <w:bottom w:w="60" w:type="dxa"/>
               <w:right w:w="100" w:type="dxa"/>
             </w:tcMar>
+            <w:vAlign w:val="center"/>
           </w:tcPr>
           <w:p>
             <w:proofErr w:type="spellStart"/>
@@ -7877,12 +8123,9 @@
         </w:tc>
       </w:tr>
       <w:tr>
-        <w:tblPrEx>
-          <w:tblCellMar>
-            <w:top w:w="0" w:type="dxa"/>
-            <w:bottom w:w="0" w:type="dxa"/>
-          </w:tblCellMar>
-        </w:tblPrEx>
+        <w:trPr>
+          <w:trHeight w:val="283"/>
+        </w:trPr>
         <w:tc>
           <w:tcPr>
             <w:tcW w:w="3240" w:type="dxa"/>
@@ -7899,10 +8142,19 @@
               <w:bottom w:w="60" w:type="dxa"/>
               <w:right w:w="100" w:type="dxa"/>
             </w:tcMar>
-          </w:tcPr>
-          <w:p>
-            <w:r>
-              <w:rPr>
+            <w:vAlign w:val="center"/>
+          </w:tcPr>
+          <w:p>
+            <w:pPr>
+              <w:rPr>
+                <w:b/>
+                <w:bCs/>
+              </w:rPr>
+            </w:pPr>
+            <w:r>
+              <w:rPr>
+                <w:b/>
+                <w:bCs/>
                 <w:sz w:val="19"/>
                 <w:szCs w:val="19"/>
               </w:rPr>
@@ -7912,7 +8164,7 @@
         </w:tc>
         <w:tc>
           <w:tcPr>
-            <w:tcW w:w="3240" w:type="dxa"/>
+            <w:tcW w:w="2004" w:type="dxa"/>
             <w:tcBorders>
               <w:top w:val="single" w:sz="1" w:space="0" w:color="D5D8DC"/>
               <w:left w:val="single" w:sz="1" w:space="0" w:color="D5D8DC"/>
@@ -7926,6 +8178,7 @@
               <w:bottom w:w="60" w:type="dxa"/>
               <w:right w:w="100" w:type="dxa"/>
             </w:tcMar>
+            <w:vAlign w:val="center"/>
           </w:tcPr>
           <w:p>
             <w:r>
@@ -7939,7 +8192,7 @@
         </w:tc>
         <w:tc>
           <w:tcPr>
-            <w:tcW w:w="3240" w:type="dxa"/>
+            <w:tcW w:w="4476" w:type="dxa"/>
             <w:tcBorders>
               <w:top w:val="single" w:sz="1" w:space="0" w:color="D5D8DC"/>
               <w:left w:val="single" w:sz="1" w:space="0" w:color="D5D8DC"/>
@@ -7953,6 +8206,7 @@
               <w:bottom w:w="60" w:type="dxa"/>
               <w:right w:w="100" w:type="dxa"/>
             </w:tcMar>
+            <w:vAlign w:val="center"/>
           </w:tcPr>
           <w:p>
             <w:r>
@@ -7966,12 +8220,9 @@
         </w:tc>
       </w:tr>
       <w:tr>
-        <w:tblPrEx>
-          <w:tblCellMar>
-            <w:top w:w="0" w:type="dxa"/>
-            <w:bottom w:w="0" w:type="dxa"/>
-          </w:tblCellMar>
-        </w:tblPrEx>
+        <w:trPr>
+          <w:trHeight w:val="283"/>
+        </w:trPr>
         <w:tc>
           <w:tcPr>
             <w:tcW w:w="3240" w:type="dxa"/>
@@ -7988,10 +8239,19 @@
               <w:bottom w:w="60" w:type="dxa"/>
               <w:right w:w="100" w:type="dxa"/>
             </w:tcMar>
-          </w:tcPr>
-          <w:p>
-            <w:r>
-              <w:rPr>
+            <w:vAlign w:val="center"/>
+          </w:tcPr>
+          <w:p>
+            <w:pPr>
+              <w:rPr>
+                <w:b/>
+                <w:bCs/>
+              </w:rPr>
+            </w:pPr>
+            <w:r>
+              <w:rPr>
+                <w:b/>
+                <w:bCs/>
                 <w:sz w:val="19"/>
                 <w:szCs w:val="19"/>
               </w:rPr>
@@ -8001,7 +8261,7 @@
         </w:tc>
         <w:tc>
           <w:tcPr>
-            <w:tcW w:w="3240" w:type="dxa"/>
+            <w:tcW w:w="2004" w:type="dxa"/>
             <w:tcBorders>
               <w:top w:val="single" w:sz="1" w:space="0" w:color="D5D8DC"/>
               <w:left w:val="single" w:sz="1" w:space="0" w:color="D5D8DC"/>
@@ -8015,6 +8275,7 @@
               <w:bottom w:w="60" w:type="dxa"/>
               <w:right w:w="100" w:type="dxa"/>
             </w:tcMar>
+            <w:vAlign w:val="center"/>
           </w:tcPr>
           <w:p>
             <w:r>
@@ -8028,7 +8289,7 @@
         </w:tc>
         <w:tc>
           <w:tcPr>
-            <w:tcW w:w="3240" w:type="dxa"/>
+            <w:tcW w:w="4476" w:type="dxa"/>
             <w:tcBorders>
               <w:top w:val="single" w:sz="1" w:space="0" w:color="D5D8DC"/>
               <w:left w:val="single" w:sz="1" w:space="0" w:color="D5D8DC"/>
@@ -8042,6 +8303,7 @@
               <w:bottom w:w="60" w:type="dxa"/>
               <w:right w:w="100" w:type="dxa"/>
             </w:tcMar>
+            <w:vAlign w:val="center"/>
           </w:tcPr>
           <w:p>
             <w:r>
@@ -8055,12 +8317,9 @@
         </w:tc>
       </w:tr>
       <w:tr>
-        <w:tblPrEx>
-          <w:tblCellMar>
-            <w:top w:w="0" w:type="dxa"/>
-            <w:bottom w:w="0" w:type="dxa"/>
-          </w:tblCellMar>
-        </w:tblPrEx>
+        <w:trPr>
+          <w:trHeight w:val="283"/>
+        </w:trPr>
         <w:tc>
           <w:tcPr>
             <w:tcW w:w="3240" w:type="dxa"/>
@@ -8077,10 +8336,19 @@
               <w:bottom w:w="60" w:type="dxa"/>
               <w:right w:w="100" w:type="dxa"/>
             </w:tcMar>
-          </w:tcPr>
-          <w:p>
-            <w:r>
-              <w:rPr>
+            <w:vAlign w:val="center"/>
+          </w:tcPr>
+          <w:p>
+            <w:pPr>
+              <w:rPr>
+                <w:b/>
+                <w:bCs/>
+              </w:rPr>
+            </w:pPr>
+            <w:r>
+              <w:rPr>
+                <w:b/>
+                <w:bCs/>
                 <w:sz w:val="19"/>
                 <w:szCs w:val="19"/>
               </w:rPr>
@@ -8090,7 +8358,7 @@
         </w:tc>
         <w:tc>
           <w:tcPr>
-            <w:tcW w:w="3240" w:type="dxa"/>
+            <w:tcW w:w="2004" w:type="dxa"/>
             <w:tcBorders>
               <w:top w:val="single" w:sz="1" w:space="0" w:color="D5D8DC"/>
               <w:left w:val="single" w:sz="1" w:space="0" w:color="D5D8DC"/>
@@ -8104,6 +8372,7 @@
               <w:bottom w:w="60" w:type="dxa"/>
               <w:right w:w="100" w:type="dxa"/>
             </w:tcMar>
+            <w:vAlign w:val="center"/>
           </w:tcPr>
           <w:p>
             <w:r>
@@ -8117,7 +8386,7 @@
         </w:tc>
         <w:tc>
           <w:tcPr>
-            <w:tcW w:w="3240" w:type="dxa"/>
+            <w:tcW w:w="4476" w:type="dxa"/>
             <w:tcBorders>
               <w:top w:val="single" w:sz="1" w:space="0" w:color="D5D8DC"/>
               <w:left w:val="single" w:sz="1" w:space="0" w:color="D5D8DC"/>
@@ -8131,6 +8400,7 @@
               <w:bottom w:w="60" w:type="dxa"/>
               <w:right w:w="100" w:type="dxa"/>
             </w:tcMar>
+            <w:vAlign w:val="center"/>
           </w:tcPr>
           <w:p>
             <w:proofErr w:type="spellStart"/>
@@ -8162,12 +8432,9 @@
         </w:tc>
       </w:tr>
       <w:tr>
-        <w:tblPrEx>
-          <w:tblCellMar>
-            <w:top w:w="0" w:type="dxa"/>
-            <w:bottom w:w="0" w:type="dxa"/>
-          </w:tblCellMar>
-        </w:tblPrEx>
+        <w:trPr>
+          <w:trHeight w:val="283"/>
+        </w:trPr>
         <w:tc>
           <w:tcPr>
             <w:tcW w:w="3240" w:type="dxa"/>
@@ -8184,10 +8451,19 @@
               <w:bottom w:w="60" w:type="dxa"/>
               <w:right w:w="100" w:type="dxa"/>
             </w:tcMar>
-          </w:tcPr>
-          <w:p>
-            <w:r>
-              <w:rPr>
+            <w:vAlign w:val="center"/>
+          </w:tcPr>
+          <w:p>
+            <w:pPr>
+              <w:rPr>
+                <w:b/>
+                <w:bCs/>
+              </w:rPr>
+            </w:pPr>
+            <w:r>
+              <w:rPr>
+                <w:b/>
+                <w:bCs/>
                 <w:sz w:val="19"/>
                 <w:szCs w:val="19"/>
               </w:rPr>
@@ -8197,7 +8473,7 @@
         </w:tc>
         <w:tc>
           <w:tcPr>
-            <w:tcW w:w="3240" w:type="dxa"/>
+            <w:tcW w:w="2004" w:type="dxa"/>
             <w:tcBorders>
               <w:top w:val="single" w:sz="1" w:space="0" w:color="D5D8DC"/>
               <w:left w:val="single" w:sz="1" w:space="0" w:color="D5D8DC"/>
@@ -8211,6 +8487,7 @@
               <w:bottom w:w="60" w:type="dxa"/>
               <w:right w:w="100" w:type="dxa"/>
             </w:tcMar>
+            <w:vAlign w:val="center"/>
           </w:tcPr>
           <w:p>
             <w:r>
@@ -8224,7 +8501,7 @@
         </w:tc>
         <w:tc>
           <w:tcPr>
-            <w:tcW w:w="3240" w:type="dxa"/>
+            <w:tcW w:w="4476" w:type="dxa"/>
             <w:tcBorders>
               <w:top w:val="single" w:sz="1" w:space="0" w:color="D5D8DC"/>
               <w:left w:val="single" w:sz="1" w:space="0" w:color="D5D8DC"/>
@@ -8238,6 +8515,7 @@
               <w:bottom w:w="60" w:type="dxa"/>
               <w:right w:w="100" w:type="dxa"/>
             </w:tcMar>
+            <w:vAlign w:val="center"/>
           </w:tcPr>
           <w:p>
             <w:r>
@@ -8251,12 +8529,9 @@
         </w:tc>
       </w:tr>
       <w:tr>
-        <w:tblPrEx>
-          <w:tblCellMar>
-            <w:top w:w="0" w:type="dxa"/>
-            <w:bottom w:w="0" w:type="dxa"/>
-          </w:tblCellMar>
-        </w:tblPrEx>
+        <w:trPr>
+          <w:trHeight w:val="283"/>
+        </w:trPr>
         <w:tc>
           <w:tcPr>
             <w:tcW w:w="3240" w:type="dxa"/>
@@ -8273,10 +8548,19 @@
               <w:bottom w:w="60" w:type="dxa"/>
               <w:right w:w="100" w:type="dxa"/>
             </w:tcMar>
-          </w:tcPr>
-          <w:p>
-            <w:r>
-              <w:rPr>
+            <w:vAlign w:val="center"/>
+          </w:tcPr>
+          <w:p>
+            <w:pPr>
+              <w:rPr>
+                <w:b/>
+                <w:bCs/>
+              </w:rPr>
+            </w:pPr>
+            <w:r>
+              <w:rPr>
+                <w:b/>
+                <w:bCs/>
                 <w:sz w:val="19"/>
                 <w:szCs w:val="19"/>
               </w:rPr>
@@ -8286,7 +8570,7 @@
         </w:tc>
         <w:tc>
           <w:tcPr>
-            <w:tcW w:w="3240" w:type="dxa"/>
+            <w:tcW w:w="2004" w:type="dxa"/>
             <w:tcBorders>
               <w:top w:val="single" w:sz="1" w:space="0" w:color="D5D8DC"/>
               <w:left w:val="single" w:sz="1" w:space="0" w:color="D5D8DC"/>
@@ -8300,6 +8584,7 @@
               <w:bottom w:w="60" w:type="dxa"/>
               <w:right w:w="100" w:type="dxa"/>
             </w:tcMar>
+            <w:vAlign w:val="center"/>
           </w:tcPr>
           <w:p>
             <w:r>
@@ -8313,7 +8598,7 @@
         </w:tc>
         <w:tc>
           <w:tcPr>
-            <w:tcW w:w="3240" w:type="dxa"/>
+            <w:tcW w:w="4476" w:type="dxa"/>
             <w:tcBorders>
               <w:top w:val="single" w:sz="1" w:space="0" w:color="D5D8DC"/>
               <w:left w:val="single" w:sz="1" w:space="0" w:color="D5D8DC"/>
@@ -8327,6 +8612,7 @@
               <w:bottom w:w="60" w:type="dxa"/>
               <w:right w:w="100" w:type="dxa"/>
             </w:tcMar>
+            <w:vAlign w:val="center"/>
           </w:tcPr>
           <w:p>
             <w:r>
@@ -8340,12 +8626,9 @@
         </w:tc>
       </w:tr>
       <w:tr>
-        <w:tblPrEx>
-          <w:tblCellMar>
-            <w:top w:w="0" w:type="dxa"/>
-            <w:bottom w:w="0" w:type="dxa"/>
-          </w:tblCellMar>
-        </w:tblPrEx>
+        <w:trPr>
+          <w:trHeight w:val="283"/>
+        </w:trPr>
         <w:tc>
           <w:tcPr>
             <w:tcW w:w="3240" w:type="dxa"/>
@@ -8362,10 +8645,19 @@
               <w:bottom w:w="60" w:type="dxa"/>
               <w:right w:w="100" w:type="dxa"/>
             </w:tcMar>
-          </w:tcPr>
-          <w:p>
-            <w:r>
-              <w:rPr>
+            <w:vAlign w:val="center"/>
+          </w:tcPr>
+          <w:p>
+            <w:pPr>
+              <w:rPr>
+                <w:b/>
+                <w:bCs/>
+              </w:rPr>
+            </w:pPr>
+            <w:r>
+              <w:rPr>
+                <w:b/>
+                <w:bCs/>
                 <w:sz w:val="19"/>
                 <w:szCs w:val="19"/>
               </w:rPr>
@@ -8375,7 +8667,7 @@
         </w:tc>
         <w:tc>
           <w:tcPr>
-            <w:tcW w:w="3240" w:type="dxa"/>
+            <w:tcW w:w="2004" w:type="dxa"/>
             <w:tcBorders>
               <w:top w:val="single" w:sz="1" w:space="0" w:color="D5D8DC"/>
               <w:left w:val="single" w:sz="1" w:space="0" w:color="D5D8DC"/>
@@ -8389,6 +8681,7 @@
               <w:bottom w:w="60" w:type="dxa"/>
               <w:right w:w="100" w:type="dxa"/>
             </w:tcMar>
+            <w:vAlign w:val="center"/>
           </w:tcPr>
           <w:p>
             <w:r>
@@ -8402,7 +8695,7 @@
         </w:tc>
         <w:tc>
           <w:tcPr>
-            <w:tcW w:w="3240" w:type="dxa"/>
+            <w:tcW w:w="4476" w:type="dxa"/>
             <w:tcBorders>
               <w:top w:val="single" w:sz="1" w:space="0" w:color="D5D8DC"/>
               <w:left w:val="single" w:sz="1" w:space="0" w:color="D5D8DC"/>
@@ -8416,6 +8709,7 @@
               <w:bottom w:w="60" w:type="dxa"/>
               <w:right w:w="100" w:type="dxa"/>
             </w:tcMar>
+            <w:vAlign w:val="center"/>
           </w:tcPr>
           <w:p>
             <w:proofErr w:type="spellStart"/>
@@ -8438,12 +8732,9 @@
         </w:tc>
       </w:tr>
       <w:tr>
-        <w:tblPrEx>
-          <w:tblCellMar>
-            <w:top w:w="0" w:type="dxa"/>
-            <w:bottom w:w="0" w:type="dxa"/>
-          </w:tblCellMar>
-        </w:tblPrEx>
+        <w:trPr>
+          <w:trHeight w:val="283"/>
+        </w:trPr>
         <w:tc>
           <w:tcPr>
             <w:tcW w:w="3240" w:type="dxa"/>
@@ -8460,10 +8751,19 @@
               <w:bottom w:w="60" w:type="dxa"/>
               <w:right w:w="100" w:type="dxa"/>
             </w:tcMar>
-          </w:tcPr>
-          <w:p>
-            <w:r>
-              <w:rPr>
+            <w:vAlign w:val="center"/>
+          </w:tcPr>
+          <w:p>
+            <w:pPr>
+              <w:rPr>
+                <w:b/>
+                <w:bCs/>
+              </w:rPr>
+            </w:pPr>
+            <w:r>
+              <w:rPr>
+                <w:b/>
+                <w:bCs/>
                 <w:sz w:val="19"/>
                 <w:szCs w:val="19"/>
               </w:rPr>
@@ -8473,7 +8773,7 @@
         </w:tc>
         <w:tc>
           <w:tcPr>
-            <w:tcW w:w="3240" w:type="dxa"/>
+            <w:tcW w:w="2004" w:type="dxa"/>
             <w:tcBorders>
               <w:top w:val="single" w:sz="1" w:space="0" w:color="D5D8DC"/>
               <w:left w:val="single" w:sz="1" w:space="0" w:color="D5D8DC"/>
@@ -8487,6 +8787,7 @@
               <w:bottom w:w="60" w:type="dxa"/>
               <w:right w:w="100" w:type="dxa"/>
             </w:tcMar>
+            <w:vAlign w:val="center"/>
           </w:tcPr>
           <w:p>
             <w:r>
@@ -8500,7 +8801,7 @@
         </w:tc>
         <w:tc>
           <w:tcPr>
-            <w:tcW w:w="3240" w:type="dxa"/>
+            <w:tcW w:w="4476" w:type="dxa"/>
             <w:tcBorders>
               <w:top w:val="single" w:sz="1" w:space="0" w:color="D5D8DC"/>
               <w:left w:val="single" w:sz="1" w:space="0" w:color="D5D8DC"/>
@@ -8514,6 +8815,7 @@
               <w:bottom w:w="60" w:type="dxa"/>
               <w:right w:w="100" w:type="dxa"/>
             </w:tcMar>
+            <w:vAlign w:val="center"/>
           </w:tcPr>
           <w:p>
             <w:r>
@@ -8527,12 +8829,9 @@
         </w:tc>
       </w:tr>
       <w:tr>
-        <w:tblPrEx>
-          <w:tblCellMar>
-            <w:top w:w="0" w:type="dxa"/>
-            <w:bottom w:w="0" w:type="dxa"/>
-          </w:tblCellMar>
-        </w:tblPrEx>
+        <w:trPr>
+          <w:trHeight w:val="283"/>
+        </w:trPr>
         <w:tc>
           <w:tcPr>
             <w:tcW w:w="3240" w:type="dxa"/>
@@ -8549,10 +8848,19 @@
               <w:bottom w:w="60" w:type="dxa"/>
               <w:right w:w="100" w:type="dxa"/>
             </w:tcMar>
-          </w:tcPr>
-          <w:p>
-            <w:r>
-              <w:rPr>
+            <w:vAlign w:val="center"/>
+          </w:tcPr>
+          <w:p>
+            <w:pPr>
+              <w:rPr>
+                <w:b/>
+                <w:bCs/>
+              </w:rPr>
+            </w:pPr>
+            <w:r>
+              <w:rPr>
+                <w:b/>
+                <w:bCs/>
                 <w:sz w:val="19"/>
                 <w:szCs w:val="19"/>
               </w:rPr>
@@ -8562,7 +8870,7 @@
         </w:tc>
         <w:tc>
           <w:tcPr>
-            <w:tcW w:w="3240" w:type="dxa"/>
+            <w:tcW w:w="2004" w:type="dxa"/>
             <w:tcBorders>
               <w:top w:val="single" w:sz="1" w:space="0" w:color="D5D8DC"/>
               <w:left w:val="single" w:sz="1" w:space="0" w:color="D5D8DC"/>
@@ -8576,6 +8884,7 @@
               <w:bottom w:w="60" w:type="dxa"/>
               <w:right w:w="100" w:type="dxa"/>
             </w:tcMar>
+            <w:vAlign w:val="center"/>
           </w:tcPr>
           <w:p>
             <w:r>
@@ -8589,7 +8898,7 @@
         </w:tc>
         <w:tc>
           <w:tcPr>
-            <w:tcW w:w="3240" w:type="dxa"/>
+            <w:tcW w:w="4476" w:type="dxa"/>
             <w:tcBorders>
               <w:top w:val="single" w:sz="1" w:space="0" w:color="D5D8DC"/>
               <w:left w:val="single" w:sz="1" w:space="0" w:color="D5D8DC"/>
@@ -8603,6 +8912,7 @@
               <w:bottom w:w="60" w:type="dxa"/>
               <w:right w:w="100" w:type="dxa"/>
             </w:tcMar>
+            <w:vAlign w:val="center"/>
           </w:tcPr>
           <w:p>
             <w:r>
@@ -8639,9 +8949,24 @@
     </w:p>
     <w:p>
       <w:pPr>
+        <w:rPr>
+          <w:b/>
+          <w:bCs/>
+          <w:color w:val="1A5276"/>
+          <w:sz w:val="32"/>
+          <w:szCs w:val="32"/>
+        </w:rPr>
+      </w:pPr>
+      <w:r>
+        <w:br w:type="page"/>
+      </w:r>
+    </w:p>
+    <w:p>
+      <w:pPr>
         <w:pStyle w:val="Heading1"/>
       </w:pPr>
       <w:r>
+        <w:lastRenderedPageBreak/>
         <w:t>7. Configuring CLAUDE.md for This Workflow</w:t>
       </w:r>
     </w:p>
@@ -8652,11 +8977,26 @@
       <w:r>
         <w:t>To make Claude Code follow this workflow automatically, add a CLAUDE.md file to your project root. This acts as persistent instructions that Claude Code reads at the start of every session.</w:t>
       </w:r>
-    </w:p>
-    <w:p>
-      <w:pPr>
-        <w:spacing w:after="40"/>
-      </w:pPr>
+      <w:r>
+        <w:t xml:space="preserve"> You can get a first version of this file using Claude’s </w:t>
+      </w:r>
+      <w:r>
+        <w:rPr>
+          <w:rStyle w:val="IntenseEmphasis"/>
+        </w:rPr>
+        <w:t>/</w:t>
+      </w:r>
+      <w:proofErr w:type="spellStart"/>
+      <w:r>
+        <w:rPr>
+          <w:rStyle w:val="IntenseEmphasis"/>
+        </w:rPr>
+        <w:t>init</w:t>
+      </w:r>
+      <w:proofErr w:type="spellEnd"/>
+      <w:r>
+        <w:t xml:space="preserve"> command and then enrich with additional information depending on your preferences.</w:t>
+      </w:r>
     </w:p>
     <w:tbl>
       <w:tblPr>
@@ -8679,12 +9019,6 @@
         <w:gridCol w:w="9720"/>
       </w:tblGrid>
       <w:tr>
-        <w:tblPrEx>
-          <w:tblCellMar>
-            <w:top w:w="0" w:type="dxa"/>
-            <w:bottom w:w="0" w:type="dxa"/>
-          </w:tblCellMar>
-        </w:tblPrEx>
         <w:tc>
           <w:tcPr>
             <w:tcW w:w="9720" w:type="dxa"/>
@@ -8705,6 +9039,11 @@
           <w:p>
             <w:pPr>
               <w:spacing w:after="40"/>
+              <w:rPr>
+                <w:rFonts w:ascii="Consolas" w:eastAsia="Consolas" w:hAnsi="Consolas" w:cs="Consolas"/>
+                <w:sz w:val="18"/>
+                <w:szCs w:val="18"/>
+              </w:rPr>
             </w:pPr>
             <w:r>
               <w:rPr>
@@ -8719,6 +9058,60 @@
             <w:pPr>
               <w:spacing w:after="40"/>
             </w:pPr>
+          </w:p>
+          <w:p>
+            <w:pPr>
+              <w:spacing w:after="40"/>
+              <w:rPr>
+                <w:rFonts w:ascii="Consolas" w:eastAsia="Consolas" w:hAnsi="Consolas" w:cs="Consolas"/>
+                <w:sz w:val="18"/>
+                <w:szCs w:val="18"/>
+              </w:rPr>
+            </w:pPr>
+            <w:r>
+              <w:rPr>
+                <w:rFonts w:ascii="Consolas" w:eastAsia="Consolas" w:hAnsi="Consolas" w:cs="Consolas"/>
+                <w:sz w:val="18"/>
+                <w:szCs w:val="18"/>
+              </w:rPr>
+              <w:t>This file provides guidance to Claude Code (claude.ai/code) when working with code in this repository.</w:t>
+            </w:r>
+          </w:p>
+          <w:p>
+            <w:pPr>
+              <w:spacing w:after="40"/>
+            </w:pPr>
+          </w:p>
+          <w:p>
+            <w:pPr>
+              <w:spacing w:after="40"/>
+            </w:pPr>
+            <w:r>
+              <w:rPr>
+                <w:rFonts w:ascii="Consolas" w:eastAsia="Consolas" w:hAnsi="Consolas" w:cs="Consolas"/>
+                <w:sz w:val="18"/>
+                <w:szCs w:val="18"/>
+              </w:rPr>
+              <w:t>## Project</w:t>
+            </w:r>
+          </w:p>
+          <w:p>
+            <w:pPr>
+              <w:spacing w:after="40"/>
+            </w:pPr>
+            <w:r>
+              <w:rPr>
+                <w:rFonts w:ascii="Consolas" w:eastAsia="Consolas" w:hAnsi="Consolas" w:cs="Consolas"/>
+                <w:sz w:val="18"/>
+                <w:szCs w:val="18"/>
+              </w:rPr>
+              <w:t>URL Shortener — TypeScript + Express + React (Vite) + SQLite</w:t>
+            </w:r>
+          </w:p>
+          <w:p>
+            <w:pPr>
+              <w:spacing w:after="40"/>
+            </w:pPr>
             <w:r>
               <w:rPr>
                 <w:rFonts w:ascii="Consolas" w:eastAsia="Consolas" w:hAnsi="Consolas" w:cs="Consolas"/>
@@ -8738,20 +9131,59 @@
                 <w:sz w:val="18"/>
                 <w:szCs w:val="18"/>
               </w:rPr>
-              <w:t>## Project</w:t>
-            </w:r>
-          </w:p>
-          <w:p>
-            <w:pPr>
-              <w:spacing w:after="40"/>
-            </w:pPr>
-            <w:r>
-              <w:rPr>
-                <w:rFonts w:ascii="Consolas" w:eastAsia="Consolas" w:hAnsi="Consolas" w:cs="Consolas"/>
-                <w:sz w:val="18"/>
-                <w:szCs w:val="18"/>
-              </w:rPr>
-              <w:t>URL Shortener — TypeScript + Express + React (Vite) + SQLite</w:t>
+              <w:t>## Project Documents</w:t>
+            </w:r>
+          </w:p>
+          <w:p>
+            <w:pPr>
+              <w:spacing w:after="40"/>
+            </w:pPr>
+            <w:r>
+              <w:rPr>
+                <w:rFonts w:ascii="Consolas" w:eastAsia="Consolas" w:hAnsi="Consolas" w:cs="Consolas"/>
+                <w:sz w:val="18"/>
+                <w:szCs w:val="18"/>
+              </w:rPr>
+              <w:t>- brd.md — Business requirements (the why and what)</w:t>
+            </w:r>
+          </w:p>
+          <w:p>
+            <w:pPr>
+              <w:spacing w:after="40"/>
+            </w:pPr>
+            <w:r>
+              <w:rPr>
+                <w:rFonts w:ascii="Consolas" w:eastAsia="Consolas" w:hAnsi="Consolas" w:cs="Consolas"/>
+                <w:sz w:val="18"/>
+                <w:szCs w:val="18"/>
+              </w:rPr>
+              <w:t>- architecture.md — Tech stack and design decisions (optional)</w:t>
+            </w:r>
+          </w:p>
+          <w:p>
+            <w:pPr>
+              <w:spacing w:after="40"/>
+            </w:pPr>
+            <w:r>
+              <w:rPr>
+                <w:rFonts w:ascii="Consolas" w:eastAsia="Consolas" w:hAnsi="Consolas" w:cs="Consolas"/>
+                <w:sz w:val="18"/>
+                <w:szCs w:val="18"/>
+              </w:rPr>
+              <w:t>- spec.md — Generated from BRD; defines phases and deliverables</w:t>
+            </w:r>
+          </w:p>
+          <w:p>
+            <w:pPr>
+              <w:spacing w:after="40"/>
+            </w:pPr>
+            <w:r>
+              <w:rPr>
+                <w:rFonts w:ascii="Consolas" w:eastAsia="Consolas" w:hAnsi="Consolas" w:cs="Consolas"/>
+                <w:sz w:val="18"/>
+                <w:szCs w:val="18"/>
+              </w:rPr>
+              <w:t>- tasks.md — Generated from spec; detailed task list per phase</w:t>
             </w:r>
           </w:p>
           <w:p>
@@ -8777,59 +9209,193 @@
                 <w:sz w:val="18"/>
                 <w:szCs w:val="18"/>
               </w:rPr>
-              <w:t>## Project Documents</w:t>
-            </w:r>
-          </w:p>
-          <w:p>
-            <w:pPr>
-              <w:spacing w:after="40"/>
-            </w:pPr>
-            <w:r>
-              <w:rPr>
-                <w:rFonts w:ascii="Consolas" w:eastAsia="Consolas" w:hAnsi="Consolas" w:cs="Consolas"/>
-                <w:sz w:val="18"/>
-                <w:szCs w:val="18"/>
-              </w:rPr>
-              <w:t>- brd.md — Business requirements (the why and what)</w:t>
-            </w:r>
-          </w:p>
-          <w:p>
-            <w:pPr>
-              <w:spacing w:after="40"/>
-            </w:pPr>
-            <w:r>
-              <w:rPr>
-                <w:rFonts w:ascii="Consolas" w:eastAsia="Consolas" w:hAnsi="Consolas" w:cs="Consolas"/>
-                <w:sz w:val="18"/>
-                <w:szCs w:val="18"/>
-              </w:rPr>
-              <w:t>- architecture.md — Tech stack and design decisions (optional)</w:t>
-            </w:r>
-          </w:p>
-          <w:p>
-            <w:pPr>
-              <w:spacing w:after="40"/>
-            </w:pPr>
-            <w:r>
-              <w:rPr>
-                <w:rFonts w:ascii="Consolas" w:eastAsia="Consolas" w:hAnsi="Consolas" w:cs="Consolas"/>
-                <w:sz w:val="18"/>
-                <w:szCs w:val="18"/>
-              </w:rPr>
-              <w:t>- spec.md — Generated from BRD; defines phases and deliverables</w:t>
-            </w:r>
-          </w:p>
-          <w:p>
-            <w:pPr>
-              <w:spacing w:after="40"/>
-            </w:pPr>
-            <w:r>
-              <w:rPr>
-                <w:rFonts w:ascii="Consolas" w:eastAsia="Consolas" w:hAnsi="Consolas" w:cs="Consolas"/>
-                <w:sz w:val="18"/>
-                <w:szCs w:val="18"/>
-              </w:rPr>
-              <w:t>- tasks.md — Generated from spec; detailed task list per phase</w:t>
+              <w:t>## Development Workflow</w:t>
+            </w:r>
+          </w:p>
+          <w:p>
+            <w:pPr>
+              <w:spacing w:after="40"/>
+            </w:pPr>
+            <w:r>
+              <w:rPr>
+                <w:rFonts w:ascii="Consolas" w:eastAsia="Consolas" w:hAnsi="Consolas" w:cs="Consolas"/>
+                <w:sz w:val="18"/>
+                <w:szCs w:val="18"/>
+              </w:rPr>
+              <w:t>- Always read brd.md, spec.md, and tasks.md before starting any work</w:t>
+            </w:r>
+          </w:p>
+          <w:p>
+            <w:pPr>
+              <w:spacing w:after="40"/>
+            </w:pPr>
+            <w:r>
+              <w:rPr>
+                <w:rFonts w:ascii="Consolas" w:eastAsia="Consolas" w:hAnsi="Consolas" w:cs="Consolas"/>
+                <w:sz w:val="18"/>
+                <w:szCs w:val="18"/>
+              </w:rPr>
+              <w:t>- Work in phases. Each phase = one branch = one PR targeting main</w:t>
+            </w:r>
+          </w:p>
+          <w:p>
+            <w:pPr>
+              <w:spacing w:after="40"/>
+            </w:pPr>
+            <w:r>
+              <w:rPr>
+                <w:rFonts w:ascii="Consolas" w:eastAsia="Consolas" w:hAnsi="Consolas" w:cs="Consolas"/>
+                <w:sz w:val="18"/>
+                <w:szCs w:val="18"/>
+              </w:rPr>
+              <w:t>- Use native tasks (</w:t>
+            </w:r>
+            <w:proofErr w:type="spellStart"/>
+            <w:r>
+              <w:rPr>
+                <w:rFonts w:ascii="Consolas" w:eastAsia="Consolas" w:hAnsi="Consolas" w:cs="Consolas"/>
+                <w:sz w:val="18"/>
+                <w:szCs w:val="18"/>
+              </w:rPr>
+              <w:t>TaskCreate</w:t>
+            </w:r>
+            <w:proofErr w:type="spellEnd"/>
+            <w:r>
+              <w:rPr>
+                <w:rFonts w:ascii="Consolas" w:eastAsia="Consolas" w:hAnsi="Consolas" w:cs="Consolas"/>
+                <w:sz w:val="18"/>
+                <w:szCs w:val="18"/>
+              </w:rPr>
+              <w:t>) with dependencies for each phase</w:t>
+            </w:r>
+          </w:p>
+          <w:p>
+            <w:pPr>
+              <w:spacing w:after="40"/>
+            </w:pPr>
+            <w:r>
+              <w:rPr>
+                <w:rFonts w:ascii="Consolas" w:eastAsia="Consolas" w:hAnsi="Consolas" w:cs="Consolas"/>
+                <w:sz w:val="18"/>
+                <w:szCs w:val="18"/>
+              </w:rPr>
+              <w:t xml:space="preserve">- Mark tasks </w:t>
+            </w:r>
+            <w:proofErr w:type="spellStart"/>
+            <w:r>
+              <w:rPr>
+                <w:rFonts w:ascii="Consolas" w:eastAsia="Consolas" w:hAnsi="Consolas" w:cs="Consolas"/>
+                <w:sz w:val="18"/>
+                <w:szCs w:val="18"/>
+              </w:rPr>
+              <w:t>in_progress</w:t>
+            </w:r>
+            <w:proofErr w:type="spellEnd"/>
+            <w:r>
+              <w:rPr>
+                <w:rFonts w:ascii="Consolas" w:eastAsia="Consolas" w:hAnsi="Consolas" w:cs="Consolas"/>
+                <w:sz w:val="18"/>
+                <w:szCs w:val="18"/>
+              </w:rPr>
+              <w:t xml:space="preserve"> before starting, completed only after verification</w:t>
+            </w:r>
+          </w:p>
+          <w:p>
+            <w:pPr>
+              <w:spacing w:after="40"/>
+            </w:pPr>
+            <w:r>
+              <w:rPr>
+                <w:rFonts w:ascii="Consolas" w:eastAsia="Consolas" w:hAnsi="Consolas" w:cs="Consolas"/>
+                <w:sz w:val="18"/>
+                <w:szCs w:val="18"/>
+              </w:rPr>
+              <w:t>- Run tests (</w:t>
+            </w:r>
+            <w:proofErr w:type="spellStart"/>
+            <w:r>
+              <w:rPr>
+                <w:rFonts w:ascii="Consolas" w:eastAsia="Consolas" w:hAnsi="Consolas" w:cs="Consolas"/>
+                <w:sz w:val="18"/>
+                <w:szCs w:val="18"/>
+              </w:rPr>
+              <w:t>npm</w:t>
+            </w:r>
+            <w:proofErr w:type="spellEnd"/>
+            <w:r>
+              <w:rPr>
+                <w:rFonts w:ascii="Consolas" w:eastAsia="Consolas" w:hAnsi="Consolas" w:cs="Consolas"/>
+                <w:sz w:val="18"/>
+                <w:szCs w:val="18"/>
+              </w:rPr>
+              <w:t xml:space="preserve"> test) as part of every task’s acceptance </w:t>
+            </w:r>
+            <w:proofErr w:type="gramStart"/>
+            <w:r>
+              <w:rPr>
+                <w:rFonts w:ascii="Consolas" w:eastAsia="Consolas" w:hAnsi="Consolas" w:cs="Consolas"/>
+                <w:sz w:val="18"/>
+                <w:szCs w:val="18"/>
+              </w:rPr>
+              <w:t>criteria</w:t>
+            </w:r>
+            <w:proofErr w:type="gramEnd"/>
+          </w:p>
+          <w:p>
+            <w:pPr>
+              <w:spacing w:after="40"/>
+            </w:pPr>
+            <w:r>
+              <w:rPr>
+                <w:rFonts w:ascii="Consolas" w:eastAsia="Consolas" w:hAnsi="Consolas" w:cs="Consolas"/>
+                <w:sz w:val="18"/>
+                <w:szCs w:val="18"/>
+              </w:rPr>
+              <w:t>- Commit after each completed task: "</w:t>
+            </w:r>
+            <w:proofErr w:type="spellStart"/>
+            <w:r>
+              <w:rPr>
+                <w:rFonts w:ascii="Consolas" w:eastAsia="Consolas" w:hAnsi="Consolas" w:cs="Consolas"/>
+                <w:sz w:val="18"/>
+                <w:szCs w:val="18"/>
+              </w:rPr>
+              <w:t>Px</w:t>
+            </w:r>
+            <w:proofErr w:type="spellEnd"/>
+            <w:r>
+              <w:rPr>
+                <w:rFonts w:ascii="Consolas" w:eastAsia="Consolas" w:hAnsi="Consolas" w:cs="Consolas"/>
+                <w:sz w:val="18"/>
+                <w:szCs w:val="18"/>
+              </w:rPr>
+              <w:t>-Tx: &lt;title&gt;"</w:t>
+            </w:r>
+          </w:p>
+          <w:p>
+            <w:pPr>
+              <w:spacing w:after="40"/>
+            </w:pPr>
+            <w:r>
+              <w:rPr>
+                <w:rFonts w:ascii="Consolas" w:eastAsia="Consolas" w:hAnsi="Consolas" w:cs="Consolas"/>
+                <w:sz w:val="18"/>
+                <w:szCs w:val="18"/>
+              </w:rPr>
+              <w:t>- Update tasks.md to check off completed items</w:t>
+            </w:r>
+          </w:p>
+          <w:p>
+            <w:pPr>
+              <w:spacing w:after="40"/>
+            </w:pPr>
+            <w:r>
+              <w:rPr>
+                <w:rFonts w:ascii="Consolas" w:eastAsia="Consolas" w:hAnsi="Consolas" w:cs="Consolas"/>
+                <w:sz w:val="18"/>
+                <w:szCs w:val="18"/>
+              </w:rPr>
+              <w:t>- Never skip ahead to the next phase without explicit approval</w:t>
             </w:r>
           </w:p>
           <w:p>
@@ -8855,46 +9421,33 @@
                 <w:sz w:val="18"/>
                 <w:szCs w:val="18"/>
               </w:rPr>
-              <w:t>## Development Workflow</w:t>
-            </w:r>
-          </w:p>
-          <w:p>
-            <w:pPr>
-              <w:spacing w:after="40"/>
-            </w:pPr>
-            <w:r>
-              <w:rPr>
-                <w:rFonts w:ascii="Consolas" w:eastAsia="Consolas" w:hAnsi="Consolas" w:cs="Consolas"/>
-                <w:sz w:val="18"/>
-                <w:szCs w:val="18"/>
-              </w:rPr>
-              <w:t>- Always read brd.md, spec.md, and tasks.md before starting any work</w:t>
-            </w:r>
-          </w:p>
-          <w:p>
-            <w:pPr>
-              <w:spacing w:after="40"/>
-            </w:pPr>
-            <w:r>
-              <w:rPr>
-                <w:rFonts w:ascii="Consolas" w:eastAsia="Consolas" w:hAnsi="Consolas" w:cs="Consolas"/>
-                <w:sz w:val="18"/>
-                <w:szCs w:val="18"/>
-              </w:rPr>
-              <w:t>- Work in phases. Each phase = one branch = one PR targeting main</w:t>
-            </w:r>
-          </w:p>
-          <w:p>
-            <w:pPr>
-              <w:spacing w:after="40"/>
-            </w:pPr>
-            <w:r>
-              <w:rPr>
-                <w:rFonts w:ascii="Consolas" w:eastAsia="Consolas" w:hAnsi="Consolas" w:cs="Consolas"/>
-                <w:sz w:val="18"/>
-                <w:szCs w:val="18"/>
-              </w:rPr>
-              <w:t>- Use native tasks (</w:t>
+              <w:t>## Code Standards</w:t>
+            </w:r>
+          </w:p>
+          <w:p>
+            <w:pPr>
+              <w:spacing w:after="40"/>
+            </w:pPr>
+            <w:r>
+              <w:rPr>
+                <w:rFonts w:ascii="Consolas" w:eastAsia="Consolas" w:hAnsi="Consolas" w:cs="Consolas"/>
+                <w:sz w:val="18"/>
+                <w:szCs w:val="18"/>
+              </w:rPr>
+              <w:t>- TypeScript strict mode</w:t>
+            </w:r>
+          </w:p>
+          <w:p>
+            <w:pPr>
+              <w:spacing w:after="40"/>
+            </w:pPr>
+            <w:r>
+              <w:rPr>
+                <w:rFonts w:ascii="Consolas" w:eastAsia="Consolas" w:hAnsi="Consolas" w:cs="Consolas"/>
+                <w:sz w:val="18"/>
+                <w:szCs w:val="18"/>
+              </w:rPr>
+              <w:t xml:space="preserve">- All functions must have </w:t>
             </w:r>
             <w:proofErr w:type="spellStart"/>
             <w:r>
@@ -8903,7 +9456,7 @@
                 <w:sz w:val="18"/>
                 <w:szCs w:val="18"/>
               </w:rPr>
-              <w:t>TaskCreate</w:t>
+              <w:t>JSDoc</w:t>
             </w:r>
             <w:proofErr w:type="spellEnd"/>
             <w:r>
@@ -8912,205 +9465,6 @@
                 <w:sz w:val="18"/>
                 <w:szCs w:val="18"/>
               </w:rPr>
-              <w:t>) with dependencies for each phase</w:t>
-            </w:r>
-          </w:p>
-          <w:p>
-            <w:pPr>
-              <w:spacing w:after="40"/>
-            </w:pPr>
-            <w:r>
-              <w:rPr>
-                <w:rFonts w:ascii="Consolas" w:eastAsia="Consolas" w:hAnsi="Consolas" w:cs="Consolas"/>
-                <w:sz w:val="18"/>
-                <w:szCs w:val="18"/>
-              </w:rPr>
-              <w:t xml:space="preserve">- Mark tasks </w:t>
-            </w:r>
-            <w:proofErr w:type="spellStart"/>
-            <w:r>
-              <w:rPr>
-                <w:rFonts w:ascii="Consolas" w:eastAsia="Consolas" w:hAnsi="Consolas" w:cs="Consolas"/>
-                <w:sz w:val="18"/>
-                <w:szCs w:val="18"/>
-              </w:rPr>
-              <w:t>in_progress</w:t>
-            </w:r>
-            <w:proofErr w:type="spellEnd"/>
-            <w:r>
-              <w:rPr>
-                <w:rFonts w:ascii="Consolas" w:eastAsia="Consolas" w:hAnsi="Consolas" w:cs="Consolas"/>
-                <w:sz w:val="18"/>
-                <w:szCs w:val="18"/>
-              </w:rPr>
-              <w:t xml:space="preserve"> before starting, completed only after verification</w:t>
-            </w:r>
-          </w:p>
-          <w:p>
-            <w:pPr>
-              <w:spacing w:after="40"/>
-            </w:pPr>
-            <w:r>
-              <w:rPr>
-                <w:rFonts w:ascii="Consolas" w:eastAsia="Consolas" w:hAnsi="Consolas" w:cs="Consolas"/>
-                <w:sz w:val="18"/>
-                <w:szCs w:val="18"/>
-              </w:rPr>
-              <w:t>- Run tests (</w:t>
-            </w:r>
-            <w:proofErr w:type="spellStart"/>
-            <w:r>
-              <w:rPr>
-                <w:rFonts w:ascii="Consolas" w:eastAsia="Consolas" w:hAnsi="Consolas" w:cs="Consolas"/>
-                <w:sz w:val="18"/>
-                <w:szCs w:val="18"/>
-              </w:rPr>
-              <w:t>npm</w:t>
-            </w:r>
-            <w:proofErr w:type="spellEnd"/>
-            <w:r>
-              <w:rPr>
-                <w:rFonts w:ascii="Consolas" w:eastAsia="Consolas" w:hAnsi="Consolas" w:cs="Consolas"/>
-                <w:sz w:val="18"/>
-                <w:szCs w:val="18"/>
-              </w:rPr>
-              <w:t xml:space="preserve"> test) as part of every task’s acceptance </w:t>
-            </w:r>
-            <w:proofErr w:type="gramStart"/>
-            <w:r>
-              <w:rPr>
-                <w:rFonts w:ascii="Consolas" w:eastAsia="Consolas" w:hAnsi="Consolas" w:cs="Consolas"/>
-                <w:sz w:val="18"/>
-                <w:szCs w:val="18"/>
-              </w:rPr>
-              <w:t>criteria</w:t>
-            </w:r>
-            <w:proofErr w:type="gramEnd"/>
-          </w:p>
-          <w:p>
-            <w:pPr>
-              <w:spacing w:after="40"/>
-            </w:pPr>
-            <w:r>
-              <w:rPr>
-                <w:rFonts w:ascii="Consolas" w:eastAsia="Consolas" w:hAnsi="Consolas" w:cs="Consolas"/>
-                <w:sz w:val="18"/>
-                <w:szCs w:val="18"/>
-              </w:rPr>
-              <w:t>- Commit after each completed task: "</w:t>
-            </w:r>
-            <w:proofErr w:type="spellStart"/>
-            <w:r>
-              <w:rPr>
-                <w:rFonts w:ascii="Consolas" w:eastAsia="Consolas" w:hAnsi="Consolas" w:cs="Consolas"/>
-                <w:sz w:val="18"/>
-                <w:szCs w:val="18"/>
-              </w:rPr>
-              <w:t>Px</w:t>
-            </w:r>
-            <w:proofErr w:type="spellEnd"/>
-            <w:r>
-              <w:rPr>
-                <w:rFonts w:ascii="Consolas" w:eastAsia="Consolas" w:hAnsi="Consolas" w:cs="Consolas"/>
-                <w:sz w:val="18"/>
-                <w:szCs w:val="18"/>
-              </w:rPr>
-              <w:t>-Tx: &lt;title&gt;"</w:t>
-            </w:r>
-          </w:p>
-          <w:p>
-            <w:pPr>
-              <w:spacing w:after="40"/>
-            </w:pPr>
-            <w:r>
-              <w:rPr>
-                <w:rFonts w:ascii="Consolas" w:eastAsia="Consolas" w:hAnsi="Consolas" w:cs="Consolas"/>
-                <w:sz w:val="18"/>
-                <w:szCs w:val="18"/>
-              </w:rPr>
-              <w:t>- Update tasks.md to check off completed items</w:t>
-            </w:r>
-          </w:p>
-          <w:p>
-            <w:pPr>
-              <w:spacing w:after="40"/>
-            </w:pPr>
-            <w:r>
-              <w:rPr>
-                <w:rFonts w:ascii="Consolas" w:eastAsia="Consolas" w:hAnsi="Consolas" w:cs="Consolas"/>
-                <w:sz w:val="18"/>
-                <w:szCs w:val="18"/>
-              </w:rPr>
-              <w:t>- Never skip ahead to the next phase without explicit approval</w:t>
-            </w:r>
-          </w:p>
-          <w:p>
-            <w:pPr>
-              <w:spacing w:after="40"/>
-            </w:pPr>
-            <w:r>
-              <w:rPr>
-                <w:rFonts w:ascii="Consolas" w:eastAsia="Consolas" w:hAnsi="Consolas" w:cs="Consolas"/>
-                <w:sz w:val="18"/>
-                <w:szCs w:val="18"/>
-              </w:rPr>
-              <w:t xml:space="preserve"> </w:t>
-            </w:r>
-          </w:p>
-          <w:p>
-            <w:pPr>
-              <w:spacing w:after="40"/>
-            </w:pPr>
-            <w:r>
-              <w:rPr>
-                <w:rFonts w:ascii="Consolas" w:eastAsia="Consolas" w:hAnsi="Consolas" w:cs="Consolas"/>
-                <w:sz w:val="18"/>
-                <w:szCs w:val="18"/>
-              </w:rPr>
-              <w:t>## Code Standards</w:t>
-            </w:r>
-          </w:p>
-          <w:p>
-            <w:pPr>
-              <w:spacing w:after="40"/>
-            </w:pPr>
-            <w:r>
-              <w:rPr>
-                <w:rFonts w:ascii="Consolas" w:eastAsia="Consolas" w:hAnsi="Consolas" w:cs="Consolas"/>
-                <w:sz w:val="18"/>
-                <w:szCs w:val="18"/>
-              </w:rPr>
-              <w:t>- TypeScript strict mode</w:t>
-            </w:r>
-          </w:p>
-          <w:p>
-            <w:pPr>
-              <w:spacing w:after="40"/>
-            </w:pPr>
-            <w:r>
-              <w:rPr>
-                <w:rFonts w:ascii="Consolas" w:eastAsia="Consolas" w:hAnsi="Consolas" w:cs="Consolas"/>
-                <w:sz w:val="18"/>
-                <w:szCs w:val="18"/>
-              </w:rPr>
-              <w:t xml:space="preserve">- All functions must have </w:t>
-            </w:r>
-            <w:proofErr w:type="spellStart"/>
-            <w:r>
-              <w:rPr>
-                <w:rFonts w:ascii="Consolas" w:eastAsia="Consolas" w:hAnsi="Consolas" w:cs="Consolas"/>
-                <w:sz w:val="18"/>
-                <w:szCs w:val="18"/>
-              </w:rPr>
-              <w:t>JSDoc</w:t>
-            </w:r>
-            <w:proofErr w:type="spellEnd"/>
-            <w:r>
-              <w:rPr>
-                <w:rFonts w:ascii="Consolas" w:eastAsia="Consolas" w:hAnsi="Consolas" w:cs="Consolas"/>
-                <w:sz w:val="18"/>
-                <w:szCs w:val="18"/>
-              </w:rPr>
               <w:t xml:space="preserve"> comments</w:t>
             </w:r>
           </w:p>
@@ -9124,7 +9478,6 @@
                 <w:sz w:val="18"/>
                 <w:szCs w:val="18"/>
               </w:rPr>
-              <w:lastRenderedPageBreak/>
               <w:t>- All endpoints must have corresponding test files</w:t>
             </w:r>
           </w:p>
@@ -9179,29 +9532,34 @@
     </w:p>
     <w:p>
       <w:pPr>
+        <w:rPr>
+          <w:b/>
+          <w:bCs/>
+          <w:color w:val="1A5276"/>
+          <w:sz w:val="32"/>
+          <w:szCs w:val="32"/>
+        </w:rPr>
+      </w:pPr>
+      <w:r>
+        <w:br w:type="page"/>
+      </w:r>
+    </w:p>
+    <w:p>
+      <w:pPr>
         <w:pStyle w:val="Heading1"/>
       </w:pPr>
       <w:r>
+        <w:lastRenderedPageBreak/>
         <w:t>8. Tips &amp; Best Practices</w:t>
       </w:r>
     </w:p>
     <w:p>
       <w:pPr>
-        <w:spacing w:after="60"/>
-      </w:pPr>
-    </w:p>
-    <w:p>
-      <w:pPr>
         <w:pStyle w:val="Heading2"/>
       </w:pPr>
       <w:r>
         <w:t>8.1 Writing Good Tasks</w:t>
       </w:r>
-    </w:p>
-    <w:p>
-      <w:pPr>
-        <w:spacing w:after="40"/>
-      </w:pPr>
     </w:p>
     <w:tbl>
       <w:tblPr>
@@ -9221,19 +9579,13 @@
         <w:tblLook w:val="04A0" w:firstRow="1" w:lastRow="0" w:firstColumn="1" w:lastColumn="0" w:noHBand="0" w:noVBand="1"/>
       </w:tblPr>
       <w:tblGrid>
-        <w:gridCol w:w="4860"/>
-        <w:gridCol w:w="4860"/>
+        <w:gridCol w:w="2834"/>
+        <w:gridCol w:w="6886"/>
       </w:tblGrid>
       <w:tr>
-        <w:tblPrEx>
-          <w:tblCellMar>
-            <w:top w:w="0" w:type="dxa"/>
-            <w:bottom w:w="0" w:type="dxa"/>
-          </w:tblCellMar>
-        </w:tblPrEx>
-        <w:tc>
-          <w:tcPr>
-            <w:tcW w:w="4860" w:type="dxa"/>
+        <w:tc>
+          <w:tcPr>
+            <w:tcW w:w="2834" w:type="dxa"/>
             <w:tcBorders>
               <w:top w:val="single" w:sz="1" w:space="0" w:color="D5D8DC"/>
               <w:left w:val="single" w:sz="1" w:space="0" w:color="D5D8DC"/>
@@ -9259,11 +9611,21 @@
               </w:rPr>
               <w:t>Bad Task</w:t>
             </w:r>
-          </w:p>
-        </w:tc>
-        <w:tc>
-          <w:tcPr>
-            <w:tcW w:w="4860" w:type="dxa"/>
+            <w:r>
+              <w:rPr>
+                <w:b/>
+                <w:bCs/>
+                <w:color w:val="FFFFFF"/>
+                <w:sz w:val="19"/>
+                <w:szCs w:val="19"/>
+              </w:rPr>
+              <w:t xml:space="preserve"> Examples</w:t>
+            </w:r>
+          </w:p>
+        </w:tc>
+        <w:tc>
+          <w:tcPr>
+            <w:tcW w:w="6886" w:type="dxa"/>
             <w:tcBorders>
               <w:top w:val="single" w:sz="1" w:space="0" w:color="D5D8DC"/>
               <w:left w:val="single" w:sz="1" w:space="0" w:color="D5D8DC"/>
@@ -9289,19 +9651,33 @@
               </w:rPr>
               <w:t>Good Task</w:t>
             </w:r>
+            <w:r>
+              <w:rPr>
+                <w:b/>
+                <w:bCs/>
+                <w:color w:val="FFFFFF"/>
+                <w:sz w:val="19"/>
+                <w:szCs w:val="19"/>
+              </w:rPr>
+              <w:t xml:space="preserve"> </w:t>
+            </w:r>
+            <w:r>
+              <w:rPr>
+                <w:b/>
+                <w:bCs/>
+                <w:color w:val="FFFFFF"/>
+                <w:sz w:val="19"/>
+                <w:szCs w:val="19"/>
+              </w:rPr>
+              <w:t>Examples</w:t>
+            </w:r>
           </w:p>
         </w:tc>
       </w:tr>
       <w:tr>
-        <w:tblPrEx>
-          <w:tblCellMar>
-            <w:top w:w="0" w:type="dxa"/>
-            <w:bottom w:w="0" w:type="dxa"/>
-          </w:tblCellMar>
-        </w:tblPrEx>
-        <w:tc>
-          <w:tcPr>
-            <w:tcW w:w="4860" w:type="dxa"/>
+        <w:tc>
+          <w:tcPr>
+            <w:tcW w:w="2834" w:type="dxa"/>
             <w:tcBorders>
               <w:top w:val="single" w:sz="1" w:space="0" w:color="D5D8DC"/>
               <w:left w:val="single" w:sz="1" w:space="0" w:color="D5D8DC"/>
@@ -9315,10 +9691,19 @@
               <w:bottom w:w="60" w:type="dxa"/>
               <w:right w:w="100" w:type="dxa"/>
             </w:tcMar>
-          </w:tcPr>
-          <w:p>
-            <w:r>
-              <w:rPr>
+            <w:vAlign w:val="center"/>
+          </w:tcPr>
+          <w:p>
+            <w:pPr>
+              <w:rPr>
+                <w:b/>
+                <w:bCs/>
+              </w:rPr>
+            </w:pPr>
+            <w:r>
+              <w:rPr>
+                <w:b/>
+                <w:bCs/>
                 <w:sz w:val="19"/>
                 <w:szCs w:val="19"/>
               </w:rPr>
@@ -9328,7 +9713,7 @@
         </w:tc>
         <w:tc>
           <w:tcPr>
-            <w:tcW w:w="4860" w:type="dxa"/>
+            <w:tcW w:w="6886" w:type="dxa"/>
             <w:tcBorders>
               <w:top w:val="single" w:sz="1" w:space="0" w:color="D5D8DC"/>
               <w:left w:val="single" w:sz="1" w:space="0" w:color="D5D8DC"/>
@@ -9342,6 +9727,7 @@
               <w:bottom w:w="60" w:type="dxa"/>
               <w:right w:w="100" w:type="dxa"/>
             </w:tcMar>
+            <w:vAlign w:val="center"/>
           </w:tcPr>
           <w:p>
             <w:r>
@@ -9371,15 +9757,9 @@
         </w:tc>
       </w:tr>
       <w:tr>
-        <w:tblPrEx>
-          <w:tblCellMar>
-            <w:top w:w="0" w:type="dxa"/>
-            <w:bottom w:w="0" w:type="dxa"/>
-          </w:tblCellMar>
-        </w:tblPrEx>
-        <w:tc>
-          <w:tcPr>
-            <w:tcW w:w="4860" w:type="dxa"/>
+        <w:tc>
+          <w:tcPr>
+            <w:tcW w:w="2834" w:type="dxa"/>
             <w:tcBorders>
               <w:top w:val="single" w:sz="1" w:space="0" w:color="D5D8DC"/>
               <w:left w:val="single" w:sz="1" w:space="0" w:color="D5D8DC"/>
@@ -9393,10 +9773,19 @@
               <w:bottom w:w="60" w:type="dxa"/>
               <w:right w:w="100" w:type="dxa"/>
             </w:tcMar>
-          </w:tcPr>
-          <w:p>
-            <w:r>
-              <w:rPr>
+            <w:vAlign w:val="center"/>
+          </w:tcPr>
+          <w:p>
+            <w:pPr>
+              <w:rPr>
+                <w:b/>
+                <w:bCs/>
+              </w:rPr>
+            </w:pPr>
+            <w:r>
+              <w:rPr>
+                <w:b/>
+                <w:bCs/>
                 <w:sz w:val="19"/>
                 <w:szCs w:val="19"/>
               </w:rPr>
@@ -9406,7 +9795,7 @@
         </w:tc>
         <w:tc>
           <w:tcPr>
-            <w:tcW w:w="4860" w:type="dxa"/>
+            <w:tcW w:w="6886" w:type="dxa"/>
             <w:tcBorders>
               <w:top w:val="single" w:sz="1" w:space="0" w:color="D5D8DC"/>
               <w:left w:val="single" w:sz="1" w:space="0" w:color="D5D8DC"/>
@@ -9420,6 +9809,7 @@
               <w:bottom w:w="60" w:type="dxa"/>
               <w:right w:w="100" w:type="dxa"/>
             </w:tcMar>
+            <w:vAlign w:val="center"/>
           </w:tcPr>
           <w:p>
             <w:r>
@@ -9429,15 +9819,13 @@
               </w:rPr>
               <w:t xml:space="preserve">P1-T2: Create SQLite </w:t>
             </w:r>
-            <w:proofErr w:type="spellStart"/>
-            <w:r>
-              <w:rPr>
-                <w:sz w:val="19"/>
-                <w:szCs w:val="19"/>
-              </w:rPr>
-              <w:t>urls</w:t>
-            </w:r>
-            <w:proofErr w:type="spellEnd"/>
+            <w:r>
+              <w:rPr>
+                <w:sz w:val="19"/>
+                <w:szCs w:val="19"/>
+              </w:rPr>
+              <w:t>URLs</w:t>
+            </w:r>
             <w:r>
               <w:rPr>
                 <w:sz w:val="19"/>
@@ -9449,15 +9837,9 @@
         </w:tc>
       </w:tr>
       <w:tr>
-        <w:tblPrEx>
-          <w:tblCellMar>
-            <w:top w:w="0" w:type="dxa"/>
-            <w:bottom w:w="0" w:type="dxa"/>
-          </w:tblCellMar>
-        </w:tblPrEx>
-        <w:tc>
-          <w:tcPr>
-            <w:tcW w:w="4860" w:type="dxa"/>
+        <w:tc>
+          <w:tcPr>
+            <w:tcW w:w="2834" w:type="dxa"/>
             <w:tcBorders>
               <w:top w:val="single" w:sz="1" w:space="0" w:color="D5D8DC"/>
               <w:left w:val="single" w:sz="1" w:space="0" w:color="D5D8DC"/>
@@ -9471,10 +9853,19 @@
               <w:bottom w:w="60" w:type="dxa"/>
               <w:right w:w="100" w:type="dxa"/>
             </w:tcMar>
-          </w:tcPr>
-          <w:p>
-            <w:r>
-              <w:rPr>
+            <w:vAlign w:val="center"/>
+          </w:tcPr>
+          <w:p>
+            <w:pPr>
+              <w:rPr>
+                <w:b/>
+                <w:bCs/>
+              </w:rPr>
+            </w:pPr>
+            <w:r>
+              <w:rPr>
+                <w:b/>
+                <w:bCs/>
                 <w:sz w:val="19"/>
                 <w:szCs w:val="19"/>
               </w:rPr>
@@ -9484,7 +9875,7 @@
         </w:tc>
         <w:tc>
           <w:tcPr>
-            <w:tcW w:w="4860" w:type="dxa"/>
+            <w:tcW w:w="6886" w:type="dxa"/>
             <w:tcBorders>
               <w:top w:val="single" w:sz="1" w:space="0" w:color="D5D8DC"/>
               <w:left w:val="single" w:sz="1" w:space="0" w:color="D5D8DC"/>
@@ -9498,6 +9889,7 @@
               <w:bottom w:w="60" w:type="dxa"/>
               <w:right w:w="100" w:type="dxa"/>
             </w:tcMar>
+            <w:vAlign w:val="center"/>
           </w:tcPr>
           <w:p>
             <w:r>
@@ -9511,15 +9903,9 @@
         </w:tc>
       </w:tr>
       <w:tr>
-        <w:tblPrEx>
-          <w:tblCellMar>
-            <w:top w:w="0" w:type="dxa"/>
-            <w:bottom w:w="0" w:type="dxa"/>
-          </w:tblCellMar>
-        </w:tblPrEx>
-        <w:tc>
-          <w:tcPr>
-            <w:tcW w:w="4860" w:type="dxa"/>
+        <w:tc>
+          <w:tcPr>
+            <w:tcW w:w="2834" w:type="dxa"/>
             <w:tcBorders>
               <w:top w:val="single" w:sz="1" w:space="0" w:color="D5D8DC"/>
               <w:left w:val="single" w:sz="1" w:space="0" w:color="D5D8DC"/>
@@ -9533,10 +9919,19 @@
               <w:bottom w:w="60" w:type="dxa"/>
               <w:right w:w="100" w:type="dxa"/>
             </w:tcMar>
-          </w:tcPr>
-          <w:p>
-            <w:r>
-              <w:rPr>
+            <w:vAlign w:val="center"/>
+          </w:tcPr>
+          <w:p>
+            <w:pPr>
+              <w:rPr>
+                <w:b/>
+                <w:bCs/>
+              </w:rPr>
+            </w:pPr>
+            <w:r>
+              <w:rPr>
+                <w:b/>
+                <w:bCs/>
                 <w:sz w:val="19"/>
                 <w:szCs w:val="19"/>
               </w:rPr>
@@ -9546,7 +9941,7 @@
         </w:tc>
         <w:tc>
           <w:tcPr>
-            <w:tcW w:w="4860" w:type="dxa"/>
+            <w:tcW w:w="6886" w:type="dxa"/>
             <w:tcBorders>
               <w:top w:val="single" w:sz="1" w:space="0" w:color="D5D8DC"/>
               <w:left w:val="single" w:sz="1" w:space="0" w:color="D5D8DC"/>
@@ -9560,6 +9955,7 @@
               <w:bottom w:w="60" w:type="dxa"/>
               <w:right w:w="100" w:type="dxa"/>
             </w:tcMar>
+            <w:vAlign w:val="center"/>
           </w:tcPr>
           <w:p>
             <w:r>
@@ -9585,11 +9981,6 @@
       <w:r>
         <w:t>8.2 When Things Go Wrong</w:t>
       </w:r>
-    </w:p>
-    <w:p>
-      <w:pPr>
-        <w:spacing w:after="40"/>
-      </w:pPr>
     </w:p>
     <w:p>
       <w:pPr>
@@ -9691,31 +10082,11 @@
     </w:p>
     <w:p>
       <w:pPr>
-        <w:rPr>
-          <w:b/>
-          <w:bCs/>
-          <w:color w:val="2E86C1"/>
-          <w:sz w:val="26"/>
-          <w:szCs w:val="26"/>
-        </w:rPr>
-      </w:pPr>
-      <w:r>
-        <w:br w:type="page"/>
-      </w:r>
-    </w:p>
-    <w:p>
-      <w:pPr>
         <w:pStyle w:val="Heading2"/>
       </w:pPr>
       <w:r>
-        <w:lastRenderedPageBreak/>
         <w:t>8.3 Useful Claude Code Commands</w:t>
       </w:r>
-    </w:p>
-    <w:p>
-      <w:pPr>
-        <w:spacing w:after="40"/>
-      </w:pPr>
     </w:p>
     <w:tbl>
       <w:tblPr>
@@ -9735,19 +10106,13 @@
         <w:tblLook w:val="04A0" w:firstRow="1" w:lastRow="0" w:firstColumn="1" w:lastColumn="0" w:noHBand="0" w:noVBand="1"/>
       </w:tblPr>
       <w:tblGrid>
-        <w:gridCol w:w="4860"/>
-        <w:gridCol w:w="4860"/>
+        <w:gridCol w:w="2693"/>
+        <w:gridCol w:w="7027"/>
       </w:tblGrid>
       <w:tr>
-        <w:tblPrEx>
-          <w:tblCellMar>
-            <w:top w:w="0" w:type="dxa"/>
-            <w:bottom w:w="0" w:type="dxa"/>
-          </w:tblCellMar>
-        </w:tblPrEx>
-        <w:tc>
-          <w:tcPr>
-            <w:tcW w:w="4860" w:type="dxa"/>
+        <w:tc>
+          <w:tcPr>
+            <w:tcW w:w="2693" w:type="dxa"/>
             <w:tcBorders>
               <w:top w:val="single" w:sz="1" w:space="0" w:color="D5D8DC"/>
               <w:left w:val="single" w:sz="1" w:space="0" w:color="D5D8DC"/>
@@ -9777,7 +10142,7 @@
         </w:tc>
         <w:tc>
           <w:tcPr>
-            <w:tcW w:w="4860" w:type="dxa"/>
+            <w:tcW w:w="7027" w:type="dxa"/>
             <w:tcBorders>
               <w:top w:val="single" w:sz="1" w:space="0" w:color="D5D8DC"/>
               <w:left w:val="single" w:sz="1" w:space="0" w:color="D5D8DC"/>
@@ -9807,15 +10172,12 @@
         </w:tc>
       </w:tr>
       <w:tr>
-        <w:tblPrEx>
-          <w:tblCellMar>
-            <w:top w:w="0" w:type="dxa"/>
-            <w:bottom w:w="0" w:type="dxa"/>
-          </w:tblCellMar>
-        </w:tblPrEx>
-        <w:tc>
-          <w:tcPr>
-            <w:tcW w:w="4860" w:type="dxa"/>
+        <w:trPr>
+          <w:trHeight w:val="283"/>
+        </w:trPr>
+        <w:tc>
+          <w:tcPr>
+            <w:tcW w:w="2693" w:type="dxa"/>
             <w:tcBorders>
               <w:top w:val="single" w:sz="1" w:space="0" w:color="D5D8DC"/>
               <w:left w:val="single" w:sz="1" w:space="0" w:color="D5D8DC"/>
@@ -9829,22 +10191,49 @@
               <w:bottom w:w="60" w:type="dxa"/>
               <w:right w:w="100" w:type="dxa"/>
             </w:tcMar>
-          </w:tcPr>
-          <w:p>
-            <w:proofErr w:type="spellStart"/>
-            <w:r>
-              <w:rPr>
-                <w:sz w:val="19"/>
-                <w:szCs w:val="19"/>
-              </w:rPr>
-              <w:t>Shift+Tab</w:t>
-            </w:r>
-            <w:proofErr w:type="spellEnd"/>
-          </w:p>
-        </w:tc>
-        <w:tc>
-          <w:tcPr>
-            <w:tcW w:w="4860" w:type="dxa"/>
+            <w:vAlign w:val="center"/>
+          </w:tcPr>
+          <w:p>
+            <w:r>
+              <w:rPr>
+                <w:sz w:val="19"/>
+                <w:szCs w:val="19"/>
+              </w:rPr>
+              <w:t>Shift</w:t>
+            </w:r>
+            <w:r>
+              <w:rPr>
+                <w:sz w:val="19"/>
+                <w:szCs w:val="19"/>
+              </w:rPr>
+              <w:t xml:space="preserve"> </w:t>
+            </w:r>
+            <w:r>
+              <w:rPr>
+                <w:sz w:val="19"/>
+                <w:szCs w:val="19"/>
+              </w:rPr>
+              <w:t>+</w:t>
+            </w:r>
+            <w:r>
+              <w:rPr>
+                <w:sz w:val="19"/>
+                <w:szCs w:val="19"/>
+              </w:rPr>
+              <w:t xml:space="preserve"> </w:t>
+            </w:r>
+            <w:r>
+              <w:rPr>
+                <w:sz w:val="19"/>
+                <w:szCs w:val="19"/>
+              </w:rPr>
+              <w:t>Tab</w:t>
+            </w:r>
+          </w:p>
+        </w:tc>
+        <w:tc>
+          <w:tcPr>
+            <w:tcW w:w="7027" w:type="dxa"/>
             <w:tcBorders>
               <w:top w:val="single" w:sz="1" w:space="0" w:color="D5D8DC"/>
               <w:left w:val="single" w:sz="1" w:space="0" w:color="D5D8DC"/>
@@ -9858,6 +10247,7 @@
               <w:bottom w:w="60" w:type="dxa"/>
               <w:right w:w="100" w:type="dxa"/>
             </w:tcMar>
+            <w:vAlign w:val="center"/>
           </w:tcPr>
           <w:p>
             <w:r>
@@ -9871,15 +10261,12 @@
         </w:tc>
       </w:tr>
       <w:tr>
-        <w:tblPrEx>
-          <w:tblCellMar>
-            <w:top w:w="0" w:type="dxa"/>
-            <w:bottom w:w="0" w:type="dxa"/>
-          </w:tblCellMar>
-        </w:tblPrEx>
-        <w:tc>
-          <w:tcPr>
-            <w:tcW w:w="4860" w:type="dxa"/>
+        <w:trPr>
+          <w:trHeight w:val="283"/>
+        </w:trPr>
+        <w:tc>
+          <w:tcPr>
+            <w:tcW w:w="2693" w:type="dxa"/>
             <w:tcBorders>
               <w:top w:val="single" w:sz="1" w:space="0" w:color="D5D8DC"/>
               <w:left w:val="single" w:sz="1" w:space="0" w:color="D5D8DC"/>
@@ -9893,22 +10280,49 @@
               <w:bottom w:w="60" w:type="dxa"/>
               <w:right w:w="100" w:type="dxa"/>
             </w:tcMar>
-          </w:tcPr>
-          <w:p>
-            <w:proofErr w:type="spellStart"/>
-            <w:r>
-              <w:rPr>
-                <w:sz w:val="19"/>
-                <w:szCs w:val="19"/>
-              </w:rPr>
-              <w:t>Ctrl+T</w:t>
-            </w:r>
-            <w:proofErr w:type="spellEnd"/>
-          </w:p>
-        </w:tc>
-        <w:tc>
-          <w:tcPr>
-            <w:tcW w:w="4860" w:type="dxa"/>
+            <w:vAlign w:val="center"/>
+          </w:tcPr>
+          <w:p>
+            <w:r>
+              <w:rPr>
+                <w:sz w:val="19"/>
+                <w:szCs w:val="19"/>
+              </w:rPr>
+              <w:t>Ctrl</w:t>
+            </w:r>
+            <w:r>
+              <w:rPr>
+                <w:sz w:val="19"/>
+                <w:szCs w:val="19"/>
+              </w:rPr>
+              <w:t xml:space="preserve"> </w:t>
+            </w:r>
+            <w:r>
+              <w:rPr>
+                <w:sz w:val="19"/>
+                <w:szCs w:val="19"/>
+              </w:rPr>
+              <w:t>+</w:t>
+            </w:r>
+            <w:r>
+              <w:rPr>
+                <w:sz w:val="19"/>
+                <w:szCs w:val="19"/>
+              </w:rPr>
+              <w:t xml:space="preserve"> </w:t>
+            </w:r>
+            <w:r>
+              <w:rPr>
+                <w:sz w:val="19"/>
+                <w:szCs w:val="19"/>
+              </w:rPr>
+              <w:t>T</w:t>
+            </w:r>
+          </w:p>
+        </w:tc>
+        <w:tc>
+          <w:tcPr>
+            <w:tcW w:w="7027" w:type="dxa"/>
             <w:tcBorders>
               <w:top w:val="single" w:sz="1" w:space="0" w:color="D5D8DC"/>
               <w:left w:val="single" w:sz="1" w:space="0" w:color="D5D8DC"/>
@@ -9922,6 +10336,7 @@
               <w:bottom w:w="60" w:type="dxa"/>
               <w:right w:w="100" w:type="dxa"/>
             </w:tcMar>
+            <w:vAlign w:val="center"/>
           </w:tcPr>
           <w:p>
             <w:r>
@@ -9935,15 +10350,12 @@
         </w:tc>
       </w:tr>
       <w:tr>
-        <w:tblPrEx>
-          <w:tblCellMar>
-            <w:top w:w="0" w:type="dxa"/>
-            <w:bottom w:w="0" w:type="dxa"/>
-          </w:tblCellMar>
-        </w:tblPrEx>
-        <w:tc>
-          <w:tcPr>
-            <w:tcW w:w="4860" w:type="dxa"/>
+        <w:trPr>
+          <w:trHeight w:val="283"/>
+        </w:trPr>
+        <w:tc>
+          <w:tcPr>
+            <w:tcW w:w="2693" w:type="dxa"/>
             <w:tcBorders>
               <w:top w:val="single" w:sz="1" w:space="0" w:color="D5D8DC"/>
               <w:left w:val="single" w:sz="1" w:space="0" w:color="D5D8DC"/>
@@ -9957,6 +10369,7 @@
               <w:bottom w:w="60" w:type="dxa"/>
               <w:right w:w="100" w:type="dxa"/>
             </w:tcMar>
+            <w:vAlign w:val="center"/>
           </w:tcPr>
           <w:p>
             <w:r>
@@ -9979,7 +10392,7 @@
         </w:tc>
         <w:tc>
           <w:tcPr>
-            <w:tcW w:w="4860" w:type="dxa"/>
+            <w:tcW w:w="7027" w:type="dxa"/>
             <w:tcBorders>
               <w:top w:val="single" w:sz="1" w:space="0" w:color="D5D8DC"/>
               <w:left w:val="single" w:sz="1" w:space="0" w:color="D5D8DC"/>
@@ -9993,6 +10406,7 @@
               <w:bottom w:w="60" w:type="dxa"/>
               <w:right w:w="100" w:type="dxa"/>
             </w:tcMar>
+            <w:vAlign w:val="center"/>
           </w:tcPr>
           <w:p>
             <w:r>
@@ -10006,15 +10420,12 @@
         </w:tc>
       </w:tr>
       <w:tr>
-        <w:tblPrEx>
-          <w:tblCellMar>
-            <w:top w:w="0" w:type="dxa"/>
-            <w:bottom w:w="0" w:type="dxa"/>
-          </w:tblCellMar>
-        </w:tblPrEx>
-        <w:tc>
-          <w:tcPr>
-            <w:tcW w:w="4860" w:type="dxa"/>
+        <w:trPr>
+          <w:trHeight w:val="283"/>
+        </w:trPr>
+        <w:tc>
+          <w:tcPr>
+            <w:tcW w:w="2693" w:type="dxa"/>
             <w:tcBorders>
               <w:top w:val="single" w:sz="1" w:space="0" w:color="D5D8DC"/>
               <w:left w:val="single" w:sz="1" w:space="0" w:color="D5D8DC"/>
@@ -10028,6 +10439,7 @@
               <w:bottom w:w="60" w:type="dxa"/>
               <w:right w:w="100" w:type="dxa"/>
             </w:tcMar>
+            <w:vAlign w:val="center"/>
           </w:tcPr>
           <w:p>
             <w:r>
@@ -10050,7 +10462,7 @@
         </w:tc>
         <w:tc>
           <w:tcPr>
-            <w:tcW w:w="4860" w:type="dxa"/>
+            <w:tcW w:w="7027" w:type="dxa"/>
             <w:tcBorders>
               <w:top w:val="single" w:sz="1" w:space="0" w:color="D5D8DC"/>
               <w:left w:val="single" w:sz="1" w:space="0" w:color="D5D8DC"/>
@@ -10064,6 +10476,7 @@
               <w:bottom w:w="60" w:type="dxa"/>
               <w:right w:w="100" w:type="dxa"/>
             </w:tcMar>
+            <w:vAlign w:val="center"/>
           </w:tcPr>
           <w:p>
             <w:r>
@@ -10077,15 +10490,12 @@
         </w:tc>
       </w:tr>
       <w:tr>
-        <w:tblPrEx>
-          <w:tblCellMar>
-            <w:top w:w="0" w:type="dxa"/>
-            <w:bottom w:w="0" w:type="dxa"/>
-          </w:tblCellMar>
-        </w:tblPrEx>
-        <w:tc>
-          <w:tcPr>
-            <w:tcW w:w="4860" w:type="dxa"/>
+        <w:trPr>
+          <w:trHeight w:val="283"/>
+        </w:trPr>
+        <w:tc>
+          <w:tcPr>
+            <w:tcW w:w="2693" w:type="dxa"/>
             <w:tcBorders>
               <w:top w:val="single" w:sz="1" w:space="0" w:color="D5D8DC"/>
               <w:left w:val="single" w:sz="1" w:space="0" w:color="D5D8DC"/>
@@ -10099,6 +10509,7 @@
               <w:bottom w:w="60" w:type="dxa"/>
               <w:right w:w="100" w:type="dxa"/>
             </w:tcMar>
+            <w:vAlign w:val="center"/>
           </w:tcPr>
           <w:p>
             <w:r>
@@ -10121,7 +10532,7 @@
         </w:tc>
         <w:tc>
           <w:tcPr>
-            <w:tcW w:w="4860" w:type="dxa"/>
+            <w:tcW w:w="7027" w:type="dxa"/>
             <w:tcBorders>
               <w:top w:val="single" w:sz="1" w:space="0" w:color="D5D8DC"/>
               <w:left w:val="single" w:sz="1" w:space="0" w:color="D5D8DC"/>
@@ -10135,6 +10546,7 @@
               <w:bottom w:w="60" w:type="dxa"/>
               <w:right w:w="100" w:type="dxa"/>
             </w:tcMar>
+            <w:vAlign w:val="center"/>
           </w:tcPr>
           <w:p>
             <w:r>
@@ -10148,55 +10560,138 @@
         </w:tc>
       </w:tr>
       <w:tr>
-        <w:tblPrEx>
-          <w:tblCellMar>
-            <w:top w:w="0" w:type="dxa"/>
-            <w:bottom w:w="0" w:type="dxa"/>
-          </w:tblCellMar>
-        </w:tblPrEx>
-        <w:tc>
-          <w:tcPr>
-            <w:tcW w:w="4860" w:type="dxa"/>
-            <w:tcBorders>
-              <w:top w:val="single" w:sz="1" w:space="0" w:color="D5D8DC"/>
-              <w:left w:val="single" w:sz="1" w:space="0" w:color="D5D8DC"/>
-              <w:bottom w:val="single" w:sz="1" w:space="0" w:color="D5D8DC"/>
-              <w:right w:val="single" w:sz="1" w:space="0" w:color="D5D8DC"/>
-            </w:tcBorders>
-            <w:shd w:val="clear" w:color="auto" w:fill="F2F8FD"/>
+        <w:trPr>
+          <w:trHeight w:val="283"/>
+        </w:trPr>
+        <w:tc>
+          <w:tcPr>
+            <w:tcW w:w="2693" w:type="dxa"/>
+            <w:tcBorders>
+              <w:top w:val="single" w:sz="1" w:space="0" w:color="D5D8DC"/>
+              <w:left w:val="single" w:sz="1" w:space="0" w:color="D5D8DC"/>
+              <w:bottom w:val="single" w:sz="1" w:space="0" w:color="D5D8DC"/>
+              <w:right w:val="single" w:sz="1" w:space="0" w:color="D5D8DC"/>
+            </w:tcBorders>
+            <w:shd w:val="clear" w:color="auto" w:fill="FFFFFF"/>
             <w:tcMar>
               <w:top w:w="60" w:type="dxa"/>
               <w:left w:w="100" w:type="dxa"/>
               <w:bottom w:w="60" w:type="dxa"/>
               <w:right w:w="100" w:type="dxa"/>
             </w:tcMar>
-          </w:tcPr>
-          <w:p>
-            <w:r>
-              <w:rPr>
-                <w:sz w:val="19"/>
-                <w:szCs w:val="19"/>
-              </w:rPr>
-              <w:t>Escape</w:t>
-            </w:r>
-          </w:p>
-        </w:tc>
-        <w:tc>
-          <w:tcPr>
-            <w:tcW w:w="4860" w:type="dxa"/>
-            <w:tcBorders>
-              <w:top w:val="single" w:sz="1" w:space="0" w:color="D5D8DC"/>
-              <w:left w:val="single" w:sz="1" w:space="0" w:color="D5D8DC"/>
-              <w:bottom w:val="single" w:sz="1" w:space="0" w:color="D5D8DC"/>
-              <w:right w:val="single" w:sz="1" w:space="0" w:color="D5D8DC"/>
-            </w:tcBorders>
-            <w:shd w:val="clear" w:color="auto" w:fill="F2F8FD"/>
+            <w:vAlign w:val="center"/>
+          </w:tcPr>
+          <w:p>
+            <w:pPr>
+              <w:rPr>
+                <w:sz w:val="19"/>
+                <w:szCs w:val="19"/>
+              </w:rPr>
+            </w:pPr>
+            <w:r>
+              <w:rPr>
+                <w:sz w:val="19"/>
+                <w:szCs w:val="19"/>
+              </w:rPr>
+              <w:t>/</w:t>
+            </w:r>
+            <w:proofErr w:type="spellStart"/>
+            <w:proofErr w:type="gramStart"/>
+            <w:r>
+              <w:rPr>
+                <w:sz w:val="19"/>
+                <w:szCs w:val="19"/>
+              </w:rPr>
+              <w:t>init</w:t>
+            </w:r>
+            <w:proofErr w:type="spellEnd"/>
+            <w:proofErr w:type="gramEnd"/>
+          </w:p>
+        </w:tc>
+        <w:tc>
+          <w:tcPr>
+            <w:tcW w:w="7027" w:type="dxa"/>
+            <w:tcBorders>
+              <w:top w:val="single" w:sz="1" w:space="0" w:color="D5D8DC"/>
+              <w:left w:val="single" w:sz="1" w:space="0" w:color="D5D8DC"/>
+              <w:bottom w:val="single" w:sz="1" w:space="0" w:color="D5D8DC"/>
+              <w:right w:val="single" w:sz="1" w:space="0" w:color="D5D8DC"/>
+            </w:tcBorders>
+            <w:shd w:val="clear" w:color="auto" w:fill="FFFFFF"/>
             <w:tcMar>
               <w:top w:w="60" w:type="dxa"/>
               <w:left w:w="100" w:type="dxa"/>
               <w:bottom w:w="60" w:type="dxa"/>
               <w:right w:w="100" w:type="dxa"/>
             </w:tcMar>
+            <w:vAlign w:val="center"/>
+          </w:tcPr>
+          <w:p>
+            <w:pPr>
+              <w:rPr>
+                <w:sz w:val="19"/>
+                <w:szCs w:val="19"/>
+              </w:rPr>
+            </w:pPr>
+            <w:r>
+              <w:rPr>
+                <w:sz w:val="19"/>
+                <w:szCs w:val="19"/>
+              </w:rPr>
+              <w:t>Create/Update Claude.md file for the active folder with Claude code instructions</w:t>
+            </w:r>
+          </w:p>
+        </w:tc>
+      </w:tr>
+      <w:tr>
+        <w:trPr>
+          <w:trHeight w:val="283"/>
+        </w:trPr>
+        <w:tc>
+          <w:tcPr>
+            <w:tcW w:w="2693" w:type="dxa"/>
+            <w:tcBorders>
+              <w:top w:val="single" w:sz="1" w:space="0" w:color="D5D8DC"/>
+              <w:left w:val="single" w:sz="1" w:space="0" w:color="D5D8DC"/>
+              <w:bottom w:val="single" w:sz="1" w:space="0" w:color="D5D8DC"/>
+              <w:right w:val="single" w:sz="1" w:space="0" w:color="D5D8DC"/>
+            </w:tcBorders>
+            <w:shd w:val="clear" w:color="auto" w:fill="F2F8FD"/>
+            <w:tcMar>
+              <w:top w:w="60" w:type="dxa"/>
+              <w:left w:w="100" w:type="dxa"/>
+              <w:bottom w:w="60" w:type="dxa"/>
+              <w:right w:w="100" w:type="dxa"/>
+            </w:tcMar>
+            <w:vAlign w:val="center"/>
+          </w:tcPr>
+          <w:p>
+            <w:r>
+              <w:rPr>
+                <w:sz w:val="19"/>
+                <w:szCs w:val="19"/>
+              </w:rPr>
+              <w:t>Escape</w:t>
+            </w:r>
+          </w:p>
+        </w:tc>
+        <w:tc>
+          <w:tcPr>
+            <w:tcW w:w="7027" w:type="dxa"/>
+            <w:tcBorders>
+              <w:top w:val="single" w:sz="1" w:space="0" w:color="D5D8DC"/>
+              <w:left w:val="single" w:sz="1" w:space="0" w:color="D5D8DC"/>
+              <w:bottom w:val="single" w:sz="1" w:space="0" w:color="D5D8DC"/>
+              <w:right w:val="single" w:sz="1" w:space="0" w:color="D5D8DC"/>
+            </w:tcBorders>
+            <w:shd w:val="clear" w:color="auto" w:fill="F2F8FD"/>
+            <w:tcMar>
+              <w:top w:w="60" w:type="dxa"/>
+              <w:left w:w="100" w:type="dxa"/>
+              <w:bottom w:w="60" w:type="dxa"/>
+              <w:right w:w="100" w:type="dxa"/>
+            </w:tcMar>
+            <w:vAlign w:val="center"/>
           </w:tcPr>
           <w:p>
             <w:r>
@@ -10210,243 +10705,6 @@
         </w:tc>
       </w:tr>
     </w:tbl>
-    <w:p>
-      <w:pPr>
-        <w:spacing w:after="100"/>
-      </w:pPr>
-    </w:p>
-    <w:p>
-      <w:pPr>
-        <w:pStyle w:val="Heading1"/>
-      </w:pPr>
-      <w:r>
-        <w:t>9. Quick-Start Checklist</w:t>
-      </w:r>
-    </w:p>
-    <w:p>
-      <w:pPr>
-        <w:spacing w:after="120"/>
-      </w:pPr>
-      <w:r>
-        <w:t>Use this checklist when applying this workflow to any new project:</w:t>
-      </w:r>
-    </w:p>
-    <w:p>
-      <w:pPr>
-        <w:spacing w:after="40"/>
-      </w:pPr>
-    </w:p>
-    <w:p>
-      <w:pPr>
-        <w:pStyle w:val="ListParagraph"/>
-        <w:numPr>
-          <w:ilvl w:val="0"/>
-          <w:numId w:val="3"/>
-        </w:numPr>
-        <w:spacing w:after="60"/>
-      </w:pPr>
-      <w:r>
-        <w:t>Create a GitHub repo and clone it locally</w:t>
-      </w:r>
-    </w:p>
-    <w:p>
-      <w:pPr>
-        <w:pStyle w:val="ListParagraph"/>
-        <w:numPr>
-          <w:ilvl w:val="0"/>
-          <w:numId w:val="3"/>
-        </w:numPr>
-        <w:spacing w:after="60"/>
-      </w:pPr>
-      <w:r>
-        <w:t>Write brd.md with business goals, user stories, and constraints</w:t>
-      </w:r>
-    </w:p>
-    <w:p>
-      <w:pPr>
-        <w:pStyle w:val="ListParagraph"/>
-        <w:numPr>
-          <w:ilvl w:val="0"/>
-          <w:numId w:val="3"/>
-        </w:numPr>
-        <w:spacing w:after="60"/>
-      </w:pPr>
-      <w:r>
-        <w:t>Optionally write architecture.md with tech stack and design preferences</w:t>
-      </w:r>
-    </w:p>
-    <w:p>
-      <w:pPr>
-        <w:pStyle w:val="ListParagraph"/>
-        <w:numPr>
-          <w:ilvl w:val="0"/>
-          <w:numId w:val="3"/>
-        </w:numPr>
-        <w:spacing w:after="60"/>
-      </w:pPr>
-      <w:r>
-        <w:t>Add a CLAUDE.md with your workflow rules and code standards</w:t>
-      </w:r>
-    </w:p>
-    <w:p>
-      <w:pPr>
-        <w:pStyle w:val="ListParagraph"/>
-        <w:numPr>
-          <w:ilvl w:val="0"/>
-          <w:numId w:val="3"/>
-        </w:numPr>
-        <w:spacing w:after="60"/>
-      </w:pPr>
-      <w:r>
-        <w:t xml:space="preserve">Start Claude Code in plan mode, </w:t>
-      </w:r>
-      <w:proofErr w:type="gramStart"/>
-      <w:r>
-        <w:t>prompt</w:t>
-      </w:r>
-      <w:proofErr w:type="gramEnd"/>
-      <w:r>
-        <w:t xml:space="preserve"> it to generate spec.md from the BRD</w:t>
-      </w:r>
-    </w:p>
-    <w:p>
-      <w:pPr>
-        <w:pStyle w:val="ListParagraph"/>
-        <w:numPr>
-          <w:ilvl w:val="0"/>
-          <w:numId w:val="3"/>
-        </w:numPr>
-        <w:spacing w:after="60"/>
-      </w:pPr>
-      <w:r>
-        <w:t>Review spec.md: check phases, deliverables, and coverage of user stories</w:t>
-      </w:r>
-    </w:p>
-    <w:p>
-      <w:pPr>
-        <w:pStyle w:val="ListParagraph"/>
-        <w:numPr>
-          <w:ilvl w:val="0"/>
-          <w:numId w:val="3"/>
-        </w:numPr>
-        <w:spacing w:after="60"/>
-      </w:pPr>
-      <w:r>
-        <w:t>Prompt Claude Code (still in plan mode) to generate tasks.md from the spec</w:t>
-      </w:r>
-    </w:p>
-    <w:p>
-      <w:pPr>
-        <w:pStyle w:val="ListParagraph"/>
-        <w:numPr>
-          <w:ilvl w:val="0"/>
-          <w:numId w:val="3"/>
-        </w:numPr>
-        <w:spacing w:after="60"/>
-      </w:pPr>
-      <w:r>
-        <w:t>Review tasks.md as your plan review: verify granularity, deps, and acceptance criteria</w:t>
-      </w:r>
-    </w:p>
-    <w:p>
-      <w:pPr>
-        <w:pStyle w:val="ListParagraph"/>
-        <w:numPr>
-          <w:ilvl w:val="0"/>
-          <w:numId w:val="3"/>
-        </w:numPr>
-        <w:spacing w:after="60"/>
-      </w:pPr>
-      <w:r>
-        <w:t>Switch to edit mode, prompt Claude Code to start Phase 1</w:t>
-      </w:r>
-    </w:p>
-    <w:p>
-      <w:pPr>
-        <w:pStyle w:val="ListParagraph"/>
-        <w:numPr>
-          <w:ilvl w:val="0"/>
-          <w:numId w:val="3"/>
-        </w:numPr>
-        <w:spacing w:after="60"/>
-      </w:pPr>
-      <w:r>
-        <w:t>Watch the task panel (</w:t>
-      </w:r>
-      <w:proofErr w:type="spellStart"/>
-      <w:r>
-        <w:t>Ctrl+T</w:t>
-      </w:r>
-      <w:proofErr w:type="spellEnd"/>
-      <w:r>
-        <w:t>), let Claude Code work through the tasks</w:t>
-      </w:r>
-    </w:p>
-    <w:p>
-      <w:pPr>
-        <w:pStyle w:val="ListParagraph"/>
-        <w:numPr>
-          <w:ilvl w:val="0"/>
-          <w:numId w:val="3"/>
-        </w:numPr>
-        <w:spacing w:after="60"/>
-      </w:pPr>
-      <w:r>
-        <w:t>After phase completion: push branch, create PR</w:t>
-      </w:r>
-    </w:p>
-    <w:p>
-      <w:pPr>
-        <w:pStyle w:val="ListParagraph"/>
-        <w:numPr>
-          <w:ilvl w:val="0"/>
-          <w:numId w:val="3"/>
-        </w:numPr>
-        <w:spacing w:after="60"/>
-      </w:pPr>
-      <w:r>
-        <w:t>Test the prototype yourself (the deliverable from the spec)</w:t>
-      </w:r>
-    </w:p>
-    <w:p>
-      <w:pPr>
-        <w:pStyle w:val="ListParagraph"/>
-        <w:numPr>
-          <w:ilvl w:val="0"/>
-          <w:numId w:val="3"/>
-        </w:numPr>
-        <w:spacing w:after="60"/>
-      </w:pPr>
-      <w:r>
-        <w:t>Merge the PR if satisfied, or leave comments and iterate</w:t>
-      </w:r>
-    </w:p>
-    <w:p>
-      <w:pPr>
-        <w:pStyle w:val="ListParagraph"/>
-        <w:numPr>
-          <w:ilvl w:val="0"/>
-          <w:numId w:val="3"/>
-        </w:numPr>
-        <w:spacing w:after="60"/>
-      </w:pPr>
-      <w:r>
-        <w:t>Start a fresh Claude Code session (/clear or new terminal)</w:t>
-      </w:r>
-    </w:p>
-    <w:p>
-      <w:pPr>
-        <w:pStyle w:val="ListParagraph"/>
-        <w:numPr>
-          <w:ilvl w:val="0"/>
-          <w:numId w:val="3"/>
-        </w:numPr>
-        <w:spacing w:after="60"/>
-      </w:pPr>
-      <w:r>
-        <w:t>Repeat steps 9–14 for each subsequent phase</w:t>
-      </w:r>
-    </w:p>
     <w:p>
       <w:pPr>
         <w:spacing w:after="100"/>
@@ -10472,6 +10730,262 @@
       </w:pPr>
       <w:r>
         <w:lastRenderedPageBreak/>
+        <w:t>9. Quick-Start Checklist</w:t>
+      </w:r>
+    </w:p>
+    <w:p>
+      <w:pPr>
+        <w:spacing w:after="120"/>
+      </w:pPr>
+      <w:r>
+        <w:t>Use this checklist when applying this workflow to any new project:</w:t>
+      </w:r>
+    </w:p>
+    <w:p>
+      <w:pPr>
+        <w:spacing w:after="40"/>
+      </w:pPr>
+    </w:p>
+    <w:p>
+      <w:pPr>
+        <w:pStyle w:val="ListParagraph"/>
+        <w:numPr>
+          <w:ilvl w:val="0"/>
+          <w:numId w:val="7"/>
+        </w:numPr>
+        <w:spacing w:after="60" w:line="276" w:lineRule="auto"/>
+      </w:pPr>
+      <w:r>
+        <w:t>Create a GitHub repo and clone it locally</w:t>
+      </w:r>
+    </w:p>
+    <w:p>
+      <w:pPr>
+        <w:pStyle w:val="ListParagraph"/>
+        <w:numPr>
+          <w:ilvl w:val="0"/>
+          <w:numId w:val="7"/>
+        </w:numPr>
+        <w:spacing w:after="60" w:line="276" w:lineRule="auto"/>
+      </w:pPr>
+      <w:r>
+        <w:t>Write brd.md with business goals, user stories, and constraints</w:t>
+      </w:r>
+    </w:p>
+    <w:p>
+      <w:pPr>
+        <w:pStyle w:val="ListParagraph"/>
+        <w:numPr>
+          <w:ilvl w:val="0"/>
+          <w:numId w:val="7"/>
+        </w:numPr>
+        <w:spacing w:after="60" w:line="276" w:lineRule="auto"/>
+      </w:pPr>
+      <w:r>
+        <w:t>Optionally write architecture.md with tech stack and design preferences</w:t>
+      </w:r>
+    </w:p>
+    <w:p>
+      <w:pPr>
+        <w:pStyle w:val="ListParagraph"/>
+        <w:numPr>
+          <w:ilvl w:val="0"/>
+          <w:numId w:val="7"/>
+        </w:numPr>
+        <w:spacing w:after="60" w:line="276" w:lineRule="auto"/>
+      </w:pPr>
+      <w:r>
+        <w:t>Add a CLAUDE.md with your workflow rules and code standards</w:t>
+      </w:r>
+    </w:p>
+    <w:p>
+      <w:pPr>
+        <w:pStyle w:val="ListParagraph"/>
+        <w:numPr>
+          <w:ilvl w:val="0"/>
+          <w:numId w:val="7"/>
+        </w:numPr>
+        <w:spacing w:after="60" w:line="276" w:lineRule="auto"/>
+      </w:pPr>
+      <w:r>
+        <w:t xml:space="preserve">Start Claude Code in plan mode, </w:t>
+      </w:r>
+      <w:proofErr w:type="gramStart"/>
+      <w:r>
+        <w:t>prompt</w:t>
+      </w:r>
+      <w:proofErr w:type="gramEnd"/>
+      <w:r>
+        <w:t xml:space="preserve"> it to generate spec.md from the BRD</w:t>
+      </w:r>
+    </w:p>
+    <w:p>
+      <w:pPr>
+        <w:pStyle w:val="ListParagraph"/>
+        <w:numPr>
+          <w:ilvl w:val="0"/>
+          <w:numId w:val="7"/>
+        </w:numPr>
+        <w:spacing w:after="60" w:line="276" w:lineRule="auto"/>
+      </w:pPr>
+      <w:r>
+        <w:t>Review spec.md: check phases, deliverables, and coverage of user stories</w:t>
+      </w:r>
+    </w:p>
+    <w:p>
+      <w:pPr>
+        <w:pStyle w:val="ListParagraph"/>
+        <w:numPr>
+          <w:ilvl w:val="0"/>
+          <w:numId w:val="7"/>
+        </w:numPr>
+        <w:spacing w:after="60" w:line="276" w:lineRule="auto"/>
+      </w:pPr>
+      <w:r>
+        <w:t>Prompt Claude Code (still in plan mode) to generate tasks.md from the spec</w:t>
+      </w:r>
+    </w:p>
+    <w:p>
+      <w:pPr>
+        <w:pStyle w:val="ListParagraph"/>
+        <w:numPr>
+          <w:ilvl w:val="0"/>
+          <w:numId w:val="7"/>
+        </w:numPr>
+        <w:spacing w:after="60" w:line="276" w:lineRule="auto"/>
+      </w:pPr>
+      <w:r>
+        <w:t>Review tasks.md as your plan review: verify granularity, deps, and acceptance criteria</w:t>
+      </w:r>
+    </w:p>
+    <w:p>
+      <w:pPr>
+        <w:pStyle w:val="ListParagraph"/>
+        <w:numPr>
+          <w:ilvl w:val="0"/>
+          <w:numId w:val="7"/>
+        </w:numPr>
+        <w:spacing w:after="60" w:line="276" w:lineRule="auto"/>
+      </w:pPr>
+      <w:r>
+        <w:t>Switch to edit mode, prompt Claude Code to start Phase 1</w:t>
+      </w:r>
+    </w:p>
+    <w:p>
+      <w:pPr>
+        <w:pStyle w:val="ListParagraph"/>
+        <w:numPr>
+          <w:ilvl w:val="0"/>
+          <w:numId w:val="7"/>
+        </w:numPr>
+        <w:spacing w:after="60" w:line="276" w:lineRule="auto"/>
+      </w:pPr>
+      <w:r>
+        <w:t>Watch the task panel (Ctrl</w:t>
+      </w:r>
+      <w:r>
+        <w:t xml:space="preserve"> </w:t>
+      </w:r>
+      <w:r>
+        <w:t>+</w:t>
+      </w:r>
+      <w:r>
+        <w:t xml:space="preserve"> </w:t>
+      </w:r>
+      <w:r>
+        <w:t>T), let Claude Code work through the tasks</w:t>
+      </w:r>
+    </w:p>
+    <w:p>
+      <w:pPr>
+        <w:pStyle w:val="ListParagraph"/>
+        <w:numPr>
+          <w:ilvl w:val="0"/>
+          <w:numId w:val="7"/>
+        </w:numPr>
+        <w:spacing w:after="60" w:line="276" w:lineRule="auto"/>
+      </w:pPr>
+      <w:r>
+        <w:t>After phase completion: push branch, create PR</w:t>
+      </w:r>
+    </w:p>
+    <w:p>
+      <w:pPr>
+        <w:pStyle w:val="ListParagraph"/>
+        <w:numPr>
+          <w:ilvl w:val="0"/>
+          <w:numId w:val="7"/>
+        </w:numPr>
+        <w:spacing w:after="60" w:line="276" w:lineRule="auto"/>
+      </w:pPr>
+      <w:r>
+        <w:t>Test the prototype yourself (the deliverable from the spec)</w:t>
+      </w:r>
+    </w:p>
+    <w:p>
+      <w:pPr>
+        <w:pStyle w:val="ListParagraph"/>
+        <w:numPr>
+          <w:ilvl w:val="0"/>
+          <w:numId w:val="7"/>
+        </w:numPr>
+        <w:spacing w:after="60" w:line="276" w:lineRule="auto"/>
+      </w:pPr>
+      <w:r>
+        <w:t>Merge the PR if satisfied, or leave comments and iterate</w:t>
+      </w:r>
+    </w:p>
+    <w:p>
+      <w:pPr>
+        <w:pStyle w:val="ListParagraph"/>
+        <w:numPr>
+          <w:ilvl w:val="0"/>
+          <w:numId w:val="7"/>
+        </w:numPr>
+        <w:spacing w:after="60" w:line="276" w:lineRule="auto"/>
+      </w:pPr>
+      <w:r>
+        <w:t>Start a fresh Claude Code session (/clear or new terminal)</w:t>
+      </w:r>
+    </w:p>
+    <w:p>
+      <w:pPr>
+        <w:pStyle w:val="ListParagraph"/>
+        <w:numPr>
+          <w:ilvl w:val="0"/>
+          <w:numId w:val="7"/>
+        </w:numPr>
+        <w:spacing w:after="60" w:line="276" w:lineRule="auto"/>
+      </w:pPr>
+      <w:r>
+        <w:t>Repeat steps 9–14 for each subsequent phase</w:t>
+      </w:r>
+    </w:p>
+    <w:p>
+      <w:pPr>
+        <w:spacing w:after="100"/>
+      </w:pPr>
+    </w:p>
+    <w:p>
+      <w:pPr>
+        <w:rPr>
+          <w:b/>
+          <w:bCs/>
+          <w:color w:val="1A5276"/>
+          <w:sz w:val="32"/>
+          <w:szCs w:val="32"/>
+        </w:rPr>
+      </w:pPr>
+      <w:r>
+        <w:br w:type="page"/>
+      </w:r>
+    </w:p>
+    <w:p>
+      <w:pPr>
+        <w:pStyle w:val="Heading1"/>
+      </w:pPr>
+      <w:r>
+        <w:lastRenderedPageBreak/>
         <w:t>10. What Your Git History Looks Like</w:t>
       </w:r>
     </w:p>
@@ -10482,11 +10996,6 @@
       <w:r>
         <w:t>After completing all three phases, your Git history will have a clean, reviewable structure:</w:t>
       </w:r>
-    </w:p>
-    <w:p>
-      <w:pPr>
-        <w:spacing w:after="40"/>
-      </w:pPr>
     </w:p>
     <w:tbl>
       <w:tblPr>
@@ -10509,12 +11018,6 @@
         <w:gridCol w:w="9720"/>
       </w:tblGrid>
       <w:tr>
-        <w:tblPrEx>
-          <w:tblCellMar>
-            <w:top w:w="0" w:type="dxa"/>
-            <w:bottom w:w="0" w:type="dxa"/>
-          </w:tblCellMar>
-        </w:tblPrEx>
         <w:tc>
           <w:tcPr>
             <w:tcW w:w="9720" w:type="dxa"/>
@@ -10982,7 +11485,18 @@
         <w:spacing w:after="120"/>
       </w:pPr>
       <w:r>
-        <w:t>Once your team is comfortable with the phase-based workflow above, the resources below go deeper into task orchestration, autonomous loops, and multi-agent patterns.</w:t>
+        <w:t xml:space="preserve">Once </w:t>
+      </w:r>
+      <w:r>
+        <w:t xml:space="preserve">you </w:t>
+      </w:r>
+      <w:proofErr w:type="spellStart"/>
+      <w:r>
+        <w:t>feek</w:t>
+      </w:r>
+      <w:proofErr w:type="spellEnd"/>
+      <w:r>
+        <w:t xml:space="preserve"> comfortable with the phase-based workflow above, the resources below go deeper into task orchestration, autonomous loops, and multi-agent patterns.</w:t>
       </w:r>
     </w:p>
     <w:p>
@@ -10997,11 +11511,6 @@
       <w:r>
         <w:t>11.1 Official Anthropic Resources</w:t>
       </w:r>
-    </w:p>
-    <w:p>
-      <w:pPr>
-        <w:spacing w:after="40"/>
-      </w:pPr>
     </w:p>
     <w:tbl>
       <w:tblPr>
@@ -11022,19 +11531,13 @@
       </w:tblPr>
       <w:tblGrid>
         <w:gridCol w:w="3770"/>
-        <w:gridCol w:w="2981"/>
-        <w:gridCol w:w="2969"/>
+        <w:gridCol w:w="1616"/>
+        <w:gridCol w:w="4334"/>
       </w:tblGrid>
       <w:tr>
-        <w:tblPrEx>
-          <w:tblCellMar>
-            <w:top w:w="0" w:type="dxa"/>
-            <w:bottom w:w="0" w:type="dxa"/>
-          </w:tblCellMar>
-        </w:tblPrEx>
-        <w:tc>
-          <w:tcPr>
-            <w:tcW w:w="3240" w:type="dxa"/>
+        <w:tc>
+          <w:tcPr>
+            <w:tcW w:w="3770" w:type="dxa"/>
             <w:tcBorders>
               <w:top w:val="single" w:sz="1" w:space="0" w:color="D5D8DC"/>
               <w:left w:val="single" w:sz="1" w:space="0" w:color="D5D8DC"/>
@@ -11064,7 +11567,7 @@
         </w:tc>
         <w:tc>
           <w:tcPr>
-            <w:tcW w:w="3240" w:type="dxa"/>
+            <w:tcW w:w="1616" w:type="dxa"/>
             <w:tcBorders>
               <w:top w:val="single" w:sz="1" w:space="0" w:color="D5D8DC"/>
               <w:left w:val="single" w:sz="1" w:space="0" w:color="D5D8DC"/>
@@ -11094,7 +11597,7 @@
         </w:tc>
         <w:tc>
           <w:tcPr>
-            <w:tcW w:w="3240" w:type="dxa"/>
+            <w:tcW w:w="4334" w:type="dxa"/>
             <w:tcBorders>
               <w:top w:val="single" w:sz="1" w:space="0" w:color="D5D8DC"/>
               <w:left w:val="single" w:sz="1" w:space="0" w:color="D5D8DC"/>
@@ -11124,15 +11627,9 @@
         </w:tc>
       </w:tr>
       <w:tr>
-        <w:tblPrEx>
-          <w:tblCellMar>
-            <w:top w:w="0" w:type="dxa"/>
-            <w:bottom w:w="0" w:type="dxa"/>
-          </w:tblCellMar>
-        </w:tblPrEx>
-        <w:tc>
-          <w:tcPr>
-            <w:tcW w:w="3240" w:type="dxa"/>
+        <w:tc>
+          <w:tcPr>
+            <w:tcW w:w="3770" w:type="dxa"/>
             <w:tcBorders>
               <w:top w:val="single" w:sz="1" w:space="0" w:color="D5D8DC"/>
               <w:left w:val="single" w:sz="1" w:space="0" w:color="D5D8DC"/>
@@ -11153,13 +11650,30 @@
                 <w:sz w:val="19"/>
                 <w:szCs w:val="19"/>
               </w:rPr>
-              <w:t>Claude Code in Action (Coursera) https://www.coursera.org/learn/claude-code-in-action</w:t>
-            </w:r>
-          </w:p>
-        </w:tc>
-        <w:tc>
-          <w:tcPr>
-            <w:tcW w:w="3240" w:type="dxa"/>
+              <w:t xml:space="preserve">Claude Code in Action (Coursera) </w:t>
+            </w:r>
+            <w:hyperlink r:id="rId8" w:history="1">
+              <w:r>
+                <w:rPr>
+                  <w:rStyle w:val="Hyperlink"/>
+                  <w:sz w:val="19"/>
+                  <w:szCs w:val="19"/>
+                </w:rPr>
+                <w:t>https://www.coursera.org/learn/claude-code-in-action</w:t>
+              </w:r>
+            </w:hyperlink>
+            <w:r>
+              <w:rPr>
+                <w:sz w:val="19"/>
+                <w:szCs w:val="19"/>
+              </w:rPr>
+              <w:t xml:space="preserve"> </w:t>
+            </w:r>
+          </w:p>
+        </w:tc>
+        <w:tc>
+          <w:tcPr>
+            <w:tcW w:w="1616" w:type="dxa"/>
             <w:tcBorders>
               <w:top w:val="single" w:sz="1" w:space="0" w:color="D5D8DC"/>
               <w:left w:val="single" w:sz="1" w:space="0" w:color="D5D8DC"/>
@@ -11186,7 +11700,7 @@
         </w:tc>
         <w:tc>
           <w:tcPr>
-            <w:tcW w:w="3240" w:type="dxa"/>
+            <w:tcW w:w="4334" w:type="dxa"/>
             <w:tcBorders>
               <w:top w:val="single" w:sz="1" w:space="0" w:color="D5D8DC"/>
               <w:left w:val="single" w:sz="1" w:space="0" w:color="D5D8DC"/>
@@ -11213,15 +11727,9 @@
         </w:tc>
       </w:tr>
       <w:tr>
-        <w:tblPrEx>
-          <w:tblCellMar>
-            <w:top w:w="0" w:type="dxa"/>
-            <w:bottom w:w="0" w:type="dxa"/>
-          </w:tblCellMar>
-        </w:tblPrEx>
-        <w:tc>
-          <w:tcPr>
-            <w:tcW w:w="3240" w:type="dxa"/>
+        <w:tc>
+          <w:tcPr>
+            <w:tcW w:w="3770" w:type="dxa"/>
             <w:tcBorders>
               <w:top w:val="single" w:sz="1" w:space="0" w:color="D5D8DC"/>
               <w:left w:val="single" w:sz="1" w:space="0" w:color="D5D8DC"/>
@@ -11242,13 +11750,30 @@
                 <w:sz w:val="19"/>
                 <w:szCs w:val="19"/>
               </w:rPr>
-              <w:t>Common Workflows — Official Docs https://code.claude.com/docs/en/common-workflows</w:t>
-            </w:r>
-          </w:p>
-        </w:tc>
-        <w:tc>
-          <w:tcPr>
-            <w:tcW w:w="3240" w:type="dxa"/>
+              <w:t xml:space="preserve">Common Workflows — Official Docs </w:t>
+            </w:r>
+            <w:hyperlink r:id="rId9" w:history="1">
+              <w:r>
+                <w:rPr>
+                  <w:rStyle w:val="Hyperlink"/>
+                  <w:sz w:val="19"/>
+                  <w:szCs w:val="19"/>
+                </w:rPr>
+                <w:t>https://code.claude.com/docs/en/common-workflows</w:t>
+              </w:r>
+            </w:hyperlink>
+            <w:r>
+              <w:rPr>
+                <w:sz w:val="19"/>
+                <w:szCs w:val="19"/>
+              </w:rPr>
+              <w:t xml:space="preserve"> </w:t>
+            </w:r>
+          </w:p>
+        </w:tc>
+        <w:tc>
+          <w:tcPr>
+            <w:tcW w:w="1616" w:type="dxa"/>
             <w:tcBorders>
               <w:top w:val="single" w:sz="1" w:space="0" w:color="D5D8DC"/>
               <w:left w:val="single" w:sz="1" w:space="0" w:color="D5D8DC"/>
@@ -11275,7 +11800,7 @@
         </w:tc>
         <w:tc>
           <w:tcPr>
-            <w:tcW w:w="3240" w:type="dxa"/>
+            <w:tcW w:w="4334" w:type="dxa"/>
             <w:tcBorders>
               <w:top w:val="single" w:sz="1" w:space="0" w:color="D5D8DC"/>
               <w:left w:val="single" w:sz="1" w:space="0" w:color="D5D8DC"/>
@@ -11318,15 +11843,9 @@
         </w:tc>
       </w:tr>
       <w:tr>
-        <w:tblPrEx>
-          <w:tblCellMar>
-            <w:top w:w="0" w:type="dxa"/>
-            <w:bottom w:w="0" w:type="dxa"/>
-          </w:tblCellMar>
-        </w:tblPrEx>
-        <w:tc>
-          <w:tcPr>
-            <w:tcW w:w="3240" w:type="dxa"/>
+        <w:tc>
+          <w:tcPr>
+            <w:tcW w:w="3770" w:type="dxa"/>
             <w:tcBorders>
               <w:top w:val="single" w:sz="1" w:space="0" w:color="D5D8DC"/>
               <w:left w:val="single" w:sz="1" w:space="0" w:color="D5D8DC"/>
@@ -11347,13 +11866,30 @@
                 <w:sz w:val="19"/>
                 <w:szCs w:val="19"/>
               </w:rPr>
-              <w:t>Best Practices — Official Docs https://code.claude.com/docs/en/best-practices</w:t>
-            </w:r>
-          </w:p>
-        </w:tc>
-        <w:tc>
-          <w:tcPr>
-            <w:tcW w:w="3240" w:type="dxa"/>
+              <w:t xml:space="preserve">Best Practices — Official Docs </w:t>
+            </w:r>
+            <w:hyperlink r:id="rId10" w:history="1">
+              <w:r>
+                <w:rPr>
+                  <w:rStyle w:val="Hyperlink"/>
+                  <w:sz w:val="19"/>
+                  <w:szCs w:val="19"/>
+                </w:rPr>
+                <w:t>https://code.claude.com/docs/en/best-practices</w:t>
+              </w:r>
+            </w:hyperlink>
+            <w:r>
+              <w:rPr>
+                <w:sz w:val="19"/>
+                <w:szCs w:val="19"/>
+              </w:rPr>
+              <w:t xml:space="preserve"> </w:t>
+            </w:r>
+          </w:p>
+        </w:tc>
+        <w:tc>
+          <w:tcPr>
+            <w:tcW w:w="1616" w:type="dxa"/>
             <w:tcBorders>
               <w:top w:val="single" w:sz="1" w:space="0" w:color="D5D8DC"/>
               <w:left w:val="single" w:sz="1" w:space="0" w:color="D5D8DC"/>
@@ -11380,7 +11916,7 @@
         </w:tc>
         <w:tc>
           <w:tcPr>
-            <w:tcW w:w="3240" w:type="dxa"/>
+            <w:tcW w:w="4334" w:type="dxa"/>
             <w:tcBorders>
               <w:top w:val="single" w:sz="1" w:space="0" w:color="D5D8DC"/>
               <w:left w:val="single" w:sz="1" w:space="0" w:color="D5D8DC"/>
@@ -11419,11 +11955,6 @@
       <w:r>
         <w:t>11.2 Task Management Deep Dives</w:t>
       </w:r>
-    </w:p>
-    <w:p>
-      <w:pPr>
-        <w:spacing w:after="40"/>
-      </w:pPr>
     </w:p>
     <w:tbl>
       <w:tblPr>
@@ -11444,19 +11975,13 @@
       </w:tblPr>
       <w:tblGrid>
         <w:gridCol w:w="4246"/>
-        <w:gridCol w:w="2296"/>
-        <w:gridCol w:w="3178"/>
+        <w:gridCol w:w="1140"/>
+        <w:gridCol w:w="4334"/>
       </w:tblGrid>
       <w:tr>
-        <w:tblPrEx>
-          <w:tblCellMar>
-            <w:top w:w="0" w:type="dxa"/>
-            <w:bottom w:w="0" w:type="dxa"/>
-          </w:tblCellMar>
-        </w:tblPrEx>
-        <w:tc>
-          <w:tcPr>
-            <w:tcW w:w="3240" w:type="dxa"/>
+        <w:tc>
+          <w:tcPr>
+            <w:tcW w:w="4246" w:type="dxa"/>
             <w:tcBorders>
               <w:top w:val="single" w:sz="1" w:space="0" w:color="D5D8DC"/>
               <w:left w:val="single" w:sz="1" w:space="0" w:color="D5D8DC"/>
@@ -11486,7 +12011,7 @@
         </w:tc>
         <w:tc>
           <w:tcPr>
-            <w:tcW w:w="3240" w:type="dxa"/>
+            <w:tcW w:w="1140" w:type="dxa"/>
             <w:tcBorders>
               <w:top w:val="single" w:sz="1" w:space="0" w:color="D5D8DC"/>
               <w:left w:val="single" w:sz="1" w:space="0" w:color="D5D8DC"/>
@@ -11516,7 +12041,7 @@
         </w:tc>
         <w:tc>
           <w:tcPr>
-            <w:tcW w:w="3240" w:type="dxa"/>
+            <w:tcW w:w="4334" w:type="dxa"/>
             <w:tcBorders>
               <w:top w:val="single" w:sz="1" w:space="0" w:color="D5D8DC"/>
               <w:left w:val="single" w:sz="1" w:space="0" w:color="D5D8DC"/>
@@ -11546,15 +12071,9 @@
         </w:tc>
       </w:tr>
       <w:tr>
-        <w:tblPrEx>
-          <w:tblCellMar>
-            <w:top w:w="0" w:type="dxa"/>
-            <w:bottom w:w="0" w:type="dxa"/>
-          </w:tblCellMar>
-        </w:tblPrEx>
-        <w:tc>
-          <w:tcPr>
-            <w:tcW w:w="3240" w:type="dxa"/>
+        <w:tc>
+          <w:tcPr>
+            <w:tcW w:w="4246" w:type="dxa"/>
             <w:tcBorders>
               <w:top w:val="single" w:sz="1" w:space="0" w:color="D5D8DC"/>
               <w:left w:val="single" w:sz="1" w:space="0" w:color="D5D8DC"/>
@@ -11575,13 +12094,30 @@
                 <w:sz w:val="19"/>
                 <w:szCs w:val="19"/>
               </w:rPr>
-              <w:t>Native Task Management Guide https://claudefa.st/blog/guide/development/task-management</w:t>
-            </w:r>
-          </w:p>
-        </w:tc>
-        <w:tc>
-          <w:tcPr>
-            <w:tcW w:w="3240" w:type="dxa"/>
+              <w:t xml:space="preserve">Native Task Management Guide </w:t>
+            </w:r>
+            <w:hyperlink r:id="rId11" w:history="1">
+              <w:r>
+                <w:rPr>
+                  <w:rStyle w:val="Hyperlink"/>
+                  <w:sz w:val="19"/>
+                  <w:szCs w:val="19"/>
+                </w:rPr>
+                <w:t>https://claudefa.st/blog/guide/development/task-management</w:t>
+              </w:r>
+            </w:hyperlink>
+            <w:r>
+              <w:rPr>
+                <w:sz w:val="19"/>
+                <w:szCs w:val="19"/>
+              </w:rPr>
+              <w:t xml:space="preserve"> </w:t>
+            </w:r>
+          </w:p>
+        </w:tc>
+        <w:tc>
+          <w:tcPr>
+            <w:tcW w:w="1140" w:type="dxa"/>
             <w:tcBorders>
               <w:top w:val="single" w:sz="1" w:space="0" w:color="D5D8DC"/>
               <w:left w:val="single" w:sz="1" w:space="0" w:color="D5D8DC"/>
@@ -11608,7 +12144,7 @@
         </w:tc>
         <w:tc>
           <w:tcPr>
-            <w:tcW w:w="3240" w:type="dxa"/>
+            <w:tcW w:w="4334" w:type="dxa"/>
             <w:tcBorders>
               <w:top w:val="single" w:sz="1" w:space="0" w:color="D5D8DC"/>
               <w:left w:val="single" w:sz="1" w:space="0" w:color="D5D8DC"/>
@@ -11683,15 +12219,9 @@
         </w:tc>
       </w:tr>
       <w:tr>
-        <w:tblPrEx>
-          <w:tblCellMar>
-            <w:top w:w="0" w:type="dxa"/>
-            <w:bottom w:w="0" w:type="dxa"/>
-          </w:tblCellMar>
-        </w:tblPrEx>
-        <w:tc>
-          <w:tcPr>
-            <w:tcW w:w="3240" w:type="dxa"/>
+        <w:tc>
+          <w:tcPr>
+            <w:tcW w:w="4246" w:type="dxa"/>
             <w:tcBorders>
               <w:top w:val="single" w:sz="1" w:space="0" w:color="D5D8DC"/>
               <w:left w:val="single" w:sz="1" w:space="0" w:color="D5D8DC"/>
@@ -11712,13 +12242,30 @@
                 <w:sz w:val="19"/>
                 <w:szCs w:val="19"/>
               </w:rPr>
-              <w:t>Todo Workflow Fundamentals https://claudefa.st/blog/guide/development/todo-workflows</w:t>
-            </w:r>
-          </w:p>
-        </w:tc>
-        <w:tc>
-          <w:tcPr>
-            <w:tcW w:w="3240" w:type="dxa"/>
+              <w:t xml:space="preserve">Todo Workflow Fundamentals </w:t>
+            </w:r>
+            <w:hyperlink r:id="rId12" w:history="1">
+              <w:r>
+                <w:rPr>
+                  <w:rStyle w:val="Hyperlink"/>
+                  <w:sz w:val="19"/>
+                  <w:szCs w:val="19"/>
+                </w:rPr>
+                <w:t>https://claudefa.st/blog/guide/development/todo-workflows</w:t>
+              </w:r>
+            </w:hyperlink>
+            <w:r>
+              <w:rPr>
+                <w:sz w:val="19"/>
+                <w:szCs w:val="19"/>
+              </w:rPr>
+              <w:t xml:space="preserve"> </w:t>
+            </w:r>
+          </w:p>
+        </w:tc>
+        <w:tc>
+          <w:tcPr>
+            <w:tcW w:w="1140" w:type="dxa"/>
             <w:tcBorders>
               <w:top w:val="single" w:sz="1" w:space="0" w:color="D5D8DC"/>
               <w:left w:val="single" w:sz="1" w:space="0" w:color="D5D8DC"/>
@@ -11745,7 +12292,7 @@
         </w:tc>
         <w:tc>
           <w:tcPr>
-            <w:tcW w:w="3240" w:type="dxa"/>
+            <w:tcW w:w="4334" w:type="dxa"/>
             <w:tcBorders>
               <w:top w:val="single" w:sz="1" w:space="0" w:color="D5D8DC"/>
               <w:left w:val="single" w:sz="1" w:space="0" w:color="D5D8DC"/>
@@ -11772,15 +12319,9 @@
         </w:tc>
       </w:tr>
       <w:tr>
-        <w:tblPrEx>
-          <w:tblCellMar>
-            <w:top w:w="0" w:type="dxa"/>
-            <w:bottom w:w="0" w:type="dxa"/>
-          </w:tblCellMar>
-        </w:tblPrEx>
-        <w:tc>
-          <w:tcPr>
-            <w:tcW w:w="3240" w:type="dxa"/>
+        <w:tc>
+          <w:tcPr>
+            <w:tcW w:w="4246" w:type="dxa"/>
             <w:tcBorders>
               <w:top w:val="single" w:sz="1" w:space="0" w:color="D5D8DC"/>
               <w:left w:val="single" w:sz="1" w:space="0" w:color="D5D8DC"/>
@@ -11810,13 +12351,30 @@
                 <w:sz w:val="19"/>
                 <w:szCs w:val="19"/>
               </w:rPr>
-              <w:t>: Task Management Reference https://deepwiki.com/FlorianBruniaux/claude-code-ultimate-guide/8-task-management</w:t>
-            </w:r>
-          </w:p>
-        </w:tc>
-        <w:tc>
-          <w:tcPr>
-            <w:tcW w:w="3240" w:type="dxa"/>
+              <w:t xml:space="preserve">: Task Management Reference </w:t>
+            </w:r>
+            <w:hyperlink r:id="rId13" w:history="1">
+              <w:r>
+                <w:rPr>
+                  <w:rStyle w:val="Hyperlink"/>
+                  <w:sz w:val="19"/>
+                  <w:szCs w:val="19"/>
+                </w:rPr>
+                <w:t>https://deepwiki.com/FlorianBruniaux/claude-code-ultimate-guide/8-task-management</w:t>
+              </w:r>
+            </w:hyperlink>
+            <w:r>
+              <w:rPr>
+                <w:sz w:val="19"/>
+                <w:szCs w:val="19"/>
+              </w:rPr>
+              <w:t xml:space="preserve"> </w:t>
+            </w:r>
+          </w:p>
+        </w:tc>
+        <w:tc>
+          <w:tcPr>
+            <w:tcW w:w="1140" w:type="dxa"/>
             <w:tcBorders>
               <w:top w:val="single" w:sz="1" w:space="0" w:color="D5D8DC"/>
               <w:left w:val="single" w:sz="1" w:space="0" w:color="D5D8DC"/>
@@ -11843,7 +12401,7 @@
         </w:tc>
         <w:tc>
           <w:tcPr>
-            <w:tcW w:w="3240" w:type="dxa"/>
+            <w:tcW w:w="4334" w:type="dxa"/>
             <w:tcBorders>
               <w:top w:val="single" w:sz="1" w:space="0" w:color="D5D8DC"/>
               <w:left w:val="single" w:sz="1" w:space="0" w:color="D5D8DC"/>
@@ -11922,11 +12480,6 @@
         <w:lastRenderedPageBreak/>
         <w:t>11.3 Autonomous &amp; Overnight Workflows</w:t>
       </w:r>
-    </w:p>
-    <w:p>
-      <w:pPr>
-        <w:spacing w:after="40"/>
-      </w:pPr>
     </w:p>
     <w:tbl>
       <w:tblPr>
@@ -11947,19 +12500,13 @@
       </w:tblPr>
       <w:tblGrid>
         <w:gridCol w:w="4119"/>
-        <w:gridCol w:w="2760"/>
-        <w:gridCol w:w="2841"/>
+        <w:gridCol w:w="1550"/>
+        <w:gridCol w:w="4051"/>
       </w:tblGrid>
       <w:tr>
-        <w:tblPrEx>
-          <w:tblCellMar>
-            <w:top w:w="0" w:type="dxa"/>
-            <w:bottom w:w="0" w:type="dxa"/>
-          </w:tblCellMar>
-        </w:tblPrEx>
-        <w:tc>
-          <w:tcPr>
-            <w:tcW w:w="3240" w:type="dxa"/>
+        <w:tc>
+          <w:tcPr>
+            <w:tcW w:w="4119" w:type="dxa"/>
             <w:tcBorders>
               <w:top w:val="single" w:sz="1" w:space="0" w:color="D5D8DC"/>
               <w:left w:val="single" w:sz="1" w:space="0" w:color="D5D8DC"/>
@@ -11989,7 +12536,7 @@
         </w:tc>
         <w:tc>
           <w:tcPr>
-            <w:tcW w:w="3240" w:type="dxa"/>
+            <w:tcW w:w="1550" w:type="dxa"/>
             <w:tcBorders>
               <w:top w:val="single" w:sz="1" w:space="0" w:color="D5D8DC"/>
               <w:left w:val="single" w:sz="1" w:space="0" w:color="D5D8DC"/>
@@ -12019,7 +12566,7 @@
         </w:tc>
         <w:tc>
           <w:tcPr>
-            <w:tcW w:w="3240" w:type="dxa"/>
+            <w:tcW w:w="4051" w:type="dxa"/>
             <w:tcBorders>
               <w:top w:val="single" w:sz="1" w:space="0" w:color="D5D8DC"/>
               <w:left w:val="single" w:sz="1" w:space="0" w:color="D5D8DC"/>
@@ -12049,15 +12596,9 @@
         </w:tc>
       </w:tr>
       <w:tr>
-        <w:tblPrEx>
-          <w:tblCellMar>
-            <w:top w:w="0" w:type="dxa"/>
-            <w:bottom w:w="0" w:type="dxa"/>
-          </w:tblCellMar>
-        </w:tblPrEx>
-        <w:tc>
-          <w:tcPr>
-            <w:tcW w:w="3240" w:type="dxa"/>
+        <w:tc>
+          <w:tcPr>
+            <w:tcW w:w="4119" w:type="dxa"/>
             <w:tcBorders>
               <w:top w:val="single" w:sz="1" w:space="0" w:color="D5D8DC"/>
               <w:left w:val="single" w:sz="1" w:space="0" w:color="D5D8DC"/>
@@ -12078,13 +12619,30 @@
                 <w:sz w:val="19"/>
                 <w:szCs w:val="19"/>
               </w:rPr>
-              <w:t>Ralph Wiggum Technique https://claudefa.st/blog/guide/mechanics/ralph-wiggum-technique</w:t>
-            </w:r>
-          </w:p>
-        </w:tc>
-        <w:tc>
-          <w:tcPr>
-            <w:tcW w:w="3240" w:type="dxa"/>
+              <w:t xml:space="preserve">Ralph Wiggum Technique </w:t>
+            </w:r>
+            <w:hyperlink r:id="rId14" w:history="1">
+              <w:r>
+                <w:rPr>
+                  <w:rStyle w:val="Hyperlink"/>
+                  <w:sz w:val="19"/>
+                  <w:szCs w:val="19"/>
+                </w:rPr>
+                <w:t>https://claudefa.st/blog/guide/mechanics/ralph-wiggum-technique</w:t>
+              </w:r>
+            </w:hyperlink>
+            <w:r>
+              <w:rPr>
+                <w:sz w:val="19"/>
+                <w:szCs w:val="19"/>
+              </w:rPr>
+              <w:t xml:space="preserve"> </w:t>
+            </w:r>
+          </w:p>
+        </w:tc>
+        <w:tc>
+          <w:tcPr>
+            <w:tcW w:w="1550" w:type="dxa"/>
             <w:tcBorders>
               <w:top w:val="single" w:sz="1" w:space="0" w:color="D5D8DC"/>
               <w:left w:val="single" w:sz="1" w:space="0" w:color="D5D8DC"/>
@@ -12111,7 +12669,7 @@
         </w:tc>
         <w:tc>
           <w:tcPr>
-            <w:tcW w:w="3240" w:type="dxa"/>
+            <w:tcW w:w="4051" w:type="dxa"/>
             <w:tcBorders>
               <w:top w:val="single" w:sz="1" w:space="0" w:color="D5D8DC"/>
               <w:left w:val="single" w:sz="1" w:space="0" w:color="D5D8DC"/>
@@ -12138,15 +12696,9 @@
         </w:tc>
       </w:tr>
       <w:tr>
-        <w:tblPrEx>
-          <w:tblCellMar>
-            <w:top w:w="0" w:type="dxa"/>
-            <w:bottom w:w="0" w:type="dxa"/>
-          </w:tblCellMar>
-        </w:tblPrEx>
-        <w:tc>
-          <w:tcPr>
-            <w:tcW w:w="3240" w:type="dxa"/>
+        <w:tc>
+          <w:tcPr>
+            <w:tcW w:w="4119" w:type="dxa"/>
             <w:tcBorders>
               <w:top w:val="single" w:sz="1" w:space="0" w:color="D5D8DC"/>
               <w:left w:val="single" w:sz="1" w:space="0" w:color="D5D8DC"/>
@@ -12167,13 +12719,30 @@
                 <w:sz w:val="19"/>
                 <w:szCs w:val="19"/>
               </w:rPr>
-              <w:t>11 Tips for AI Coding with Ralph Wiggum https://www.aihero.dev/tips-for-ai-coding-with-ralph-wiggum</w:t>
-            </w:r>
-          </w:p>
-        </w:tc>
-        <w:tc>
-          <w:tcPr>
-            <w:tcW w:w="3240" w:type="dxa"/>
+              <w:t xml:space="preserve">11 Tips for AI Coding with Ralph Wiggum </w:t>
+            </w:r>
+            <w:hyperlink r:id="rId15" w:history="1">
+              <w:r>
+                <w:rPr>
+                  <w:rStyle w:val="Hyperlink"/>
+                  <w:sz w:val="19"/>
+                  <w:szCs w:val="19"/>
+                </w:rPr>
+                <w:t>https://www.aihero.dev/tips-for-ai-coding-with-ralph-wiggum</w:t>
+              </w:r>
+            </w:hyperlink>
+            <w:r>
+              <w:rPr>
+                <w:sz w:val="19"/>
+                <w:szCs w:val="19"/>
+              </w:rPr>
+              <w:t xml:space="preserve"> </w:t>
+            </w:r>
+          </w:p>
+        </w:tc>
+        <w:tc>
+          <w:tcPr>
+            <w:tcW w:w="1550" w:type="dxa"/>
             <w:tcBorders>
               <w:top w:val="single" w:sz="1" w:space="0" w:color="D5D8DC"/>
               <w:left w:val="single" w:sz="1" w:space="0" w:color="D5D8DC"/>
@@ -12200,7 +12769,7 @@
         </w:tc>
         <w:tc>
           <w:tcPr>
-            <w:tcW w:w="3240" w:type="dxa"/>
+            <w:tcW w:w="4051" w:type="dxa"/>
             <w:tcBorders>
               <w:top w:val="single" w:sz="1" w:space="0" w:color="D5D8DC"/>
               <w:left w:val="single" w:sz="1" w:space="0" w:color="D5D8DC"/>
@@ -12227,15 +12796,9 @@
         </w:tc>
       </w:tr>
       <w:tr>
-        <w:tblPrEx>
-          <w:tblCellMar>
-            <w:top w:w="0" w:type="dxa"/>
-            <w:bottom w:w="0" w:type="dxa"/>
-          </w:tblCellMar>
-        </w:tblPrEx>
-        <w:tc>
-          <w:tcPr>
-            <w:tcW w:w="3240" w:type="dxa"/>
+        <w:tc>
+          <w:tcPr>
+            <w:tcW w:w="4119" w:type="dxa"/>
             <w:tcBorders>
               <w:top w:val="single" w:sz="1" w:space="0" w:color="D5D8DC"/>
               <w:left w:val="single" w:sz="1" w:space="0" w:color="D5D8DC"/>
@@ -12258,27 +12821,42 @@
               </w:rPr>
               <w:t xml:space="preserve">Ralph Loop </w:t>
             </w:r>
-            <w:proofErr w:type="spellStart"/>
-            <w:r>
-              <w:rPr>
-                <w:sz w:val="19"/>
-                <w:szCs w:val="19"/>
-              </w:rPr>
-              <w:t>Quickstart</w:t>
-            </w:r>
-            <w:proofErr w:type="spellEnd"/>
-            <w:r>
-              <w:rPr>
-                <w:sz w:val="19"/>
-                <w:szCs w:val="19"/>
-              </w:rPr>
-              <w:t xml:space="preserve"> (Cole Medin) https://github.com/coleam00/ralph-loop-quickstart</w:t>
-            </w:r>
-          </w:p>
-        </w:tc>
-        <w:tc>
-          <w:tcPr>
-            <w:tcW w:w="3240" w:type="dxa"/>
+            <w:r>
+              <w:rPr>
+                <w:sz w:val="19"/>
+                <w:szCs w:val="19"/>
+              </w:rPr>
+              <w:t>QuickStart</w:t>
+            </w:r>
+            <w:r>
+              <w:rPr>
+                <w:sz w:val="19"/>
+                <w:szCs w:val="19"/>
+              </w:rPr>
+              <w:t xml:space="preserve"> (Cole Medin) </w:t>
+            </w:r>
+            <w:hyperlink r:id="rId16" w:history="1">
+              <w:r>
+                <w:rPr>
+                  <w:rStyle w:val="Hyperlink"/>
+                  <w:sz w:val="19"/>
+                  <w:szCs w:val="19"/>
+                </w:rPr>
+                <w:t>https://github.com/coleam00/ralph-loop-quickstart</w:t>
+              </w:r>
+            </w:hyperlink>
+            <w:r>
+              <w:rPr>
+                <w:sz w:val="19"/>
+                <w:szCs w:val="19"/>
+              </w:rPr>
+              <w:t xml:space="preserve"> </w:t>
+            </w:r>
+          </w:p>
+        </w:tc>
+        <w:tc>
+          <w:tcPr>
+            <w:tcW w:w="1550" w:type="dxa"/>
             <w:tcBorders>
               <w:top w:val="single" w:sz="1" w:space="0" w:color="D5D8DC"/>
               <w:left w:val="single" w:sz="1" w:space="0" w:color="D5D8DC"/>
@@ -12305,7 +12883,7 @@
         </w:tc>
         <w:tc>
           <w:tcPr>
-            <w:tcW w:w="3240" w:type="dxa"/>
+            <w:tcW w:w="4051" w:type="dxa"/>
             <w:tcBorders>
               <w:top w:val="single" w:sz="1" w:space="0" w:color="D5D8DC"/>
               <w:left w:val="single" w:sz="1" w:space="0" w:color="D5D8DC"/>
@@ -12344,11 +12922,6 @@
       <w:r>
         <w:t>11.4 Spec-Driven &amp; Plan-Driven Patterns</w:t>
       </w:r>
-    </w:p>
-    <w:p>
-      <w:pPr>
-        <w:spacing w:after="40"/>
-      </w:pPr>
     </w:p>
     <w:tbl>
       <w:tblPr>
@@ -12369,19 +12942,13 @@
       </w:tblPr>
       <w:tblGrid>
         <w:gridCol w:w="3981"/>
-        <w:gridCol w:w="2805"/>
-        <w:gridCol w:w="2934"/>
+        <w:gridCol w:w="1688"/>
+        <w:gridCol w:w="4051"/>
       </w:tblGrid>
       <w:tr>
-        <w:tblPrEx>
-          <w:tblCellMar>
-            <w:top w:w="0" w:type="dxa"/>
-            <w:bottom w:w="0" w:type="dxa"/>
-          </w:tblCellMar>
-        </w:tblPrEx>
-        <w:tc>
-          <w:tcPr>
-            <w:tcW w:w="3240" w:type="dxa"/>
+        <w:tc>
+          <w:tcPr>
+            <w:tcW w:w="3981" w:type="dxa"/>
             <w:tcBorders>
               <w:top w:val="single" w:sz="1" w:space="0" w:color="D5D8DC"/>
               <w:left w:val="single" w:sz="1" w:space="0" w:color="D5D8DC"/>
@@ -12411,7 +12978,7 @@
         </w:tc>
         <w:tc>
           <w:tcPr>
-            <w:tcW w:w="3240" w:type="dxa"/>
+            <w:tcW w:w="1688" w:type="dxa"/>
             <w:tcBorders>
               <w:top w:val="single" w:sz="1" w:space="0" w:color="D5D8DC"/>
               <w:left w:val="single" w:sz="1" w:space="0" w:color="D5D8DC"/>
@@ -12441,7 +13008,7 @@
         </w:tc>
         <w:tc>
           <w:tcPr>
-            <w:tcW w:w="3240" w:type="dxa"/>
+            <w:tcW w:w="4051" w:type="dxa"/>
             <w:tcBorders>
               <w:top w:val="single" w:sz="1" w:space="0" w:color="D5D8DC"/>
               <w:left w:val="single" w:sz="1" w:space="0" w:color="D5D8DC"/>
@@ -12471,15 +13038,9 @@
         </w:tc>
       </w:tr>
       <w:tr>
-        <w:tblPrEx>
-          <w:tblCellMar>
-            <w:top w:w="0" w:type="dxa"/>
-            <w:bottom w:w="0" w:type="dxa"/>
-          </w:tblCellMar>
-        </w:tblPrEx>
-        <w:tc>
-          <w:tcPr>
-            <w:tcW w:w="3240" w:type="dxa"/>
+        <w:tc>
+          <w:tcPr>
+            <w:tcW w:w="3981" w:type="dxa"/>
             <w:tcBorders>
               <w:top w:val="single" w:sz="1" w:space="0" w:color="D5D8DC"/>
               <w:left w:val="single" w:sz="1" w:space="0" w:color="D5D8DC"/>
@@ -12500,13 +13061,30 @@
                 <w:sz w:val="19"/>
                 <w:szCs w:val="19"/>
               </w:rPr>
-              <w:t>Spec-Driven Development with Claude Code https://alexop.dev/posts/spec-driven-development-claude-code-in-action/</w:t>
-            </w:r>
-          </w:p>
-        </w:tc>
-        <w:tc>
-          <w:tcPr>
-            <w:tcW w:w="3240" w:type="dxa"/>
+              <w:t xml:space="preserve">Spec-Driven Development with Claude Code </w:t>
+            </w:r>
+            <w:hyperlink r:id="rId17" w:history="1">
+              <w:r>
+                <w:rPr>
+                  <w:rStyle w:val="Hyperlink"/>
+                  <w:sz w:val="19"/>
+                  <w:szCs w:val="19"/>
+                </w:rPr>
+                <w:t>https://alexop.dev/posts/spec-driven-development-claude-code-in-action/</w:t>
+              </w:r>
+            </w:hyperlink>
+            <w:r>
+              <w:rPr>
+                <w:sz w:val="19"/>
+                <w:szCs w:val="19"/>
+              </w:rPr>
+              <w:t xml:space="preserve"> </w:t>
+            </w:r>
+          </w:p>
+        </w:tc>
+        <w:tc>
+          <w:tcPr>
+            <w:tcW w:w="1688" w:type="dxa"/>
             <w:tcBorders>
               <w:top w:val="single" w:sz="1" w:space="0" w:color="D5D8DC"/>
               <w:left w:val="single" w:sz="1" w:space="0" w:color="D5D8DC"/>
@@ -12533,7 +13111,7 @@
         </w:tc>
         <w:tc>
           <w:tcPr>
-            <w:tcW w:w="3240" w:type="dxa"/>
+            <w:tcW w:w="4051" w:type="dxa"/>
             <w:tcBorders>
               <w:top w:val="single" w:sz="1" w:space="0" w:color="D5D8DC"/>
               <w:left w:val="single" w:sz="1" w:space="0" w:color="D5D8DC"/>
@@ -12576,15 +13154,9 @@
         </w:tc>
       </w:tr>
       <w:tr>
-        <w:tblPrEx>
-          <w:tblCellMar>
-            <w:top w:w="0" w:type="dxa"/>
-            <w:bottom w:w="0" w:type="dxa"/>
-          </w:tblCellMar>
-        </w:tblPrEx>
-        <w:tc>
-          <w:tcPr>
-            <w:tcW w:w="3240" w:type="dxa"/>
+        <w:tc>
+          <w:tcPr>
+            <w:tcW w:w="3981" w:type="dxa"/>
             <w:tcBorders>
               <w:top w:val="single" w:sz="1" w:space="0" w:color="D5D8DC"/>
               <w:left w:val="single" w:sz="1" w:space="0" w:color="D5D8DC"/>
@@ -12621,13 +13193,30 @@
                 <w:sz w:val="19"/>
                 <w:szCs w:val="19"/>
               </w:rPr>
-              <w:t xml:space="preserve"> https://deepwiki.com/FlorianBruniaux/claude-code-ultimate-guide/9.1-plan-driven-development</w:t>
-            </w:r>
-          </w:p>
-        </w:tc>
-        <w:tc>
-          <w:tcPr>
-            <w:tcW w:w="3240" w:type="dxa"/>
+              <w:t xml:space="preserve"> </w:t>
+            </w:r>
+            <w:hyperlink r:id="rId18" w:history="1">
+              <w:r>
+                <w:rPr>
+                  <w:rStyle w:val="Hyperlink"/>
+                  <w:sz w:val="19"/>
+                  <w:szCs w:val="19"/>
+                </w:rPr>
+                <w:t>https://deepwiki.com/FlorianBruniaux/claude-code-ultimate-guide/9.1-plan-driven-development</w:t>
+              </w:r>
+            </w:hyperlink>
+            <w:r>
+              <w:rPr>
+                <w:sz w:val="19"/>
+                <w:szCs w:val="19"/>
+              </w:rPr>
+              <w:t xml:space="preserve"> </w:t>
+            </w:r>
+          </w:p>
+        </w:tc>
+        <w:tc>
+          <w:tcPr>
+            <w:tcW w:w="1688" w:type="dxa"/>
             <w:tcBorders>
               <w:top w:val="single" w:sz="1" w:space="0" w:color="D5D8DC"/>
               <w:left w:val="single" w:sz="1" w:space="0" w:color="D5D8DC"/>
@@ -12654,7 +13243,7 @@
         </w:tc>
         <w:tc>
           <w:tcPr>
-            <w:tcW w:w="3240" w:type="dxa"/>
+            <w:tcW w:w="4051" w:type="dxa"/>
             <w:tcBorders>
               <w:top w:val="single" w:sz="1" w:space="0" w:color="D5D8DC"/>
               <w:left w:val="single" w:sz="1" w:space="0" w:color="D5D8DC"/>
@@ -12681,15 +13270,9 @@
         </w:tc>
       </w:tr>
       <w:tr>
-        <w:tblPrEx>
-          <w:tblCellMar>
-            <w:top w:w="0" w:type="dxa"/>
-            <w:bottom w:w="0" w:type="dxa"/>
-          </w:tblCellMar>
-        </w:tblPrEx>
-        <w:tc>
-          <w:tcPr>
-            <w:tcW w:w="3240" w:type="dxa"/>
+        <w:tc>
+          <w:tcPr>
+            <w:tcW w:w="3981" w:type="dxa"/>
             <w:tcBorders>
               <w:top w:val="single" w:sz="1" w:space="0" w:color="D5D8DC"/>
               <w:left w:val="single" w:sz="1" w:space="0" w:color="D5D8DC"/>
@@ -12726,13 +13309,30 @@
                 <w:sz w:val="19"/>
                 <w:szCs w:val="19"/>
               </w:rPr>
-              <w:t>) https://github.com/Pimzino/claude-code-spec-workflow</w:t>
-            </w:r>
-          </w:p>
-        </w:tc>
-        <w:tc>
-          <w:tcPr>
-            <w:tcW w:w="3240" w:type="dxa"/>
+              <w:t xml:space="preserve">) </w:t>
+            </w:r>
+            <w:hyperlink r:id="rId19" w:history="1">
+              <w:r>
+                <w:rPr>
+                  <w:rStyle w:val="Hyperlink"/>
+                  <w:sz w:val="19"/>
+                  <w:szCs w:val="19"/>
+                </w:rPr>
+                <w:t>https://github.com/Pimzino/claude-code-spec-workflow</w:t>
+              </w:r>
+            </w:hyperlink>
+            <w:r>
+              <w:rPr>
+                <w:sz w:val="19"/>
+                <w:szCs w:val="19"/>
+              </w:rPr>
+              <w:t xml:space="preserve"> </w:t>
+            </w:r>
+          </w:p>
+        </w:tc>
+        <w:tc>
+          <w:tcPr>
+            <w:tcW w:w="1688" w:type="dxa"/>
             <w:tcBorders>
               <w:top w:val="single" w:sz="1" w:space="0" w:color="D5D8DC"/>
               <w:left w:val="single" w:sz="1" w:space="0" w:color="D5D8DC"/>
@@ -12759,7 +13359,7 @@
         </w:tc>
         <w:tc>
           <w:tcPr>
-            <w:tcW w:w="3240" w:type="dxa"/>
+            <w:tcW w:w="4051" w:type="dxa"/>
             <w:tcBorders>
               <w:top w:val="single" w:sz="1" w:space="0" w:color="D5D8DC"/>
               <w:left w:val="single" w:sz="1" w:space="0" w:color="D5D8DC"/>
@@ -12822,11 +13422,6 @@
         <w:lastRenderedPageBreak/>
         <w:t>11.5 Video Tutorials &amp; Walkthroughs</w:t>
       </w:r>
-    </w:p>
-    <w:p>
-      <w:pPr>
-        <w:spacing w:after="40"/>
-      </w:pPr>
     </w:p>
     <w:tbl>
       <w:tblPr>
@@ -12847,19 +13442,13 @@
       </w:tblPr>
       <w:tblGrid>
         <w:gridCol w:w="3453"/>
-        <w:gridCol w:w="3120"/>
-        <w:gridCol w:w="3147"/>
+        <w:gridCol w:w="1508"/>
+        <w:gridCol w:w="4759"/>
       </w:tblGrid>
       <w:tr>
-        <w:tblPrEx>
-          <w:tblCellMar>
-            <w:top w:w="0" w:type="dxa"/>
-            <w:bottom w:w="0" w:type="dxa"/>
-          </w:tblCellMar>
-        </w:tblPrEx>
-        <w:tc>
-          <w:tcPr>
-            <w:tcW w:w="3240" w:type="dxa"/>
+        <w:tc>
+          <w:tcPr>
+            <w:tcW w:w="3453" w:type="dxa"/>
             <w:tcBorders>
               <w:top w:val="single" w:sz="1" w:space="0" w:color="D5D8DC"/>
               <w:left w:val="single" w:sz="1" w:space="0" w:color="D5D8DC"/>
@@ -12889,7 +13478,7 @@
         </w:tc>
         <w:tc>
           <w:tcPr>
-            <w:tcW w:w="3240" w:type="dxa"/>
+            <w:tcW w:w="1508" w:type="dxa"/>
             <w:tcBorders>
               <w:top w:val="single" w:sz="1" w:space="0" w:color="D5D8DC"/>
               <w:left w:val="single" w:sz="1" w:space="0" w:color="D5D8DC"/>
@@ -12919,7 +13508,7 @@
         </w:tc>
         <w:tc>
           <w:tcPr>
-            <w:tcW w:w="3240" w:type="dxa"/>
+            <w:tcW w:w="4759" w:type="dxa"/>
             <w:tcBorders>
               <w:top w:val="single" w:sz="1" w:space="0" w:color="D5D8DC"/>
               <w:left w:val="single" w:sz="1" w:space="0" w:color="D5D8DC"/>
@@ -12949,15 +13538,9 @@
         </w:tc>
       </w:tr>
       <w:tr>
-        <w:tblPrEx>
-          <w:tblCellMar>
-            <w:top w:w="0" w:type="dxa"/>
-            <w:bottom w:w="0" w:type="dxa"/>
-          </w:tblCellMar>
-        </w:tblPrEx>
-        <w:tc>
-          <w:tcPr>
-            <w:tcW w:w="3240" w:type="dxa"/>
+        <w:tc>
+          <w:tcPr>
+            <w:tcW w:w="3453" w:type="dxa"/>
             <w:tcBorders>
               <w:top w:val="single" w:sz="1" w:space="0" w:color="D5D8DC"/>
               <w:left w:val="single" w:sz="1" w:space="0" w:color="D5D8DC"/>
@@ -12978,13 +13561,30 @@
                 <w:sz w:val="19"/>
                 <w:szCs w:val="19"/>
               </w:rPr>
-              <w:t>20 Tips to Master Claude Code (Peter Yang) https://creatoreconomy.so/p/20-tips-to-master-claude-code-in-35-min-build-an-app</w:t>
-            </w:r>
-          </w:p>
-        </w:tc>
-        <w:tc>
-          <w:tcPr>
-            <w:tcW w:w="3240" w:type="dxa"/>
+              <w:t xml:space="preserve">20 Tips to Master Claude Code (Peter Yang) </w:t>
+            </w:r>
+            <w:hyperlink r:id="rId20" w:history="1">
+              <w:r>
+                <w:rPr>
+                  <w:rStyle w:val="Hyperlink"/>
+                  <w:sz w:val="19"/>
+                  <w:szCs w:val="19"/>
+                </w:rPr>
+                <w:t>https://creatoreconomy.so/p/20-tips-to-master-claude-code-in-35-min-build-an-app</w:t>
+              </w:r>
+            </w:hyperlink>
+            <w:r>
+              <w:rPr>
+                <w:sz w:val="19"/>
+                <w:szCs w:val="19"/>
+              </w:rPr>
+              <w:t xml:space="preserve"> </w:t>
+            </w:r>
+          </w:p>
+        </w:tc>
+        <w:tc>
+          <w:tcPr>
+            <w:tcW w:w="1508" w:type="dxa"/>
             <w:tcBorders>
               <w:top w:val="single" w:sz="1" w:space="0" w:color="D5D8DC"/>
               <w:left w:val="single" w:sz="1" w:space="0" w:color="D5D8DC"/>
@@ -13011,7 +13611,7 @@
         </w:tc>
         <w:tc>
           <w:tcPr>
-            <w:tcW w:w="3240" w:type="dxa"/>
+            <w:tcW w:w="4759" w:type="dxa"/>
             <w:tcBorders>
               <w:top w:val="single" w:sz="1" w:space="0" w:color="D5D8DC"/>
               <w:left w:val="single" w:sz="1" w:space="0" w:color="D5D8DC"/>
@@ -13070,15 +13670,9 @@
         </w:tc>
       </w:tr>
       <w:tr>
-        <w:tblPrEx>
-          <w:tblCellMar>
-            <w:top w:w="0" w:type="dxa"/>
-            <w:bottom w:w="0" w:type="dxa"/>
-          </w:tblCellMar>
-        </w:tblPrEx>
-        <w:tc>
-          <w:tcPr>
-            <w:tcW w:w="3240" w:type="dxa"/>
+        <w:tc>
+          <w:tcPr>
+            <w:tcW w:w="3453" w:type="dxa"/>
             <w:tcBorders>
               <w:top w:val="single" w:sz="1" w:space="0" w:color="D5D8DC"/>
               <w:left w:val="single" w:sz="1" w:space="0" w:color="D5D8DC"/>
@@ -13099,13 +13693,30 @@
                 <w:sz w:val="19"/>
                 <w:szCs w:val="19"/>
               </w:rPr>
-              <w:t>Automate Your Life with Claude Code (Teresa Torres) https://creatoreconomy.so/p/automate-your-life-with-claude-code-teresa-torres</w:t>
-            </w:r>
-          </w:p>
-        </w:tc>
-        <w:tc>
-          <w:tcPr>
-            <w:tcW w:w="3240" w:type="dxa"/>
+              <w:t xml:space="preserve">Automate Your Life with Claude Code (Teresa Torres) </w:t>
+            </w:r>
+            <w:hyperlink r:id="rId21" w:history="1">
+              <w:r>
+                <w:rPr>
+                  <w:rStyle w:val="Hyperlink"/>
+                  <w:sz w:val="19"/>
+                  <w:szCs w:val="19"/>
+                </w:rPr>
+                <w:t>https://creatoreconomy.so/p/automate-your-life-with-claude-code-teresa-torres</w:t>
+              </w:r>
+            </w:hyperlink>
+            <w:r>
+              <w:rPr>
+                <w:sz w:val="19"/>
+                <w:szCs w:val="19"/>
+              </w:rPr>
+              <w:t xml:space="preserve"> </w:t>
+            </w:r>
+          </w:p>
+        </w:tc>
+        <w:tc>
+          <w:tcPr>
+            <w:tcW w:w="1508" w:type="dxa"/>
             <w:tcBorders>
               <w:top w:val="single" w:sz="1" w:space="0" w:color="D5D8DC"/>
               <w:left w:val="single" w:sz="1" w:space="0" w:color="D5D8DC"/>
@@ -13132,7 +13743,7 @@
         </w:tc>
         <w:tc>
           <w:tcPr>
-            <w:tcW w:w="3240" w:type="dxa"/>
+            <w:tcW w:w="4759" w:type="dxa"/>
             <w:tcBorders>
               <w:top w:val="single" w:sz="1" w:space="0" w:color="D5D8DC"/>
               <w:left w:val="single" w:sz="1" w:space="0" w:color="D5D8DC"/>
@@ -13159,15 +13770,9 @@
         </w:tc>
       </w:tr>
       <w:tr>
-        <w:tblPrEx>
-          <w:tblCellMar>
-            <w:top w:w="0" w:type="dxa"/>
-            <w:bottom w:w="0" w:type="dxa"/>
-          </w:tblCellMar>
-        </w:tblPrEx>
-        <w:tc>
-          <w:tcPr>
-            <w:tcW w:w="3240" w:type="dxa"/>
+        <w:tc>
+          <w:tcPr>
+            <w:tcW w:w="3453" w:type="dxa"/>
             <w:tcBorders>
               <w:top w:val="single" w:sz="1" w:space="0" w:color="D5D8DC"/>
               <w:left w:val="single" w:sz="1" w:space="0" w:color="D5D8DC"/>
@@ -13188,13 +13793,30 @@
                 <w:sz w:val="19"/>
                 <w:szCs w:val="19"/>
               </w:rPr>
-              <w:t>My Claude Code Workflow (Zhu Liang) https://thegroundtruth.media/p/my-claude-code-workflow-and-personal-tips</w:t>
-            </w:r>
-          </w:p>
-        </w:tc>
-        <w:tc>
-          <w:tcPr>
-            <w:tcW w:w="3240" w:type="dxa"/>
+              <w:t xml:space="preserve">My Claude Code Workflow (Zhu Liang) </w:t>
+            </w:r>
+            <w:hyperlink r:id="rId22" w:history="1">
+              <w:r>
+                <w:rPr>
+                  <w:rStyle w:val="Hyperlink"/>
+                  <w:sz w:val="19"/>
+                  <w:szCs w:val="19"/>
+                </w:rPr>
+                <w:t>https://thegroundtruth.media/p/my-claude-code-workflow-and-personal-tips</w:t>
+              </w:r>
+            </w:hyperlink>
+            <w:r>
+              <w:rPr>
+                <w:sz w:val="19"/>
+                <w:szCs w:val="19"/>
+              </w:rPr>
+              <w:t xml:space="preserve"> </w:t>
+            </w:r>
+          </w:p>
+        </w:tc>
+        <w:tc>
+          <w:tcPr>
+            <w:tcW w:w="1508" w:type="dxa"/>
             <w:tcBorders>
               <w:top w:val="single" w:sz="1" w:space="0" w:color="D5D8DC"/>
               <w:left w:val="single" w:sz="1" w:space="0" w:color="D5D8DC"/>
@@ -13221,7 +13843,7 @@
         </w:tc>
         <w:tc>
           <w:tcPr>
-            <w:tcW w:w="3240" w:type="dxa"/>
+            <w:tcW w:w="4759" w:type="dxa"/>
             <w:tcBorders>
               <w:top w:val="single" w:sz="1" w:space="0" w:color="D5D8DC"/>
               <w:left w:val="single" w:sz="1" w:space="0" w:color="D5D8DC"/>
@@ -13260,11 +13882,6 @@
       <w:r>
         <w:t>11.6 Community Collections</w:t>
       </w:r>
-    </w:p>
-    <w:p>
-      <w:pPr>
-        <w:spacing w:after="40"/>
-      </w:pPr>
     </w:p>
     <w:tbl>
       <w:tblPr>
@@ -13284,19 +13901,13 @@
         <w:tblLook w:val="04A0" w:firstRow="1" w:lastRow="0" w:firstColumn="1" w:lastColumn="0" w:noHBand="0" w:noVBand="1"/>
       </w:tblPr>
       <w:tblGrid>
-        <w:gridCol w:w="4860"/>
-        <w:gridCol w:w="4860"/>
+        <w:gridCol w:w="4961"/>
+        <w:gridCol w:w="4759"/>
       </w:tblGrid>
       <w:tr>
-        <w:tblPrEx>
-          <w:tblCellMar>
-            <w:top w:w="0" w:type="dxa"/>
-            <w:bottom w:w="0" w:type="dxa"/>
-          </w:tblCellMar>
-        </w:tblPrEx>
-        <w:tc>
-          <w:tcPr>
-            <w:tcW w:w="4860" w:type="dxa"/>
+        <w:tc>
+          <w:tcPr>
+            <w:tcW w:w="4961" w:type="dxa"/>
             <w:tcBorders>
               <w:top w:val="single" w:sz="1" w:space="0" w:color="D5D8DC"/>
               <w:left w:val="single" w:sz="1" w:space="0" w:color="D5D8DC"/>
@@ -13326,7 +13937,7 @@
         </w:tc>
         <w:tc>
           <w:tcPr>
-            <w:tcW w:w="4860" w:type="dxa"/>
+            <w:tcW w:w="4759" w:type="dxa"/>
             <w:tcBorders>
               <w:top w:val="single" w:sz="1" w:space="0" w:color="D5D8DC"/>
               <w:left w:val="single" w:sz="1" w:space="0" w:color="D5D8DC"/>
@@ -13356,15 +13967,9 @@
         </w:tc>
       </w:tr>
       <w:tr>
-        <w:tblPrEx>
-          <w:tblCellMar>
-            <w:top w:w="0" w:type="dxa"/>
-            <w:bottom w:w="0" w:type="dxa"/>
-          </w:tblCellMar>
-        </w:tblPrEx>
-        <w:tc>
-          <w:tcPr>
-            <w:tcW w:w="4860" w:type="dxa"/>
+        <w:tc>
+          <w:tcPr>
+            <w:tcW w:w="4961" w:type="dxa"/>
             <w:tcBorders>
               <w:top w:val="single" w:sz="1" w:space="0" w:color="D5D8DC"/>
               <w:left w:val="single" w:sz="1" w:space="0" w:color="D5D8DC"/>
@@ -13385,13 +13990,30 @@
                 <w:sz w:val="19"/>
                 <w:szCs w:val="19"/>
               </w:rPr>
-              <w:t>Awesome Claude Code https://github.com/hesreallyhim/awesome-claude-code</w:t>
-            </w:r>
-          </w:p>
-        </w:tc>
-        <w:tc>
-          <w:tcPr>
-            <w:tcW w:w="4860" w:type="dxa"/>
+              <w:t xml:space="preserve">Awesome Claude Code </w:t>
+            </w:r>
+            <w:hyperlink r:id="rId23" w:history="1">
+              <w:r>
+                <w:rPr>
+                  <w:rStyle w:val="Hyperlink"/>
+                  <w:sz w:val="19"/>
+                  <w:szCs w:val="19"/>
+                </w:rPr>
+                <w:t>https://github.com/hesreallyhim/awesome-claude-code</w:t>
+              </w:r>
+            </w:hyperlink>
+            <w:r>
+              <w:rPr>
+                <w:sz w:val="19"/>
+                <w:szCs w:val="19"/>
+              </w:rPr>
+              <w:t xml:space="preserve"> </w:t>
+            </w:r>
+          </w:p>
+        </w:tc>
+        <w:tc>
+          <w:tcPr>
+            <w:tcW w:w="4759" w:type="dxa"/>
             <w:tcBorders>
               <w:top w:val="single" w:sz="1" w:space="0" w:color="D5D8DC"/>
               <w:left w:val="single" w:sz="1" w:space="0" w:color="D5D8DC"/>
@@ -13418,15 +14040,9 @@
         </w:tc>
       </w:tr>
       <w:tr>
-        <w:tblPrEx>
-          <w:tblCellMar>
-            <w:top w:w="0" w:type="dxa"/>
-            <w:bottom w:w="0" w:type="dxa"/>
-          </w:tblCellMar>
-        </w:tblPrEx>
-        <w:tc>
-          <w:tcPr>
-            <w:tcW w:w="4860" w:type="dxa"/>
+        <w:tc>
+          <w:tcPr>
+            <w:tcW w:w="4961" w:type="dxa"/>
             <w:tcBorders>
               <w:top w:val="single" w:sz="1" w:space="0" w:color="D5D8DC"/>
               <w:left w:val="single" w:sz="1" w:space="0" w:color="D5D8DC"/>
@@ -13447,13 +14063,30 @@
                 <w:sz w:val="19"/>
                 <w:szCs w:val="19"/>
               </w:rPr>
-              <w:t>Claude Code — Everything You Need to Know https://github.com/wesammustafa/Claude-Code-Everything-You-Need-to-Know</w:t>
-            </w:r>
-          </w:p>
-        </w:tc>
-        <w:tc>
-          <w:tcPr>
-            <w:tcW w:w="4860" w:type="dxa"/>
+              <w:t xml:space="preserve">Claude Code — Everything You Need to Know </w:t>
+            </w:r>
+            <w:hyperlink r:id="rId24" w:history="1">
+              <w:r>
+                <w:rPr>
+                  <w:rStyle w:val="Hyperlink"/>
+                  <w:sz w:val="19"/>
+                  <w:szCs w:val="19"/>
+                </w:rPr>
+                <w:t>https://github.com/wesammustafa/Claude-Code-Everything-You-Need-to-Know</w:t>
+              </w:r>
+            </w:hyperlink>
+            <w:r>
+              <w:rPr>
+                <w:sz w:val="19"/>
+                <w:szCs w:val="19"/>
+              </w:rPr>
+              <w:t xml:space="preserve"> </w:t>
+            </w:r>
+          </w:p>
+        </w:tc>
+        <w:tc>
+          <w:tcPr>
+            <w:tcW w:w="4759" w:type="dxa"/>
             <w:tcBorders>
               <w:top w:val="single" w:sz="1" w:space="0" w:color="D5D8DC"/>
               <w:left w:val="single" w:sz="1" w:space="0" w:color="D5D8DC"/>
@@ -13480,15 +14113,9 @@
         </w:tc>
       </w:tr>
       <w:tr>
-        <w:tblPrEx>
-          <w:tblCellMar>
-            <w:top w:w="0" w:type="dxa"/>
-            <w:bottom w:w="0" w:type="dxa"/>
-          </w:tblCellMar>
-        </w:tblPrEx>
-        <w:tc>
-          <w:tcPr>
-            <w:tcW w:w="4860" w:type="dxa"/>
+        <w:tc>
+          <w:tcPr>
+            <w:tcW w:w="4961" w:type="dxa"/>
             <w:tcBorders>
               <w:top w:val="single" w:sz="1" w:space="0" w:color="D5D8DC"/>
               <w:left w:val="single" w:sz="1" w:space="0" w:color="D5D8DC"/>
@@ -13509,13 +14136,30 @@
                 <w:sz w:val="19"/>
                 <w:szCs w:val="19"/>
               </w:rPr>
-              <w:t>AI Coding Daily (Povilas Korop) https://aicodingdaily.com</w:t>
-            </w:r>
-          </w:p>
-        </w:tc>
-        <w:tc>
-          <w:tcPr>
-            <w:tcW w:w="4860" w:type="dxa"/>
+              <w:t xml:space="preserve">AI Coding Daily (Povilas Korop) </w:t>
+            </w:r>
+            <w:hyperlink r:id="rId25" w:history="1">
+              <w:r>
+                <w:rPr>
+                  <w:rStyle w:val="Hyperlink"/>
+                  <w:sz w:val="19"/>
+                  <w:szCs w:val="19"/>
+                </w:rPr>
+                <w:t>https://aicodingdaily.com</w:t>
+              </w:r>
+            </w:hyperlink>
+            <w:r>
+              <w:rPr>
+                <w:sz w:val="19"/>
+                <w:szCs w:val="19"/>
+              </w:rPr>
+              <w:t xml:space="preserve"> </w:t>
+            </w:r>
+          </w:p>
+        </w:tc>
+        <w:tc>
+          <w:tcPr>
+            <w:tcW w:w="4759" w:type="dxa"/>
             <w:tcBorders>
               <w:top w:val="single" w:sz="1" w:space="0" w:color="D5D8DC"/>
               <w:left w:val="single" w:sz="1" w:space="0" w:color="D5D8DC"/>
@@ -13538,15 +14182,13 @@
               </w:rPr>
               <w:t xml:space="preserve">Weekly </w:t>
             </w:r>
-            <w:proofErr w:type="gramStart"/>
-            <w:r>
-              <w:rPr>
-                <w:sz w:val="19"/>
-                <w:szCs w:val="19"/>
-              </w:rPr>
-              <w:t>newsletter</w:t>
-            </w:r>
-            <w:proofErr w:type="gramEnd"/>
+            <w:r>
+              <w:rPr>
+                <w:sz w:val="19"/>
+                <w:szCs w:val="19"/>
+              </w:rPr>
+              <w:t>newsletters</w:t>
+            </w:r>
             <w:r>
               <w:rPr>
                 <w:sz w:val="19"/>
@@ -13560,36 +14202,12 @@
     </w:tbl>
     <w:p>
       <w:pPr>
-        <w:spacing w:after="200"/>
-      </w:pPr>
-    </w:p>
-    <w:p>
-      <w:pPr>
-        <w:pBdr>
-          <w:bottom w:val="single" w:sz="2" w:space="8" w:color="D5D8DC"/>
-        </w:pBdr>
-        <w:spacing w:before="200" w:after="200"/>
-      </w:pPr>
-    </w:p>
-    <w:p>
-      <w:pPr>
         <w:spacing w:after="120"/>
-        <w:jc w:val="center"/>
-      </w:pPr>
-      <w:r>
-        <w:rPr>
-          <w:i/>
-          <w:iCs/>
-          <w:color w:val="5D6D7E"/>
-          <w:sz w:val="19"/>
-          <w:szCs w:val="19"/>
-        </w:rPr>
-        <w:t>End of Tutorial</w:t>
-      </w:r>
+      </w:pPr>
     </w:p>
     <w:sectPr>
-      <w:headerReference w:type="default" r:id="rId7"/>
-      <w:footerReference w:type="default" r:id="rId8"/>
+      <w:headerReference w:type="default" r:id="rId26"/>
+      <w:footerReference w:type="default" r:id="rId27"/>
       <w:pgSz w:w="12240" w:h="15840"/>
       <w:pgMar w:top="1440" w:right="1260" w:bottom="1440" w:left="1260" w:header="708" w:footer="708" w:gutter="0"/>
       <w:cols w:space="720"/>
@@ -13630,7 +14248,48 @@
         <w:sz w:val="16"/>
         <w:szCs w:val="16"/>
       </w:rPr>
-      <w:t>Baresquare Engineering • Page PAGE_NUMBER</w:t>
+      <w:t xml:space="preserve">Baresquare • Page </w:t>
+    </w:r>
+    <w:r>
+      <w:rPr>
+        <w:color w:val="5D6D7E"/>
+        <w:sz w:val="16"/>
+        <w:szCs w:val="16"/>
+      </w:rPr>
+      <w:fldChar w:fldCharType="begin"/>
+    </w:r>
+    <w:r>
+      <w:rPr>
+        <w:color w:val="5D6D7E"/>
+        <w:sz w:val="16"/>
+        <w:szCs w:val="16"/>
+      </w:rPr>
+      <w:instrText xml:space="preserve"> PAGE   \* MERGEFORMAT </w:instrText>
+    </w:r>
+    <w:r>
+      <w:rPr>
+        <w:color w:val="5D6D7E"/>
+        <w:sz w:val="16"/>
+        <w:szCs w:val="16"/>
+      </w:rPr>
+      <w:fldChar w:fldCharType="separate"/>
+    </w:r>
+    <w:r>
+      <w:rPr>
+        <w:noProof/>
+        <w:color w:val="5D6D7E"/>
+        <w:sz w:val="16"/>
+        <w:szCs w:val="16"/>
+      </w:rPr>
+      <w:t>12</w:t>
+    </w:r>
+    <w:r>
+      <w:rPr>
+        <w:color w:val="5D6D7E"/>
+        <w:sz w:val="16"/>
+        <w:szCs w:val="16"/>
+      </w:rPr>
+      <w:fldChar w:fldCharType="end"/>
     </w:r>
   </w:p>
 </w:ftr>
@@ -13818,6 +14477,289 @@
     </w:lvl>
   </w:abstractNum>
   <w:abstractNum w:abstractNumId="2" w15:restartNumberingAfterBreak="0">
+    <w:nsid w:val="1E943F83"/>
+    <w:multiLevelType w:val="hybridMultilevel"/>
+    <w:tmpl w:val="4D367E86"/>
+    <w:lvl w:ilvl="0" w:tplc="036219CC">
+      <w:start w:val="1"/>
+      <w:numFmt w:val="bullet"/>
+      <w:lvlText w:val=""/>
+      <w:lvlJc w:val="left"/>
+      <w:pPr>
+        <w:ind w:left="720" w:hanging="360"/>
+      </w:pPr>
+      <w:rPr>
+        <w:rFonts w:ascii="Wingdings" w:hAnsi="Wingdings" w:hint="default"/>
+      </w:rPr>
+    </w:lvl>
+    <w:lvl w:ilvl="1" w:tplc="FFFFFFFF">
+      <w:numFmt w:val="decimal"/>
+      <w:lvlText w:val=""/>
+      <w:lvlJc w:val="left"/>
+    </w:lvl>
+    <w:lvl w:ilvl="2" w:tplc="FFFFFFFF">
+      <w:numFmt w:val="decimal"/>
+      <w:lvlText w:val=""/>
+      <w:lvlJc w:val="left"/>
+    </w:lvl>
+    <w:lvl w:ilvl="3" w:tplc="FFFFFFFF">
+      <w:numFmt w:val="decimal"/>
+      <w:lvlText w:val=""/>
+      <w:lvlJc w:val="left"/>
+    </w:lvl>
+    <w:lvl w:ilvl="4" w:tplc="FFFFFFFF">
+      <w:numFmt w:val="decimal"/>
+      <w:lvlText w:val=""/>
+      <w:lvlJc w:val="left"/>
+    </w:lvl>
+    <w:lvl w:ilvl="5" w:tplc="FFFFFFFF">
+      <w:numFmt w:val="decimal"/>
+      <w:lvlText w:val=""/>
+      <w:lvlJc w:val="left"/>
+    </w:lvl>
+    <w:lvl w:ilvl="6" w:tplc="FFFFFFFF">
+      <w:numFmt w:val="decimal"/>
+      <w:lvlText w:val=""/>
+      <w:lvlJc w:val="left"/>
+    </w:lvl>
+    <w:lvl w:ilvl="7" w:tplc="FFFFFFFF">
+      <w:numFmt w:val="decimal"/>
+      <w:lvlText w:val=""/>
+      <w:lvlJc w:val="left"/>
+    </w:lvl>
+    <w:lvl w:ilvl="8" w:tplc="FFFFFFFF">
+      <w:numFmt w:val="decimal"/>
+      <w:lvlText w:val=""/>
+      <w:lvlJc w:val="left"/>
+    </w:lvl>
+  </w:abstractNum>
+  <w:abstractNum w:abstractNumId="3" w15:restartNumberingAfterBreak="0">
+    <w:nsid w:val="2A3D21DD"/>
+    <w:multiLevelType w:val="hybridMultilevel"/>
+    <w:tmpl w:val="C458EA4A"/>
+    <w:lvl w:ilvl="0" w:tplc="036219CC">
+      <w:start w:val="1"/>
+      <w:numFmt w:val="bullet"/>
+      <w:lvlText w:val=""/>
+      <w:lvlJc w:val="left"/>
+      <w:pPr>
+        <w:ind w:left="720" w:hanging="360"/>
+      </w:pPr>
+      <w:rPr>
+        <w:rFonts w:ascii="Wingdings" w:hAnsi="Wingdings" w:hint="default"/>
+      </w:rPr>
+    </w:lvl>
+    <w:lvl w:ilvl="1" w:tplc="04090003" w:tentative="1">
+      <w:start w:val="1"/>
+      <w:numFmt w:val="bullet"/>
+      <w:lvlText w:val="o"/>
+      <w:lvlJc w:val="left"/>
+      <w:pPr>
+        <w:ind w:left="1440" w:hanging="360"/>
+      </w:pPr>
+      <w:rPr>
+        <w:rFonts w:ascii="Courier New" w:hAnsi="Courier New" w:cs="Courier New" w:hint="default"/>
+      </w:rPr>
+    </w:lvl>
+    <w:lvl w:ilvl="2" w:tplc="04090005" w:tentative="1">
+      <w:start w:val="1"/>
+      <w:numFmt w:val="bullet"/>
+      <w:lvlText w:val=""/>
+      <w:lvlJc w:val="left"/>
+      <w:pPr>
+        <w:ind w:left="2160" w:hanging="360"/>
+      </w:pPr>
+      <w:rPr>
+        <w:rFonts w:ascii="Wingdings" w:hAnsi="Wingdings" w:hint="default"/>
+      </w:rPr>
+    </w:lvl>
+    <w:lvl w:ilvl="3" w:tplc="04090001" w:tentative="1">
+      <w:start w:val="1"/>
+      <w:numFmt w:val="bullet"/>
+      <w:lvlText w:val=""/>
+      <w:lvlJc w:val="left"/>
+      <w:pPr>
+        <w:ind w:left="2880" w:hanging="360"/>
+      </w:pPr>
+      <w:rPr>
+        <w:rFonts w:ascii="Symbol" w:hAnsi="Symbol" w:hint="default"/>
+      </w:rPr>
+    </w:lvl>
+    <w:lvl w:ilvl="4" w:tplc="04090003" w:tentative="1">
+      <w:start w:val="1"/>
+      <w:numFmt w:val="bullet"/>
+      <w:lvlText w:val="o"/>
+      <w:lvlJc w:val="left"/>
+      <w:pPr>
+        <w:ind w:left="3600" w:hanging="360"/>
+      </w:pPr>
+      <w:rPr>
+        <w:rFonts w:ascii="Courier New" w:hAnsi="Courier New" w:cs="Courier New" w:hint="default"/>
+      </w:rPr>
+    </w:lvl>
+    <w:lvl w:ilvl="5" w:tplc="04090005" w:tentative="1">
+      <w:start w:val="1"/>
+      <w:numFmt w:val="bullet"/>
+      <w:lvlText w:val=""/>
+      <w:lvlJc w:val="left"/>
+      <w:pPr>
+        <w:ind w:left="4320" w:hanging="360"/>
+      </w:pPr>
+      <w:rPr>
+        <w:rFonts w:ascii="Wingdings" w:hAnsi="Wingdings" w:hint="default"/>
+      </w:rPr>
+    </w:lvl>
+    <w:lvl w:ilvl="6" w:tplc="04090001" w:tentative="1">
+      <w:start w:val="1"/>
+      <w:numFmt w:val="bullet"/>
+      <w:lvlText w:val=""/>
+      <w:lvlJc w:val="left"/>
+      <w:pPr>
+        <w:ind w:left="5040" w:hanging="360"/>
+      </w:pPr>
+      <w:rPr>
+        <w:rFonts w:ascii="Symbol" w:hAnsi="Symbol" w:hint="default"/>
+      </w:rPr>
+    </w:lvl>
+    <w:lvl w:ilvl="7" w:tplc="04090003" w:tentative="1">
+      <w:start w:val="1"/>
+      <w:numFmt w:val="bullet"/>
+      <w:lvlText w:val="o"/>
+      <w:lvlJc w:val="left"/>
+      <w:pPr>
+        <w:ind w:left="5760" w:hanging="360"/>
+      </w:pPr>
+      <w:rPr>
+        <w:rFonts w:ascii="Courier New" w:hAnsi="Courier New" w:cs="Courier New" w:hint="default"/>
+      </w:rPr>
+    </w:lvl>
+    <w:lvl w:ilvl="8" w:tplc="04090005" w:tentative="1">
+      <w:start w:val="1"/>
+      <w:numFmt w:val="bullet"/>
+      <w:lvlText w:val=""/>
+      <w:lvlJc w:val="left"/>
+      <w:pPr>
+        <w:ind w:left="6480" w:hanging="360"/>
+      </w:pPr>
+      <w:rPr>
+        <w:rFonts w:ascii="Wingdings" w:hAnsi="Wingdings" w:hint="default"/>
+      </w:rPr>
+    </w:lvl>
+  </w:abstractNum>
+  <w:abstractNum w:abstractNumId="4" w15:restartNumberingAfterBreak="0">
+    <w:nsid w:val="2BA352A5"/>
+    <w:multiLevelType w:val="hybridMultilevel"/>
+    <w:tmpl w:val="B21EC470"/>
+    <w:lvl w:ilvl="0" w:tplc="04090001">
+      <w:start w:val="1"/>
+      <w:numFmt w:val="bullet"/>
+      <w:lvlText w:val=""/>
+      <w:lvlJc w:val="left"/>
+      <w:pPr>
+        <w:ind w:left="720" w:hanging="360"/>
+      </w:pPr>
+      <w:rPr>
+        <w:rFonts w:ascii="Symbol" w:hAnsi="Symbol" w:hint="default"/>
+      </w:rPr>
+    </w:lvl>
+    <w:lvl w:ilvl="1" w:tplc="04090003" w:tentative="1">
+      <w:start w:val="1"/>
+      <w:numFmt w:val="bullet"/>
+      <w:lvlText w:val="o"/>
+      <w:lvlJc w:val="left"/>
+      <w:pPr>
+        <w:ind w:left="1440" w:hanging="360"/>
+      </w:pPr>
+      <w:rPr>
+        <w:rFonts w:ascii="Courier New" w:hAnsi="Courier New" w:cs="Courier New" w:hint="default"/>
+      </w:rPr>
+    </w:lvl>
+    <w:lvl w:ilvl="2" w:tplc="04090005" w:tentative="1">
+      <w:start w:val="1"/>
+      <w:numFmt w:val="bullet"/>
+      <w:lvlText w:val=""/>
+      <w:lvlJc w:val="left"/>
+      <w:pPr>
+        <w:ind w:left="2160" w:hanging="360"/>
+      </w:pPr>
+      <w:rPr>
+        <w:rFonts w:ascii="Wingdings" w:hAnsi="Wingdings" w:hint="default"/>
+      </w:rPr>
+    </w:lvl>
+    <w:lvl w:ilvl="3" w:tplc="04090001" w:tentative="1">
+      <w:start w:val="1"/>
+      <w:numFmt w:val="bullet"/>
+      <w:lvlText w:val=""/>
+      <w:lvlJc w:val="left"/>
+      <w:pPr>
+        <w:ind w:left="2880" w:hanging="360"/>
+      </w:pPr>
+      <w:rPr>
+        <w:rFonts w:ascii="Symbol" w:hAnsi="Symbol" w:hint="default"/>
+      </w:rPr>
+    </w:lvl>
+    <w:lvl w:ilvl="4" w:tplc="04090003" w:tentative="1">
+      <w:start w:val="1"/>
+      <w:numFmt w:val="bullet"/>
+      <w:lvlText w:val="o"/>
+      <w:lvlJc w:val="left"/>
+      <w:pPr>
+        <w:ind w:left="3600" w:hanging="360"/>
+      </w:pPr>
+      <w:rPr>
+        <w:rFonts w:ascii="Courier New" w:hAnsi="Courier New" w:cs="Courier New" w:hint="default"/>
+      </w:rPr>
+    </w:lvl>
+    <w:lvl w:ilvl="5" w:tplc="04090005" w:tentative="1">
+      <w:start w:val="1"/>
+      <w:numFmt w:val="bullet"/>
+      <w:lvlText w:val=""/>
+      <w:lvlJc w:val="left"/>
+      <w:pPr>
+        <w:ind w:left="4320" w:hanging="360"/>
+      </w:pPr>
+      <w:rPr>
+        <w:rFonts w:ascii="Wingdings" w:hAnsi="Wingdings" w:hint="default"/>
+      </w:rPr>
+    </w:lvl>
+    <w:lvl w:ilvl="6" w:tplc="04090001" w:tentative="1">
+      <w:start w:val="1"/>
+      <w:numFmt w:val="bullet"/>
+      <w:lvlText w:val=""/>
+      <w:lvlJc w:val="left"/>
+      <w:pPr>
+        <w:ind w:left="5040" w:hanging="360"/>
+      </w:pPr>
+      <w:rPr>
+        <w:rFonts w:ascii="Symbol" w:hAnsi="Symbol" w:hint="default"/>
+      </w:rPr>
+    </w:lvl>
+    <w:lvl w:ilvl="7" w:tplc="04090003" w:tentative="1">
+      <w:start w:val="1"/>
+      <w:numFmt w:val="bullet"/>
+      <w:lvlText w:val="o"/>
+      <w:lvlJc w:val="left"/>
+      <w:pPr>
+        <w:ind w:left="5760" w:hanging="360"/>
+      </w:pPr>
+      <w:rPr>
+        <w:rFonts w:ascii="Courier New" w:hAnsi="Courier New" w:cs="Courier New" w:hint="default"/>
+      </w:rPr>
+    </w:lvl>
+    <w:lvl w:ilvl="8" w:tplc="04090005" w:tentative="1">
+      <w:start w:val="1"/>
+      <w:numFmt w:val="bullet"/>
+      <w:lvlText w:val=""/>
+      <w:lvlJc w:val="left"/>
+      <w:pPr>
+        <w:ind w:left="6480" w:hanging="360"/>
+      </w:pPr>
+      <w:rPr>
+        <w:rFonts w:ascii="Wingdings" w:hAnsi="Wingdings" w:hint="default"/>
+      </w:rPr>
+    </w:lvl>
+  </w:abstractNum>
+  <w:abstractNum w:abstractNumId="5" w15:restartNumberingAfterBreak="0">
     <w:nsid w:val="47CA4E37"/>
     <w:multiLevelType w:val="hybridMultilevel"/>
     <w:tmpl w:val="D3144D00"/>
@@ -13875,7 +14817,7 @@
       <w:lvlJc w:val="left"/>
     </w:lvl>
   </w:abstractNum>
-  <w:abstractNum w:abstractNumId="3" w15:restartNumberingAfterBreak="0">
+  <w:abstractNum w:abstractNumId="6" w15:restartNumberingAfterBreak="0">
     <w:nsid w:val="54906BD6"/>
     <w:multiLevelType w:val="hybridMultilevel"/>
     <w:tmpl w:val="85626AC2"/>
@@ -13929,6 +14871,232 @@
       <w:lvlJc w:val="left"/>
     </w:lvl>
   </w:abstractNum>
+  <w:abstractNum w:abstractNumId="7" w15:restartNumberingAfterBreak="0">
+    <w:nsid w:val="573F57DD"/>
+    <w:multiLevelType w:val="hybridMultilevel"/>
+    <w:tmpl w:val="D5A6E946"/>
+    <w:lvl w:ilvl="0" w:tplc="04090001">
+      <w:start w:val="1"/>
+      <w:numFmt w:val="bullet"/>
+      <w:lvlText w:val=""/>
+      <w:lvlJc w:val="left"/>
+      <w:pPr>
+        <w:ind w:left="720" w:hanging="360"/>
+      </w:pPr>
+      <w:rPr>
+        <w:rFonts w:ascii="Symbol" w:hAnsi="Symbol" w:hint="default"/>
+      </w:rPr>
+    </w:lvl>
+    <w:lvl w:ilvl="1" w:tplc="FFFFFFFF" w:tentative="1">
+      <w:start w:val="1"/>
+      <w:numFmt w:val="bullet"/>
+      <w:lvlText w:val="o"/>
+      <w:lvlJc w:val="left"/>
+      <w:pPr>
+        <w:ind w:left="1440" w:hanging="360"/>
+      </w:pPr>
+      <w:rPr>
+        <w:rFonts w:ascii="Courier New" w:hAnsi="Courier New" w:cs="Courier New" w:hint="default"/>
+      </w:rPr>
+    </w:lvl>
+    <w:lvl w:ilvl="2" w:tplc="FFFFFFFF" w:tentative="1">
+      <w:start w:val="1"/>
+      <w:numFmt w:val="bullet"/>
+      <w:lvlText w:val=""/>
+      <w:lvlJc w:val="left"/>
+      <w:pPr>
+        <w:ind w:left="2160" w:hanging="360"/>
+      </w:pPr>
+      <w:rPr>
+        <w:rFonts w:ascii="Wingdings" w:hAnsi="Wingdings" w:hint="default"/>
+      </w:rPr>
+    </w:lvl>
+    <w:lvl w:ilvl="3" w:tplc="FFFFFFFF" w:tentative="1">
+      <w:start w:val="1"/>
+      <w:numFmt w:val="bullet"/>
+      <w:lvlText w:val=""/>
+      <w:lvlJc w:val="left"/>
+      <w:pPr>
+        <w:ind w:left="2880" w:hanging="360"/>
+      </w:pPr>
+      <w:rPr>
+        <w:rFonts w:ascii="Symbol" w:hAnsi="Symbol" w:hint="default"/>
+      </w:rPr>
+    </w:lvl>
+    <w:lvl w:ilvl="4" w:tplc="FFFFFFFF" w:tentative="1">
+      <w:start w:val="1"/>
+      <w:numFmt w:val="bullet"/>
+      <w:lvlText w:val="o"/>
+      <w:lvlJc w:val="left"/>
+      <w:pPr>
+        <w:ind w:left="3600" w:hanging="360"/>
+      </w:pPr>
+      <w:rPr>
+        <w:rFonts w:ascii="Courier New" w:hAnsi="Courier New" w:cs="Courier New" w:hint="default"/>
+      </w:rPr>
+    </w:lvl>
+    <w:lvl w:ilvl="5" w:tplc="FFFFFFFF" w:tentative="1">
+      <w:start w:val="1"/>
+      <w:numFmt w:val="bullet"/>
+      <w:lvlText w:val=""/>
+      <w:lvlJc w:val="left"/>
+      <w:pPr>
+        <w:ind w:left="4320" w:hanging="360"/>
+      </w:pPr>
+      <w:rPr>
+        <w:rFonts w:ascii="Wingdings" w:hAnsi="Wingdings" w:hint="default"/>
+      </w:rPr>
+    </w:lvl>
+    <w:lvl w:ilvl="6" w:tplc="FFFFFFFF" w:tentative="1">
+      <w:start w:val="1"/>
+      <w:numFmt w:val="bullet"/>
+      <w:lvlText w:val=""/>
+      <w:lvlJc w:val="left"/>
+      <w:pPr>
+        <w:ind w:left="5040" w:hanging="360"/>
+      </w:pPr>
+      <w:rPr>
+        <w:rFonts w:ascii="Symbol" w:hAnsi="Symbol" w:hint="default"/>
+      </w:rPr>
+    </w:lvl>
+    <w:lvl w:ilvl="7" w:tplc="FFFFFFFF" w:tentative="1">
+      <w:start w:val="1"/>
+      <w:numFmt w:val="bullet"/>
+      <w:lvlText w:val="o"/>
+      <w:lvlJc w:val="left"/>
+      <w:pPr>
+        <w:ind w:left="5760" w:hanging="360"/>
+      </w:pPr>
+      <w:rPr>
+        <w:rFonts w:ascii="Courier New" w:hAnsi="Courier New" w:cs="Courier New" w:hint="default"/>
+      </w:rPr>
+    </w:lvl>
+    <w:lvl w:ilvl="8" w:tplc="FFFFFFFF" w:tentative="1">
+      <w:start w:val="1"/>
+      <w:numFmt w:val="bullet"/>
+      <w:lvlText w:val=""/>
+      <w:lvlJc w:val="left"/>
+      <w:pPr>
+        <w:ind w:left="6480" w:hanging="360"/>
+      </w:pPr>
+      <w:rPr>
+        <w:rFonts w:ascii="Wingdings" w:hAnsi="Wingdings" w:hint="default"/>
+      </w:rPr>
+    </w:lvl>
+  </w:abstractNum>
+  <w:abstractNum w:abstractNumId="8" w15:restartNumberingAfterBreak="0">
+    <w:nsid w:val="7C6D369F"/>
+    <w:multiLevelType w:val="hybridMultilevel"/>
+    <w:tmpl w:val="449449C2"/>
+    <w:lvl w:ilvl="0" w:tplc="04090001">
+      <w:start w:val="1"/>
+      <w:numFmt w:val="bullet"/>
+      <w:lvlText w:val=""/>
+      <w:lvlJc w:val="left"/>
+      <w:pPr>
+        <w:ind w:left="720" w:hanging="360"/>
+      </w:pPr>
+      <w:rPr>
+        <w:rFonts w:ascii="Symbol" w:hAnsi="Symbol" w:hint="default"/>
+      </w:rPr>
+    </w:lvl>
+    <w:lvl w:ilvl="1" w:tplc="04090003" w:tentative="1">
+      <w:start w:val="1"/>
+      <w:numFmt w:val="bullet"/>
+      <w:lvlText w:val="o"/>
+      <w:lvlJc w:val="left"/>
+      <w:pPr>
+        <w:ind w:left="1440" w:hanging="360"/>
+      </w:pPr>
+      <w:rPr>
+        <w:rFonts w:ascii="Courier New" w:hAnsi="Courier New" w:cs="Courier New" w:hint="default"/>
+      </w:rPr>
+    </w:lvl>
+    <w:lvl w:ilvl="2" w:tplc="04090005" w:tentative="1">
+      <w:start w:val="1"/>
+      <w:numFmt w:val="bullet"/>
+      <w:lvlText w:val=""/>
+      <w:lvlJc w:val="left"/>
+      <w:pPr>
+        <w:ind w:left="2160" w:hanging="360"/>
+      </w:pPr>
+      <w:rPr>
+        <w:rFonts w:ascii="Wingdings" w:hAnsi="Wingdings" w:hint="default"/>
+      </w:rPr>
+    </w:lvl>
+    <w:lvl w:ilvl="3" w:tplc="04090001" w:tentative="1">
+      <w:start w:val="1"/>
+      <w:numFmt w:val="bullet"/>
+      <w:lvlText w:val=""/>
+      <w:lvlJc w:val="left"/>
+      <w:pPr>
+        <w:ind w:left="2880" w:hanging="360"/>
+      </w:pPr>
+      <w:rPr>
+        <w:rFonts w:ascii="Symbol" w:hAnsi="Symbol" w:hint="default"/>
+      </w:rPr>
+    </w:lvl>
+    <w:lvl w:ilvl="4" w:tplc="04090003" w:tentative="1">
+      <w:start w:val="1"/>
+      <w:numFmt w:val="bullet"/>
+      <w:lvlText w:val="o"/>
+      <w:lvlJc w:val="left"/>
+      <w:pPr>
+        <w:ind w:left="3600" w:hanging="360"/>
+      </w:pPr>
+      <w:rPr>
+        <w:rFonts w:ascii="Courier New" w:hAnsi="Courier New" w:cs="Courier New" w:hint="default"/>
+      </w:rPr>
+    </w:lvl>
+    <w:lvl w:ilvl="5" w:tplc="04090005" w:tentative="1">
+      <w:start w:val="1"/>
+      <w:numFmt w:val="bullet"/>
+      <w:lvlText w:val=""/>
+      <w:lvlJc w:val="left"/>
+      <w:pPr>
+        <w:ind w:left="4320" w:hanging="360"/>
+      </w:pPr>
+      <w:rPr>
+        <w:rFonts w:ascii="Wingdings" w:hAnsi="Wingdings" w:hint="default"/>
+      </w:rPr>
+    </w:lvl>
+    <w:lvl w:ilvl="6" w:tplc="04090001" w:tentative="1">
+      <w:start w:val="1"/>
+      <w:numFmt w:val="bullet"/>
+      <w:lvlText w:val=""/>
+      <w:lvlJc w:val="left"/>
+      <w:pPr>
+        <w:ind w:left="5040" w:hanging="360"/>
+      </w:pPr>
+      <w:rPr>
+        <w:rFonts w:ascii="Symbol" w:hAnsi="Symbol" w:hint="default"/>
+      </w:rPr>
+    </w:lvl>
+    <w:lvl w:ilvl="7" w:tplc="04090003" w:tentative="1">
+      <w:start w:val="1"/>
+      <w:numFmt w:val="bullet"/>
+      <w:lvlText w:val="o"/>
+      <w:lvlJc w:val="left"/>
+      <w:pPr>
+        <w:ind w:left="5760" w:hanging="360"/>
+      </w:pPr>
+      <w:rPr>
+        <w:rFonts w:ascii="Courier New" w:hAnsi="Courier New" w:cs="Courier New" w:hint="default"/>
+      </w:rPr>
+    </w:lvl>
+    <w:lvl w:ilvl="8" w:tplc="04090005" w:tentative="1">
+      <w:start w:val="1"/>
+      <w:numFmt w:val="bullet"/>
+      <w:lvlText w:val=""/>
+      <w:lvlJc w:val="left"/>
+      <w:pPr>
+        <w:ind w:left="6480" w:hanging="360"/>
+      </w:pPr>
+      <w:rPr>
+        <w:rFonts w:ascii="Wingdings" w:hAnsi="Wingdings" w:hint="default"/>
+      </w:rPr>
+    </w:lvl>
+  </w:abstractNum>
   <w:num w:numId="1" w16cid:durableId="1711802392">
     <w:abstractNumId w:val="0"/>
     <w:lvlOverride w:ilvl="0">
@@ -13936,7 +15104,7 @@
     </w:lvlOverride>
   </w:num>
   <w:num w:numId="2" w16cid:durableId="578059272">
-    <w:abstractNumId w:val="2"/>
+    <w:abstractNumId w:val="5"/>
     <w:lvlOverride w:ilvl="0">
       <w:startOverride w:val="1"/>
     </w:lvlOverride>
@@ -13946,6 +15114,24 @@
     <w:lvlOverride w:ilvl="0">
       <w:startOverride w:val="1"/>
     </w:lvlOverride>
+  </w:num>
+  <w:num w:numId="4" w16cid:durableId="394594541">
+    <w:abstractNumId w:val="4"/>
+  </w:num>
+  <w:num w:numId="5" w16cid:durableId="474372688">
+    <w:abstractNumId w:val="8"/>
+  </w:num>
+  <w:num w:numId="6" w16cid:durableId="1173757793">
+    <w:abstractNumId w:val="1"/>
+  </w:num>
+  <w:num w:numId="7" w16cid:durableId="1462990893">
+    <w:abstractNumId w:val="2"/>
+  </w:num>
+  <w:num w:numId="8" w16cid:durableId="1622877620">
+    <w:abstractNumId w:val="3"/>
+  </w:num>
+  <w:num w:numId="9" w16cid:durableId="182475420">
+    <w:abstractNumId w:val="7"/>
   </w:num>
 </w:numbering>
 </file>
@@ -14438,7 +15624,6 @@
   <w:style w:type="character" w:default="1" w:styleId="DefaultParagraphFont">
     <w:name w:val="Default Paragraph Font"/>
     <w:uiPriority w:val="1"/>
-    <w:semiHidden/>
     <w:unhideWhenUsed/>
   </w:style>
   <w:style w:type="table" w:default="1" w:styleId="TableNormal">
@@ -14552,6 +15737,72 @@
     <w:rPr>
       <w:sz w:val="20"/>
       <w:szCs w:val="20"/>
+    </w:rPr>
+  </w:style>
+  <w:style w:type="character" w:styleId="IntenseEmphasis">
+    <w:name w:val="Intense Emphasis"/>
+    <w:basedOn w:val="DefaultParagraphFont"/>
+    <w:uiPriority w:val="21"/>
+    <w:qFormat/>
+    <w:rsid w:val="00436871"/>
+    <w:rPr>
+      <w:i/>
+      <w:iCs/>
+      <w:color w:val="156082" w:themeColor="accent1"/>
+    </w:rPr>
+  </w:style>
+  <w:style w:type="paragraph" w:styleId="Header">
+    <w:name w:val="header"/>
+    <w:basedOn w:val="Normal"/>
+    <w:link w:val="HeaderChar"/>
+    <w:uiPriority w:val="99"/>
+    <w:unhideWhenUsed/>
+    <w:rsid w:val="009B5CCB"/>
+    <w:pPr>
+      <w:tabs>
+        <w:tab w:val="center" w:pos="4680"/>
+        <w:tab w:val="right" w:pos="9360"/>
+      </w:tabs>
+    </w:pPr>
+  </w:style>
+  <w:style w:type="character" w:customStyle="1" w:styleId="HeaderChar">
+    <w:name w:val="Header Char"/>
+    <w:basedOn w:val="DefaultParagraphFont"/>
+    <w:link w:val="Header"/>
+    <w:uiPriority w:val="99"/>
+    <w:rsid w:val="009B5CCB"/>
+  </w:style>
+  <w:style w:type="paragraph" w:styleId="Footer">
+    <w:name w:val="footer"/>
+    <w:basedOn w:val="Normal"/>
+    <w:link w:val="FooterChar"/>
+    <w:uiPriority w:val="99"/>
+    <w:unhideWhenUsed/>
+    <w:rsid w:val="009B5CCB"/>
+    <w:pPr>
+      <w:tabs>
+        <w:tab w:val="center" w:pos="4680"/>
+        <w:tab w:val="right" w:pos="9360"/>
+      </w:tabs>
+    </w:pPr>
+  </w:style>
+  <w:style w:type="character" w:customStyle="1" w:styleId="FooterChar">
+    <w:name w:val="Footer Char"/>
+    <w:basedOn w:val="DefaultParagraphFont"/>
+    <w:link w:val="Footer"/>
+    <w:uiPriority w:val="99"/>
+    <w:rsid w:val="009B5CCB"/>
+  </w:style>
+  <w:style w:type="character" w:styleId="UnresolvedMention">
+    <w:name w:val="Unresolved Mention"/>
+    <w:basedOn w:val="DefaultParagraphFont"/>
+    <w:uiPriority w:val="99"/>
+    <w:semiHidden/>
+    <w:unhideWhenUsed/>
+    <w:rsid w:val="008B0176"/>
+    <w:rPr>
+      <w:color w:val="605E5C"/>
+      <w:shd w:val="clear" w:color="auto" w:fill="E1DFDD"/>
     </w:rPr>
   </w:style>
 </w:styles>

--- a/tutorial/Tutorial.docx
+++ b/tutorial/Tutorial.docx
@@ -190,13 +190,8 @@
         <w:pStyle w:val="Heading2"/>
       </w:pPr>
       <w:r>
-        <w:t xml:space="preserve">1.1 The Workflow </w:t>
-      </w:r>
-      <w:proofErr w:type="gramStart"/>
-      <w:r>
-        <w:t>at a Glance</w:t>
-      </w:r>
-      <w:proofErr w:type="gramEnd"/>
+        <w:t>1.1 The Workflow at a Glance</w:t>
+      </w:r>
     </w:p>
     <w:tbl>
       <w:tblPr>
@@ -1230,55 +1225,7 @@
                 <w:sz w:val="19"/>
                 <w:szCs w:val="19"/>
               </w:rPr>
-              <w:t>Claude Code’s native task system (</w:t>
-            </w:r>
-            <w:proofErr w:type="spellStart"/>
-            <w:r>
-              <w:rPr>
-                <w:sz w:val="19"/>
-                <w:szCs w:val="19"/>
-              </w:rPr>
-              <w:t>TaskCreate</w:t>
-            </w:r>
-            <w:proofErr w:type="spellEnd"/>
-            <w:r>
-              <w:rPr>
-                <w:sz w:val="19"/>
-                <w:szCs w:val="19"/>
-              </w:rPr>
-              <w:t xml:space="preserve">, </w:t>
-            </w:r>
-            <w:proofErr w:type="spellStart"/>
-            <w:r>
-              <w:rPr>
-                <w:sz w:val="19"/>
-                <w:szCs w:val="19"/>
-              </w:rPr>
-              <w:t>TaskUpdate</w:t>
-            </w:r>
-            <w:proofErr w:type="spellEnd"/>
-            <w:r>
-              <w:rPr>
-                <w:sz w:val="19"/>
-                <w:szCs w:val="19"/>
-              </w:rPr>
-              <w:t xml:space="preserve">, </w:t>
-            </w:r>
-            <w:proofErr w:type="spellStart"/>
-            <w:r>
-              <w:rPr>
-                <w:sz w:val="19"/>
-                <w:szCs w:val="19"/>
-              </w:rPr>
-              <w:t>TaskList</w:t>
-            </w:r>
-            <w:proofErr w:type="spellEnd"/>
-            <w:r>
-              <w:rPr>
-                <w:sz w:val="19"/>
-                <w:szCs w:val="19"/>
-              </w:rPr>
-              <w:t>) persists tasks</w:t>
+              <w:t>Claude Code’s native task system (TaskCreate, TaskUpdate, TaskList) persists tasks</w:t>
             </w:r>
             <w:r>
               <w:rPr>
@@ -1403,15 +1350,7 @@
         <w:spacing w:after="60"/>
       </w:pPr>
       <w:r>
-        <w:t xml:space="preserve">A GitHub repository </w:t>
-      </w:r>
-      <w:proofErr w:type="gramStart"/>
-      <w:r>
-        <w:t>created</w:t>
-      </w:r>
-      <w:proofErr w:type="gramEnd"/>
-      <w:r>
-        <w:t xml:space="preserve"> for the tutorial project</w:t>
+        <w:t>A GitHub repository created for the tutorial project</w:t>
       </w:r>
     </w:p>
     <w:p>
@@ -1527,9 +1466,75 @@
                 <w:sz w:val="18"/>
                 <w:szCs w:val="18"/>
               </w:rPr>
-              <w:t xml:space="preserve">cd </w:t>
-            </w:r>
-            <w:proofErr w:type="spellStart"/>
+              <w:t>cd claude-code-task-workflow-tutorial</w:t>
+            </w:r>
+          </w:p>
+          <w:p>
+            <w:pPr>
+              <w:spacing w:after="40"/>
+            </w:pPr>
+            <w:r>
+              <w:rPr>
+                <w:rFonts w:ascii="Consolas" w:eastAsia="Consolas" w:hAnsi="Consolas" w:cs="Consolas"/>
+                <w:sz w:val="18"/>
+                <w:szCs w:val="18"/>
+              </w:rPr>
+              <w:t xml:space="preserve"> </w:t>
+            </w:r>
+          </w:p>
+          <w:p>
+            <w:pPr>
+              <w:spacing w:after="40"/>
+            </w:pPr>
+            <w:r>
+              <w:rPr>
+                <w:rFonts w:ascii="Consolas" w:eastAsia="Consolas" w:hAnsi="Consolas" w:cs="Consolas"/>
+                <w:sz w:val="18"/>
+                <w:szCs w:val="18"/>
+              </w:rPr>
+              <w:t># Initialize the project</w:t>
+            </w:r>
+          </w:p>
+          <w:p>
+            <w:pPr>
+              <w:spacing w:after="40"/>
+            </w:pPr>
+            <w:r>
+              <w:rPr>
+                <w:rFonts w:ascii="Consolas" w:eastAsia="Consolas" w:hAnsi="Consolas" w:cs="Consolas"/>
+                <w:sz w:val="18"/>
+                <w:szCs w:val="18"/>
+              </w:rPr>
+              <w:t>npm init -y</w:t>
+            </w:r>
+          </w:p>
+          <w:p>
+            <w:pPr>
+              <w:spacing w:after="40"/>
+            </w:pPr>
+            <w:r>
+              <w:rPr>
+                <w:rFonts w:ascii="Consolas" w:eastAsia="Consolas" w:hAnsi="Consolas" w:cs="Consolas"/>
+                <w:sz w:val="18"/>
+                <w:szCs w:val="18"/>
+              </w:rPr>
+              <w:t xml:space="preserve"> </w:t>
+            </w:r>
+          </w:p>
+          <w:p>
+            <w:pPr>
+              <w:spacing w:after="40"/>
+            </w:pPr>
+            <w:r>
+              <w:rPr>
+                <w:rFonts w:ascii="Consolas" w:eastAsia="Consolas" w:hAnsi="Consolas" w:cs="Consolas"/>
+                <w:sz w:val="18"/>
+                <w:szCs w:val="18"/>
+              </w:rPr>
+              <w:t># Start Claude Code</w:t>
+            </w:r>
+          </w:p>
+          <w:p>
             <w:r>
               <w:rPr>
                 <w:rFonts w:ascii="Consolas" w:eastAsia="Consolas" w:hAnsi="Consolas" w:cs="Consolas"/>
@@ -1538,120 +1543,6 @@
               </w:rPr>
               <w:t>claude</w:t>
             </w:r>
-            <w:proofErr w:type="spellEnd"/>
-            <w:r>
-              <w:rPr>
-                <w:rFonts w:ascii="Consolas" w:eastAsia="Consolas" w:hAnsi="Consolas" w:cs="Consolas"/>
-                <w:sz w:val="18"/>
-                <w:szCs w:val="18"/>
-              </w:rPr>
-              <w:t>-code-task-workflow-tutorial</w:t>
-            </w:r>
-          </w:p>
-          <w:p>
-            <w:pPr>
-              <w:spacing w:after="40"/>
-            </w:pPr>
-            <w:r>
-              <w:rPr>
-                <w:rFonts w:ascii="Consolas" w:eastAsia="Consolas" w:hAnsi="Consolas" w:cs="Consolas"/>
-                <w:sz w:val="18"/>
-                <w:szCs w:val="18"/>
-              </w:rPr>
-              <w:t xml:space="preserve"> </w:t>
-            </w:r>
-          </w:p>
-          <w:p>
-            <w:pPr>
-              <w:spacing w:after="40"/>
-            </w:pPr>
-            <w:r>
-              <w:rPr>
-                <w:rFonts w:ascii="Consolas" w:eastAsia="Consolas" w:hAnsi="Consolas" w:cs="Consolas"/>
-                <w:sz w:val="18"/>
-                <w:szCs w:val="18"/>
-              </w:rPr>
-              <w:t># Initialize the project</w:t>
-            </w:r>
-          </w:p>
-          <w:p>
-            <w:pPr>
-              <w:spacing w:after="40"/>
-            </w:pPr>
-            <w:proofErr w:type="spellStart"/>
-            <w:r>
-              <w:rPr>
-                <w:rFonts w:ascii="Consolas" w:eastAsia="Consolas" w:hAnsi="Consolas" w:cs="Consolas"/>
-                <w:sz w:val="18"/>
-                <w:szCs w:val="18"/>
-              </w:rPr>
-              <w:t>npm</w:t>
-            </w:r>
-            <w:proofErr w:type="spellEnd"/>
-            <w:r>
-              <w:rPr>
-                <w:rFonts w:ascii="Consolas" w:eastAsia="Consolas" w:hAnsi="Consolas" w:cs="Consolas"/>
-                <w:sz w:val="18"/>
-                <w:szCs w:val="18"/>
-              </w:rPr>
-              <w:t xml:space="preserve"> </w:t>
-            </w:r>
-            <w:proofErr w:type="spellStart"/>
-            <w:r>
-              <w:rPr>
-                <w:rFonts w:ascii="Consolas" w:eastAsia="Consolas" w:hAnsi="Consolas" w:cs="Consolas"/>
-                <w:sz w:val="18"/>
-                <w:szCs w:val="18"/>
-              </w:rPr>
-              <w:t>init</w:t>
-            </w:r>
-            <w:proofErr w:type="spellEnd"/>
-            <w:r>
-              <w:rPr>
-                <w:rFonts w:ascii="Consolas" w:eastAsia="Consolas" w:hAnsi="Consolas" w:cs="Consolas"/>
-                <w:sz w:val="18"/>
-                <w:szCs w:val="18"/>
-              </w:rPr>
-              <w:t xml:space="preserve"> -y</w:t>
-            </w:r>
-          </w:p>
-          <w:p>
-            <w:pPr>
-              <w:spacing w:after="40"/>
-            </w:pPr>
-            <w:r>
-              <w:rPr>
-                <w:rFonts w:ascii="Consolas" w:eastAsia="Consolas" w:hAnsi="Consolas" w:cs="Consolas"/>
-                <w:sz w:val="18"/>
-                <w:szCs w:val="18"/>
-              </w:rPr>
-              <w:t xml:space="preserve"> </w:t>
-            </w:r>
-          </w:p>
-          <w:p>
-            <w:pPr>
-              <w:spacing w:after="40"/>
-            </w:pPr>
-            <w:r>
-              <w:rPr>
-                <w:rFonts w:ascii="Consolas" w:eastAsia="Consolas" w:hAnsi="Consolas" w:cs="Consolas"/>
-                <w:sz w:val="18"/>
-                <w:szCs w:val="18"/>
-              </w:rPr>
-              <w:t># Start Claude Code</w:t>
-            </w:r>
-          </w:p>
-          <w:p>
-            <w:proofErr w:type="spellStart"/>
-            <w:r>
-              <w:rPr>
-                <w:rFonts w:ascii="Consolas" w:eastAsia="Consolas" w:hAnsi="Consolas" w:cs="Consolas"/>
-                <w:sz w:val="18"/>
-                <w:szCs w:val="18"/>
-              </w:rPr>
-              <w:t>claude</w:t>
-            </w:r>
-            <w:proofErr w:type="spellEnd"/>
           </w:p>
         </w:tc>
       </w:tr>
@@ -1946,15 +1837,7 @@
         <w:t>under the folder “docs”</w:t>
       </w:r>
       <w:r>
-        <w:t xml:space="preserve">. </w:t>
-      </w:r>
-      <w:proofErr w:type="gramStart"/>
-      <w:r>
-        <w:t>Notice it</w:t>
-      </w:r>
-      <w:proofErr w:type="gramEnd"/>
-      <w:r>
-        <w:t xml:space="preserve"> describes business goals and user stories, not implementation details.</w:t>
+        <w:t>. Notice it describes business goals and user stories, not implementation details.</w:t>
       </w:r>
     </w:p>
     <w:tbl>
@@ -2297,15 +2180,7 @@
         <w:spacing w:after="120"/>
       </w:pPr>
       <w:r>
-        <w:t xml:space="preserve">If you have preferences about the tech stack or system design, include an architecture.md file. This is optional — if you omit it, Claude Code will propose </w:t>
-      </w:r>
-      <w:proofErr w:type="gramStart"/>
-      <w:r>
-        <w:t>an architecture</w:t>
-      </w:r>
-      <w:proofErr w:type="gramEnd"/>
-      <w:r>
-        <w:t xml:space="preserve"> as part of the spec.</w:t>
+        <w:t>If you have preferences about the tech stack or system design, include an architecture.md file. This is optional — if you omit it, Claude Code will propose an architecture as part of the spec.</w:t>
       </w:r>
       <w:r>
         <w:t xml:space="preserve"> The following content is already available under the “docs” folder with the name Architecture.md.</w:t>
@@ -2437,36 +2312,8 @@
                 <w:sz w:val="18"/>
                 <w:szCs w:val="18"/>
               </w:rPr>
-              <w:t xml:space="preserve">- Testing: </w:t>
-            </w:r>
-            <w:proofErr w:type="spellStart"/>
-            <w:r>
-              <w:rPr>
-                <w:rFonts w:ascii="Consolas" w:eastAsia="Consolas" w:hAnsi="Consolas" w:cs="Consolas"/>
-                <w:sz w:val="18"/>
-                <w:szCs w:val="18"/>
-              </w:rPr>
-              <w:t>vitest</w:t>
-            </w:r>
-            <w:proofErr w:type="spellEnd"/>
-            <w:r>
-              <w:rPr>
-                <w:rFonts w:ascii="Consolas" w:eastAsia="Consolas" w:hAnsi="Consolas" w:cs="Consolas"/>
-                <w:sz w:val="18"/>
-                <w:szCs w:val="18"/>
-              </w:rPr>
-              <w:t xml:space="preserve"> + </w:t>
-            </w:r>
-            <w:proofErr w:type="spellStart"/>
-            <w:r>
-              <w:rPr>
-                <w:rFonts w:ascii="Consolas" w:eastAsia="Consolas" w:hAnsi="Consolas" w:cs="Consolas"/>
-                <w:sz w:val="18"/>
-                <w:szCs w:val="18"/>
-              </w:rPr>
-              <w:t>supertest</w:t>
-            </w:r>
-            <w:proofErr w:type="spellEnd"/>
+              <w:t>- Testing: vitest + supertest</w:t>
+            </w:r>
           </w:p>
           <w:p>
             <w:pPr>
@@ -2517,25 +2364,7 @@
                 <w:sz w:val="18"/>
                 <w:szCs w:val="18"/>
               </w:rPr>
-              <w:t xml:space="preserve">- SQLite file stored </w:t>
-            </w:r>
-            <w:proofErr w:type="gramStart"/>
-            <w:r>
-              <w:rPr>
-                <w:rFonts w:ascii="Consolas" w:eastAsia="Consolas" w:hAnsi="Consolas" w:cs="Consolas"/>
-                <w:sz w:val="18"/>
-                <w:szCs w:val="18"/>
-              </w:rPr>
-              <w:t>in .</w:t>
-            </w:r>
-            <w:proofErr w:type="gramEnd"/>
-            <w:r>
-              <w:rPr>
-                <w:rFonts w:ascii="Consolas" w:eastAsia="Consolas" w:hAnsi="Consolas" w:cs="Consolas"/>
-                <w:sz w:val="18"/>
-                <w:szCs w:val="18"/>
-              </w:rPr>
-              <w:t>/data/ directory</w:t>
+              <w:t>- SQLite file stored in ./data/ directory</w:t>
             </w:r>
           </w:p>
           <w:p>
@@ -2584,25 +2413,7 @@
                 <w:sz w:val="18"/>
                 <w:szCs w:val="18"/>
               </w:rPr>
-              <w:t>- Short codes: 7-character alphanumeric (</w:t>
-            </w:r>
-            <w:proofErr w:type="spellStart"/>
-            <w:r>
-              <w:rPr>
-                <w:rFonts w:ascii="Consolas" w:eastAsia="Consolas" w:hAnsi="Consolas" w:cs="Consolas"/>
-                <w:sz w:val="18"/>
-                <w:szCs w:val="18"/>
-              </w:rPr>
-              <w:t>nanoid</w:t>
-            </w:r>
-            <w:proofErr w:type="spellEnd"/>
-            <w:r>
-              <w:rPr>
-                <w:rFonts w:ascii="Consolas" w:eastAsia="Consolas" w:hAnsi="Consolas" w:cs="Consolas"/>
-                <w:sz w:val="18"/>
-                <w:szCs w:val="18"/>
-              </w:rPr>
-              <w:t>)</w:t>
+              <w:t>- Short codes: 7-character alphanumeric (nanoid)</w:t>
             </w:r>
           </w:p>
         </w:tc>
@@ -2619,15 +2430,7 @@
       </w:pPr>
       <w:r>
         <w:lastRenderedPageBreak/>
-        <w:t xml:space="preserve">3.3 Generate </w:t>
-      </w:r>
-      <w:proofErr w:type="gramStart"/>
-      <w:r>
-        <w:t>the Spec</w:t>
-      </w:r>
-      <w:proofErr w:type="gramEnd"/>
-      <w:r>
-        <w:t xml:space="preserve"> with Claude Code</w:t>
+        <w:t>3.3 Generate the Spec with Claude Code</w:t>
       </w:r>
     </w:p>
     <w:p>
@@ -2653,15 +2456,7 @@
         <w:t xml:space="preserve"> </w:t>
       </w:r>
       <w:r>
-        <w:t>Tab</w:t>
-      </w:r>
-      <w:proofErr w:type="gramStart"/>
-      <w:r>
-        <w:t>)</w:t>
-      </w:r>
-      <w:proofErr w:type="gramEnd"/>
-      <w:r>
-        <w:t xml:space="preserve"> so Claude reads the documents without modifying anything, then use this prompt:</w:t>
+        <w:t>Tab) so Claude reads the documents without modifying anything, then use this prompt:</w:t>
       </w:r>
     </w:p>
     <w:tbl>
@@ -2706,23 +2501,13 @@
             <w:pPr>
               <w:spacing w:after="40"/>
             </w:pPr>
-            <w:proofErr w:type="gramStart"/>
-            <w:r>
-              <w:rPr>
-                <w:rFonts w:ascii="Consolas" w:eastAsia="Consolas" w:hAnsi="Consolas" w:cs="Consolas"/>
-                <w:sz w:val="18"/>
-                <w:szCs w:val="18"/>
-              </w:rPr>
-              <w:t>Read @brd.md and @</w:t>
-            </w:r>
-            <w:proofErr w:type="gramEnd"/>
-            <w:r>
-              <w:rPr>
-                <w:rFonts w:ascii="Consolas" w:eastAsia="Consolas" w:hAnsi="Consolas" w:cs="Consolas"/>
-                <w:sz w:val="18"/>
-                <w:szCs w:val="18"/>
-              </w:rPr>
-              <w:t>architecture.md (if it exists).</w:t>
+            <w:r>
+              <w:rPr>
+                <w:rFonts w:ascii="Consolas" w:eastAsia="Consolas" w:hAnsi="Consolas" w:cs="Consolas"/>
+                <w:sz w:val="18"/>
+                <w:szCs w:val="18"/>
+              </w:rPr>
+              <w:t>Read @brd.md and @architecture.md (if it exists).</w:t>
             </w:r>
           </w:p>
           <w:p>
@@ -2800,25 +2585,7 @@
                 <w:sz w:val="18"/>
                 <w:szCs w:val="18"/>
               </w:rPr>
-              <w:t xml:space="preserve">    - Each phase has a branch name (e.g., phase-1/core-</w:t>
-            </w:r>
-            <w:proofErr w:type="spellStart"/>
-            <w:r>
-              <w:rPr>
-                <w:rFonts w:ascii="Consolas" w:eastAsia="Consolas" w:hAnsi="Consolas" w:cs="Consolas"/>
-                <w:sz w:val="18"/>
-                <w:szCs w:val="18"/>
-              </w:rPr>
-              <w:t>api</w:t>
-            </w:r>
-            <w:proofErr w:type="spellEnd"/>
-            <w:r>
-              <w:rPr>
-                <w:rFonts w:ascii="Consolas" w:eastAsia="Consolas" w:hAnsi="Consolas" w:cs="Consolas"/>
-                <w:sz w:val="18"/>
-                <w:szCs w:val="18"/>
-              </w:rPr>
-              <w:t>)</w:t>
+              <w:t xml:space="preserve">    - Each phase has a branch name (e.g., phase-1/core-api)</w:t>
             </w:r>
           </w:p>
           <w:p>
@@ -2930,7 +2697,19 @@
         <w:spacing w:after="120"/>
       </w:pPr>
       <w:r>
-        <w:t>Claude Code will generate a spec.md that looks like this (based on our sample BRD):</w:t>
+        <w:t xml:space="preserve">Claude Code will generate a spec.md that looks like </w:t>
+      </w:r>
+      <w:r>
+        <w:t>the following</w:t>
+      </w:r>
+      <w:r>
+        <w:t xml:space="preserve"> (based on our sample BRD)</w:t>
+      </w:r>
+      <w:r>
+        <w:t xml:space="preserve">. </w:t>
+      </w:r>
+      <w:r>
+        <w:t>This file defines the implementation plan for the project: phases, deliverables, branch strategy, and acceptance criteria. It is generated from the BRD (and optionally the Architecture Doc) and serves as the input for tasks.md.</w:t>
       </w:r>
     </w:p>
     <w:tbl>
@@ -3059,25 +2838,7 @@
                 <w:sz w:val="18"/>
                 <w:szCs w:val="18"/>
               </w:rPr>
-              <w:t>## Phase 1: Core API (branch: phase-1/core-</w:t>
-            </w:r>
-            <w:proofErr w:type="spellStart"/>
-            <w:r>
-              <w:rPr>
-                <w:rFonts w:ascii="Consolas" w:eastAsia="Consolas" w:hAnsi="Consolas" w:cs="Consolas"/>
-                <w:sz w:val="18"/>
-                <w:szCs w:val="18"/>
-              </w:rPr>
-              <w:t>api</w:t>
-            </w:r>
-            <w:proofErr w:type="spellEnd"/>
-            <w:r>
-              <w:rPr>
-                <w:rFonts w:ascii="Consolas" w:eastAsia="Consolas" w:hAnsi="Consolas" w:cs="Consolas"/>
-                <w:sz w:val="18"/>
-                <w:szCs w:val="18"/>
-              </w:rPr>
-              <w:t>)</w:t>
+              <w:t>## Phase 1: Core API (branch: phase-1/core-api)</w:t>
             </w:r>
           </w:p>
           <w:p>
@@ -3103,308 +2864,46 @@
                 <w:sz w:val="18"/>
                 <w:szCs w:val="18"/>
               </w:rPr>
-              <w:t>- POST /</w:t>
-            </w:r>
-            <w:proofErr w:type="spellStart"/>
-            <w:r>
-              <w:rPr>
-                <w:rFonts w:ascii="Consolas" w:eastAsia="Consolas" w:hAnsi="Consolas" w:cs="Consolas"/>
-                <w:sz w:val="18"/>
-                <w:szCs w:val="18"/>
-              </w:rPr>
-              <w:t>api</w:t>
-            </w:r>
-            <w:proofErr w:type="spellEnd"/>
-            <w:r>
-              <w:rPr>
-                <w:rFonts w:ascii="Consolas" w:eastAsia="Consolas" w:hAnsi="Consolas" w:cs="Consolas"/>
-                <w:sz w:val="18"/>
-                <w:szCs w:val="18"/>
-              </w:rPr>
-              <w:t xml:space="preserve">/shorten — accepts </w:t>
-            </w:r>
-            <w:proofErr w:type="gramStart"/>
-            <w:r>
-              <w:rPr>
-                <w:rFonts w:ascii="Consolas" w:eastAsia="Consolas" w:hAnsi="Consolas" w:cs="Consolas"/>
-                <w:sz w:val="18"/>
-                <w:szCs w:val="18"/>
-              </w:rPr>
-              <w:t xml:space="preserve">{ </w:t>
-            </w:r>
-            <w:proofErr w:type="spellStart"/>
-            <w:r>
-              <w:rPr>
-                <w:rFonts w:ascii="Consolas" w:eastAsia="Consolas" w:hAnsi="Consolas" w:cs="Consolas"/>
-                <w:sz w:val="18"/>
-                <w:szCs w:val="18"/>
-              </w:rPr>
-              <w:t>url</w:t>
-            </w:r>
-            <w:proofErr w:type="spellEnd"/>
-            <w:proofErr w:type="gramEnd"/>
-            <w:r>
-              <w:rPr>
-                <w:rFonts w:ascii="Consolas" w:eastAsia="Consolas" w:hAnsi="Consolas" w:cs="Consolas"/>
-                <w:sz w:val="18"/>
-                <w:szCs w:val="18"/>
-              </w:rPr>
-              <w:t xml:space="preserve"> } and returns </w:t>
-            </w:r>
-            <w:proofErr w:type="gramStart"/>
-            <w:r>
-              <w:rPr>
-                <w:rFonts w:ascii="Consolas" w:eastAsia="Consolas" w:hAnsi="Consolas" w:cs="Consolas"/>
-                <w:sz w:val="18"/>
-                <w:szCs w:val="18"/>
-              </w:rPr>
-              <w:t xml:space="preserve">{ </w:t>
-            </w:r>
-            <w:proofErr w:type="spellStart"/>
-            <w:r>
-              <w:rPr>
-                <w:rFonts w:ascii="Consolas" w:eastAsia="Consolas" w:hAnsi="Consolas" w:cs="Consolas"/>
-                <w:sz w:val="18"/>
-                <w:szCs w:val="18"/>
-              </w:rPr>
-              <w:t>shortCode</w:t>
-            </w:r>
-            <w:proofErr w:type="spellEnd"/>
-            <w:proofErr w:type="gramEnd"/>
-            <w:r>
-              <w:rPr>
-                <w:rFonts w:ascii="Consolas" w:eastAsia="Consolas" w:hAnsi="Consolas" w:cs="Consolas"/>
-                <w:sz w:val="18"/>
-                <w:szCs w:val="18"/>
-              </w:rPr>
-              <w:t xml:space="preserve">, </w:t>
-            </w:r>
-            <w:proofErr w:type="spellStart"/>
-            <w:proofErr w:type="gramStart"/>
-            <w:r>
-              <w:rPr>
-                <w:rFonts w:ascii="Consolas" w:eastAsia="Consolas" w:hAnsi="Consolas" w:cs="Consolas"/>
-                <w:sz w:val="18"/>
-                <w:szCs w:val="18"/>
-              </w:rPr>
-              <w:t>shortUrl</w:t>
-            </w:r>
-            <w:proofErr w:type="spellEnd"/>
-            <w:r>
-              <w:rPr>
-                <w:rFonts w:ascii="Consolas" w:eastAsia="Consolas" w:hAnsi="Consolas" w:cs="Consolas"/>
-                <w:sz w:val="18"/>
-                <w:szCs w:val="18"/>
-              </w:rPr>
-              <w:t xml:space="preserve"> }</w:t>
-            </w:r>
-            <w:proofErr w:type="gramEnd"/>
-          </w:p>
-          <w:p>
-            <w:pPr>
-              <w:spacing w:after="40"/>
-            </w:pPr>
-            <w:r>
-              <w:rPr>
-                <w:rFonts w:ascii="Consolas" w:eastAsia="Consolas" w:hAnsi="Consolas" w:cs="Consolas"/>
-                <w:sz w:val="18"/>
-                <w:szCs w:val="18"/>
-              </w:rPr>
-              <w:t xml:space="preserve">- GET </w:t>
-            </w:r>
-            <w:proofErr w:type="gramStart"/>
-            <w:r>
-              <w:rPr>
-                <w:rFonts w:ascii="Consolas" w:eastAsia="Consolas" w:hAnsi="Consolas" w:cs="Consolas"/>
-                <w:sz w:val="18"/>
-                <w:szCs w:val="18"/>
-              </w:rPr>
-              <w:t>/:</w:t>
-            </w:r>
-            <w:proofErr w:type="spellStart"/>
-            <w:r>
-              <w:rPr>
-                <w:rFonts w:ascii="Consolas" w:eastAsia="Consolas" w:hAnsi="Consolas" w:cs="Consolas"/>
-                <w:sz w:val="18"/>
-                <w:szCs w:val="18"/>
-              </w:rPr>
-              <w:t>shortCode</w:t>
-            </w:r>
-            <w:proofErr w:type="spellEnd"/>
-            <w:proofErr w:type="gramEnd"/>
-            <w:r>
-              <w:rPr>
-                <w:rFonts w:ascii="Consolas" w:eastAsia="Consolas" w:hAnsi="Consolas" w:cs="Consolas"/>
-                <w:sz w:val="18"/>
-                <w:szCs w:val="18"/>
-              </w:rPr>
-              <w:t xml:space="preserve"> — redirects to the original URL (HTTP 302)</w:t>
-            </w:r>
-          </w:p>
-          <w:p>
-            <w:pPr>
-              <w:spacing w:after="40"/>
-            </w:pPr>
-            <w:r>
-              <w:rPr>
-                <w:rFonts w:ascii="Consolas" w:eastAsia="Consolas" w:hAnsi="Consolas" w:cs="Consolas"/>
-                <w:sz w:val="18"/>
-                <w:szCs w:val="18"/>
-              </w:rPr>
-              <w:t>- GET /</w:t>
-            </w:r>
-            <w:proofErr w:type="spellStart"/>
-            <w:r>
-              <w:rPr>
-                <w:rFonts w:ascii="Consolas" w:eastAsia="Consolas" w:hAnsi="Consolas" w:cs="Consolas"/>
-                <w:sz w:val="18"/>
-                <w:szCs w:val="18"/>
-              </w:rPr>
-              <w:t>api</w:t>
-            </w:r>
-            <w:proofErr w:type="spellEnd"/>
-            <w:r>
-              <w:rPr>
-                <w:rFonts w:ascii="Consolas" w:eastAsia="Consolas" w:hAnsi="Consolas" w:cs="Consolas"/>
-                <w:sz w:val="18"/>
-                <w:szCs w:val="18"/>
-              </w:rPr>
-              <w:t>/stats</w:t>
-            </w:r>
-            <w:proofErr w:type="gramStart"/>
-            <w:r>
-              <w:rPr>
-                <w:rFonts w:ascii="Consolas" w:eastAsia="Consolas" w:hAnsi="Consolas" w:cs="Consolas"/>
-                <w:sz w:val="18"/>
-                <w:szCs w:val="18"/>
-              </w:rPr>
-              <w:t>/:</w:t>
-            </w:r>
-            <w:proofErr w:type="spellStart"/>
-            <w:r>
-              <w:rPr>
-                <w:rFonts w:ascii="Consolas" w:eastAsia="Consolas" w:hAnsi="Consolas" w:cs="Consolas"/>
-                <w:sz w:val="18"/>
-                <w:szCs w:val="18"/>
-              </w:rPr>
-              <w:t>shortCode</w:t>
-            </w:r>
-            <w:proofErr w:type="spellEnd"/>
-            <w:proofErr w:type="gramEnd"/>
-            <w:r>
-              <w:rPr>
-                <w:rFonts w:ascii="Consolas" w:eastAsia="Consolas" w:hAnsi="Consolas" w:cs="Consolas"/>
-                <w:sz w:val="18"/>
-                <w:szCs w:val="18"/>
-              </w:rPr>
-              <w:t xml:space="preserve"> — returns </w:t>
-            </w:r>
-            <w:proofErr w:type="gramStart"/>
-            <w:r>
-              <w:rPr>
-                <w:rFonts w:ascii="Consolas" w:eastAsia="Consolas" w:hAnsi="Consolas" w:cs="Consolas"/>
-                <w:sz w:val="18"/>
-                <w:szCs w:val="18"/>
-              </w:rPr>
-              <w:t xml:space="preserve">{ </w:t>
-            </w:r>
-            <w:proofErr w:type="spellStart"/>
-            <w:r>
-              <w:rPr>
-                <w:rFonts w:ascii="Consolas" w:eastAsia="Consolas" w:hAnsi="Consolas" w:cs="Consolas"/>
-                <w:sz w:val="18"/>
-                <w:szCs w:val="18"/>
-              </w:rPr>
-              <w:t>url</w:t>
-            </w:r>
-            <w:proofErr w:type="spellEnd"/>
-            <w:proofErr w:type="gramEnd"/>
-            <w:r>
-              <w:rPr>
-                <w:rFonts w:ascii="Consolas" w:eastAsia="Consolas" w:hAnsi="Consolas" w:cs="Consolas"/>
-                <w:sz w:val="18"/>
-                <w:szCs w:val="18"/>
-              </w:rPr>
-              <w:t xml:space="preserve">, </w:t>
-            </w:r>
-            <w:proofErr w:type="spellStart"/>
-            <w:r>
-              <w:rPr>
-                <w:rFonts w:ascii="Consolas" w:eastAsia="Consolas" w:hAnsi="Consolas" w:cs="Consolas"/>
-                <w:sz w:val="18"/>
-                <w:szCs w:val="18"/>
-              </w:rPr>
-              <w:t>shortCode</w:t>
-            </w:r>
-            <w:proofErr w:type="spellEnd"/>
-            <w:r>
-              <w:rPr>
-                <w:rFonts w:ascii="Consolas" w:eastAsia="Consolas" w:hAnsi="Consolas" w:cs="Consolas"/>
-                <w:sz w:val="18"/>
-                <w:szCs w:val="18"/>
-              </w:rPr>
-              <w:t xml:space="preserve">, clicks, </w:t>
-            </w:r>
-            <w:proofErr w:type="spellStart"/>
-            <w:proofErr w:type="gramStart"/>
-            <w:r>
-              <w:rPr>
-                <w:rFonts w:ascii="Consolas" w:eastAsia="Consolas" w:hAnsi="Consolas" w:cs="Consolas"/>
-                <w:sz w:val="18"/>
-                <w:szCs w:val="18"/>
-              </w:rPr>
-              <w:t>createdAt</w:t>
-            </w:r>
-            <w:proofErr w:type="spellEnd"/>
-            <w:r>
-              <w:rPr>
-                <w:rFonts w:ascii="Consolas" w:eastAsia="Consolas" w:hAnsi="Consolas" w:cs="Consolas"/>
-                <w:sz w:val="18"/>
-                <w:szCs w:val="18"/>
-              </w:rPr>
-              <w:t xml:space="preserve"> }</w:t>
-            </w:r>
-            <w:proofErr w:type="gramEnd"/>
-          </w:p>
-          <w:p>
-            <w:pPr>
-              <w:spacing w:after="40"/>
-            </w:pPr>
-            <w:r>
-              <w:rPr>
-                <w:rFonts w:ascii="Consolas" w:eastAsia="Consolas" w:hAnsi="Consolas" w:cs="Consolas"/>
-                <w:sz w:val="18"/>
-                <w:szCs w:val="18"/>
-              </w:rPr>
-              <w:t xml:space="preserve">- SQLite database with </w:t>
-            </w:r>
-            <w:proofErr w:type="gramStart"/>
-            <w:r>
-              <w:rPr>
-                <w:rFonts w:ascii="Consolas" w:eastAsia="Consolas" w:hAnsi="Consolas" w:cs="Consolas"/>
-                <w:sz w:val="18"/>
-                <w:szCs w:val="18"/>
-              </w:rPr>
-              <w:t>a "</w:t>
-            </w:r>
-            <w:proofErr w:type="spellStart"/>
-            <w:proofErr w:type="gramEnd"/>
-            <w:r>
-              <w:rPr>
-                <w:rFonts w:ascii="Consolas" w:eastAsia="Consolas" w:hAnsi="Consolas" w:cs="Consolas"/>
-                <w:sz w:val="18"/>
-                <w:szCs w:val="18"/>
-              </w:rPr>
-              <w:t>urls</w:t>
-            </w:r>
-            <w:proofErr w:type="spellEnd"/>
-            <w:r>
-              <w:rPr>
-                <w:rFonts w:ascii="Consolas" w:eastAsia="Consolas" w:hAnsi="Consolas" w:cs="Consolas"/>
-                <w:sz w:val="18"/>
-                <w:szCs w:val="18"/>
-              </w:rPr>
-              <w:t>" table</w:t>
+              <w:t>- POST /api/shorten — accepts { url } and returns { shortCode, shortUrl }</w:t>
+            </w:r>
+          </w:p>
+          <w:p>
+            <w:pPr>
+              <w:spacing w:after="40"/>
+            </w:pPr>
+            <w:r>
+              <w:rPr>
+                <w:rFonts w:ascii="Consolas" w:eastAsia="Consolas" w:hAnsi="Consolas" w:cs="Consolas"/>
+                <w:sz w:val="18"/>
+                <w:szCs w:val="18"/>
+              </w:rPr>
+              <w:t>- GET /:shortCode — redirects to the original URL (HTTP 302)</w:t>
+            </w:r>
+          </w:p>
+          <w:p>
+            <w:pPr>
+              <w:spacing w:after="40"/>
+            </w:pPr>
+            <w:r>
+              <w:rPr>
+                <w:rFonts w:ascii="Consolas" w:eastAsia="Consolas" w:hAnsi="Consolas" w:cs="Consolas"/>
+                <w:sz w:val="18"/>
+                <w:szCs w:val="18"/>
+              </w:rPr>
+              <w:t>- GET /api/stats/:shortCode — returns { url, shortCode, clicks, createdAt }</w:t>
+            </w:r>
+          </w:p>
+          <w:p>
+            <w:pPr>
+              <w:spacing w:after="40"/>
+            </w:pPr>
+            <w:r>
+              <w:rPr>
+                <w:rFonts w:ascii="Consolas" w:eastAsia="Consolas" w:hAnsi="Consolas" w:cs="Consolas"/>
+                <w:sz w:val="18"/>
+                <w:szCs w:val="18"/>
+              </w:rPr>
+              <w:t>- SQLite database with a "urls" table</w:t>
             </w:r>
           </w:p>
           <w:p>
@@ -3430,36 +2929,8 @@
                 <w:sz w:val="18"/>
                 <w:szCs w:val="18"/>
               </w:rPr>
-              <w:t xml:space="preserve">- Unit tests for all endpoints using </w:t>
-            </w:r>
-            <w:proofErr w:type="spellStart"/>
-            <w:r>
-              <w:rPr>
-                <w:rFonts w:ascii="Consolas" w:eastAsia="Consolas" w:hAnsi="Consolas" w:cs="Consolas"/>
-                <w:sz w:val="18"/>
-                <w:szCs w:val="18"/>
-              </w:rPr>
-              <w:t>vitest</w:t>
-            </w:r>
-            <w:proofErr w:type="spellEnd"/>
-            <w:r>
-              <w:rPr>
-                <w:rFonts w:ascii="Consolas" w:eastAsia="Consolas" w:hAnsi="Consolas" w:cs="Consolas"/>
-                <w:sz w:val="18"/>
-                <w:szCs w:val="18"/>
-              </w:rPr>
-              <w:t xml:space="preserve"> + </w:t>
-            </w:r>
-            <w:proofErr w:type="spellStart"/>
-            <w:r>
-              <w:rPr>
-                <w:rFonts w:ascii="Consolas" w:eastAsia="Consolas" w:hAnsi="Consolas" w:cs="Consolas"/>
-                <w:sz w:val="18"/>
-                <w:szCs w:val="18"/>
-              </w:rPr>
-              <w:t>supertest</w:t>
-            </w:r>
-            <w:proofErr w:type="spellEnd"/>
+              <w:t>- Unit tests for all endpoints using vitest + supertest</w:t>
+            </w:r>
           </w:p>
           <w:p>
             <w:pPr>
@@ -3497,56 +2968,20 @@
                 <w:sz w:val="18"/>
                 <w:szCs w:val="18"/>
               </w:rPr>
-              <w:t>## Phase 2: Dashboard UI (branch: phase-2/dashboard-</w:t>
-            </w:r>
-            <w:proofErr w:type="spellStart"/>
-            <w:r>
-              <w:rPr>
-                <w:rFonts w:ascii="Consolas" w:eastAsia="Consolas" w:hAnsi="Consolas" w:cs="Consolas"/>
-                <w:sz w:val="18"/>
-                <w:szCs w:val="18"/>
-              </w:rPr>
-              <w:t>ui</w:t>
-            </w:r>
-            <w:proofErr w:type="spellEnd"/>
-            <w:r>
-              <w:rPr>
-                <w:rFonts w:ascii="Consolas" w:eastAsia="Consolas" w:hAnsi="Consolas" w:cs="Consolas"/>
-                <w:sz w:val="18"/>
-                <w:szCs w:val="18"/>
-              </w:rPr>
-              <w:t>)</w:t>
-            </w:r>
-          </w:p>
-          <w:p>
-            <w:pPr>
-              <w:spacing w:after="40"/>
-            </w:pPr>
-            <w:r>
-              <w:rPr>
-                <w:rFonts w:ascii="Consolas" w:eastAsia="Consolas" w:hAnsi="Consolas" w:cs="Consolas"/>
-                <w:sz w:val="18"/>
-                <w:szCs w:val="18"/>
-              </w:rPr>
-              <w:t xml:space="preserve">Build a React frontend that talks to </w:t>
-            </w:r>
-            <w:proofErr w:type="gramStart"/>
-            <w:r>
-              <w:rPr>
-                <w:rFonts w:ascii="Consolas" w:eastAsia="Consolas" w:hAnsi="Consolas" w:cs="Consolas"/>
-                <w:sz w:val="18"/>
-                <w:szCs w:val="18"/>
-              </w:rPr>
-              <w:t>the Phase</w:t>
-            </w:r>
-            <w:proofErr w:type="gramEnd"/>
-            <w:r>
-              <w:rPr>
-                <w:rFonts w:ascii="Consolas" w:eastAsia="Consolas" w:hAnsi="Consolas" w:cs="Consolas"/>
-                <w:sz w:val="18"/>
-                <w:szCs w:val="18"/>
-              </w:rPr>
-              <w:t xml:space="preserve"> 1 API.</w:t>
+              <w:t>## Phase 2: Dashboard UI (branch: phase-2/dashboard-ui)</w:t>
+            </w:r>
+          </w:p>
+          <w:p>
+            <w:pPr>
+              <w:spacing w:after="40"/>
+            </w:pPr>
+            <w:r>
+              <w:rPr>
+                <w:rFonts w:ascii="Consolas" w:eastAsia="Consolas" w:hAnsi="Consolas" w:cs="Consolas"/>
+                <w:sz w:val="18"/>
+                <w:szCs w:val="18"/>
+              </w:rPr>
+              <w:t>Build a React frontend that talks to the Phase 1 API.</w:t>
             </w:r>
           </w:p>
           <w:p>
@@ -3624,6 +3059,7 @@
                 <w:sz w:val="18"/>
                 <w:szCs w:val="18"/>
               </w:rPr>
+              <w:lastRenderedPageBreak/>
               <w:t>Deliverable: A working dashboard where I can create and view short URLs.</w:t>
             </w:r>
           </w:p>
@@ -3650,7 +3086,6 @@
                 <w:sz w:val="18"/>
                 <w:szCs w:val="18"/>
               </w:rPr>
-              <w:lastRenderedPageBreak/>
               <w:t>## Phase 3: Analytics &amp; Polish (branch: phase-3/analytics)</w:t>
             </w:r>
           </w:p>
@@ -3716,84 +3151,20 @@
                 <w:sz w:val="18"/>
                 <w:szCs w:val="18"/>
               </w:rPr>
-              <w:t xml:space="preserve">- Rate </w:t>
-            </w:r>
-            <w:proofErr w:type="gramStart"/>
-            <w:r>
-              <w:rPr>
-                <w:rFonts w:ascii="Consolas" w:eastAsia="Consolas" w:hAnsi="Consolas" w:cs="Consolas"/>
-                <w:sz w:val="18"/>
-                <w:szCs w:val="18"/>
-              </w:rPr>
-              <w:t>limiting:</w:t>
-            </w:r>
-            <w:proofErr w:type="gramEnd"/>
-            <w:r>
-              <w:rPr>
-                <w:rFonts w:ascii="Consolas" w:eastAsia="Consolas" w:hAnsi="Consolas" w:cs="Consolas"/>
-                <w:sz w:val="18"/>
-                <w:szCs w:val="18"/>
-              </w:rPr>
-              <w:t xml:space="preserve"> max 10 shorten requests per minute per IP</w:t>
-            </w:r>
-          </w:p>
-          <w:p>
-            <w:pPr>
-              <w:spacing w:after="40"/>
-            </w:pPr>
-            <w:r>
-              <w:rPr>
-                <w:rFonts w:ascii="Consolas" w:eastAsia="Consolas" w:hAnsi="Consolas" w:cs="Consolas"/>
-                <w:sz w:val="18"/>
-                <w:szCs w:val="18"/>
-              </w:rPr>
-              <w:t xml:space="preserve">- Custom short codes: optional </w:t>
-            </w:r>
-            <w:proofErr w:type="gramStart"/>
-            <w:r>
-              <w:rPr>
-                <w:rFonts w:ascii="Consolas" w:eastAsia="Consolas" w:hAnsi="Consolas" w:cs="Consolas"/>
-                <w:sz w:val="18"/>
-                <w:szCs w:val="18"/>
-              </w:rPr>
-              <w:t xml:space="preserve">{ </w:t>
-            </w:r>
-            <w:proofErr w:type="spellStart"/>
-            <w:r>
-              <w:rPr>
-                <w:rFonts w:ascii="Consolas" w:eastAsia="Consolas" w:hAnsi="Consolas" w:cs="Consolas"/>
-                <w:sz w:val="18"/>
-                <w:szCs w:val="18"/>
-              </w:rPr>
-              <w:t>customCode</w:t>
-            </w:r>
-            <w:proofErr w:type="spellEnd"/>
-            <w:proofErr w:type="gramEnd"/>
-            <w:r>
-              <w:rPr>
-                <w:rFonts w:ascii="Consolas" w:eastAsia="Consolas" w:hAnsi="Consolas" w:cs="Consolas"/>
-                <w:sz w:val="18"/>
-                <w:szCs w:val="18"/>
-              </w:rPr>
-              <w:t xml:space="preserve"> } param in POST /</w:t>
-            </w:r>
-            <w:proofErr w:type="spellStart"/>
-            <w:r>
-              <w:rPr>
-                <w:rFonts w:ascii="Consolas" w:eastAsia="Consolas" w:hAnsi="Consolas" w:cs="Consolas"/>
-                <w:sz w:val="18"/>
-                <w:szCs w:val="18"/>
-              </w:rPr>
-              <w:t>api</w:t>
-            </w:r>
-            <w:proofErr w:type="spellEnd"/>
-            <w:r>
-              <w:rPr>
-                <w:rFonts w:ascii="Consolas" w:eastAsia="Consolas" w:hAnsi="Consolas" w:cs="Consolas"/>
-                <w:sz w:val="18"/>
-                <w:szCs w:val="18"/>
-              </w:rPr>
-              <w:t>/shorten</w:t>
+              <w:t>- Rate limiting: max 10 shorten requests per minute per IP</w:t>
+            </w:r>
+          </w:p>
+          <w:p>
+            <w:pPr>
+              <w:spacing w:after="40"/>
+            </w:pPr>
+            <w:r>
+              <w:rPr>
+                <w:rFonts w:ascii="Consolas" w:eastAsia="Consolas" w:hAnsi="Consolas" w:cs="Consolas"/>
+                <w:sz w:val="18"/>
+                <w:szCs w:val="18"/>
+              </w:rPr>
+              <w:t>- Custom short codes: optional { customCode } param in POST /api/shorten</w:t>
             </w:r>
           </w:p>
           <w:p>
@@ -4099,13 +3470,8 @@
         <w:t>Tab) and use this prompt. Note that we reference both the BRD and the spec</w:t>
       </w:r>
       <w:r>
-        <w:t xml:space="preserve"> </w:t>
-      </w:r>
-      <w:proofErr w:type="gramStart"/>
-      <w:r>
-        <w:t>documents</w:t>
-      </w:r>
-      <w:proofErr w:type="gramEnd"/>
+        <w:t xml:space="preserve"> documents</w:t>
+      </w:r>
       <w:r>
         <w:t xml:space="preserve"> so Claude Code has full context:</w:t>
       </w:r>
@@ -4152,41 +3518,13 @@
             <w:pPr>
               <w:spacing w:after="40"/>
             </w:pPr>
-            <w:proofErr w:type="gramStart"/>
-            <w:r>
-              <w:rPr>
-                <w:rFonts w:ascii="Consolas" w:eastAsia="Consolas" w:hAnsi="Consolas" w:cs="Consolas"/>
-                <w:sz w:val="18"/>
-                <w:szCs w:val="18"/>
-              </w:rPr>
-              <w:t>Read @brd.md, @</w:t>
-            </w:r>
-            <w:proofErr w:type="gramEnd"/>
-            <w:r>
-              <w:rPr>
-                <w:rFonts w:ascii="Consolas" w:eastAsia="Consolas" w:hAnsi="Consolas" w:cs="Consolas"/>
-                <w:sz w:val="18"/>
-                <w:szCs w:val="18"/>
-              </w:rPr>
-              <w:t xml:space="preserve">architecture.md (if present), </w:t>
-            </w:r>
-            <w:proofErr w:type="gramStart"/>
-            <w:r>
-              <w:rPr>
-                <w:rFonts w:ascii="Consolas" w:eastAsia="Consolas" w:hAnsi="Consolas" w:cs="Consolas"/>
-                <w:sz w:val="18"/>
-                <w:szCs w:val="18"/>
-              </w:rPr>
-              <w:t>and @spec.md</w:t>
-            </w:r>
-            <w:proofErr w:type="gramEnd"/>
-            <w:r>
-              <w:rPr>
-                <w:rFonts w:ascii="Consolas" w:eastAsia="Consolas" w:hAnsi="Consolas" w:cs="Consolas"/>
-                <w:sz w:val="18"/>
-                <w:szCs w:val="18"/>
-              </w:rPr>
-              <w:t>.</w:t>
+            <w:r>
+              <w:rPr>
+                <w:rFonts w:ascii="Consolas" w:eastAsia="Consolas" w:hAnsi="Consolas" w:cs="Consolas"/>
+                <w:sz w:val="18"/>
+                <w:szCs w:val="18"/>
+              </w:rPr>
+              <w:t>Read @brd.md, @architecture.md (if present), and @spec.md.</w:t>
             </w:r>
           </w:p>
           <w:p>
@@ -4342,25 +3680,7 @@
                 <w:sz w:val="18"/>
                 <w:szCs w:val="18"/>
               </w:rPr>
-              <w:t xml:space="preserve">Use checkboxes (- </w:t>
-            </w:r>
-            <w:proofErr w:type="gramStart"/>
-            <w:r>
-              <w:rPr>
-                <w:rFonts w:ascii="Consolas" w:eastAsia="Consolas" w:hAnsi="Consolas" w:cs="Consolas"/>
-                <w:sz w:val="18"/>
-                <w:szCs w:val="18"/>
-              </w:rPr>
-              <w:t>[ ]</w:t>
-            </w:r>
-            <w:proofErr w:type="gramEnd"/>
-            <w:r>
-              <w:rPr>
-                <w:rFonts w:ascii="Consolas" w:eastAsia="Consolas" w:hAnsi="Consolas" w:cs="Consolas"/>
-                <w:sz w:val="18"/>
-                <w:szCs w:val="18"/>
-              </w:rPr>
-              <w:t>) so we can track completion.</w:t>
+              <w:t>Use checkboxes (- [ ]) so we can track completion.</w:t>
             </w:r>
           </w:p>
           <w:p>
@@ -4484,25 +3804,7 @@
                 <w:sz w:val="18"/>
                 <w:szCs w:val="18"/>
               </w:rPr>
-              <w:t>Branch: phase-1/core-</w:t>
-            </w:r>
-            <w:proofErr w:type="spellStart"/>
-            <w:r>
-              <w:rPr>
-                <w:rFonts w:ascii="Consolas" w:eastAsia="Consolas" w:hAnsi="Consolas" w:cs="Consolas"/>
-                <w:sz w:val="18"/>
-                <w:szCs w:val="18"/>
-              </w:rPr>
-              <w:t>api</w:t>
-            </w:r>
-            <w:proofErr w:type="spellEnd"/>
-            <w:r>
-              <w:rPr>
-                <w:rFonts w:ascii="Consolas" w:eastAsia="Consolas" w:hAnsi="Consolas" w:cs="Consolas"/>
-                <w:sz w:val="18"/>
-                <w:szCs w:val="18"/>
-              </w:rPr>
-              <w:t xml:space="preserve"> | PR target: main</w:t>
+              <w:t>Branch: phase-1/core-api | PR target: main</w:t>
             </w:r>
           </w:p>
           <w:p>
@@ -4528,223 +3830,59 @@
                 <w:sz w:val="18"/>
                 <w:szCs w:val="18"/>
               </w:rPr>
-              <w:t xml:space="preserve">- </w:t>
-            </w:r>
-            <w:proofErr w:type="gramStart"/>
-            <w:r>
-              <w:rPr>
-                <w:rFonts w:ascii="Consolas" w:eastAsia="Consolas" w:hAnsi="Consolas" w:cs="Consolas"/>
-                <w:sz w:val="18"/>
-                <w:szCs w:val="18"/>
-              </w:rPr>
-              <w:t>[ ]</w:t>
-            </w:r>
-            <w:proofErr w:type="gramEnd"/>
-            <w:r>
-              <w:rPr>
-                <w:rFonts w:ascii="Consolas" w:eastAsia="Consolas" w:hAnsi="Consolas" w:cs="Consolas"/>
-                <w:sz w:val="18"/>
-                <w:szCs w:val="18"/>
-              </w:rPr>
-              <w:t xml:space="preserve"> **P1-T1: Project scaffolding**</w:t>
-            </w:r>
-          </w:p>
-          <w:p>
-            <w:pPr>
-              <w:spacing w:after="40"/>
-            </w:pPr>
-            <w:r>
-              <w:rPr>
-                <w:rFonts w:ascii="Consolas" w:eastAsia="Consolas" w:hAnsi="Consolas" w:cs="Consolas"/>
-                <w:sz w:val="18"/>
-                <w:szCs w:val="18"/>
-              </w:rPr>
-              <w:t xml:space="preserve">  Description: Initialize TypeScript + Express project with </w:t>
-            </w:r>
-            <w:proofErr w:type="spellStart"/>
-            <w:r>
-              <w:rPr>
-                <w:rFonts w:ascii="Consolas" w:eastAsia="Consolas" w:hAnsi="Consolas" w:cs="Consolas"/>
-                <w:sz w:val="18"/>
-                <w:szCs w:val="18"/>
-              </w:rPr>
-              <w:t>vitest</w:t>
-            </w:r>
-            <w:proofErr w:type="spellEnd"/>
-            <w:r>
-              <w:rPr>
-                <w:rFonts w:ascii="Consolas" w:eastAsia="Consolas" w:hAnsi="Consolas" w:cs="Consolas"/>
-                <w:sz w:val="18"/>
-                <w:szCs w:val="18"/>
-              </w:rPr>
-              <w:t>.</w:t>
-            </w:r>
-          </w:p>
-          <w:p>
-            <w:pPr>
-              <w:spacing w:after="40"/>
-            </w:pPr>
-            <w:r>
-              <w:rPr>
-                <w:rFonts w:ascii="Consolas" w:eastAsia="Consolas" w:hAnsi="Consolas" w:cs="Consolas"/>
-                <w:sz w:val="18"/>
-                <w:szCs w:val="18"/>
-              </w:rPr>
-              <w:t xml:space="preserve">  Install dependencies: express, better-sqlite3, </w:t>
-            </w:r>
-            <w:proofErr w:type="spellStart"/>
-            <w:r>
-              <w:rPr>
-                <w:rFonts w:ascii="Consolas" w:eastAsia="Consolas" w:hAnsi="Consolas" w:cs="Consolas"/>
-                <w:sz w:val="18"/>
-                <w:szCs w:val="18"/>
-              </w:rPr>
-              <w:t>nanoid</w:t>
-            </w:r>
-            <w:proofErr w:type="spellEnd"/>
-            <w:r>
-              <w:rPr>
-                <w:rFonts w:ascii="Consolas" w:eastAsia="Consolas" w:hAnsi="Consolas" w:cs="Consolas"/>
-                <w:sz w:val="18"/>
-                <w:szCs w:val="18"/>
-              </w:rPr>
-              <w:t xml:space="preserve">, </w:t>
-            </w:r>
-            <w:proofErr w:type="spellStart"/>
-            <w:r>
-              <w:rPr>
-                <w:rFonts w:ascii="Consolas" w:eastAsia="Consolas" w:hAnsi="Consolas" w:cs="Consolas"/>
-                <w:sz w:val="18"/>
-                <w:szCs w:val="18"/>
-              </w:rPr>
-              <w:t>vitest</w:t>
-            </w:r>
-            <w:proofErr w:type="spellEnd"/>
-            <w:r>
-              <w:rPr>
-                <w:rFonts w:ascii="Consolas" w:eastAsia="Consolas" w:hAnsi="Consolas" w:cs="Consolas"/>
-                <w:sz w:val="18"/>
-                <w:szCs w:val="18"/>
-              </w:rPr>
-              <w:t xml:space="preserve">, </w:t>
-            </w:r>
-            <w:proofErr w:type="spellStart"/>
-            <w:r>
-              <w:rPr>
-                <w:rFonts w:ascii="Consolas" w:eastAsia="Consolas" w:hAnsi="Consolas" w:cs="Consolas"/>
-                <w:sz w:val="18"/>
-                <w:szCs w:val="18"/>
-              </w:rPr>
-              <w:t>supertest</w:t>
-            </w:r>
-            <w:proofErr w:type="spellEnd"/>
-            <w:r>
-              <w:rPr>
-                <w:rFonts w:ascii="Consolas" w:eastAsia="Consolas" w:hAnsi="Consolas" w:cs="Consolas"/>
-                <w:sz w:val="18"/>
-                <w:szCs w:val="18"/>
-              </w:rPr>
-              <w:t>.</w:t>
-            </w:r>
-          </w:p>
-          <w:p>
-            <w:pPr>
-              <w:spacing w:after="40"/>
-            </w:pPr>
-            <w:r>
-              <w:rPr>
-                <w:rFonts w:ascii="Consolas" w:eastAsia="Consolas" w:hAnsi="Consolas" w:cs="Consolas"/>
-                <w:sz w:val="18"/>
-                <w:szCs w:val="18"/>
-              </w:rPr>
-              <w:t xml:space="preserve">  Create </w:t>
-            </w:r>
-            <w:proofErr w:type="spellStart"/>
-            <w:proofErr w:type="gramStart"/>
-            <w:r>
-              <w:rPr>
-                <w:rFonts w:ascii="Consolas" w:eastAsia="Consolas" w:hAnsi="Consolas" w:cs="Consolas"/>
-                <w:sz w:val="18"/>
-                <w:szCs w:val="18"/>
-              </w:rPr>
-              <w:t>tsconfig.json</w:t>
-            </w:r>
-            <w:proofErr w:type="spellEnd"/>
-            <w:proofErr w:type="gramEnd"/>
-            <w:r>
-              <w:rPr>
-                <w:rFonts w:ascii="Consolas" w:eastAsia="Consolas" w:hAnsi="Consolas" w:cs="Consolas"/>
-                <w:sz w:val="18"/>
-                <w:szCs w:val="18"/>
-              </w:rPr>
-              <w:t xml:space="preserve">, </w:t>
-            </w:r>
-            <w:proofErr w:type="spellStart"/>
-            <w:r>
-              <w:rPr>
-                <w:rFonts w:ascii="Consolas" w:eastAsia="Consolas" w:hAnsi="Consolas" w:cs="Consolas"/>
-                <w:sz w:val="18"/>
-                <w:szCs w:val="18"/>
-              </w:rPr>
-              <w:t>src</w:t>
-            </w:r>
-            <w:proofErr w:type="spellEnd"/>
-            <w:r>
-              <w:rPr>
-                <w:rFonts w:ascii="Consolas" w:eastAsia="Consolas" w:hAnsi="Consolas" w:cs="Consolas"/>
-                <w:sz w:val="18"/>
-                <w:szCs w:val="18"/>
-              </w:rPr>
-              <w:t>/ folder structure, and dev/build scripts.</w:t>
-            </w:r>
-          </w:p>
-          <w:p>
-            <w:pPr>
-              <w:spacing w:after="40"/>
-            </w:pPr>
-            <w:r>
-              <w:rPr>
-                <w:rFonts w:ascii="Consolas" w:eastAsia="Consolas" w:hAnsi="Consolas" w:cs="Consolas"/>
-                <w:sz w:val="18"/>
-                <w:szCs w:val="18"/>
-              </w:rPr>
-              <w:t xml:space="preserve">  Acceptance: </w:t>
-            </w:r>
-            <w:proofErr w:type="spellStart"/>
-            <w:r>
-              <w:rPr>
-                <w:rFonts w:ascii="Consolas" w:eastAsia="Consolas" w:hAnsi="Consolas" w:cs="Consolas"/>
-                <w:sz w:val="18"/>
-                <w:szCs w:val="18"/>
-              </w:rPr>
-              <w:t>npm</w:t>
-            </w:r>
-            <w:proofErr w:type="spellEnd"/>
-            <w:r>
-              <w:rPr>
-                <w:rFonts w:ascii="Consolas" w:eastAsia="Consolas" w:hAnsi="Consolas" w:cs="Consolas"/>
-                <w:sz w:val="18"/>
-                <w:szCs w:val="18"/>
-              </w:rPr>
-              <w:t xml:space="preserve"> run build compiles without errors, </w:t>
-            </w:r>
-            <w:proofErr w:type="spellStart"/>
-            <w:r>
-              <w:rPr>
-                <w:rFonts w:ascii="Consolas" w:eastAsia="Consolas" w:hAnsi="Consolas" w:cs="Consolas"/>
-                <w:sz w:val="18"/>
-                <w:szCs w:val="18"/>
-              </w:rPr>
-              <w:t>npm</w:t>
-            </w:r>
-            <w:proofErr w:type="spellEnd"/>
-            <w:r>
-              <w:rPr>
-                <w:rFonts w:ascii="Consolas" w:eastAsia="Consolas" w:hAnsi="Consolas" w:cs="Consolas"/>
-                <w:sz w:val="18"/>
-                <w:szCs w:val="18"/>
-              </w:rPr>
-              <w:t xml:space="preserve"> test runs (0 tests ok).</w:t>
+              <w:t>- [ ] **P1-T1: Project scaffolding**</w:t>
+            </w:r>
+          </w:p>
+          <w:p>
+            <w:pPr>
+              <w:spacing w:after="40"/>
+            </w:pPr>
+            <w:r>
+              <w:rPr>
+                <w:rFonts w:ascii="Consolas" w:eastAsia="Consolas" w:hAnsi="Consolas" w:cs="Consolas"/>
+                <w:sz w:val="18"/>
+                <w:szCs w:val="18"/>
+              </w:rPr>
+              <w:t xml:space="preserve">  Description: Initialize TypeScript + Express project with vitest.</w:t>
+            </w:r>
+          </w:p>
+          <w:p>
+            <w:pPr>
+              <w:spacing w:after="40"/>
+            </w:pPr>
+            <w:r>
+              <w:rPr>
+                <w:rFonts w:ascii="Consolas" w:eastAsia="Consolas" w:hAnsi="Consolas" w:cs="Consolas"/>
+                <w:sz w:val="18"/>
+                <w:szCs w:val="18"/>
+              </w:rPr>
+              <w:t xml:space="preserve">  Install dependencies: express, better-sqlite3, nanoid, vitest, supertest.</w:t>
+            </w:r>
+          </w:p>
+          <w:p>
+            <w:pPr>
+              <w:spacing w:after="40"/>
+            </w:pPr>
+            <w:r>
+              <w:rPr>
+                <w:rFonts w:ascii="Consolas" w:eastAsia="Consolas" w:hAnsi="Consolas" w:cs="Consolas"/>
+                <w:sz w:val="18"/>
+                <w:szCs w:val="18"/>
+              </w:rPr>
+              <w:t xml:space="preserve">  Create tsconfig.json, src/ folder structure, and dev/build scripts.</w:t>
+            </w:r>
+          </w:p>
+          <w:p>
+            <w:pPr>
+              <w:spacing w:after="40"/>
+            </w:pPr>
+            <w:r>
+              <w:rPr>
+                <w:rFonts w:ascii="Consolas" w:eastAsia="Consolas" w:hAnsi="Consolas" w:cs="Consolas"/>
+                <w:sz w:val="18"/>
+                <w:szCs w:val="18"/>
+              </w:rPr>
+              <w:t xml:space="preserve">  Acceptance: npm run build compiles without errors, npm test runs (0 tests ok).</w:t>
             </w:r>
           </w:p>
           <w:p>
@@ -4783,261 +3921,59 @@
                 <w:sz w:val="18"/>
                 <w:szCs w:val="18"/>
               </w:rPr>
-              <w:t xml:space="preserve">- </w:t>
-            </w:r>
-            <w:proofErr w:type="gramStart"/>
-            <w:r>
-              <w:rPr>
-                <w:rFonts w:ascii="Consolas" w:eastAsia="Consolas" w:hAnsi="Consolas" w:cs="Consolas"/>
-                <w:sz w:val="18"/>
-                <w:szCs w:val="18"/>
-              </w:rPr>
-              <w:t>[ ]</w:t>
-            </w:r>
-            <w:proofErr w:type="gramEnd"/>
-            <w:r>
-              <w:rPr>
-                <w:rFonts w:ascii="Consolas" w:eastAsia="Consolas" w:hAnsi="Consolas" w:cs="Consolas"/>
-                <w:sz w:val="18"/>
-                <w:szCs w:val="18"/>
-              </w:rPr>
-              <w:t xml:space="preserve"> **P1-T2: Database layer**</w:t>
-            </w:r>
-          </w:p>
-          <w:p>
-            <w:pPr>
-              <w:spacing w:after="40"/>
-            </w:pPr>
-            <w:r>
-              <w:rPr>
-                <w:rFonts w:ascii="Consolas" w:eastAsia="Consolas" w:hAnsi="Consolas" w:cs="Consolas"/>
-                <w:sz w:val="18"/>
-                <w:szCs w:val="18"/>
-              </w:rPr>
-              <w:t xml:space="preserve">  Description: Create SQLite database module with a "</w:t>
-            </w:r>
-            <w:proofErr w:type="spellStart"/>
-            <w:r>
-              <w:rPr>
-                <w:rFonts w:ascii="Consolas" w:eastAsia="Consolas" w:hAnsi="Consolas" w:cs="Consolas"/>
-                <w:sz w:val="18"/>
-                <w:szCs w:val="18"/>
-              </w:rPr>
-              <w:t>urls</w:t>
-            </w:r>
-            <w:proofErr w:type="spellEnd"/>
-            <w:r>
-              <w:rPr>
-                <w:rFonts w:ascii="Consolas" w:eastAsia="Consolas" w:hAnsi="Consolas" w:cs="Consolas"/>
-                <w:sz w:val="18"/>
-                <w:szCs w:val="18"/>
-              </w:rPr>
-              <w:t>" table schema.</w:t>
-            </w:r>
-          </w:p>
-          <w:p>
-            <w:pPr>
-              <w:spacing w:after="40"/>
-            </w:pPr>
-            <w:r>
-              <w:rPr>
-                <w:rFonts w:ascii="Consolas" w:eastAsia="Consolas" w:hAnsi="Consolas" w:cs="Consolas"/>
-                <w:sz w:val="18"/>
-                <w:szCs w:val="18"/>
-              </w:rPr>
-              <w:t xml:space="preserve">  Columns: id (auto-increment), </w:t>
-            </w:r>
-            <w:proofErr w:type="spellStart"/>
-            <w:r>
-              <w:rPr>
-                <w:rFonts w:ascii="Consolas" w:eastAsia="Consolas" w:hAnsi="Consolas" w:cs="Consolas"/>
-                <w:sz w:val="18"/>
-                <w:szCs w:val="18"/>
-              </w:rPr>
-              <w:t>originalUrl</w:t>
-            </w:r>
-            <w:proofErr w:type="spellEnd"/>
-            <w:r>
-              <w:rPr>
-                <w:rFonts w:ascii="Consolas" w:eastAsia="Consolas" w:hAnsi="Consolas" w:cs="Consolas"/>
-                <w:sz w:val="18"/>
-                <w:szCs w:val="18"/>
-              </w:rPr>
-              <w:t xml:space="preserve"> (text), </w:t>
-            </w:r>
-            <w:proofErr w:type="spellStart"/>
-            <w:r>
-              <w:rPr>
-                <w:rFonts w:ascii="Consolas" w:eastAsia="Consolas" w:hAnsi="Consolas" w:cs="Consolas"/>
-                <w:sz w:val="18"/>
-                <w:szCs w:val="18"/>
-              </w:rPr>
-              <w:t>shortCode</w:t>
-            </w:r>
-            <w:proofErr w:type="spellEnd"/>
-            <w:r>
-              <w:rPr>
-                <w:rFonts w:ascii="Consolas" w:eastAsia="Consolas" w:hAnsi="Consolas" w:cs="Consolas"/>
-                <w:sz w:val="18"/>
-                <w:szCs w:val="18"/>
-              </w:rPr>
-              <w:t xml:space="preserve"> (text unique),</w:t>
-            </w:r>
-          </w:p>
-          <w:p>
-            <w:pPr>
-              <w:spacing w:after="40"/>
-            </w:pPr>
-            <w:r>
-              <w:rPr>
-                <w:rFonts w:ascii="Consolas" w:eastAsia="Consolas" w:hAnsi="Consolas" w:cs="Consolas"/>
-                <w:sz w:val="18"/>
-                <w:szCs w:val="18"/>
-              </w:rPr>
-              <w:t xml:space="preserve">  clicks (integer default 0), </w:t>
-            </w:r>
-            <w:proofErr w:type="spellStart"/>
-            <w:r>
-              <w:rPr>
-                <w:rFonts w:ascii="Consolas" w:eastAsia="Consolas" w:hAnsi="Consolas" w:cs="Consolas"/>
-                <w:sz w:val="18"/>
-                <w:szCs w:val="18"/>
-              </w:rPr>
-              <w:t>createdAt</w:t>
-            </w:r>
-            <w:proofErr w:type="spellEnd"/>
-            <w:r>
-              <w:rPr>
-                <w:rFonts w:ascii="Consolas" w:eastAsia="Consolas" w:hAnsi="Consolas" w:cs="Consolas"/>
-                <w:sz w:val="18"/>
-                <w:szCs w:val="18"/>
-              </w:rPr>
-              <w:t xml:space="preserve"> (datetime default now).</w:t>
-            </w:r>
-          </w:p>
-          <w:p>
-            <w:pPr>
-              <w:spacing w:after="40"/>
-            </w:pPr>
-            <w:r>
-              <w:rPr>
-                <w:rFonts w:ascii="Consolas" w:eastAsia="Consolas" w:hAnsi="Consolas" w:cs="Consolas"/>
-                <w:sz w:val="18"/>
-                <w:szCs w:val="18"/>
-              </w:rPr>
-              <w:t xml:space="preserve">  Export functions: </w:t>
-            </w:r>
-            <w:proofErr w:type="spellStart"/>
-            <w:proofErr w:type="gramStart"/>
-            <w:r>
-              <w:rPr>
-                <w:rFonts w:ascii="Consolas" w:eastAsia="Consolas" w:hAnsi="Consolas" w:cs="Consolas"/>
-                <w:sz w:val="18"/>
-                <w:szCs w:val="18"/>
-              </w:rPr>
-              <w:t>createUrl</w:t>
-            </w:r>
-            <w:proofErr w:type="spellEnd"/>
-            <w:r>
-              <w:rPr>
-                <w:rFonts w:ascii="Consolas" w:eastAsia="Consolas" w:hAnsi="Consolas" w:cs="Consolas"/>
-                <w:sz w:val="18"/>
-                <w:szCs w:val="18"/>
-              </w:rPr>
-              <w:t>(</w:t>
-            </w:r>
-            <w:proofErr w:type="gramEnd"/>
-            <w:r>
-              <w:rPr>
-                <w:rFonts w:ascii="Consolas" w:eastAsia="Consolas" w:hAnsi="Consolas" w:cs="Consolas"/>
-                <w:sz w:val="18"/>
-                <w:szCs w:val="18"/>
-              </w:rPr>
-              <w:t xml:space="preserve">), </w:t>
-            </w:r>
-            <w:proofErr w:type="spellStart"/>
-            <w:proofErr w:type="gramStart"/>
-            <w:r>
-              <w:rPr>
-                <w:rFonts w:ascii="Consolas" w:eastAsia="Consolas" w:hAnsi="Consolas" w:cs="Consolas"/>
-                <w:sz w:val="18"/>
-                <w:szCs w:val="18"/>
-              </w:rPr>
-              <w:t>getUrlByCode</w:t>
-            </w:r>
-            <w:proofErr w:type="spellEnd"/>
-            <w:r>
-              <w:rPr>
-                <w:rFonts w:ascii="Consolas" w:eastAsia="Consolas" w:hAnsi="Consolas" w:cs="Consolas"/>
-                <w:sz w:val="18"/>
-                <w:szCs w:val="18"/>
-              </w:rPr>
-              <w:t>(</w:t>
-            </w:r>
-            <w:proofErr w:type="gramEnd"/>
-            <w:r>
-              <w:rPr>
-                <w:rFonts w:ascii="Consolas" w:eastAsia="Consolas" w:hAnsi="Consolas" w:cs="Consolas"/>
-                <w:sz w:val="18"/>
-                <w:szCs w:val="18"/>
-              </w:rPr>
-              <w:t xml:space="preserve">), </w:t>
-            </w:r>
-            <w:proofErr w:type="spellStart"/>
-            <w:proofErr w:type="gramStart"/>
-            <w:r>
-              <w:rPr>
-                <w:rFonts w:ascii="Consolas" w:eastAsia="Consolas" w:hAnsi="Consolas" w:cs="Consolas"/>
-                <w:sz w:val="18"/>
-                <w:szCs w:val="18"/>
-              </w:rPr>
-              <w:t>incrementClicks</w:t>
-            </w:r>
-            <w:proofErr w:type="spellEnd"/>
-            <w:r>
-              <w:rPr>
-                <w:rFonts w:ascii="Consolas" w:eastAsia="Consolas" w:hAnsi="Consolas" w:cs="Consolas"/>
-                <w:sz w:val="18"/>
-                <w:szCs w:val="18"/>
-              </w:rPr>
-              <w:t>(</w:t>
-            </w:r>
-            <w:proofErr w:type="gramEnd"/>
-            <w:r>
-              <w:rPr>
-                <w:rFonts w:ascii="Consolas" w:eastAsia="Consolas" w:hAnsi="Consolas" w:cs="Consolas"/>
-                <w:sz w:val="18"/>
-                <w:szCs w:val="18"/>
-              </w:rPr>
-              <w:t xml:space="preserve">), </w:t>
-            </w:r>
-            <w:proofErr w:type="spellStart"/>
-            <w:proofErr w:type="gramStart"/>
-            <w:r>
-              <w:rPr>
-                <w:rFonts w:ascii="Consolas" w:eastAsia="Consolas" w:hAnsi="Consolas" w:cs="Consolas"/>
-                <w:sz w:val="18"/>
-                <w:szCs w:val="18"/>
-              </w:rPr>
-              <w:t>getAllUrls</w:t>
-            </w:r>
-            <w:proofErr w:type="spellEnd"/>
-            <w:r>
-              <w:rPr>
-                <w:rFonts w:ascii="Consolas" w:eastAsia="Consolas" w:hAnsi="Consolas" w:cs="Consolas"/>
-                <w:sz w:val="18"/>
-                <w:szCs w:val="18"/>
-              </w:rPr>
-              <w:t>(</w:t>
-            </w:r>
-            <w:proofErr w:type="gramEnd"/>
-            <w:r>
-              <w:rPr>
-                <w:rFonts w:ascii="Consolas" w:eastAsia="Consolas" w:hAnsi="Consolas" w:cs="Consolas"/>
-                <w:sz w:val="18"/>
-                <w:szCs w:val="18"/>
-              </w:rPr>
-              <w:t>).</w:t>
+              <w:t>- [ ] **P1-T2: Database layer**</w:t>
+            </w:r>
+          </w:p>
+          <w:p>
+            <w:pPr>
+              <w:spacing w:after="40"/>
+            </w:pPr>
+            <w:r>
+              <w:rPr>
+                <w:rFonts w:ascii="Consolas" w:eastAsia="Consolas" w:hAnsi="Consolas" w:cs="Consolas"/>
+                <w:sz w:val="18"/>
+                <w:szCs w:val="18"/>
+              </w:rPr>
+              <w:t xml:space="preserve">  Description: Create SQLite database module with a "urls" table schema.</w:t>
+            </w:r>
+          </w:p>
+          <w:p>
+            <w:pPr>
+              <w:spacing w:after="40"/>
+            </w:pPr>
+            <w:r>
+              <w:rPr>
+                <w:rFonts w:ascii="Consolas" w:eastAsia="Consolas" w:hAnsi="Consolas" w:cs="Consolas"/>
+                <w:sz w:val="18"/>
+                <w:szCs w:val="18"/>
+              </w:rPr>
+              <w:t xml:space="preserve">  Columns: id (auto-increment), originalUrl (text), shortCode (text unique),</w:t>
+            </w:r>
+          </w:p>
+          <w:p>
+            <w:pPr>
+              <w:spacing w:after="40"/>
+            </w:pPr>
+            <w:r>
+              <w:rPr>
+                <w:rFonts w:ascii="Consolas" w:eastAsia="Consolas" w:hAnsi="Consolas" w:cs="Consolas"/>
+                <w:sz w:val="18"/>
+                <w:szCs w:val="18"/>
+              </w:rPr>
+              <w:t xml:space="preserve">  clicks (integer default 0), createdAt (datetime default now).</w:t>
+            </w:r>
+          </w:p>
+          <w:p>
+            <w:pPr>
+              <w:spacing w:after="40"/>
+            </w:pPr>
+            <w:r>
+              <w:rPr>
+                <w:rFonts w:ascii="Consolas" w:eastAsia="Consolas" w:hAnsi="Consolas" w:cs="Consolas"/>
+                <w:sz w:val="18"/>
+                <w:szCs w:val="18"/>
+              </w:rPr>
+              <w:t xml:space="preserve">  Export functions: createUrl(), getUrlByCode(), incrementClicks(), getAllUrls().</w:t>
             </w:r>
           </w:p>
           <w:p>
@@ -5090,161 +4026,33 @@
                 <w:sz w:val="18"/>
                 <w:szCs w:val="18"/>
               </w:rPr>
-              <w:t xml:space="preserve">- </w:t>
-            </w:r>
-            <w:proofErr w:type="gramStart"/>
-            <w:r>
-              <w:rPr>
-                <w:rFonts w:ascii="Consolas" w:eastAsia="Consolas" w:hAnsi="Consolas" w:cs="Consolas"/>
-                <w:sz w:val="18"/>
-                <w:szCs w:val="18"/>
-              </w:rPr>
-              <w:t>[ ]</w:t>
-            </w:r>
-            <w:proofErr w:type="gramEnd"/>
-            <w:r>
-              <w:rPr>
-                <w:rFonts w:ascii="Consolas" w:eastAsia="Consolas" w:hAnsi="Consolas" w:cs="Consolas"/>
-                <w:sz w:val="18"/>
-                <w:szCs w:val="18"/>
-              </w:rPr>
-              <w:t xml:space="preserve"> **P1-T3: POST /</w:t>
-            </w:r>
-            <w:proofErr w:type="spellStart"/>
-            <w:r>
-              <w:rPr>
-                <w:rFonts w:ascii="Consolas" w:eastAsia="Consolas" w:hAnsi="Consolas" w:cs="Consolas"/>
-                <w:sz w:val="18"/>
-                <w:szCs w:val="18"/>
-              </w:rPr>
-              <w:t>api</w:t>
-            </w:r>
-            <w:proofErr w:type="spellEnd"/>
-            <w:r>
-              <w:rPr>
-                <w:rFonts w:ascii="Consolas" w:eastAsia="Consolas" w:hAnsi="Consolas" w:cs="Consolas"/>
-                <w:sz w:val="18"/>
-                <w:szCs w:val="18"/>
-              </w:rPr>
-              <w:t>/shorten endpoint**</w:t>
-            </w:r>
-          </w:p>
-          <w:p>
-            <w:pPr>
-              <w:spacing w:after="40"/>
-            </w:pPr>
-            <w:r>
-              <w:rPr>
-                <w:rFonts w:ascii="Consolas" w:eastAsia="Consolas" w:hAnsi="Consolas" w:cs="Consolas"/>
-                <w:sz w:val="18"/>
-                <w:szCs w:val="18"/>
-              </w:rPr>
-              <w:t xml:space="preserve">  Description: Implement the </w:t>
-            </w:r>
-            <w:proofErr w:type="gramStart"/>
-            <w:r>
-              <w:rPr>
-                <w:rFonts w:ascii="Consolas" w:eastAsia="Consolas" w:hAnsi="Consolas" w:cs="Consolas"/>
-                <w:sz w:val="18"/>
-                <w:szCs w:val="18"/>
-              </w:rPr>
-              <w:t>shorten</w:t>
-            </w:r>
-            <w:proofErr w:type="gramEnd"/>
-            <w:r>
-              <w:rPr>
-                <w:rFonts w:ascii="Consolas" w:eastAsia="Consolas" w:hAnsi="Consolas" w:cs="Consolas"/>
-                <w:sz w:val="18"/>
-                <w:szCs w:val="18"/>
-              </w:rPr>
-              <w:t xml:space="preserve"> endpoint. Validate URL format and max length.</w:t>
-            </w:r>
-          </w:p>
-          <w:p>
-            <w:pPr>
-              <w:spacing w:after="40"/>
-            </w:pPr>
-            <w:r>
-              <w:rPr>
-                <w:rFonts w:ascii="Consolas" w:eastAsia="Consolas" w:hAnsi="Consolas" w:cs="Consolas"/>
-                <w:sz w:val="18"/>
-                <w:szCs w:val="18"/>
-              </w:rPr>
-              <w:t xml:space="preserve">  Generate a 7-character short code using </w:t>
-            </w:r>
-            <w:proofErr w:type="spellStart"/>
-            <w:r>
-              <w:rPr>
-                <w:rFonts w:ascii="Consolas" w:eastAsia="Consolas" w:hAnsi="Consolas" w:cs="Consolas"/>
-                <w:sz w:val="18"/>
-                <w:szCs w:val="18"/>
-              </w:rPr>
-              <w:t>nanoid</w:t>
-            </w:r>
-            <w:proofErr w:type="spellEnd"/>
-            <w:r>
-              <w:rPr>
-                <w:rFonts w:ascii="Consolas" w:eastAsia="Consolas" w:hAnsi="Consolas" w:cs="Consolas"/>
-                <w:sz w:val="18"/>
-                <w:szCs w:val="18"/>
-              </w:rPr>
-              <w:t xml:space="preserve">. Return </w:t>
-            </w:r>
-            <w:proofErr w:type="gramStart"/>
-            <w:r>
-              <w:rPr>
-                <w:rFonts w:ascii="Consolas" w:eastAsia="Consolas" w:hAnsi="Consolas" w:cs="Consolas"/>
-                <w:sz w:val="18"/>
-                <w:szCs w:val="18"/>
-              </w:rPr>
-              <w:t xml:space="preserve">{ </w:t>
-            </w:r>
-            <w:proofErr w:type="spellStart"/>
-            <w:r>
-              <w:rPr>
-                <w:rFonts w:ascii="Consolas" w:eastAsia="Consolas" w:hAnsi="Consolas" w:cs="Consolas"/>
-                <w:sz w:val="18"/>
-                <w:szCs w:val="18"/>
-              </w:rPr>
-              <w:t>shortCode</w:t>
-            </w:r>
-            <w:proofErr w:type="spellEnd"/>
-            <w:proofErr w:type="gramEnd"/>
-            <w:r>
-              <w:rPr>
-                <w:rFonts w:ascii="Consolas" w:eastAsia="Consolas" w:hAnsi="Consolas" w:cs="Consolas"/>
-                <w:sz w:val="18"/>
-                <w:szCs w:val="18"/>
-              </w:rPr>
-              <w:t xml:space="preserve">, </w:t>
-            </w:r>
-            <w:proofErr w:type="spellStart"/>
-            <w:proofErr w:type="gramStart"/>
-            <w:r>
-              <w:rPr>
-                <w:rFonts w:ascii="Consolas" w:eastAsia="Consolas" w:hAnsi="Consolas" w:cs="Consolas"/>
-                <w:sz w:val="18"/>
-                <w:szCs w:val="18"/>
-              </w:rPr>
-              <w:t>shortUrl</w:t>
-            </w:r>
-            <w:proofErr w:type="spellEnd"/>
-            <w:r>
-              <w:rPr>
-                <w:rFonts w:ascii="Consolas" w:eastAsia="Consolas" w:hAnsi="Consolas" w:cs="Consolas"/>
-                <w:sz w:val="18"/>
-                <w:szCs w:val="18"/>
-              </w:rPr>
-              <w:t xml:space="preserve"> }</w:t>
-            </w:r>
-            <w:proofErr w:type="gramEnd"/>
-            <w:r>
-              <w:rPr>
-                <w:rFonts w:ascii="Consolas" w:eastAsia="Consolas" w:hAnsi="Consolas" w:cs="Consolas"/>
-                <w:sz w:val="18"/>
-                <w:szCs w:val="18"/>
-              </w:rPr>
-              <w:t>.</w:t>
+              <w:t>- [ ] **P1-T3: POST /api/shorten endpoint**</w:t>
+            </w:r>
+          </w:p>
+          <w:p>
+            <w:pPr>
+              <w:spacing w:after="40"/>
+            </w:pPr>
+            <w:r>
+              <w:rPr>
+                <w:rFonts w:ascii="Consolas" w:eastAsia="Consolas" w:hAnsi="Consolas" w:cs="Consolas"/>
+                <w:sz w:val="18"/>
+                <w:szCs w:val="18"/>
+              </w:rPr>
+              <w:t xml:space="preserve">  Description: Implement the shorten endpoint. Validate URL format and max length.</w:t>
+            </w:r>
+          </w:p>
+          <w:p>
+            <w:pPr>
+              <w:spacing w:after="40"/>
+            </w:pPr>
+            <w:r>
+              <w:rPr>
+                <w:rFonts w:ascii="Consolas" w:eastAsia="Consolas" w:hAnsi="Consolas" w:cs="Consolas"/>
+                <w:sz w:val="18"/>
+                <w:szCs w:val="18"/>
+              </w:rPr>
+              <w:t xml:space="preserve">  Generate a 7-character short code using nanoid. Return { shortCode, shortUrl }.</w:t>
             </w:r>
           </w:p>
           <w:p>
@@ -5270,25 +4078,7 @@
                 <w:sz w:val="18"/>
                 <w:szCs w:val="18"/>
               </w:rPr>
-              <w:t xml:space="preserve">  </w:t>
-            </w:r>
-            <w:proofErr w:type="gramStart"/>
-            <w:r>
-              <w:rPr>
-                <w:rFonts w:ascii="Consolas" w:eastAsia="Consolas" w:hAnsi="Consolas" w:cs="Consolas"/>
-                <w:sz w:val="18"/>
-                <w:szCs w:val="18"/>
-              </w:rPr>
-              <w:t>Dependencies</w:t>
-            </w:r>
-            <w:proofErr w:type="gramEnd"/>
-            <w:r>
-              <w:rPr>
-                <w:rFonts w:ascii="Consolas" w:eastAsia="Consolas" w:hAnsi="Consolas" w:cs="Consolas"/>
-                <w:sz w:val="18"/>
-                <w:szCs w:val="18"/>
-              </w:rPr>
-              <w:t>: P1-T2</w:t>
+              <w:t xml:space="preserve">  Dependencies: P1-T2</w:t>
             </w:r>
           </w:p>
           <w:p>
@@ -5314,102 +4104,20 @@
                 <w:sz w:val="18"/>
                 <w:szCs w:val="18"/>
               </w:rPr>
-              <w:t xml:space="preserve">- </w:t>
-            </w:r>
-            <w:proofErr w:type="gramStart"/>
-            <w:r>
-              <w:rPr>
-                <w:rFonts w:ascii="Consolas" w:eastAsia="Consolas" w:hAnsi="Consolas" w:cs="Consolas"/>
-                <w:sz w:val="18"/>
-                <w:szCs w:val="18"/>
-              </w:rPr>
-              <w:t>[ ]</w:t>
-            </w:r>
-            <w:proofErr w:type="gramEnd"/>
-            <w:r>
-              <w:rPr>
-                <w:rFonts w:ascii="Consolas" w:eastAsia="Consolas" w:hAnsi="Consolas" w:cs="Consolas"/>
-                <w:sz w:val="18"/>
-                <w:szCs w:val="18"/>
-              </w:rPr>
-              <w:t xml:space="preserve"> **P1-T4: GET </w:t>
-            </w:r>
-            <w:proofErr w:type="gramStart"/>
-            <w:r>
-              <w:rPr>
-                <w:rFonts w:ascii="Consolas" w:eastAsia="Consolas" w:hAnsi="Consolas" w:cs="Consolas"/>
-                <w:sz w:val="18"/>
-                <w:szCs w:val="18"/>
-              </w:rPr>
-              <w:t>/:</w:t>
-            </w:r>
-            <w:proofErr w:type="spellStart"/>
-            <w:r>
-              <w:rPr>
-                <w:rFonts w:ascii="Consolas" w:eastAsia="Consolas" w:hAnsi="Consolas" w:cs="Consolas"/>
-                <w:sz w:val="18"/>
-                <w:szCs w:val="18"/>
-              </w:rPr>
-              <w:t>shortCode</w:t>
-            </w:r>
-            <w:proofErr w:type="spellEnd"/>
-            <w:proofErr w:type="gramEnd"/>
-            <w:r>
-              <w:rPr>
-                <w:rFonts w:ascii="Consolas" w:eastAsia="Consolas" w:hAnsi="Consolas" w:cs="Consolas"/>
-                <w:sz w:val="18"/>
-                <w:szCs w:val="18"/>
-              </w:rPr>
-              <w:t xml:space="preserve"> redirect**</w:t>
-            </w:r>
-          </w:p>
-          <w:p>
-            <w:pPr>
-              <w:spacing w:after="40"/>
-            </w:pPr>
-            <w:r>
-              <w:rPr>
-                <w:rFonts w:ascii="Consolas" w:eastAsia="Consolas" w:hAnsi="Consolas" w:cs="Consolas"/>
-                <w:sz w:val="18"/>
-                <w:szCs w:val="18"/>
-              </w:rPr>
-              <w:t xml:space="preserve">  Description: Look up the original </w:t>
-            </w:r>
-            <w:proofErr w:type="gramStart"/>
-            <w:r>
-              <w:rPr>
-                <w:rFonts w:ascii="Consolas" w:eastAsia="Consolas" w:hAnsi="Consolas" w:cs="Consolas"/>
-                <w:sz w:val="18"/>
-                <w:szCs w:val="18"/>
-              </w:rPr>
-              <w:t>URL by</w:t>
-            </w:r>
-            <w:proofErr w:type="gramEnd"/>
-            <w:r>
-              <w:rPr>
-                <w:rFonts w:ascii="Consolas" w:eastAsia="Consolas" w:hAnsi="Consolas" w:cs="Consolas"/>
-                <w:sz w:val="18"/>
-                <w:szCs w:val="18"/>
-              </w:rPr>
-              <w:t xml:space="preserve"> short code and </w:t>
-            </w:r>
-            <w:proofErr w:type="gramStart"/>
-            <w:r>
-              <w:rPr>
-                <w:rFonts w:ascii="Consolas" w:eastAsia="Consolas" w:hAnsi="Consolas" w:cs="Consolas"/>
-                <w:sz w:val="18"/>
-                <w:szCs w:val="18"/>
-              </w:rPr>
-              <w:t>redirect with</w:t>
-            </w:r>
-            <w:proofErr w:type="gramEnd"/>
-            <w:r>
-              <w:rPr>
-                <w:rFonts w:ascii="Consolas" w:eastAsia="Consolas" w:hAnsi="Consolas" w:cs="Consolas"/>
-                <w:sz w:val="18"/>
-                <w:szCs w:val="18"/>
-              </w:rPr>
-              <w:t xml:space="preserve"> HTTP 302.</w:t>
+              <w:t>- [ ] **P1-T4: GET /:shortCode redirect**</w:t>
+            </w:r>
+          </w:p>
+          <w:p>
+            <w:pPr>
+              <w:spacing w:after="40"/>
+            </w:pPr>
+            <w:r>
+              <w:rPr>
+                <w:rFonts w:ascii="Consolas" w:eastAsia="Consolas" w:hAnsi="Consolas" w:cs="Consolas"/>
+                <w:sz w:val="18"/>
+                <w:szCs w:val="18"/>
+              </w:rPr>
+              <w:t xml:space="preserve">  Description: Look up the original URL by short code and redirect with HTTP 302.</w:t>
             </w:r>
           </w:p>
           <w:p>
@@ -5448,25 +4156,7 @@
                 <w:sz w:val="18"/>
                 <w:szCs w:val="18"/>
               </w:rPr>
-              <w:t xml:space="preserve">  </w:t>
-            </w:r>
-            <w:proofErr w:type="gramStart"/>
-            <w:r>
-              <w:rPr>
-                <w:rFonts w:ascii="Consolas" w:eastAsia="Consolas" w:hAnsi="Consolas" w:cs="Consolas"/>
-                <w:sz w:val="18"/>
-                <w:szCs w:val="18"/>
-              </w:rPr>
-              <w:t>Dependencies</w:t>
-            </w:r>
-            <w:proofErr w:type="gramEnd"/>
-            <w:r>
-              <w:rPr>
-                <w:rFonts w:ascii="Consolas" w:eastAsia="Consolas" w:hAnsi="Consolas" w:cs="Consolas"/>
-                <w:sz w:val="18"/>
-                <w:szCs w:val="18"/>
-              </w:rPr>
-              <w:t>: P1-T2</w:t>
+              <w:t xml:space="preserve">  Dependencies: P1-T2</w:t>
             </w:r>
           </w:p>
           <w:p>
@@ -5492,158 +4182,20 @@
                 <w:sz w:val="18"/>
                 <w:szCs w:val="18"/>
               </w:rPr>
-              <w:t xml:space="preserve">- </w:t>
-            </w:r>
-            <w:proofErr w:type="gramStart"/>
-            <w:r>
-              <w:rPr>
-                <w:rFonts w:ascii="Consolas" w:eastAsia="Consolas" w:hAnsi="Consolas" w:cs="Consolas"/>
-                <w:sz w:val="18"/>
-                <w:szCs w:val="18"/>
-              </w:rPr>
-              <w:t>[ ]</w:t>
-            </w:r>
-            <w:proofErr w:type="gramEnd"/>
-            <w:r>
-              <w:rPr>
-                <w:rFonts w:ascii="Consolas" w:eastAsia="Consolas" w:hAnsi="Consolas" w:cs="Consolas"/>
-                <w:sz w:val="18"/>
-                <w:szCs w:val="18"/>
-              </w:rPr>
-              <w:t xml:space="preserve"> **P1-T5: GET /</w:t>
-            </w:r>
-            <w:proofErr w:type="spellStart"/>
-            <w:r>
-              <w:rPr>
-                <w:rFonts w:ascii="Consolas" w:eastAsia="Consolas" w:hAnsi="Consolas" w:cs="Consolas"/>
-                <w:sz w:val="18"/>
-                <w:szCs w:val="18"/>
-              </w:rPr>
-              <w:t>api</w:t>
-            </w:r>
-            <w:proofErr w:type="spellEnd"/>
-            <w:r>
-              <w:rPr>
-                <w:rFonts w:ascii="Consolas" w:eastAsia="Consolas" w:hAnsi="Consolas" w:cs="Consolas"/>
-                <w:sz w:val="18"/>
-                <w:szCs w:val="18"/>
-              </w:rPr>
-              <w:t>/stats</w:t>
-            </w:r>
-            <w:proofErr w:type="gramStart"/>
-            <w:r>
-              <w:rPr>
-                <w:rFonts w:ascii="Consolas" w:eastAsia="Consolas" w:hAnsi="Consolas" w:cs="Consolas"/>
-                <w:sz w:val="18"/>
-                <w:szCs w:val="18"/>
-              </w:rPr>
-              <w:t>/:</w:t>
-            </w:r>
-            <w:proofErr w:type="spellStart"/>
-            <w:r>
-              <w:rPr>
-                <w:rFonts w:ascii="Consolas" w:eastAsia="Consolas" w:hAnsi="Consolas" w:cs="Consolas"/>
-                <w:sz w:val="18"/>
-                <w:szCs w:val="18"/>
-              </w:rPr>
-              <w:t>shortCode</w:t>
-            </w:r>
-            <w:proofErr w:type="spellEnd"/>
-            <w:proofErr w:type="gramEnd"/>
-            <w:r>
-              <w:rPr>
-                <w:rFonts w:ascii="Consolas" w:eastAsia="Consolas" w:hAnsi="Consolas" w:cs="Consolas"/>
-                <w:sz w:val="18"/>
-                <w:szCs w:val="18"/>
-              </w:rPr>
-              <w:t xml:space="preserve"> endpoint**</w:t>
-            </w:r>
-          </w:p>
-          <w:p>
-            <w:pPr>
-              <w:spacing w:after="40"/>
-            </w:pPr>
-            <w:r>
-              <w:rPr>
-                <w:rFonts w:ascii="Consolas" w:eastAsia="Consolas" w:hAnsi="Consolas" w:cs="Consolas"/>
-                <w:sz w:val="18"/>
-                <w:szCs w:val="18"/>
-              </w:rPr>
-              <w:t xml:space="preserve">  Description: Return stats object </w:t>
-            </w:r>
-            <w:proofErr w:type="gramStart"/>
-            <w:r>
-              <w:rPr>
-                <w:rFonts w:ascii="Consolas" w:eastAsia="Consolas" w:hAnsi="Consolas" w:cs="Consolas"/>
-                <w:sz w:val="18"/>
-                <w:szCs w:val="18"/>
-              </w:rPr>
-              <w:t xml:space="preserve">{ </w:t>
-            </w:r>
-            <w:proofErr w:type="spellStart"/>
-            <w:r>
-              <w:rPr>
-                <w:rFonts w:ascii="Consolas" w:eastAsia="Consolas" w:hAnsi="Consolas" w:cs="Consolas"/>
-                <w:sz w:val="18"/>
-                <w:szCs w:val="18"/>
-              </w:rPr>
-              <w:t>url</w:t>
-            </w:r>
-            <w:proofErr w:type="spellEnd"/>
-            <w:proofErr w:type="gramEnd"/>
-            <w:r>
-              <w:rPr>
-                <w:rFonts w:ascii="Consolas" w:eastAsia="Consolas" w:hAnsi="Consolas" w:cs="Consolas"/>
-                <w:sz w:val="18"/>
-                <w:szCs w:val="18"/>
-              </w:rPr>
-              <w:t xml:space="preserve">, </w:t>
-            </w:r>
-            <w:proofErr w:type="spellStart"/>
-            <w:r>
-              <w:rPr>
-                <w:rFonts w:ascii="Consolas" w:eastAsia="Consolas" w:hAnsi="Consolas" w:cs="Consolas"/>
-                <w:sz w:val="18"/>
-                <w:szCs w:val="18"/>
-              </w:rPr>
-              <w:t>shortCode</w:t>
-            </w:r>
-            <w:proofErr w:type="spellEnd"/>
-            <w:r>
-              <w:rPr>
-                <w:rFonts w:ascii="Consolas" w:eastAsia="Consolas" w:hAnsi="Consolas" w:cs="Consolas"/>
-                <w:sz w:val="18"/>
-                <w:szCs w:val="18"/>
-              </w:rPr>
-              <w:t xml:space="preserve">, clicks, </w:t>
-            </w:r>
-            <w:proofErr w:type="spellStart"/>
-            <w:proofErr w:type="gramStart"/>
-            <w:r>
-              <w:rPr>
-                <w:rFonts w:ascii="Consolas" w:eastAsia="Consolas" w:hAnsi="Consolas" w:cs="Consolas"/>
-                <w:sz w:val="18"/>
-                <w:szCs w:val="18"/>
-              </w:rPr>
-              <w:t>createdAt</w:t>
-            </w:r>
-            <w:proofErr w:type="spellEnd"/>
-            <w:r>
-              <w:rPr>
-                <w:rFonts w:ascii="Consolas" w:eastAsia="Consolas" w:hAnsi="Consolas" w:cs="Consolas"/>
-                <w:sz w:val="18"/>
-                <w:szCs w:val="18"/>
-              </w:rPr>
-              <w:t xml:space="preserve"> }</w:t>
-            </w:r>
-            <w:proofErr w:type="gramEnd"/>
-            <w:r>
-              <w:rPr>
-                <w:rFonts w:ascii="Consolas" w:eastAsia="Consolas" w:hAnsi="Consolas" w:cs="Consolas"/>
-                <w:sz w:val="18"/>
-                <w:szCs w:val="18"/>
-              </w:rPr>
-              <w:t>.</w:t>
+              <w:t>- [ ] **P1-T5: GET /api/stats/:shortCode endpoint**</w:t>
+            </w:r>
+          </w:p>
+          <w:p>
+            <w:pPr>
+              <w:spacing w:after="40"/>
+            </w:pPr>
+            <w:r>
+              <w:rPr>
+                <w:rFonts w:ascii="Consolas" w:eastAsia="Consolas" w:hAnsi="Consolas" w:cs="Consolas"/>
+                <w:sz w:val="18"/>
+                <w:szCs w:val="18"/>
+              </w:rPr>
+              <w:t xml:space="preserve">  Description: Return stats object { url, shortCode, clicks, createdAt }.</w:t>
             </w:r>
           </w:p>
           <w:p>
@@ -5682,25 +4234,7 @@
                 <w:sz w:val="18"/>
                 <w:szCs w:val="18"/>
               </w:rPr>
-              <w:t xml:space="preserve">  </w:t>
-            </w:r>
-            <w:proofErr w:type="gramStart"/>
-            <w:r>
-              <w:rPr>
-                <w:rFonts w:ascii="Consolas" w:eastAsia="Consolas" w:hAnsi="Consolas" w:cs="Consolas"/>
-                <w:sz w:val="18"/>
-                <w:szCs w:val="18"/>
-              </w:rPr>
-              <w:t>Dependencies</w:t>
-            </w:r>
-            <w:proofErr w:type="gramEnd"/>
-            <w:r>
-              <w:rPr>
-                <w:rFonts w:ascii="Consolas" w:eastAsia="Consolas" w:hAnsi="Consolas" w:cs="Consolas"/>
-                <w:sz w:val="18"/>
-                <w:szCs w:val="18"/>
-              </w:rPr>
-              <w:t>: P1-T2</w:t>
+              <w:t xml:space="preserve">  Dependencies: P1-T2</w:t>
             </w:r>
           </w:p>
           <w:p>
@@ -5726,25 +4260,7 @@
                 <w:sz w:val="18"/>
                 <w:szCs w:val="18"/>
               </w:rPr>
-              <w:t xml:space="preserve">- </w:t>
-            </w:r>
-            <w:proofErr w:type="gramStart"/>
-            <w:r>
-              <w:rPr>
-                <w:rFonts w:ascii="Consolas" w:eastAsia="Consolas" w:hAnsi="Consolas" w:cs="Consolas"/>
-                <w:sz w:val="18"/>
-                <w:szCs w:val="18"/>
-              </w:rPr>
-              <w:t>[ ]</w:t>
-            </w:r>
-            <w:proofErr w:type="gramEnd"/>
-            <w:r>
-              <w:rPr>
-                <w:rFonts w:ascii="Consolas" w:eastAsia="Consolas" w:hAnsi="Consolas" w:cs="Consolas"/>
-                <w:sz w:val="18"/>
-                <w:szCs w:val="18"/>
-              </w:rPr>
-              <w:t xml:space="preserve"> **P1-T6: Integration tests &amp; cleanup**</w:t>
+              <w:t>- [ ] **P1-T6: Integration tests &amp; cleanup**</w:t>
             </w:r>
           </w:p>
           <w:p>
@@ -5783,53 +4299,17 @@
                 <w:sz w:val="18"/>
                 <w:szCs w:val="18"/>
               </w:rPr>
-              <w:t xml:space="preserve">  Acceptance: </w:t>
-            </w:r>
-            <w:proofErr w:type="spellStart"/>
-            <w:r>
-              <w:rPr>
-                <w:rFonts w:ascii="Consolas" w:eastAsia="Consolas" w:hAnsi="Consolas" w:cs="Consolas"/>
-                <w:sz w:val="18"/>
-                <w:szCs w:val="18"/>
-              </w:rPr>
-              <w:t>npm</w:t>
-            </w:r>
-            <w:proofErr w:type="spellEnd"/>
-            <w:r>
-              <w:rPr>
-                <w:rFonts w:ascii="Consolas" w:eastAsia="Consolas" w:hAnsi="Consolas" w:cs="Consolas"/>
-                <w:sz w:val="18"/>
-                <w:szCs w:val="18"/>
-              </w:rPr>
-              <w:t xml:space="preserve"> test passes with all unit + integration tests green.</w:t>
-            </w:r>
-          </w:p>
-          <w:p>
-            <w:r>
-              <w:rPr>
-                <w:rFonts w:ascii="Consolas" w:eastAsia="Consolas" w:hAnsi="Consolas" w:cs="Consolas"/>
-                <w:sz w:val="18"/>
-                <w:szCs w:val="18"/>
-              </w:rPr>
-              <w:t xml:space="preserve">  </w:t>
-            </w:r>
-            <w:proofErr w:type="gramStart"/>
-            <w:r>
-              <w:rPr>
-                <w:rFonts w:ascii="Consolas" w:eastAsia="Consolas" w:hAnsi="Consolas" w:cs="Consolas"/>
-                <w:sz w:val="18"/>
-                <w:szCs w:val="18"/>
-              </w:rPr>
-              <w:t>Dependencies</w:t>
-            </w:r>
-            <w:proofErr w:type="gramEnd"/>
-            <w:r>
-              <w:rPr>
-                <w:rFonts w:ascii="Consolas" w:eastAsia="Consolas" w:hAnsi="Consolas" w:cs="Consolas"/>
-                <w:sz w:val="18"/>
-                <w:szCs w:val="18"/>
-              </w:rPr>
-              <w:t>: P1-T3, P1-T4, P1-T5</w:t>
+              <w:t xml:space="preserve">  Acceptance: npm test passes with all unit + integration tests green.</w:t>
+            </w:r>
+          </w:p>
+          <w:p>
+            <w:r>
+              <w:rPr>
+                <w:rFonts w:ascii="Consolas" w:eastAsia="Consolas" w:hAnsi="Consolas" w:cs="Consolas"/>
+                <w:sz w:val="18"/>
+                <w:szCs w:val="18"/>
+              </w:rPr>
+              <w:t xml:space="preserve">  Dependencies: P1-T3, P1-T4, P1-T5</w:t>
             </w:r>
           </w:p>
         </w:tc>
@@ -5907,15 +4387,7 @@
         <w:spacing w:after="60"/>
       </w:pPr>
       <w:r>
-        <w:t>Are acceptance criteria testable? “It works” is not good enough. Prefer “</w:t>
-      </w:r>
-      <w:proofErr w:type="spellStart"/>
-      <w:r>
-        <w:t>npm</w:t>
-      </w:r>
-      <w:proofErr w:type="spellEnd"/>
-      <w:r>
-        <w:t xml:space="preserve"> test passes”.</w:t>
+        <w:t>Are acceptance criteria testable? “It works” is not good enough. Prefer “npm test passes”.</w:t>
       </w:r>
     </w:p>
     <w:p>
@@ -6218,115 +4690,33 @@
                 <w:sz w:val="18"/>
                 <w:szCs w:val="18"/>
               </w:rPr>
-              <w:t xml:space="preserve">1. Create and </w:t>
-            </w:r>
-            <w:proofErr w:type="gramStart"/>
-            <w:r>
-              <w:rPr>
-                <w:rFonts w:ascii="Consolas" w:eastAsia="Consolas" w:hAnsi="Consolas" w:cs="Consolas"/>
-                <w:sz w:val="18"/>
-                <w:szCs w:val="18"/>
-              </w:rPr>
-              <w:t>checkout</w:t>
-            </w:r>
-            <w:proofErr w:type="gramEnd"/>
-            <w:r>
-              <w:rPr>
-                <w:rFonts w:ascii="Consolas" w:eastAsia="Consolas" w:hAnsi="Consolas" w:cs="Consolas"/>
-                <w:sz w:val="18"/>
-                <w:szCs w:val="18"/>
-              </w:rPr>
-              <w:t xml:space="preserve"> a new branch: phase-1/core-</w:t>
-            </w:r>
-            <w:proofErr w:type="spellStart"/>
-            <w:r>
-              <w:rPr>
-                <w:rFonts w:ascii="Consolas" w:eastAsia="Consolas" w:hAnsi="Consolas" w:cs="Consolas"/>
-                <w:sz w:val="18"/>
-                <w:szCs w:val="18"/>
-              </w:rPr>
-              <w:t>api</w:t>
-            </w:r>
-            <w:proofErr w:type="spellEnd"/>
-          </w:p>
-          <w:p>
-            <w:pPr>
-              <w:spacing w:after="40"/>
-            </w:pPr>
-            <w:r>
-              <w:rPr>
-                <w:rFonts w:ascii="Consolas" w:eastAsia="Consolas" w:hAnsi="Consolas" w:cs="Consolas"/>
-                <w:sz w:val="18"/>
-                <w:szCs w:val="18"/>
-              </w:rPr>
-              <w:t xml:space="preserve">2. </w:t>
-            </w:r>
-            <w:proofErr w:type="gramStart"/>
-            <w:r>
-              <w:rPr>
-                <w:rFonts w:ascii="Consolas" w:eastAsia="Consolas" w:hAnsi="Consolas" w:cs="Consolas"/>
-                <w:sz w:val="18"/>
-                <w:szCs w:val="18"/>
-              </w:rPr>
-              <w:t>Read @</w:t>
-            </w:r>
-            <w:proofErr w:type="gramEnd"/>
-            <w:r>
-              <w:rPr>
-                <w:rFonts w:ascii="Consolas" w:eastAsia="Consolas" w:hAnsi="Consolas" w:cs="Consolas"/>
-                <w:sz w:val="18"/>
-                <w:szCs w:val="18"/>
-              </w:rPr>
-              <w:t xml:space="preserve">tasks.md and create native tasks (using </w:t>
-            </w:r>
-            <w:proofErr w:type="spellStart"/>
-            <w:r>
-              <w:rPr>
-                <w:rFonts w:ascii="Consolas" w:eastAsia="Consolas" w:hAnsi="Consolas" w:cs="Consolas"/>
-                <w:sz w:val="18"/>
-                <w:szCs w:val="18"/>
-              </w:rPr>
-              <w:t>TaskCreate</w:t>
-            </w:r>
-            <w:proofErr w:type="spellEnd"/>
-            <w:r>
-              <w:rPr>
-                <w:rFonts w:ascii="Consolas" w:eastAsia="Consolas" w:hAnsi="Consolas" w:cs="Consolas"/>
-                <w:sz w:val="18"/>
-                <w:szCs w:val="18"/>
-              </w:rPr>
-              <w:t>) for all</w:t>
-            </w:r>
-          </w:p>
-          <w:p>
-            <w:pPr>
-              <w:spacing w:after="40"/>
-            </w:pPr>
-            <w:r>
-              <w:rPr>
-                <w:rFonts w:ascii="Consolas" w:eastAsia="Consolas" w:hAnsi="Consolas" w:cs="Consolas"/>
-                <w:sz w:val="18"/>
-                <w:szCs w:val="18"/>
-              </w:rPr>
-              <w:t xml:space="preserve">   Phase 1 items. Set dependencies using </w:t>
-            </w:r>
-            <w:proofErr w:type="spellStart"/>
-            <w:r>
-              <w:rPr>
-                <w:rFonts w:ascii="Consolas" w:eastAsia="Consolas" w:hAnsi="Consolas" w:cs="Consolas"/>
-                <w:sz w:val="18"/>
-                <w:szCs w:val="18"/>
-              </w:rPr>
-              <w:t>addBlockedBy</w:t>
-            </w:r>
-            <w:proofErr w:type="spellEnd"/>
-            <w:r>
-              <w:rPr>
-                <w:rFonts w:ascii="Consolas" w:eastAsia="Consolas" w:hAnsi="Consolas" w:cs="Consolas"/>
-                <w:sz w:val="18"/>
-                <w:szCs w:val="18"/>
-              </w:rPr>
-              <w:t>.</w:t>
+              <w:t>1. Create and checkout a new branch: phase-1/core-api</w:t>
+            </w:r>
+          </w:p>
+          <w:p>
+            <w:pPr>
+              <w:spacing w:after="40"/>
+            </w:pPr>
+            <w:r>
+              <w:rPr>
+                <w:rFonts w:ascii="Consolas" w:eastAsia="Consolas" w:hAnsi="Consolas" w:cs="Consolas"/>
+                <w:sz w:val="18"/>
+                <w:szCs w:val="18"/>
+              </w:rPr>
+              <w:t>2. Read @tasks.md and create native tasks (using TaskCreate) for all</w:t>
+            </w:r>
+          </w:p>
+          <w:p>
+            <w:pPr>
+              <w:spacing w:after="40"/>
+            </w:pPr>
+            <w:r>
+              <w:rPr>
+                <w:rFonts w:ascii="Consolas" w:eastAsia="Consolas" w:hAnsi="Consolas" w:cs="Consolas"/>
+                <w:sz w:val="18"/>
+                <w:szCs w:val="18"/>
+              </w:rPr>
+              <w:t xml:space="preserve">   Phase 1 items. Set dependencies using addBlockedBy.</w:t>
             </w:r>
           </w:p>
           <w:p>
@@ -6352,25 +4742,7 @@
                 <w:sz w:val="18"/>
                 <w:szCs w:val="18"/>
               </w:rPr>
-              <w:t xml:space="preserve">   - Mark the task </w:t>
-            </w:r>
-            <w:proofErr w:type="spellStart"/>
-            <w:r>
-              <w:rPr>
-                <w:rFonts w:ascii="Consolas" w:eastAsia="Consolas" w:hAnsi="Consolas" w:cs="Consolas"/>
-                <w:sz w:val="18"/>
-                <w:szCs w:val="18"/>
-              </w:rPr>
-              <w:t>in_progress</w:t>
-            </w:r>
-            <w:proofErr w:type="spellEnd"/>
-            <w:r>
-              <w:rPr>
-                <w:rFonts w:ascii="Consolas" w:eastAsia="Consolas" w:hAnsi="Consolas" w:cs="Consolas"/>
-                <w:sz w:val="18"/>
-                <w:szCs w:val="18"/>
-              </w:rPr>
-              <w:t xml:space="preserve"> when you start</w:t>
+              <w:t xml:space="preserve">   - Mark the task in_progress when you start</w:t>
             </w:r>
           </w:p>
           <w:p>
@@ -6482,15 +4854,7 @@
         <w:spacing w:after="120"/>
       </w:pPr>
       <w:r>
-        <w:t>Claude Code will work through the tasks one by one. You’ll see the native task panel (</w:t>
-      </w:r>
-      <w:proofErr w:type="spellStart"/>
-      <w:r>
-        <w:t>Ctrl+T</w:t>
-      </w:r>
-      <w:proofErr w:type="spellEnd"/>
-      <w:r>
-        <w:t xml:space="preserve"> to toggle) updating in real time:</w:t>
+        <w:t>Claude Code will work through the tasks one by one. You’ll see the native task panel (Ctrl+T to toggle) updating in real time:</w:t>
       </w:r>
     </w:p>
     <w:tbl>
@@ -6541,35 +4905,7 @@
                 <w:sz w:val="18"/>
                 <w:szCs w:val="18"/>
               </w:rPr>
-              <w:t xml:space="preserve">Tasks (Phase 1):                           </w:t>
-            </w:r>
-            <w:proofErr w:type="gramStart"/>
-            <w:r>
-              <w:rPr>
-                <w:rFonts w:ascii="Consolas" w:eastAsia="Consolas" w:hAnsi="Consolas" w:cs="Consolas"/>
-                <w:sz w:val="18"/>
-                <w:szCs w:val="18"/>
-              </w:rPr>
-              <w:t xml:space="preserve">   [</w:t>
-            </w:r>
-            <w:proofErr w:type="spellStart"/>
-            <w:proofErr w:type="gramEnd"/>
-            <w:r>
-              <w:rPr>
-                <w:rFonts w:ascii="Consolas" w:eastAsia="Consolas" w:hAnsi="Consolas" w:cs="Consolas"/>
-                <w:sz w:val="18"/>
-                <w:szCs w:val="18"/>
-              </w:rPr>
-              <w:t>Ctrl+T</w:t>
-            </w:r>
-            <w:proofErr w:type="spellEnd"/>
-            <w:r>
-              <w:rPr>
-                <w:rFonts w:ascii="Consolas" w:eastAsia="Consolas" w:hAnsi="Consolas" w:cs="Consolas"/>
-                <w:sz w:val="18"/>
-                <w:szCs w:val="18"/>
-              </w:rPr>
-              <w:t xml:space="preserve"> to toggle]</w:t>
+              <w:t>Tasks (Phase 1):                              [Ctrl+T to toggle]</w:t>
             </w:r>
           </w:p>
           <w:p>
@@ -6608,171 +4944,43 @@
                 <w:sz w:val="18"/>
                 <w:szCs w:val="18"/>
               </w:rPr>
-              <w:t>○ P1-T3: POST /</w:t>
-            </w:r>
-            <w:proofErr w:type="spellStart"/>
-            <w:r>
-              <w:rPr>
-                <w:rFonts w:ascii="Consolas" w:eastAsia="Consolas" w:hAnsi="Consolas" w:cs="Consolas"/>
-                <w:sz w:val="18"/>
-                <w:szCs w:val="18"/>
-              </w:rPr>
-              <w:t>api</w:t>
-            </w:r>
-            <w:proofErr w:type="spellEnd"/>
-            <w:r>
-              <w:rPr>
-                <w:rFonts w:ascii="Consolas" w:eastAsia="Consolas" w:hAnsi="Consolas" w:cs="Consolas"/>
-                <w:sz w:val="18"/>
-                <w:szCs w:val="18"/>
-              </w:rPr>
-              <w:t xml:space="preserve">/shorten endpoint            </w:t>
-            </w:r>
-            <w:proofErr w:type="spellStart"/>
-            <w:r>
-              <w:rPr>
-                <w:rFonts w:ascii="Consolas" w:eastAsia="Consolas" w:hAnsi="Consolas" w:cs="Consolas"/>
-                <w:sz w:val="18"/>
-                <w:szCs w:val="18"/>
-              </w:rPr>
-              <w:t>in_progress</w:t>
-            </w:r>
-            <w:proofErr w:type="spellEnd"/>
-            <w:r>
-              <w:rPr>
-                <w:rFonts w:ascii="Consolas" w:eastAsia="Consolas" w:hAnsi="Consolas" w:cs="Consolas"/>
-                <w:sz w:val="18"/>
-                <w:szCs w:val="18"/>
-              </w:rPr>
-              <w:t xml:space="preserve"> ●</w:t>
-            </w:r>
-          </w:p>
-          <w:p>
-            <w:pPr>
-              <w:spacing w:after="40"/>
-            </w:pPr>
-            <w:r>
-              <w:rPr>
-                <w:rFonts w:ascii="Consolas" w:eastAsia="Consolas" w:hAnsi="Consolas" w:cs="Consolas"/>
-                <w:sz w:val="18"/>
-                <w:szCs w:val="18"/>
-              </w:rPr>
-              <w:t xml:space="preserve">– P1-T4: GET </w:t>
-            </w:r>
-            <w:proofErr w:type="gramStart"/>
-            <w:r>
-              <w:rPr>
-                <w:rFonts w:ascii="Consolas" w:eastAsia="Consolas" w:hAnsi="Consolas" w:cs="Consolas"/>
-                <w:sz w:val="18"/>
-                <w:szCs w:val="18"/>
-              </w:rPr>
-              <w:t>/:</w:t>
-            </w:r>
-            <w:proofErr w:type="spellStart"/>
-            <w:r>
-              <w:rPr>
-                <w:rFonts w:ascii="Consolas" w:eastAsia="Consolas" w:hAnsi="Consolas" w:cs="Consolas"/>
-                <w:sz w:val="18"/>
-                <w:szCs w:val="18"/>
-              </w:rPr>
-              <w:t>shortCode</w:t>
-            </w:r>
-            <w:proofErr w:type="spellEnd"/>
-            <w:proofErr w:type="gramEnd"/>
-            <w:r>
-              <w:rPr>
-                <w:rFonts w:ascii="Consolas" w:eastAsia="Consolas" w:hAnsi="Consolas" w:cs="Consolas"/>
-                <w:sz w:val="18"/>
-                <w:szCs w:val="18"/>
-              </w:rPr>
-              <w:t xml:space="preserve"> redirect              pending (blocked by P1-T2)</w:t>
-            </w:r>
-          </w:p>
-          <w:p>
-            <w:pPr>
-              <w:spacing w:after="40"/>
-            </w:pPr>
-            <w:r>
-              <w:rPr>
-                <w:rFonts w:ascii="Consolas" w:eastAsia="Consolas" w:hAnsi="Consolas" w:cs="Consolas"/>
-                <w:sz w:val="18"/>
-                <w:szCs w:val="18"/>
-              </w:rPr>
-              <w:t>– P1-T5: GET /</w:t>
-            </w:r>
-            <w:proofErr w:type="spellStart"/>
-            <w:r>
-              <w:rPr>
-                <w:rFonts w:ascii="Consolas" w:eastAsia="Consolas" w:hAnsi="Consolas" w:cs="Consolas"/>
-                <w:sz w:val="18"/>
-                <w:szCs w:val="18"/>
-              </w:rPr>
-              <w:t>api</w:t>
-            </w:r>
-            <w:proofErr w:type="spellEnd"/>
-            <w:r>
-              <w:rPr>
-                <w:rFonts w:ascii="Consolas" w:eastAsia="Consolas" w:hAnsi="Consolas" w:cs="Consolas"/>
-                <w:sz w:val="18"/>
-                <w:szCs w:val="18"/>
-              </w:rPr>
-              <w:t>/stats</w:t>
-            </w:r>
-            <w:proofErr w:type="gramStart"/>
-            <w:r>
-              <w:rPr>
-                <w:rFonts w:ascii="Consolas" w:eastAsia="Consolas" w:hAnsi="Consolas" w:cs="Consolas"/>
-                <w:sz w:val="18"/>
-                <w:szCs w:val="18"/>
-              </w:rPr>
-              <w:t>/:</w:t>
-            </w:r>
-            <w:proofErr w:type="spellStart"/>
-            <w:r>
-              <w:rPr>
-                <w:rFonts w:ascii="Consolas" w:eastAsia="Consolas" w:hAnsi="Consolas" w:cs="Consolas"/>
-                <w:sz w:val="18"/>
-                <w:szCs w:val="18"/>
-              </w:rPr>
-              <w:t>shortCode</w:t>
-            </w:r>
-            <w:proofErr w:type="spellEnd"/>
-            <w:proofErr w:type="gramEnd"/>
-            <w:r>
-              <w:rPr>
-                <w:rFonts w:ascii="Consolas" w:eastAsia="Consolas" w:hAnsi="Consolas" w:cs="Consolas"/>
-                <w:sz w:val="18"/>
-                <w:szCs w:val="18"/>
-              </w:rPr>
-              <w:t xml:space="preserve">              pending (blocked by P1-T2)</w:t>
-            </w:r>
-          </w:p>
-          <w:p>
-            <w:r>
-              <w:rPr>
-                <w:rFonts w:ascii="Consolas" w:eastAsia="Consolas" w:hAnsi="Consolas" w:cs="Consolas"/>
-                <w:sz w:val="18"/>
-                <w:szCs w:val="18"/>
-              </w:rPr>
-              <w:t>– P1-T6: Integration tests &amp; cleanup           pending (blocked by P1-T</w:t>
-            </w:r>
-            <w:proofErr w:type="gramStart"/>
-            <w:r>
-              <w:rPr>
-                <w:rFonts w:ascii="Consolas" w:eastAsia="Consolas" w:hAnsi="Consolas" w:cs="Consolas"/>
-                <w:sz w:val="18"/>
-                <w:szCs w:val="18"/>
-              </w:rPr>
-              <w:t>3,T4,T</w:t>
-            </w:r>
-            <w:proofErr w:type="gramEnd"/>
-            <w:r>
-              <w:rPr>
-                <w:rFonts w:ascii="Consolas" w:eastAsia="Consolas" w:hAnsi="Consolas" w:cs="Consolas"/>
-                <w:sz w:val="18"/>
-                <w:szCs w:val="18"/>
-              </w:rPr>
-              <w:t>5)</w:t>
+              <w:t>○ P1-T3: POST /api/shorten endpoint            in_progress ●</w:t>
+            </w:r>
+          </w:p>
+          <w:p>
+            <w:pPr>
+              <w:spacing w:after="40"/>
+            </w:pPr>
+            <w:r>
+              <w:rPr>
+                <w:rFonts w:ascii="Consolas" w:eastAsia="Consolas" w:hAnsi="Consolas" w:cs="Consolas"/>
+                <w:sz w:val="18"/>
+                <w:szCs w:val="18"/>
+              </w:rPr>
+              <w:t>– P1-T4: GET /:shortCode redirect              pending (blocked by P1-T2)</w:t>
+            </w:r>
+          </w:p>
+          <w:p>
+            <w:pPr>
+              <w:spacing w:after="40"/>
+            </w:pPr>
+            <w:r>
+              <w:rPr>
+                <w:rFonts w:ascii="Consolas" w:eastAsia="Consolas" w:hAnsi="Consolas" w:cs="Consolas"/>
+                <w:sz w:val="18"/>
+                <w:szCs w:val="18"/>
+              </w:rPr>
+              <w:t>– P1-T5: GET /api/stats/:shortCode              pending (blocked by P1-T2)</w:t>
+            </w:r>
+          </w:p>
+          <w:p>
+            <w:r>
+              <w:rPr>
+                <w:rFonts w:ascii="Consolas" w:eastAsia="Consolas" w:hAnsi="Consolas" w:cs="Consolas"/>
+                <w:sz w:val="18"/>
+                <w:szCs w:val="18"/>
+              </w:rPr>
+              <w:t>– P1-T6: Integration tests &amp; cleanup           pending (blocked by P1-T3,T4,T5)</w:t>
             </w:r>
           </w:p>
         </w:tc>
@@ -6993,25 +5201,7 @@
                 <w:sz w:val="18"/>
                 <w:szCs w:val="18"/>
               </w:rPr>
-              <w:t>1. Push the branch phase-1/core-</w:t>
-            </w:r>
-            <w:proofErr w:type="spellStart"/>
-            <w:r>
-              <w:rPr>
-                <w:rFonts w:ascii="Consolas" w:eastAsia="Consolas" w:hAnsi="Consolas" w:cs="Consolas"/>
-                <w:sz w:val="18"/>
-                <w:szCs w:val="18"/>
-              </w:rPr>
-              <w:t>api</w:t>
-            </w:r>
-            <w:proofErr w:type="spellEnd"/>
-            <w:r>
-              <w:rPr>
-                <w:rFonts w:ascii="Consolas" w:eastAsia="Consolas" w:hAnsi="Consolas" w:cs="Consolas"/>
-                <w:sz w:val="18"/>
-                <w:szCs w:val="18"/>
-              </w:rPr>
-              <w:t xml:space="preserve"> to origin</w:t>
+              <w:t>1. Push the branch phase-1/core-api to origin</w:t>
             </w:r>
           </w:p>
           <w:p>
@@ -7082,23 +5272,7 @@
                 <w:sz w:val="18"/>
                 <w:szCs w:val="18"/>
               </w:rPr>
-              <w:t>3</w:t>
-            </w:r>
-            <w:r>
-              <w:rPr>
-                <w:rFonts w:ascii="Consolas" w:eastAsia="Consolas" w:hAnsi="Consolas" w:cs="Consolas"/>
-                <w:sz w:val="18"/>
-                <w:szCs w:val="18"/>
-              </w:rPr>
-              <w:t>.</w:t>
-            </w:r>
-            <w:r>
-              <w:rPr>
-                <w:rFonts w:ascii="Consolas" w:eastAsia="Consolas" w:hAnsi="Consolas" w:cs="Consolas"/>
-                <w:sz w:val="18"/>
-                <w:szCs w:val="18"/>
-              </w:rPr>
-              <w:t xml:space="preserve"> Review the PR changes and suggest improvements/fixes</w:t>
+              <w:t>3. Review the PR changes and suggest improvements/fixes</w:t>
             </w:r>
           </w:p>
         </w:tc>
@@ -7106,15 +5280,25 @@
     </w:tbl>
     <w:p>
       <w:pPr>
-        <w:spacing w:after="60"/>
-      </w:pPr>
+        <w:spacing w:after="120"/>
+      </w:pPr>
+      <w:r>
+        <w:br/>
+        <w:t>At this point, it’s also a good idea to review the improvements/fixes suggested by the PR review and evaluate if they need to be fixed or not. If they need to be fixed just ask Claude to fix them.</w:t>
+      </w:r>
     </w:p>
     <w:p>
       <w:pPr>
         <w:pStyle w:val="Heading2"/>
       </w:pPr>
       <w:r>
-        <w:t>5.4 Test the Prototype</w:t>
+        <w:t>5.</w:t>
+      </w:r>
+      <w:r>
+        <w:t>4</w:t>
+      </w:r>
+      <w:r>
+        <w:t xml:space="preserve"> Test the Prototype</w:t>
       </w:r>
     </w:p>
     <w:p>
@@ -7124,11 +5308,9 @@
       <w:r>
         <w:t xml:space="preserve">This is your human checkpoint. Pull the branch locally and verify the </w:t>
       </w:r>
-      <w:proofErr w:type="gramStart"/>
-      <w:r>
-        <w:t>deliverable</w:t>
-      </w:r>
-      <w:proofErr w:type="gramEnd"/>
+      <w:r>
+        <w:t>delivery</w:t>
+      </w:r>
       <w:r>
         <w:t>:</w:t>
       </w:r>
@@ -7194,86 +5376,46 @@
                 <w:sz w:val="18"/>
                 <w:szCs w:val="18"/>
               </w:rPr>
-              <w:t>git checkout phase-1/core-</w:t>
-            </w:r>
-            <w:proofErr w:type="spellStart"/>
-            <w:r>
-              <w:rPr>
-                <w:rFonts w:ascii="Consolas" w:eastAsia="Consolas" w:hAnsi="Consolas" w:cs="Consolas"/>
-                <w:sz w:val="18"/>
-                <w:szCs w:val="18"/>
-              </w:rPr>
-              <w:t>api</w:t>
-            </w:r>
-            <w:proofErr w:type="spellEnd"/>
-          </w:p>
-          <w:p>
-            <w:pPr>
-              <w:spacing w:after="40"/>
-            </w:pPr>
-            <w:proofErr w:type="spellStart"/>
-            <w:r>
-              <w:rPr>
-                <w:rFonts w:ascii="Consolas" w:eastAsia="Consolas" w:hAnsi="Consolas" w:cs="Consolas"/>
-                <w:sz w:val="18"/>
-                <w:szCs w:val="18"/>
-              </w:rPr>
-              <w:t>npm</w:t>
-            </w:r>
-            <w:proofErr w:type="spellEnd"/>
-            <w:r>
-              <w:rPr>
-                <w:rFonts w:ascii="Consolas" w:eastAsia="Consolas" w:hAnsi="Consolas" w:cs="Consolas"/>
-                <w:sz w:val="18"/>
-                <w:szCs w:val="18"/>
-              </w:rPr>
-              <w:t xml:space="preserve"> install</w:t>
-            </w:r>
-          </w:p>
-          <w:p>
-            <w:pPr>
-              <w:spacing w:after="40"/>
-            </w:pPr>
-            <w:proofErr w:type="spellStart"/>
-            <w:r>
-              <w:rPr>
-                <w:rFonts w:ascii="Consolas" w:eastAsia="Consolas" w:hAnsi="Consolas" w:cs="Consolas"/>
-                <w:sz w:val="18"/>
-                <w:szCs w:val="18"/>
-              </w:rPr>
-              <w:t>npm</w:t>
-            </w:r>
-            <w:proofErr w:type="spellEnd"/>
-            <w:r>
-              <w:rPr>
-                <w:rFonts w:ascii="Consolas" w:eastAsia="Consolas" w:hAnsi="Consolas" w:cs="Consolas"/>
-                <w:sz w:val="18"/>
-                <w:szCs w:val="18"/>
-              </w:rPr>
-              <w:t xml:space="preserve"> run build</w:t>
-            </w:r>
-          </w:p>
-          <w:p>
-            <w:pPr>
-              <w:spacing w:after="40"/>
-            </w:pPr>
-            <w:proofErr w:type="spellStart"/>
-            <w:r>
-              <w:rPr>
-                <w:rFonts w:ascii="Consolas" w:eastAsia="Consolas" w:hAnsi="Consolas" w:cs="Consolas"/>
-                <w:sz w:val="18"/>
-                <w:szCs w:val="18"/>
-              </w:rPr>
-              <w:t>npm</w:t>
-            </w:r>
-            <w:proofErr w:type="spellEnd"/>
-            <w:r>
-              <w:rPr>
-                <w:rFonts w:ascii="Consolas" w:eastAsia="Consolas" w:hAnsi="Consolas" w:cs="Consolas"/>
-                <w:sz w:val="18"/>
-                <w:szCs w:val="18"/>
-              </w:rPr>
-              <w:t xml:space="preserve"> test</w:t>
+              <w:t>git checkout phase-1/core-api</w:t>
+            </w:r>
+          </w:p>
+          <w:p>
+            <w:pPr>
+              <w:spacing w:after="40"/>
+            </w:pPr>
+            <w:r>
+              <w:rPr>
+                <w:rFonts w:ascii="Consolas" w:eastAsia="Consolas" w:hAnsi="Consolas" w:cs="Consolas"/>
+                <w:sz w:val="18"/>
+                <w:szCs w:val="18"/>
+              </w:rPr>
+              <w:t>npm install</w:t>
+            </w:r>
+          </w:p>
+          <w:p>
+            <w:pPr>
+              <w:spacing w:after="40"/>
+            </w:pPr>
+            <w:r>
+              <w:rPr>
+                <w:rFonts w:ascii="Consolas" w:eastAsia="Consolas" w:hAnsi="Consolas" w:cs="Consolas"/>
+                <w:sz w:val="18"/>
+                <w:szCs w:val="18"/>
+              </w:rPr>
+              <w:t>npm run build</w:t>
+            </w:r>
+          </w:p>
+          <w:p>
+            <w:pPr>
+              <w:spacing w:after="40"/>
+            </w:pPr>
+            <w:r>
+              <w:rPr>
+                <w:rFonts w:ascii="Consolas" w:eastAsia="Consolas" w:hAnsi="Consolas" w:cs="Consolas"/>
+                <w:sz w:val="18"/>
+                <w:szCs w:val="18"/>
+              </w:rPr>
+              <w:t>npm test</w:t>
             </w:r>
           </w:p>
           <w:p>
@@ -7306,23 +5448,13 @@
             <w:pPr>
               <w:spacing w:after="40"/>
             </w:pPr>
-            <w:proofErr w:type="spellStart"/>
-            <w:r>
-              <w:rPr>
-                <w:rFonts w:ascii="Consolas" w:eastAsia="Consolas" w:hAnsi="Consolas" w:cs="Consolas"/>
-                <w:sz w:val="18"/>
-                <w:szCs w:val="18"/>
-              </w:rPr>
-              <w:t>npm</w:t>
-            </w:r>
-            <w:proofErr w:type="spellEnd"/>
-            <w:r>
-              <w:rPr>
-                <w:rFonts w:ascii="Consolas" w:eastAsia="Consolas" w:hAnsi="Consolas" w:cs="Consolas"/>
-                <w:sz w:val="18"/>
-                <w:szCs w:val="18"/>
-              </w:rPr>
-              <w:t xml:space="preserve"> run dev</w:t>
+            <w:r>
+              <w:rPr>
+                <w:rFonts w:ascii="Consolas" w:eastAsia="Consolas" w:hAnsi="Consolas" w:cs="Consolas"/>
+                <w:sz w:val="18"/>
+                <w:szCs w:val="18"/>
+              </w:rPr>
+              <w:t>npm run dev</w:t>
             </w:r>
           </w:p>
           <w:p>
@@ -7348,56 +5480,20 @@
                 <w:sz w:val="18"/>
                 <w:szCs w:val="18"/>
               </w:rPr>
-              <w:t xml:space="preserve">  -H "Content-Type: application/</w:t>
-            </w:r>
-            <w:proofErr w:type="spellStart"/>
-            <w:r>
-              <w:rPr>
-                <w:rFonts w:ascii="Consolas" w:eastAsia="Consolas" w:hAnsi="Consolas" w:cs="Consolas"/>
-                <w:sz w:val="18"/>
-                <w:szCs w:val="18"/>
-              </w:rPr>
-              <w:t>json</w:t>
-            </w:r>
-            <w:proofErr w:type="spellEnd"/>
-            <w:r>
-              <w:rPr>
-                <w:rFonts w:ascii="Consolas" w:eastAsia="Consolas" w:hAnsi="Consolas" w:cs="Consolas"/>
-                <w:sz w:val="18"/>
-                <w:szCs w:val="18"/>
-              </w:rPr>
-              <w:t>" \</w:t>
-            </w:r>
-          </w:p>
-          <w:p>
-            <w:pPr>
-              <w:spacing w:after="40"/>
-            </w:pPr>
-            <w:r>
-              <w:rPr>
-                <w:rFonts w:ascii="Consolas" w:eastAsia="Consolas" w:hAnsi="Consolas" w:cs="Consolas"/>
-                <w:sz w:val="18"/>
-                <w:szCs w:val="18"/>
-              </w:rPr>
-              <w:t xml:space="preserve">  -d '{"</w:t>
-            </w:r>
-            <w:proofErr w:type="spellStart"/>
-            <w:r>
-              <w:rPr>
-                <w:rFonts w:ascii="Consolas" w:eastAsia="Consolas" w:hAnsi="Consolas" w:cs="Consolas"/>
-                <w:sz w:val="18"/>
-                <w:szCs w:val="18"/>
-              </w:rPr>
-              <w:t>url</w:t>
-            </w:r>
-            <w:proofErr w:type="spellEnd"/>
-            <w:r>
-              <w:rPr>
-                <w:rFonts w:ascii="Consolas" w:eastAsia="Consolas" w:hAnsi="Consolas" w:cs="Consolas"/>
-                <w:sz w:val="18"/>
-                <w:szCs w:val="18"/>
-              </w:rPr>
-              <w:t>": "https://baresquare.com"}'</w:t>
+              <w:t xml:space="preserve">  -H "Content-Type: application/json" \</w:t>
+            </w:r>
+          </w:p>
+          <w:p>
+            <w:pPr>
+              <w:spacing w:after="40"/>
+            </w:pPr>
+            <w:r>
+              <w:rPr>
+                <w:rFonts w:ascii="Consolas" w:eastAsia="Consolas" w:hAnsi="Consolas" w:cs="Consolas"/>
+                <w:sz w:val="18"/>
+                <w:szCs w:val="18"/>
+              </w:rPr>
+              <w:t xml:space="preserve">  -d '{"url": "https://baresquare.com"}'</w:t>
             </w:r>
           </w:p>
           <w:p>
@@ -7546,25 +5642,7 @@
                 <w:sz w:val="18"/>
                 <w:szCs w:val="18"/>
               </w:rPr>
-              <w:t xml:space="preserve"># Start </w:t>
-            </w:r>
-            <w:proofErr w:type="gramStart"/>
-            <w:r>
-              <w:rPr>
-                <w:rFonts w:ascii="Consolas" w:eastAsia="Consolas" w:hAnsi="Consolas" w:cs="Consolas"/>
-                <w:sz w:val="18"/>
-                <w:szCs w:val="18"/>
-              </w:rPr>
-              <w:t>clean</w:t>
-            </w:r>
-            <w:proofErr w:type="gramEnd"/>
-            <w:r>
-              <w:rPr>
-                <w:rFonts w:ascii="Consolas" w:eastAsia="Consolas" w:hAnsi="Consolas" w:cs="Consolas"/>
-                <w:sz w:val="18"/>
-                <w:szCs w:val="18"/>
-              </w:rPr>
-              <w:t xml:space="preserve"> for Phase 2</w:t>
+              <w:t># Start clean for Phase 2</w:t>
             </w:r>
           </w:p>
           <w:p>
@@ -7590,24 +5668,13 @@
                 <w:sz w:val="18"/>
                 <w:szCs w:val="18"/>
               </w:rPr>
-              <w:t xml:space="preserve">git </w:t>
-            </w:r>
-            <w:proofErr w:type="gramStart"/>
-            <w:r>
-              <w:rPr>
-                <w:rFonts w:ascii="Consolas" w:eastAsia="Consolas" w:hAnsi="Consolas" w:cs="Consolas"/>
-                <w:sz w:val="18"/>
-                <w:szCs w:val="18"/>
-              </w:rPr>
-              <w:t>pull</w:t>
-            </w:r>
-            <w:proofErr w:type="gramEnd"/>
-          </w:p>
-          <w:p>
-            <w:pPr>
-              <w:spacing w:after="40"/>
-            </w:pPr>
-            <w:proofErr w:type="spellStart"/>
+              <w:t>git pull</w:t>
+            </w:r>
+          </w:p>
+          <w:p>
+            <w:pPr>
+              <w:spacing w:after="40"/>
+            </w:pPr>
             <w:r>
               <w:rPr>
                 <w:rFonts w:ascii="Consolas" w:eastAsia="Consolas" w:hAnsi="Consolas" w:cs="Consolas"/>
@@ -7616,7 +5683,6 @@
               </w:rPr>
               <w:t>claude</w:t>
             </w:r>
-            <w:proofErr w:type="spellEnd"/>
           </w:p>
           <w:p>
             <w:pPr>
@@ -7661,41 +5727,13 @@
             <w:pPr>
               <w:spacing w:after="40"/>
             </w:pPr>
-            <w:proofErr w:type="gramStart"/>
-            <w:r>
-              <w:rPr>
-                <w:rFonts w:ascii="Consolas" w:eastAsia="Consolas" w:hAnsi="Consolas" w:cs="Consolas"/>
-                <w:sz w:val="18"/>
-                <w:szCs w:val="18"/>
-              </w:rPr>
-              <w:t>Read @brd.md, @</w:t>
-            </w:r>
-            <w:proofErr w:type="gramEnd"/>
-            <w:r>
-              <w:rPr>
-                <w:rFonts w:ascii="Consolas" w:eastAsia="Consolas" w:hAnsi="Consolas" w:cs="Consolas"/>
-                <w:sz w:val="18"/>
-                <w:szCs w:val="18"/>
-              </w:rPr>
-              <w:t xml:space="preserve">spec.md, </w:t>
-            </w:r>
-            <w:proofErr w:type="gramStart"/>
-            <w:r>
-              <w:rPr>
-                <w:rFonts w:ascii="Consolas" w:eastAsia="Consolas" w:hAnsi="Consolas" w:cs="Consolas"/>
-                <w:sz w:val="18"/>
-                <w:szCs w:val="18"/>
-              </w:rPr>
-              <w:t>and @</w:t>
-            </w:r>
-            <w:proofErr w:type="gramEnd"/>
-            <w:r>
-              <w:rPr>
-                <w:rFonts w:ascii="Consolas" w:eastAsia="Consolas" w:hAnsi="Consolas" w:cs="Consolas"/>
-                <w:sz w:val="18"/>
-                <w:szCs w:val="18"/>
-              </w:rPr>
-              <w:t>tasks.md for context.</w:t>
+            <w:r>
+              <w:rPr>
+                <w:rFonts w:ascii="Consolas" w:eastAsia="Consolas" w:hAnsi="Consolas" w:cs="Consolas"/>
+                <w:sz w:val="18"/>
+                <w:szCs w:val="18"/>
+              </w:rPr>
+              <w:t>Read @brd.md, @spec.md, and @tasks.md for context.</w:t>
             </w:r>
           </w:p>
           <w:p>
@@ -7721,18 +5759,8 @@
                 <w:sz w:val="18"/>
                 <w:szCs w:val="18"/>
               </w:rPr>
-              <w:t>1. Create and checkout branch: phase-2/dashboard-</w:t>
-            </w:r>
-            <w:proofErr w:type="spellStart"/>
-            <w:r>
-              <w:rPr>
-                <w:rFonts w:ascii="Consolas" w:eastAsia="Consolas" w:hAnsi="Consolas" w:cs="Consolas"/>
-                <w:sz w:val="18"/>
-                <w:szCs w:val="18"/>
-              </w:rPr>
-              <w:t>ui</w:t>
-            </w:r>
-            <w:proofErr w:type="spellEnd"/>
+              <w:t>1. Create and checkout branch: phase-2/dashboard-ui</w:t>
+            </w:r>
           </w:p>
           <w:p>
             <w:pPr>
@@ -7995,23 +6023,7 @@
                 <w:sz w:val="19"/>
                 <w:szCs w:val="19"/>
               </w:rPr>
-              <w:t xml:space="preserve">git checkout </w:t>
-            </w:r>
-            <w:proofErr w:type="gramStart"/>
-            <w:r>
-              <w:rPr>
-                <w:sz w:val="19"/>
-                <w:szCs w:val="19"/>
-              </w:rPr>
-              <w:t>main &amp;&amp;</w:t>
-            </w:r>
-            <w:proofErr w:type="gramEnd"/>
-            <w:r>
-              <w:rPr>
-                <w:sz w:val="19"/>
-                <w:szCs w:val="19"/>
-              </w:rPr>
-              <w:t xml:space="preserve"> git pull</w:t>
+              <w:t>git checkout main &amp;&amp; git pull</w:t>
             </w:r>
           </w:p>
         </w:tc>
@@ -8103,21 +6115,12 @@
             <w:vAlign w:val="center"/>
           </w:tcPr>
           <w:p>
-            <w:proofErr w:type="spellStart"/>
-            <w:r>
-              <w:rPr>
-                <w:sz w:val="19"/>
-                <w:szCs w:val="19"/>
-              </w:rPr>
-              <w:t>claude</w:t>
-            </w:r>
-            <w:proofErr w:type="spellEnd"/>
-            <w:r>
-              <w:rPr>
-                <w:sz w:val="19"/>
-                <w:szCs w:val="19"/>
-              </w:rPr>
-              <w:t xml:space="preserve"> (new session or /clear)</w:t>
+            <w:r>
+              <w:rPr>
+                <w:sz w:val="19"/>
+                <w:szCs w:val="19"/>
+              </w:rPr>
+              <w:t>claude (new session or /clear)</w:t>
             </w:r>
           </w:p>
         </w:tc>
@@ -8403,31 +6406,13 @@
             <w:vAlign w:val="center"/>
           </w:tcPr>
           <w:p>
-            <w:proofErr w:type="spellStart"/>
-            <w:r>
-              <w:rPr>
-                <w:sz w:val="19"/>
-                <w:szCs w:val="19"/>
-              </w:rPr>
-              <w:t>TaskCreate</w:t>
-            </w:r>
-            <w:proofErr w:type="spellEnd"/>
-            <w:r>
-              <w:rPr>
-                <w:sz w:val="19"/>
-                <w:szCs w:val="19"/>
-              </w:rPr>
-              <w:t xml:space="preserve"> + </w:t>
-            </w:r>
-            <w:proofErr w:type="spellStart"/>
-            <w:r>
-              <w:rPr>
-                <w:sz w:val="19"/>
-                <w:szCs w:val="19"/>
-              </w:rPr>
-              <w:t>addBlockedBy</w:t>
-            </w:r>
-            <w:proofErr w:type="spellEnd"/>
+            <w:r>
+              <w:rPr>
+                <w:sz w:val="19"/>
+                <w:szCs w:val="19"/>
+              </w:rPr>
+              <w:t>TaskCreate + addBlockedBy</w:t>
+            </w:r>
           </w:p>
         </w:tc>
       </w:tr>
@@ -8712,21 +6697,12 @@
             <w:vAlign w:val="center"/>
           </w:tcPr>
           <w:p>
-            <w:proofErr w:type="spellStart"/>
-            <w:r>
-              <w:rPr>
-                <w:sz w:val="19"/>
-                <w:szCs w:val="19"/>
-              </w:rPr>
-              <w:t>gh</w:t>
-            </w:r>
-            <w:proofErr w:type="spellEnd"/>
-            <w:r>
-              <w:rPr>
-                <w:sz w:val="19"/>
-                <w:szCs w:val="19"/>
-              </w:rPr>
-              <w:t xml:space="preserve"> pr create</w:t>
+            <w:r>
+              <w:rPr>
+                <w:sz w:val="19"/>
+                <w:szCs w:val="19"/>
+              </w:rPr>
+              <w:t>gh pr create</w:t>
             </w:r>
           </w:p>
         </w:tc>
@@ -8920,23 +6896,7 @@
                 <w:sz w:val="19"/>
                 <w:szCs w:val="19"/>
               </w:rPr>
-              <w:t xml:space="preserve">GitHub UI or </w:t>
-            </w:r>
-            <w:proofErr w:type="spellStart"/>
-            <w:r>
-              <w:rPr>
-                <w:sz w:val="19"/>
-                <w:szCs w:val="19"/>
-              </w:rPr>
-              <w:t>gh</w:t>
-            </w:r>
-            <w:proofErr w:type="spellEnd"/>
-            <w:r>
-              <w:rPr>
-                <w:sz w:val="19"/>
-                <w:szCs w:val="19"/>
-              </w:rPr>
-              <w:t xml:space="preserve"> pr merge</w:t>
+              <w:t>GitHub UI or gh pr merge</w:t>
             </w:r>
           </w:p>
         </w:tc>
@@ -8984,16 +6944,8 @@
         <w:rPr>
           <w:rStyle w:val="IntenseEmphasis"/>
         </w:rPr>
-        <w:t>/</w:t>
-      </w:r>
-      <w:proofErr w:type="spellStart"/>
-      <w:r>
-        <w:rPr>
-          <w:rStyle w:val="IntenseEmphasis"/>
-        </w:rPr>
-        <w:t>init</w:t>
-      </w:r>
-      <w:proofErr w:type="spellEnd"/>
+        <w:t>/init</w:t>
+      </w:r>
       <w:r>
         <w:t xml:space="preserve"> command and then enrich with additional information depending on your preferences.</w:t>
       </w:r>
@@ -9248,128 +7200,46 @@
                 <w:sz w:val="18"/>
                 <w:szCs w:val="18"/>
               </w:rPr>
-              <w:t>- Use native tasks (</w:t>
-            </w:r>
-            <w:proofErr w:type="spellStart"/>
-            <w:r>
-              <w:rPr>
-                <w:rFonts w:ascii="Consolas" w:eastAsia="Consolas" w:hAnsi="Consolas" w:cs="Consolas"/>
-                <w:sz w:val="18"/>
-                <w:szCs w:val="18"/>
-              </w:rPr>
-              <w:t>TaskCreate</w:t>
-            </w:r>
-            <w:proofErr w:type="spellEnd"/>
-            <w:r>
-              <w:rPr>
-                <w:rFonts w:ascii="Consolas" w:eastAsia="Consolas" w:hAnsi="Consolas" w:cs="Consolas"/>
-                <w:sz w:val="18"/>
-                <w:szCs w:val="18"/>
-              </w:rPr>
-              <w:t>) with dependencies for each phase</w:t>
-            </w:r>
-          </w:p>
-          <w:p>
-            <w:pPr>
-              <w:spacing w:after="40"/>
-            </w:pPr>
-            <w:r>
-              <w:rPr>
-                <w:rFonts w:ascii="Consolas" w:eastAsia="Consolas" w:hAnsi="Consolas" w:cs="Consolas"/>
-                <w:sz w:val="18"/>
-                <w:szCs w:val="18"/>
-              </w:rPr>
-              <w:t xml:space="preserve">- Mark tasks </w:t>
-            </w:r>
-            <w:proofErr w:type="spellStart"/>
-            <w:r>
-              <w:rPr>
-                <w:rFonts w:ascii="Consolas" w:eastAsia="Consolas" w:hAnsi="Consolas" w:cs="Consolas"/>
-                <w:sz w:val="18"/>
-                <w:szCs w:val="18"/>
-              </w:rPr>
-              <w:t>in_progress</w:t>
-            </w:r>
-            <w:proofErr w:type="spellEnd"/>
-            <w:r>
-              <w:rPr>
-                <w:rFonts w:ascii="Consolas" w:eastAsia="Consolas" w:hAnsi="Consolas" w:cs="Consolas"/>
-                <w:sz w:val="18"/>
-                <w:szCs w:val="18"/>
-              </w:rPr>
-              <w:t xml:space="preserve"> before starting, completed only after verification</w:t>
-            </w:r>
-          </w:p>
-          <w:p>
-            <w:pPr>
-              <w:spacing w:after="40"/>
-            </w:pPr>
-            <w:r>
-              <w:rPr>
-                <w:rFonts w:ascii="Consolas" w:eastAsia="Consolas" w:hAnsi="Consolas" w:cs="Consolas"/>
-                <w:sz w:val="18"/>
-                <w:szCs w:val="18"/>
-              </w:rPr>
-              <w:t>- Run tests (</w:t>
-            </w:r>
-            <w:proofErr w:type="spellStart"/>
-            <w:r>
-              <w:rPr>
-                <w:rFonts w:ascii="Consolas" w:eastAsia="Consolas" w:hAnsi="Consolas" w:cs="Consolas"/>
-                <w:sz w:val="18"/>
-                <w:szCs w:val="18"/>
-              </w:rPr>
-              <w:t>npm</w:t>
-            </w:r>
-            <w:proofErr w:type="spellEnd"/>
-            <w:r>
-              <w:rPr>
-                <w:rFonts w:ascii="Consolas" w:eastAsia="Consolas" w:hAnsi="Consolas" w:cs="Consolas"/>
-                <w:sz w:val="18"/>
-                <w:szCs w:val="18"/>
-              </w:rPr>
-              <w:t xml:space="preserve"> test) as part of every task’s acceptance </w:t>
-            </w:r>
-            <w:proofErr w:type="gramStart"/>
-            <w:r>
-              <w:rPr>
-                <w:rFonts w:ascii="Consolas" w:eastAsia="Consolas" w:hAnsi="Consolas" w:cs="Consolas"/>
-                <w:sz w:val="18"/>
-                <w:szCs w:val="18"/>
-              </w:rPr>
-              <w:t>criteria</w:t>
-            </w:r>
-            <w:proofErr w:type="gramEnd"/>
-          </w:p>
-          <w:p>
-            <w:pPr>
-              <w:spacing w:after="40"/>
-            </w:pPr>
-            <w:r>
-              <w:rPr>
-                <w:rFonts w:ascii="Consolas" w:eastAsia="Consolas" w:hAnsi="Consolas" w:cs="Consolas"/>
-                <w:sz w:val="18"/>
-                <w:szCs w:val="18"/>
-              </w:rPr>
-              <w:t>- Commit after each completed task: "</w:t>
-            </w:r>
-            <w:proofErr w:type="spellStart"/>
-            <w:r>
-              <w:rPr>
-                <w:rFonts w:ascii="Consolas" w:eastAsia="Consolas" w:hAnsi="Consolas" w:cs="Consolas"/>
-                <w:sz w:val="18"/>
-                <w:szCs w:val="18"/>
-              </w:rPr>
-              <w:t>Px</w:t>
-            </w:r>
-            <w:proofErr w:type="spellEnd"/>
-            <w:r>
-              <w:rPr>
-                <w:rFonts w:ascii="Consolas" w:eastAsia="Consolas" w:hAnsi="Consolas" w:cs="Consolas"/>
-                <w:sz w:val="18"/>
-                <w:szCs w:val="18"/>
-              </w:rPr>
-              <w:t>-Tx: &lt;title&gt;"</w:t>
+              <w:t>- Use native tasks (TaskCreate) with dependencies for each phase</w:t>
+            </w:r>
+          </w:p>
+          <w:p>
+            <w:pPr>
+              <w:spacing w:after="40"/>
+            </w:pPr>
+            <w:r>
+              <w:rPr>
+                <w:rFonts w:ascii="Consolas" w:eastAsia="Consolas" w:hAnsi="Consolas" w:cs="Consolas"/>
+                <w:sz w:val="18"/>
+                <w:szCs w:val="18"/>
+              </w:rPr>
+              <w:t>- Mark tasks in_progress before starting, completed only after verification</w:t>
+            </w:r>
+          </w:p>
+          <w:p>
+            <w:pPr>
+              <w:spacing w:after="40"/>
+            </w:pPr>
+            <w:r>
+              <w:rPr>
+                <w:rFonts w:ascii="Consolas" w:eastAsia="Consolas" w:hAnsi="Consolas" w:cs="Consolas"/>
+                <w:sz w:val="18"/>
+                <w:szCs w:val="18"/>
+              </w:rPr>
+              <w:t>- Run tests (npm test) as part of every task’s acceptance criteria</w:t>
+            </w:r>
+          </w:p>
+          <w:p>
+            <w:pPr>
+              <w:spacing w:after="40"/>
+            </w:pPr>
+            <w:r>
+              <w:rPr>
+                <w:rFonts w:ascii="Consolas" w:eastAsia="Consolas" w:hAnsi="Consolas" w:cs="Consolas"/>
+                <w:sz w:val="18"/>
+                <w:szCs w:val="18"/>
+              </w:rPr>
+              <w:t>- Commit after each completed task: "Px-Tx: &lt;title&gt;"</w:t>
             </w:r>
           </w:p>
           <w:p>
@@ -9447,25 +7317,7 @@
                 <w:sz w:val="18"/>
                 <w:szCs w:val="18"/>
               </w:rPr>
-              <w:t xml:space="preserve">- All functions must have </w:t>
-            </w:r>
-            <w:proofErr w:type="spellStart"/>
-            <w:r>
-              <w:rPr>
-                <w:rFonts w:ascii="Consolas" w:eastAsia="Consolas" w:hAnsi="Consolas" w:cs="Consolas"/>
-                <w:sz w:val="18"/>
-                <w:szCs w:val="18"/>
-              </w:rPr>
-              <w:t>JSDoc</w:t>
-            </w:r>
-            <w:proofErr w:type="spellEnd"/>
-            <w:r>
-              <w:rPr>
-                <w:rFonts w:ascii="Consolas" w:eastAsia="Consolas" w:hAnsi="Consolas" w:cs="Consolas"/>
-                <w:sz w:val="18"/>
-                <w:szCs w:val="18"/>
-              </w:rPr>
-              <w:t xml:space="preserve"> comments</w:t>
+              <w:t>- All functions must have JSDoc comments</w:t>
             </w:r>
           </w:p>
           <w:p>
@@ -9501,25 +7353,7 @@
                 <w:sz w:val="18"/>
                 <w:szCs w:val="18"/>
               </w:rPr>
-              <w:t xml:space="preserve">- Import order: node built-ins, external </w:t>
-            </w:r>
-            <w:proofErr w:type="gramStart"/>
-            <w:r>
-              <w:rPr>
-                <w:rFonts w:ascii="Consolas" w:eastAsia="Consolas" w:hAnsi="Consolas" w:cs="Consolas"/>
-                <w:sz w:val="18"/>
-                <w:szCs w:val="18"/>
-              </w:rPr>
-              <w:t>deps</w:t>
-            </w:r>
-            <w:proofErr w:type="gramEnd"/>
-            <w:r>
-              <w:rPr>
-                <w:rFonts w:ascii="Consolas" w:eastAsia="Consolas" w:hAnsi="Consolas" w:cs="Consolas"/>
-                <w:sz w:val="18"/>
-                <w:szCs w:val="18"/>
-              </w:rPr>
-              <w:t>, local modules</w:t>
+              <w:t>- Import order: node built-ins, external deps, local modules</w:t>
             </w:r>
           </w:p>
         </w:tc>
@@ -9659,51 +7493,41 @@
                 <w:sz w:val="19"/>
                 <w:szCs w:val="19"/>
               </w:rPr>
-              <w:t xml:space="preserve"> </w:t>
-            </w:r>
-            <w:r>
+              <w:t xml:space="preserve"> Examples</w:t>
+            </w:r>
+          </w:p>
+        </w:tc>
+      </w:tr>
+      <w:tr>
+        <w:tc>
+          <w:tcPr>
+            <w:tcW w:w="2834" w:type="dxa"/>
+            <w:tcBorders>
+              <w:top w:val="single" w:sz="1" w:space="0" w:color="D5D8DC"/>
+              <w:left w:val="single" w:sz="1" w:space="0" w:color="D5D8DC"/>
+              <w:bottom w:val="single" w:sz="1" w:space="0" w:color="D5D8DC"/>
+              <w:right w:val="single" w:sz="1" w:space="0" w:color="D5D8DC"/>
+            </w:tcBorders>
+            <w:shd w:val="clear" w:color="auto" w:fill="FFFFFF"/>
+            <w:tcMar>
+              <w:top w:w="60" w:type="dxa"/>
+              <w:left w:w="100" w:type="dxa"/>
+              <w:bottom w:w="60" w:type="dxa"/>
+              <w:right w:w="100" w:type="dxa"/>
+            </w:tcMar>
+            <w:vAlign w:val="center"/>
+          </w:tcPr>
+          <w:p>
+            <w:pPr>
               <w:rPr>
                 <w:b/>
                 <w:bCs/>
-                <w:color w:val="FFFFFF"/>
-                <w:sz w:val="19"/>
-                <w:szCs w:val="19"/>
-              </w:rPr>
-              <w:t>Examples</w:t>
-            </w:r>
-          </w:p>
-        </w:tc>
-      </w:tr>
-      <w:tr>
-        <w:tc>
-          <w:tcPr>
-            <w:tcW w:w="2834" w:type="dxa"/>
-            <w:tcBorders>
-              <w:top w:val="single" w:sz="1" w:space="0" w:color="D5D8DC"/>
-              <w:left w:val="single" w:sz="1" w:space="0" w:color="D5D8DC"/>
-              <w:bottom w:val="single" w:sz="1" w:space="0" w:color="D5D8DC"/>
-              <w:right w:val="single" w:sz="1" w:space="0" w:color="D5D8DC"/>
-            </w:tcBorders>
-            <w:shd w:val="clear" w:color="auto" w:fill="FFFFFF"/>
-            <w:tcMar>
-              <w:top w:w="60" w:type="dxa"/>
-              <w:left w:w="100" w:type="dxa"/>
-              <w:bottom w:w="60" w:type="dxa"/>
-              <w:right w:w="100" w:type="dxa"/>
-            </w:tcMar>
-            <w:vAlign w:val="center"/>
-          </w:tcPr>
-          <w:p>
-            <w:pPr>
+              </w:rPr>
+            </w:pPr>
+            <w:r>
               <w:rPr>
                 <w:b/>
                 <w:bCs/>
-              </w:rPr>
-            </w:pPr>
-            <w:r>
-              <w:rPr>
-                <w:b/>
-                <w:bCs/>
                 <w:sz w:val="19"/>
                 <w:szCs w:val="19"/>
               </w:rPr>
@@ -9735,23 +7559,7 @@
                 <w:sz w:val="19"/>
                 <w:szCs w:val="19"/>
               </w:rPr>
-              <w:t xml:space="preserve">P1-T1: Initialize TS + Express with </w:t>
-            </w:r>
-            <w:proofErr w:type="spellStart"/>
-            <w:r>
-              <w:rPr>
-                <w:sz w:val="19"/>
-                <w:szCs w:val="19"/>
-              </w:rPr>
-              <w:t>vitest</w:t>
-            </w:r>
-            <w:proofErr w:type="spellEnd"/>
-            <w:r>
-              <w:rPr>
-                <w:sz w:val="19"/>
-                <w:szCs w:val="19"/>
-              </w:rPr>
-              <w:t>, create folder structure, verify build</w:t>
+              <w:t>P1-T1: Initialize TS + Express with vitest, create folder structure, verify build</w:t>
             </w:r>
           </w:p>
         </w:tc>
@@ -10039,20 +7847,7 @@
         <w:t xml:space="preserve">Context window fills up: </w:t>
       </w:r>
       <w:r>
-        <w:t>Use /clear and start a new session. The tasks persist (native tasks at ~</w:t>
-      </w:r>
-      <w:proofErr w:type="gramStart"/>
-      <w:r>
-        <w:t>/.</w:t>
-      </w:r>
-      <w:proofErr w:type="spellStart"/>
-      <w:r>
-        <w:t>claude</w:t>
-      </w:r>
-      <w:proofErr w:type="spellEnd"/>
-      <w:proofErr w:type="gramEnd"/>
-      <w:r>
-        <w:t>/tasks/ and your tasks.md in the repo), so Claude Code can resume from the last completed task.</w:t>
+        <w:t>Use /clear and start a new session. The tasks persist (native tasks at ~/.claude/tasks/ and your tasks.md in the repo), so Claude Code can resume from the last completed task.</w:t>
       </w:r>
     </w:p>
     <w:p>
@@ -10377,17 +8172,8 @@
                 <w:sz w:val="19"/>
                 <w:szCs w:val="19"/>
               </w:rPr>
-              <w:t>/</w:t>
-            </w:r>
-            <w:proofErr w:type="gramStart"/>
-            <w:r>
-              <w:rPr>
-                <w:sz w:val="19"/>
-                <w:szCs w:val="19"/>
-              </w:rPr>
-              <w:t>clear</w:t>
-            </w:r>
-            <w:proofErr w:type="gramEnd"/>
+              <w:t>/clear</w:t>
+            </w:r>
           </w:p>
         </w:tc>
         <w:tc>
@@ -10447,17 +8233,8 @@
                 <w:sz w:val="19"/>
                 <w:szCs w:val="19"/>
               </w:rPr>
-              <w:t>/</w:t>
-            </w:r>
-            <w:proofErr w:type="gramStart"/>
-            <w:r>
-              <w:rPr>
-                <w:sz w:val="19"/>
-                <w:szCs w:val="19"/>
-              </w:rPr>
-              <w:t>compact</w:t>
-            </w:r>
-            <w:proofErr w:type="gramEnd"/>
+              <w:t>/compact</w:t>
+            </w:r>
           </w:p>
         </w:tc>
         <w:tc>
@@ -10517,17 +8294,8 @@
                 <w:sz w:val="19"/>
                 <w:szCs w:val="19"/>
               </w:rPr>
-              <w:t>/</w:t>
-            </w:r>
-            <w:proofErr w:type="gramStart"/>
-            <w:r>
-              <w:rPr>
-                <w:sz w:val="19"/>
-                <w:szCs w:val="19"/>
-              </w:rPr>
-              <w:t>plan</w:t>
-            </w:r>
-            <w:proofErr w:type="gramEnd"/>
+              <w:t>/plan</w:t>
+            </w:r>
           </w:p>
         </w:tc>
         <w:tc>
@@ -10593,19 +8361,8 @@
                 <w:sz w:val="19"/>
                 <w:szCs w:val="19"/>
               </w:rPr>
-              <w:t>/</w:t>
-            </w:r>
-            <w:proofErr w:type="spellStart"/>
-            <w:proofErr w:type="gramStart"/>
-            <w:r>
-              <w:rPr>
-                <w:sz w:val="19"/>
-                <w:szCs w:val="19"/>
-              </w:rPr>
-              <w:t>init</w:t>
-            </w:r>
-            <w:proofErr w:type="spellEnd"/>
-            <w:proofErr w:type="gramEnd"/>
+              <w:t>/init</w:t>
+            </w:r>
           </w:p>
         </w:tc>
         <w:tc>
@@ -10797,6 +8554,15 @@
       <w:r>
         <w:t>Add a CLAUDE.md with your workflow rules and code standards</w:t>
       </w:r>
+      <w:r>
+        <w:t xml:space="preserve"> </w:t>
+      </w:r>
+      <w:r>
+        <w:t>(see Section 7 for details — we cover it last because it works best once your project has some files in place)</w:t>
+      </w:r>
+      <w:r>
+        <w:t>.</w:t>
+      </w:r>
     </w:p>
     <w:p>
       <w:pPr>
@@ -10808,15 +8574,7 @@
         <w:spacing w:after="60" w:line="276" w:lineRule="auto"/>
       </w:pPr>
       <w:r>
-        <w:t xml:space="preserve">Start Claude Code in plan mode, </w:t>
-      </w:r>
-      <w:proofErr w:type="gramStart"/>
-      <w:r>
-        <w:t>prompt</w:t>
-      </w:r>
-      <w:proofErr w:type="gramEnd"/>
-      <w:r>
-        <w:t xml:space="preserve"> it to generate spec.md from the BRD</w:t>
+        <w:t>Start Claude Code in plan mode, prompt it to generate spec.md from the BRD</w:t>
       </w:r>
     </w:p>
     <w:p>
@@ -11110,125 +8868,33 @@
                 <w:sz w:val="18"/>
                 <w:szCs w:val="18"/>
               </w:rPr>
-              <w:t xml:space="preserve"> │    ├── P1-T3: POST /</w:t>
-            </w:r>
-            <w:proofErr w:type="spellStart"/>
-            <w:r>
-              <w:rPr>
-                <w:rFonts w:ascii="Consolas" w:eastAsia="Consolas" w:hAnsi="Consolas" w:cs="Consolas"/>
-                <w:sz w:val="18"/>
-                <w:szCs w:val="18"/>
-              </w:rPr>
-              <w:t>api</w:t>
-            </w:r>
-            <w:proofErr w:type="spellEnd"/>
-            <w:r>
-              <w:rPr>
-                <w:rFonts w:ascii="Consolas" w:eastAsia="Consolas" w:hAnsi="Consolas" w:cs="Consolas"/>
-                <w:sz w:val="18"/>
-                <w:szCs w:val="18"/>
-              </w:rPr>
-              <w:t>/shorten endpoint</w:t>
-            </w:r>
-          </w:p>
-          <w:p>
-            <w:pPr>
-              <w:spacing w:after="40"/>
-            </w:pPr>
-            <w:r>
-              <w:rPr>
-                <w:rFonts w:ascii="Consolas" w:eastAsia="Consolas" w:hAnsi="Consolas" w:cs="Consolas"/>
-                <w:sz w:val="18"/>
-                <w:szCs w:val="18"/>
-              </w:rPr>
-              <w:t xml:space="preserve"> │    ├── P1-T4: GET </w:t>
-            </w:r>
-            <w:proofErr w:type="gramStart"/>
-            <w:r>
-              <w:rPr>
-                <w:rFonts w:ascii="Consolas" w:eastAsia="Consolas" w:hAnsi="Consolas" w:cs="Consolas"/>
-                <w:sz w:val="18"/>
-                <w:szCs w:val="18"/>
-              </w:rPr>
-              <w:t>/:</w:t>
-            </w:r>
-            <w:proofErr w:type="spellStart"/>
-            <w:r>
-              <w:rPr>
-                <w:rFonts w:ascii="Consolas" w:eastAsia="Consolas" w:hAnsi="Consolas" w:cs="Consolas"/>
-                <w:sz w:val="18"/>
-                <w:szCs w:val="18"/>
-              </w:rPr>
-              <w:t>shortCode</w:t>
-            </w:r>
-            <w:proofErr w:type="spellEnd"/>
-            <w:proofErr w:type="gramEnd"/>
-            <w:r>
-              <w:rPr>
-                <w:rFonts w:ascii="Consolas" w:eastAsia="Consolas" w:hAnsi="Consolas" w:cs="Consolas"/>
-                <w:sz w:val="18"/>
-                <w:szCs w:val="18"/>
-              </w:rPr>
-              <w:t xml:space="preserve"> redirect</w:t>
-            </w:r>
-          </w:p>
-          <w:p>
-            <w:pPr>
-              <w:spacing w:after="40"/>
-            </w:pPr>
-            <w:r>
-              <w:rPr>
-                <w:rFonts w:ascii="Consolas" w:eastAsia="Consolas" w:hAnsi="Consolas" w:cs="Consolas"/>
-                <w:sz w:val="18"/>
-                <w:szCs w:val="18"/>
-              </w:rPr>
-              <w:t xml:space="preserve"> │    ├── P1-T5: GET /</w:t>
-            </w:r>
-            <w:proofErr w:type="spellStart"/>
-            <w:r>
-              <w:rPr>
-                <w:rFonts w:ascii="Consolas" w:eastAsia="Consolas" w:hAnsi="Consolas" w:cs="Consolas"/>
-                <w:sz w:val="18"/>
-                <w:szCs w:val="18"/>
-              </w:rPr>
-              <w:t>api</w:t>
-            </w:r>
-            <w:proofErr w:type="spellEnd"/>
-            <w:r>
-              <w:rPr>
-                <w:rFonts w:ascii="Consolas" w:eastAsia="Consolas" w:hAnsi="Consolas" w:cs="Consolas"/>
-                <w:sz w:val="18"/>
-                <w:szCs w:val="18"/>
-              </w:rPr>
-              <w:t>/stats</w:t>
-            </w:r>
-            <w:proofErr w:type="gramStart"/>
-            <w:r>
-              <w:rPr>
-                <w:rFonts w:ascii="Consolas" w:eastAsia="Consolas" w:hAnsi="Consolas" w:cs="Consolas"/>
-                <w:sz w:val="18"/>
-                <w:szCs w:val="18"/>
-              </w:rPr>
-              <w:t>/:</w:t>
-            </w:r>
-            <w:proofErr w:type="spellStart"/>
-            <w:r>
-              <w:rPr>
-                <w:rFonts w:ascii="Consolas" w:eastAsia="Consolas" w:hAnsi="Consolas" w:cs="Consolas"/>
-                <w:sz w:val="18"/>
-                <w:szCs w:val="18"/>
-              </w:rPr>
-              <w:t>shortCode</w:t>
-            </w:r>
-            <w:proofErr w:type="spellEnd"/>
-            <w:proofErr w:type="gramEnd"/>
-            <w:r>
-              <w:rPr>
-                <w:rFonts w:ascii="Consolas" w:eastAsia="Consolas" w:hAnsi="Consolas" w:cs="Consolas"/>
-                <w:sz w:val="18"/>
-                <w:szCs w:val="18"/>
-              </w:rPr>
-              <w:t xml:space="preserve"> endpoint</w:t>
+              <w:t xml:space="preserve"> │    ├── P1-T3: POST /api/shorten endpoint</w:t>
+            </w:r>
+          </w:p>
+          <w:p>
+            <w:pPr>
+              <w:spacing w:after="40"/>
+            </w:pPr>
+            <w:r>
+              <w:rPr>
+                <w:rFonts w:ascii="Consolas" w:eastAsia="Consolas" w:hAnsi="Consolas" w:cs="Consolas"/>
+                <w:sz w:val="18"/>
+                <w:szCs w:val="18"/>
+              </w:rPr>
+              <w:t xml:space="preserve"> │    ├── P1-T4: GET /:shortCode redirect</w:t>
+            </w:r>
+          </w:p>
+          <w:p>
+            <w:pPr>
+              <w:spacing w:after="40"/>
+            </w:pPr>
+            <w:r>
+              <w:rPr>
+                <w:rFonts w:ascii="Consolas" w:eastAsia="Consolas" w:hAnsi="Consolas" w:cs="Consolas"/>
+                <w:sz w:val="18"/>
+                <w:szCs w:val="18"/>
+              </w:rPr>
+              <w:t xml:space="preserve"> │    ├── P1-T5: GET /api/stats/:shortCode endpoint</w:t>
             </w:r>
           </w:p>
           <w:p>
@@ -11488,13 +9154,8 @@
         <w:t xml:space="preserve">Once </w:t>
       </w:r>
       <w:r>
-        <w:t xml:space="preserve">you </w:t>
-      </w:r>
-      <w:proofErr w:type="spellStart"/>
-      <w:r>
-        <w:t>feek</w:t>
-      </w:r>
-      <w:proofErr w:type="spellEnd"/>
+        <w:t>you feek</w:t>
+      </w:r>
       <w:r>
         <w:t xml:space="preserve"> comfortable with the phase-based workflow above, the resources below go deeper into task orchestration, autonomous loops, and multi-agent patterns.</w:t>
       </w:r>
@@ -11821,23 +9482,7 @@
                 <w:sz w:val="19"/>
                 <w:szCs w:val="19"/>
               </w:rPr>
-              <w:t xml:space="preserve">Practical workflow recipes for debugging, refactoring, testing, PR creation, </w:t>
-            </w:r>
-            <w:proofErr w:type="spellStart"/>
-            <w:r>
-              <w:rPr>
-                <w:sz w:val="19"/>
-                <w:szCs w:val="19"/>
-              </w:rPr>
-              <w:t>worktrees</w:t>
-            </w:r>
-            <w:proofErr w:type="spellEnd"/>
-            <w:r>
-              <w:rPr>
-                <w:sz w:val="19"/>
-                <w:szCs w:val="19"/>
-              </w:rPr>
-              <w:t>, and session management.</w:t>
+              <w:t>Practical workflow recipes for debugging, refactoring, testing, PR creation, worktrees, and session management.</w:t>
             </w:r>
           </w:p>
         </w:tc>
@@ -12165,55 +9810,7 @@
                 <w:sz w:val="19"/>
                 <w:szCs w:val="19"/>
               </w:rPr>
-              <w:t xml:space="preserve">Comprehensive reference for </w:t>
-            </w:r>
-            <w:proofErr w:type="spellStart"/>
-            <w:r>
-              <w:rPr>
-                <w:sz w:val="19"/>
-                <w:szCs w:val="19"/>
-              </w:rPr>
-              <w:t>TaskCreate</w:t>
-            </w:r>
-            <w:proofErr w:type="spellEnd"/>
-            <w:r>
-              <w:rPr>
-                <w:sz w:val="19"/>
-                <w:szCs w:val="19"/>
-              </w:rPr>
-              <w:t xml:space="preserve">, </w:t>
-            </w:r>
-            <w:proofErr w:type="spellStart"/>
-            <w:r>
-              <w:rPr>
-                <w:sz w:val="19"/>
-                <w:szCs w:val="19"/>
-              </w:rPr>
-              <w:t>TaskUpdate</w:t>
-            </w:r>
-            <w:proofErr w:type="spellEnd"/>
-            <w:r>
-              <w:rPr>
-                <w:sz w:val="19"/>
-                <w:szCs w:val="19"/>
-              </w:rPr>
-              <w:t xml:space="preserve">, dependencies, blockers, multi-session sync via CLAUDE_CODE_TASK_LIST_ID, and migration from the older </w:t>
-            </w:r>
-            <w:proofErr w:type="spellStart"/>
-            <w:r>
-              <w:rPr>
-                <w:sz w:val="19"/>
-                <w:szCs w:val="19"/>
-              </w:rPr>
-              <w:t>TodoWrite</w:t>
-            </w:r>
-            <w:proofErr w:type="spellEnd"/>
-            <w:r>
-              <w:rPr>
-                <w:sz w:val="19"/>
-                <w:szCs w:val="19"/>
-              </w:rPr>
-              <w:t xml:space="preserve"> system.</w:t>
+              <w:t>Comprehensive reference for TaskCreate, TaskUpdate, dependencies, blockers, multi-session sync via CLAUDE_CODE_TASK_LIST_ID, and migration from the older TodoWrite system.</w:t>
             </w:r>
           </w:p>
         </w:tc>
@@ -12337,21 +9934,12 @@
             </w:tcMar>
           </w:tcPr>
           <w:p>
-            <w:proofErr w:type="spellStart"/>
-            <w:r>
-              <w:rPr>
-                <w:sz w:val="19"/>
-                <w:szCs w:val="19"/>
-              </w:rPr>
-              <w:t>DeepWiki</w:t>
-            </w:r>
-            <w:proofErr w:type="spellEnd"/>
-            <w:r>
-              <w:rPr>
-                <w:sz w:val="19"/>
-                <w:szCs w:val="19"/>
-              </w:rPr>
-              <w:t xml:space="preserve">: Task Management Reference </w:t>
+            <w:r>
+              <w:rPr>
+                <w:sz w:val="19"/>
+                <w:szCs w:val="19"/>
+              </w:rPr>
+              <w:t xml:space="preserve">DeepWiki: Task Management Reference </w:t>
             </w:r>
             <w:hyperlink r:id="rId13" w:history="1">
               <w:r>
@@ -12422,32 +10010,7 @@
                 <w:sz w:val="19"/>
                 <w:szCs w:val="19"/>
               </w:rPr>
-              <w:t>Technical deep dive into the Tasks API internals: storage architecture (~</w:t>
-            </w:r>
-            <w:proofErr w:type="gramStart"/>
-            <w:r>
-              <w:rPr>
-                <w:sz w:val="19"/>
-                <w:szCs w:val="19"/>
-              </w:rPr>
-              <w:t>/.</w:t>
-            </w:r>
-            <w:proofErr w:type="spellStart"/>
-            <w:r>
-              <w:rPr>
-                <w:sz w:val="19"/>
-                <w:szCs w:val="19"/>
-              </w:rPr>
-              <w:t>claude</w:t>
-            </w:r>
-            <w:proofErr w:type="spellEnd"/>
-            <w:proofErr w:type="gramEnd"/>
-            <w:r>
-              <w:rPr>
-                <w:sz w:val="19"/>
-                <w:szCs w:val="19"/>
-              </w:rPr>
-              <w:t>/tasks/), JSON schema, field visibility limitations, and DAG execution.</w:t>
+              <w:t>Technical deep dive into the Tasks API internals: storage architecture (~/.claude/tasks/), JSON schema, field visibility limitations, and DAG execution.</w:t>
             </w:r>
           </w:p>
         </w:tc>
@@ -13132,23 +10695,7 @@
                 <w:sz w:val="19"/>
                 <w:szCs w:val="19"/>
               </w:rPr>
-              <w:t xml:space="preserve">Real-world walkthrough of a large </w:t>
-            </w:r>
-            <w:proofErr w:type="gramStart"/>
-            <w:r>
-              <w:rPr>
-                <w:sz w:val="19"/>
-                <w:szCs w:val="19"/>
-              </w:rPr>
-              <w:t>refactor:</w:t>
-            </w:r>
-            <w:proofErr w:type="gramEnd"/>
-            <w:r>
-              <w:rPr>
-                <w:sz w:val="19"/>
-                <w:szCs w:val="19"/>
-              </w:rPr>
-              <w:t xml:space="preserve"> parallel research subagents, written specs, orchestrator + checker sessions, and the task system for context-efficient implementation.</w:t>
+              <w:t>Real-world walkthrough of a large refactor: parallel research subagents, written specs, orchestrator + checker sessions, and the task system for context-efficient implementation.</w:t>
             </w:r>
           </w:p>
         </w:tc>
@@ -13177,23 +10724,7 @@
                 <w:sz w:val="19"/>
                 <w:szCs w:val="19"/>
               </w:rPr>
-              <w:t xml:space="preserve">Plan-Driven Development — </w:t>
-            </w:r>
-            <w:proofErr w:type="spellStart"/>
-            <w:r>
-              <w:rPr>
-                <w:sz w:val="19"/>
-                <w:szCs w:val="19"/>
-              </w:rPr>
-              <w:t>DeepWiki</w:t>
-            </w:r>
-            <w:proofErr w:type="spellEnd"/>
-            <w:r>
-              <w:rPr>
-                <w:sz w:val="19"/>
-                <w:szCs w:val="19"/>
-              </w:rPr>
-              <w:t xml:space="preserve"> </w:t>
+              <w:t xml:space="preserve">Plan-Driven Development — DeepWiki </w:t>
             </w:r>
             <w:hyperlink r:id="rId18" w:history="1">
               <w:r>
@@ -13293,23 +10824,7 @@
                 <w:sz w:val="19"/>
                 <w:szCs w:val="19"/>
               </w:rPr>
-              <w:t>Spec Workflow Plugin (</w:t>
-            </w:r>
-            <w:proofErr w:type="spellStart"/>
-            <w:r>
-              <w:rPr>
-                <w:sz w:val="19"/>
-                <w:szCs w:val="19"/>
-              </w:rPr>
-              <w:t>Pimzino</w:t>
-            </w:r>
-            <w:proofErr w:type="spellEnd"/>
-            <w:r>
-              <w:rPr>
-                <w:sz w:val="19"/>
-                <w:szCs w:val="19"/>
-              </w:rPr>
-              <w:t xml:space="preserve">) </w:t>
+              <w:t xml:space="preserve">Spec Workflow Plugin (Pimzino) </w:t>
             </w:r>
             <w:hyperlink r:id="rId19" w:history="1">
               <w:r>
@@ -13375,21 +10890,12 @@
             </w:tcMar>
           </w:tcPr>
           <w:p>
-            <w:proofErr w:type="spellStart"/>
-            <w:r>
-              <w:rPr>
-                <w:sz w:val="19"/>
-                <w:szCs w:val="19"/>
-              </w:rPr>
-              <w:t>npm</w:t>
-            </w:r>
-            <w:proofErr w:type="spellEnd"/>
-            <w:r>
-              <w:rPr>
-                <w:sz w:val="19"/>
-                <w:szCs w:val="19"/>
-              </w:rPr>
-              <w:t>-installable workflow plugin: Requirements → Design → Tasks → Implementation. Includes steering docs, validation agents, and 60-80% token reduction via context sharing.</w:t>
+            <w:r>
+              <w:rPr>
+                <w:sz w:val="19"/>
+                <w:szCs w:val="19"/>
+              </w:rPr>
+              <w:t>npm-installable workflow plugin: Requirements → Design → Tasks → Implementation. Includes steering docs, validation agents, and 60-80% token reduction via context sharing.</w:t>
             </w:r>
           </w:p>
         </w:tc>
@@ -13632,39 +11138,7 @@
                 <w:sz w:val="19"/>
                 <w:szCs w:val="19"/>
               </w:rPr>
-              <w:t xml:space="preserve">Builds a complete app on camera using the spec → </w:t>
-            </w:r>
-            <w:proofErr w:type="spellStart"/>
-            <w:r>
-              <w:rPr>
-                <w:sz w:val="19"/>
-                <w:szCs w:val="19"/>
-              </w:rPr>
-              <w:t>todo</w:t>
-            </w:r>
-            <w:proofErr w:type="spellEnd"/>
-            <w:r>
-              <w:rPr>
-                <w:sz w:val="19"/>
-                <w:szCs w:val="19"/>
-              </w:rPr>
-              <w:t xml:space="preserve"> → code cycle. Covers plan mode, output styles, milestone-based </w:t>
-            </w:r>
-            <w:proofErr w:type="spellStart"/>
-            <w:r>
-              <w:rPr>
-                <w:sz w:val="19"/>
-                <w:szCs w:val="19"/>
-              </w:rPr>
-              <w:t>todo</w:t>
-            </w:r>
-            <w:proofErr w:type="spellEnd"/>
-            <w:r>
-              <w:rPr>
-                <w:sz w:val="19"/>
-                <w:szCs w:val="19"/>
-              </w:rPr>
-              <w:t xml:space="preserve"> lists, and debugging.</w:t>
+              <w:t>Builds a complete app on camera using the spec → todo → code cycle. Covers plan mode, output styles, milestone-based todo lists, and debugging.</w:t>
             </w:r>
           </w:p>
         </w:tc>
@@ -15531,6 +13005,7 @@
   <w:style w:type="paragraph" w:default="1" w:styleId="Normal">
     <w:name w:val="Normal"/>
     <w:qFormat/>
+    <w:rsid w:val="0063365F"/>
   </w:style>
   <w:style w:type="paragraph" w:styleId="Heading1">
     <w:name w:val="heading 1"/>
@@ -15550,6 +13025,7 @@
   </w:style>
   <w:style w:type="paragraph" w:styleId="Heading2">
     <w:name w:val="heading 2"/>
+    <w:link w:val="Heading2Char"/>
     <w:uiPriority w:val="9"/>
     <w:unhideWhenUsed/>
     <w:qFormat/>
@@ -15803,6 +13279,20 @@
     <w:rPr>
       <w:color w:val="605E5C"/>
       <w:shd w:val="clear" w:color="auto" w:fill="E1DFDD"/>
+    </w:rPr>
+  </w:style>
+  <w:style w:type="character" w:customStyle="1" w:styleId="Heading2Char">
+    <w:name w:val="Heading 2 Char"/>
+    <w:basedOn w:val="DefaultParagraphFont"/>
+    <w:link w:val="Heading2"/>
+    <w:uiPriority w:val="9"/>
+    <w:rsid w:val="0063365F"/>
+    <w:rPr>
+      <w:b/>
+      <w:bCs/>
+      <w:color w:val="2E86C1"/>
+      <w:sz w:val="26"/>
+      <w:szCs w:val="26"/>
     </w:rPr>
   </w:style>
 </w:styles>
